--- a/Assignment 1 Deep learning.docx
+++ b/Assignment 1 Deep learning.docx
@@ -467,7 +467,7 @@
                     <pic:cNvPicPr/>
                   </pic:nvPicPr>
                   <pic:blipFill>
-                    <a:blip r:embed="rId5">
+                    <a:blip r:embed="rId6">
                       <a:extLst>
                         <a:ext uri="{28A0092B-C50C-407E-A947-70E740481C1C}">
                           <a14:useLocalDpi xmlns:a14="http://schemas.microsoft.com/office/drawing/2010/main" val="0"/>
@@ -1013,12 +1013,17 @@
       <w:pPr>
         <w:pStyle w:val="Heading1"/>
       </w:pPr>
+      <w:bookmarkStart w:id="1" w:name="_Toc237302143"/>
       <w:r>
         <w:lastRenderedPageBreak/>
         <w:t>Abstract</w:t>
       </w:r>
+      <w:bookmarkEnd w:id="1"/>
     </w:p>
     <w:p>
+      <w:pPr>
+        <w:pStyle w:val="ListParagraph"/>
+      </w:pPr>
       <w:r>
         <w:t xml:space="preserve">In </w:t>
       </w:r>
@@ -1027,6 +1032,9 @@
       </w:r>
     </w:p>
     <w:p>
+      <w:pPr>
+        <w:pStyle w:val="ListParagraph"/>
+      </w:pPr>
       <w:r>
         <w:t xml:space="preserve">The research paper tests the accuracy of the quantized and non-quantized deep neural networks on the mobile platform. The convolutional neural network model called MobileNetV2 was designed and trained using </w:t>
       </w:r>
@@ -1034,7 +1042,13 @@
         <w:t>the CIFAR-10</w:t>
       </w:r>
       <w:r>
-        <w:t xml:space="preserve"> image classification dataset. Quantization was performed post training in order to get the compacted </w:t>
+        <w:t xml:space="preserve"> image classification dataset. Quantization was performed </w:t>
+      </w:r>
+      <w:r>
+        <w:t>post-training</w:t>
+      </w:r>
+      <w:r>
+        <w:t xml:space="preserve"> in order to get the compacted </w:t>
       </w:r>
       <w:r>
         <w:t>model,</w:t>
@@ -1045,6 +1059,7 @@
     </w:p>
     <w:p>
       <w:pPr>
+        <w:pStyle w:val="ListParagraph"/>
         <w:rPr>
           <w:rStyle w:val="IntenseEmphasis"/>
           <w:b w:val="0"/>
@@ -1070,10 +1085,1087 @@
           <w:rStyle w:val="IntenseEmphasis"/>
         </w:rPr>
       </w:pPr>
+      <w:r>
+        <w:rPr>
+          <w:rStyle w:val="IntenseEmphasis"/>
+        </w:rPr>
+        <w:t>Keywords:</w:t>
+      </w:r>
     </w:p>
+    <w:p>
+      <w:pPr>
+        <w:rPr>
+          <w:rStyle w:val="IntenseEmphasis"/>
+          <w:i w:val="0"/>
+          <w:iCs w:val="0"/>
+          <w:color w:val="auto"/>
+          <w:u w:val="none"/>
+        </w:rPr>
+      </w:pPr>
+      <w:r>
+        <w:rPr>
+          <w:rStyle w:val="IntenseEmphasis"/>
+          <w:i w:val="0"/>
+          <w:iCs w:val="0"/>
+          <w:color w:val="auto"/>
+          <w:u w:val="none"/>
+        </w:rPr>
+        <w:t xml:space="preserve">Deep Learning, </w:t>
+      </w:r>
+      <w:r>
+        <w:rPr>
+          <w:rStyle w:val="IntenseEmphasis"/>
+          <w:i w:val="0"/>
+          <w:iCs w:val="0"/>
+          <w:color w:val="auto"/>
+          <w:u w:val="none"/>
+        </w:rPr>
+        <w:t>Model Quantization, MobileNetV2, CIFAR-10, mobile AI, TensorFlow, Edge Computing</w:t>
+      </w:r>
+    </w:p>
+    <w:p>
+      <w:pPr>
+        <w:spacing w:line="259" w:lineRule="auto"/>
+        <w:jc w:val="left"/>
+        <w:rPr>
+          <w:rStyle w:val="IntenseEmphasis"/>
+          <w:i w:val="0"/>
+          <w:iCs w:val="0"/>
+          <w:color w:val="auto"/>
+          <w:u w:val="none"/>
+        </w:rPr>
+      </w:pPr>
+      <w:r>
+        <w:rPr>
+          <w:rStyle w:val="IntenseEmphasis"/>
+          <w:i w:val="0"/>
+          <w:iCs w:val="0"/>
+          <w:color w:val="auto"/>
+          <w:u w:val="none"/>
+        </w:rPr>
+        <w:br w:type="page"/>
+      </w:r>
+    </w:p>
+    <w:sdt>
+      <w:sdtPr>
+        <w:id w:val="1082877939"/>
+        <w:docPartObj>
+          <w:docPartGallery w:val="Table of Contents"/>
+          <w:docPartUnique/>
+        </w:docPartObj>
+      </w:sdtPr>
+      <w:sdtEndPr>
+        <w:rPr>
+          <w:rFonts w:ascii="Times New Roman" w:eastAsiaTheme="minorHAnsi" w:hAnsi="Times New Roman" w:cstheme="minorBidi"/>
+          <w:b/>
+          <w:bCs/>
+          <w:noProof/>
+          <w:kern w:val="2"/>
+          <w:sz w:val="24"/>
+          <w:szCs w:val="22"/>
+          <w:lang w:val="en-MY"/>
+          <w14:ligatures w14:val="standardContextual"/>
+        </w:rPr>
+      </w:sdtEndPr>
+      <w:sdtContent>
+        <w:p>
+          <w:pPr>
+            <w:pStyle w:val="TOCHeading"/>
+          </w:pPr>
+          <w:r>
+            <w:t>Table of Content</w:t>
+          </w:r>
+        </w:p>
+        <w:p>
+          <w:pPr>
+            <w:pStyle w:val="TOC1"/>
+            <w:tabs>
+              <w:tab w:val="right" w:leader="dot" w:pos="9736"/>
+            </w:tabs>
+            <w:rPr>
+              <w:rFonts w:asciiTheme="minorHAnsi" w:eastAsiaTheme="minorEastAsia" w:hAnsiTheme="minorHAnsi"/>
+              <w:noProof/>
+              <w:kern w:val="0"/>
+              <w:sz w:val="22"/>
+              <w:lang w:val="en-US"/>
+              <w14:ligatures w14:val="none"/>
+            </w:rPr>
+          </w:pPr>
+          <w:r>
+            <w:fldChar w:fldCharType="begin"/>
+          </w:r>
+          <w:r>
+            <w:instrText xml:space="preserve"> TOC \o "1-3" \h \z \u </w:instrText>
+          </w:r>
+          <w:r>
+            <w:fldChar w:fldCharType="separate"/>
+          </w:r>
+          <w:hyperlink w:anchor="_Toc237302143" w:history="1">
+            <w:r>
+              <w:rPr>
+                <w:rStyle w:val="Hyperlink"/>
+                <w:noProof/>
+              </w:rPr>
+              <w:t>Abstract</w:t>
+            </w:r>
+            <w:r>
+              <w:rPr>
+                <w:noProof/>
+                <w:webHidden/>
+              </w:rPr>
+              <w:tab/>
+            </w:r>
+            <w:r>
+              <w:rPr>
+                <w:noProof/>
+                <w:webHidden/>
+              </w:rPr>
+              <w:fldChar w:fldCharType="begin"/>
+            </w:r>
+            <w:r>
+              <w:rPr>
+                <w:noProof/>
+                <w:webHidden/>
+              </w:rPr>
+              <w:instrText xml:space="preserve"> PAGEREF _Toc237302143 \h </w:instrText>
+            </w:r>
+            <w:r>
+              <w:rPr>
+                <w:noProof/>
+                <w:webHidden/>
+              </w:rPr>
+            </w:r>
+            <w:r>
+              <w:rPr>
+                <w:noProof/>
+                <w:webHidden/>
+              </w:rPr>
+              <w:fldChar w:fldCharType="separate"/>
+            </w:r>
+            <w:r>
+              <w:rPr>
+                <w:noProof/>
+                <w:webHidden/>
+              </w:rPr>
+              <w:t>2</w:t>
+            </w:r>
+            <w:r>
+              <w:rPr>
+                <w:noProof/>
+                <w:webHidden/>
+              </w:rPr>
+              <w:fldChar w:fldCharType="end"/>
+            </w:r>
+          </w:hyperlink>
+        </w:p>
+        <w:p>
+          <w:pPr>
+            <w:pStyle w:val="TOC1"/>
+            <w:tabs>
+              <w:tab w:val="left" w:pos="440"/>
+              <w:tab w:val="right" w:leader="dot" w:pos="9736"/>
+            </w:tabs>
+            <w:rPr>
+              <w:rFonts w:asciiTheme="minorHAnsi" w:eastAsiaTheme="minorEastAsia" w:hAnsiTheme="minorHAnsi"/>
+              <w:noProof/>
+              <w:kern w:val="0"/>
+              <w:sz w:val="22"/>
+              <w:lang w:val="en-US"/>
+              <w14:ligatures w14:val="none"/>
+            </w:rPr>
+          </w:pPr>
+          <w:hyperlink w:anchor="_Toc237302144" w:history="1">
+            <w:r>
+              <w:rPr>
+                <w:rStyle w:val="Hyperlink"/>
+                <w:noProof/>
+              </w:rPr>
+              <w:t>1.</w:t>
+            </w:r>
+            <w:r>
+              <w:rPr>
+                <w:rFonts w:asciiTheme="minorHAnsi" w:eastAsiaTheme="minorEastAsia" w:hAnsiTheme="minorHAnsi"/>
+                <w:noProof/>
+                <w:kern w:val="0"/>
+                <w:sz w:val="22"/>
+                <w:lang w:val="en-US"/>
+                <w14:ligatures w14:val="none"/>
+              </w:rPr>
+              <w:tab/>
+            </w:r>
+            <w:r>
+              <w:rPr>
+                <w:rStyle w:val="Hyperlink"/>
+                <w:noProof/>
+              </w:rPr>
+              <w:t>Introduction</w:t>
+            </w:r>
+            <w:r>
+              <w:rPr>
+                <w:noProof/>
+                <w:webHidden/>
+              </w:rPr>
+              <w:tab/>
+            </w:r>
+            <w:r>
+              <w:rPr>
+                <w:noProof/>
+                <w:webHidden/>
+              </w:rPr>
+              <w:fldChar w:fldCharType="begin"/>
+            </w:r>
+            <w:r>
+              <w:rPr>
+                <w:noProof/>
+                <w:webHidden/>
+              </w:rPr>
+              <w:instrText xml:space="preserve"> PAGEREF _Toc237302144 \h </w:instrText>
+            </w:r>
+            <w:r>
+              <w:rPr>
+                <w:noProof/>
+                <w:webHidden/>
+              </w:rPr>
+            </w:r>
+            <w:r>
+              <w:rPr>
+                <w:noProof/>
+                <w:webHidden/>
+              </w:rPr>
+              <w:fldChar w:fldCharType="separate"/>
+            </w:r>
+            <w:r>
+              <w:rPr>
+                <w:noProof/>
+                <w:webHidden/>
+              </w:rPr>
+              <w:t>4</w:t>
+            </w:r>
+            <w:r>
+              <w:rPr>
+                <w:noProof/>
+                <w:webHidden/>
+              </w:rPr>
+              <w:fldChar w:fldCharType="end"/>
+            </w:r>
+          </w:hyperlink>
+        </w:p>
+        <w:p>
+          <w:pPr>
+            <w:pStyle w:val="TOC1"/>
+            <w:tabs>
+              <w:tab w:val="left" w:pos="440"/>
+              <w:tab w:val="right" w:leader="dot" w:pos="9736"/>
+            </w:tabs>
+            <w:rPr>
+              <w:rFonts w:asciiTheme="minorHAnsi" w:eastAsiaTheme="minorEastAsia" w:hAnsiTheme="minorHAnsi"/>
+              <w:noProof/>
+              <w:kern w:val="0"/>
+              <w:sz w:val="22"/>
+              <w:lang w:val="en-US"/>
+              <w14:ligatures w14:val="none"/>
+            </w:rPr>
+          </w:pPr>
+          <w:hyperlink w:anchor="_Toc237302145" w:history="1">
+            <w:r>
+              <w:rPr>
+                <w:rStyle w:val="Hyperlink"/>
+                <w:noProof/>
+              </w:rPr>
+              <w:t>2.</w:t>
+            </w:r>
+            <w:r>
+              <w:rPr>
+                <w:rFonts w:asciiTheme="minorHAnsi" w:eastAsiaTheme="minorEastAsia" w:hAnsiTheme="minorHAnsi"/>
+                <w:noProof/>
+                <w:kern w:val="0"/>
+                <w:sz w:val="22"/>
+                <w:lang w:val="en-US"/>
+                <w14:ligatures w14:val="none"/>
+              </w:rPr>
+              <w:tab/>
+            </w:r>
+            <w:r>
+              <w:rPr>
+                <w:rStyle w:val="Hyperlink"/>
+                <w:noProof/>
+              </w:rPr>
+              <w:t>Literature Review</w:t>
+            </w:r>
+            <w:r>
+              <w:rPr>
+                <w:noProof/>
+                <w:webHidden/>
+              </w:rPr>
+              <w:tab/>
+            </w:r>
+            <w:r>
+              <w:rPr>
+                <w:noProof/>
+                <w:webHidden/>
+              </w:rPr>
+              <w:fldChar w:fldCharType="begin"/>
+            </w:r>
+            <w:r>
+              <w:rPr>
+                <w:noProof/>
+                <w:webHidden/>
+              </w:rPr>
+              <w:instrText xml:space="preserve"> PAGEREF _Toc237302145 \h </w:instrText>
+            </w:r>
+            <w:r>
+              <w:rPr>
+                <w:noProof/>
+                <w:webHidden/>
+              </w:rPr>
+            </w:r>
+            <w:r>
+              <w:rPr>
+                <w:noProof/>
+                <w:webHidden/>
+              </w:rPr>
+              <w:fldChar w:fldCharType="separate"/>
+            </w:r>
+            <w:r>
+              <w:rPr>
+                <w:noProof/>
+                <w:webHidden/>
+              </w:rPr>
+              <w:t>5</w:t>
+            </w:r>
+            <w:r>
+              <w:rPr>
+                <w:noProof/>
+                <w:webHidden/>
+              </w:rPr>
+              <w:fldChar w:fldCharType="end"/>
+            </w:r>
+          </w:hyperlink>
+        </w:p>
+        <w:p>
+          <w:pPr>
+            <w:pStyle w:val="TOC2"/>
+            <w:tabs>
+              <w:tab w:val="left" w:pos="880"/>
+              <w:tab w:val="right" w:leader="dot" w:pos="9736"/>
+            </w:tabs>
+            <w:rPr>
+              <w:noProof/>
+            </w:rPr>
+          </w:pPr>
+          <w:hyperlink w:anchor="_Toc237302146" w:history="1">
+            <w:r>
+              <w:rPr>
+                <w:rStyle w:val="Hyperlink"/>
+                <w:noProof/>
+              </w:rPr>
+              <w:t>2.1</w:t>
+            </w:r>
+            <w:r>
+              <w:rPr>
+                <w:noProof/>
+              </w:rPr>
+              <w:tab/>
+            </w:r>
+            <w:r>
+              <w:rPr>
+                <w:rStyle w:val="Hyperlink"/>
+                <w:noProof/>
+              </w:rPr>
+              <w:t>Deep Learning for Mobile Devices:</w:t>
+            </w:r>
+            <w:r>
+              <w:rPr>
+                <w:noProof/>
+                <w:webHidden/>
+              </w:rPr>
+              <w:tab/>
+            </w:r>
+            <w:r>
+              <w:rPr>
+                <w:noProof/>
+                <w:webHidden/>
+              </w:rPr>
+              <w:fldChar w:fldCharType="begin"/>
+            </w:r>
+            <w:r>
+              <w:rPr>
+                <w:noProof/>
+                <w:webHidden/>
+              </w:rPr>
+              <w:instrText xml:space="preserve"> PAGEREF _Toc237302146 \h </w:instrText>
+            </w:r>
+            <w:r>
+              <w:rPr>
+                <w:noProof/>
+                <w:webHidden/>
+              </w:rPr>
+            </w:r>
+            <w:r>
+              <w:rPr>
+                <w:noProof/>
+                <w:webHidden/>
+              </w:rPr>
+              <w:fldChar w:fldCharType="separate"/>
+            </w:r>
+            <w:r>
+              <w:rPr>
+                <w:noProof/>
+                <w:webHidden/>
+              </w:rPr>
+              <w:t>5</w:t>
+            </w:r>
+            <w:r>
+              <w:rPr>
+                <w:noProof/>
+                <w:webHidden/>
+              </w:rPr>
+              <w:fldChar w:fldCharType="end"/>
+            </w:r>
+          </w:hyperlink>
+        </w:p>
+        <w:p>
+          <w:pPr>
+            <w:pStyle w:val="TOC2"/>
+            <w:tabs>
+              <w:tab w:val="left" w:pos="880"/>
+              <w:tab w:val="right" w:leader="dot" w:pos="9736"/>
+            </w:tabs>
+            <w:rPr>
+              <w:noProof/>
+            </w:rPr>
+          </w:pPr>
+          <w:hyperlink w:anchor="_Toc237302147" w:history="1">
+            <w:r>
+              <w:rPr>
+                <w:rStyle w:val="Hyperlink"/>
+                <w:noProof/>
+              </w:rPr>
+              <w:t>2.2</w:t>
+            </w:r>
+            <w:r>
+              <w:rPr>
+                <w:noProof/>
+              </w:rPr>
+              <w:tab/>
+            </w:r>
+            <w:r>
+              <w:rPr>
+                <w:rStyle w:val="Hyperlink"/>
+                <w:noProof/>
+              </w:rPr>
+              <w:t>Convolutional Neural Network (CNN):</w:t>
+            </w:r>
+            <w:r>
+              <w:rPr>
+                <w:noProof/>
+                <w:webHidden/>
+              </w:rPr>
+              <w:tab/>
+            </w:r>
+            <w:r>
+              <w:rPr>
+                <w:noProof/>
+                <w:webHidden/>
+              </w:rPr>
+              <w:fldChar w:fldCharType="begin"/>
+            </w:r>
+            <w:r>
+              <w:rPr>
+                <w:noProof/>
+                <w:webHidden/>
+              </w:rPr>
+              <w:instrText xml:space="preserve"> PAGEREF _Toc237302147 \h </w:instrText>
+            </w:r>
+            <w:r>
+              <w:rPr>
+                <w:noProof/>
+                <w:webHidden/>
+              </w:rPr>
+            </w:r>
+            <w:r>
+              <w:rPr>
+                <w:noProof/>
+                <w:webHidden/>
+              </w:rPr>
+              <w:fldChar w:fldCharType="separate"/>
+            </w:r>
+            <w:r>
+              <w:rPr>
+                <w:noProof/>
+                <w:webHidden/>
+              </w:rPr>
+              <w:t>5</w:t>
+            </w:r>
+            <w:r>
+              <w:rPr>
+                <w:noProof/>
+                <w:webHidden/>
+              </w:rPr>
+              <w:fldChar w:fldCharType="end"/>
+            </w:r>
+          </w:hyperlink>
+        </w:p>
+        <w:p>
+          <w:pPr>
+            <w:pStyle w:val="TOC2"/>
+            <w:tabs>
+              <w:tab w:val="left" w:pos="880"/>
+              <w:tab w:val="right" w:leader="dot" w:pos="9736"/>
+            </w:tabs>
+            <w:rPr>
+              <w:noProof/>
+            </w:rPr>
+          </w:pPr>
+          <w:hyperlink w:anchor="_Toc237302148" w:history="1">
+            <w:r>
+              <w:rPr>
+                <w:rStyle w:val="Hyperlink"/>
+                <w:noProof/>
+              </w:rPr>
+              <w:t>2.3</w:t>
+            </w:r>
+            <w:r>
+              <w:rPr>
+                <w:noProof/>
+              </w:rPr>
+              <w:tab/>
+            </w:r>
+            <w:r>
+              <w:rPr>
+                <w:rStyle w:val="Hyperlink"/>
+                <w:noProof/>
+              </w:rPr>
+              <w:t>MobileNetV2 Architecture:</w:t>
+            </w:r>
+            <w:r>
+              <w:rPr>
+                <w:noProof/>
+                <w:webHidden/>
+              </w:rPr>
+              <w:tab/>
+            </w:r>
+            <w:r>
+              <w:rPr>
+                <w:noProof/>
+                <w:webHidden/>
+              </w:rPr>
+              <w:fldChar w:fldCharType="begin"/>
+            </w:r>
+            <w:r>
+              <w:rPr>
+                <w:noProof/>
+                <w:webHidden/>
+              </w:rPr>
+              <w:instrText xml:space="preserve"> PAGEREF _Toc237302148 \h </w:instrText>
+            </w:r>
+            <w:r>
+              <w:rPr>
+                <w:noProof/>
+                <w:webHidden/>
+              </w:rPr>
+            </w:r>
+            <w:r>
+              <w:rPr>
+                <w:noProof/>
+                <w:webHidden/>
+              </w:rPr>
+              <w:fldChar w:fldCharType="separate"/>
+            </w:r>
+            <w:r>
+              <w:rPr>
+                <w:noProof/>
+                <w:webHidden/>
+              </w:rPr>
+              <w:t>6</w:t>
+            </w:r>
+            <w:r>
+              <w:rPr>
+                <w:noProof/>
+                <w:webHidden/>
+              </w:rPr>
+              <w:fldChar w:fldCharType="end"/>
+            </w:r>
+          </w:hyperlink>
+        </w:p>
+        <w:p>
+          <w:pPr>
+            <w:pStyle w:val="TOC2"/>
+            <w:tabs>
+              <w:tab w:val="left" w:pos="880"/>
+              <w:tab w:val="right" w:leader="dot" w:pos="9736"/>
+            </w:tabs>
+            <w:rPr>
+              <w:noProof/>
+            </w:rPr>
+          </w:pPr>
+          <w:hyperlink w:anchor="_Toc237302149" w:history="1">
+            <w:r>
+              <w:rPr>
+                <w:rStyle w:val="Hyperlink"/>
+                <w:noProof/>
+              </w:rPr>
+              <w:t>2.4</w:t>
+            </w:r>
+            <w:r>
+              <w:rPr>
+                <w:noProof/>
+              </w:rPr>
+              <w:tab/>
+            </w:r>
+            <w:r>
+              <w:rPr>
+                <w:rStyle w:val="Hyperlink"/>
+                <w:noProof/>
+              </w:rPr>
+              <w:t>Model Quantization:</w:t>
+            </w:r>
+            <w:r>
+              <w:rPr>
+                <w:noProof/>
+                <w:webHidden/>
+              </w:rPr>
+              <w:tab/>
+            </w:r>
+            <w:r>
+              <w:rPr>
+                <w:noProof/>
+                <w:webHidden/>
+              </w:rPr>
+              <w:fldChar w:fldCharType="begin"/>
+            </w:r>
+            <w:r>
+              <w:rPr>
+                <w:noProof/>
+                <w:webHidden/>
+              </w:rPr>
+              <w:instrText xml:space="preserve"> PAGEREF _Toc237302149 \h </w:instrText>
+            </w:r>
+            <w:r>
+              <w:rPr>
+                <w:noProof/>
+                <w:webHidden/>
+              </w:rPr>
+            </w:r>
+            <w:r>
+              <w:rPr>
+                <w:noProof/>
+                <w:webHidden/>
+              </w:rPr>
+              <w:fldChar w:fldCharType="separate"/>
+            </w:r>
+            <w:r>
+              <w:rPr>
+                <w:noProof/>
+                <w:webHidden/>
+              </w:rPr>
+              <w:t>6</w:t>
+            </w:r>
+            <w:r>
+              <w:rPr>
+                <w:noProof/>
+                <w:webHidden/>
+              </w:rPr>
+              <w:fldChar w:fldCharType="end"/>
+            </w:r>
+          </w:hyperlink>
+        </w:p>
+        <w:p>
+          <w:r>
+            <w:rPr>
+              <w:b/>
+              <w:bCs/>
+              <w:noProof/>
+            </w:rPr>
+            <w:fldChar w:fldCharType="end"/>
+          </w:r>
+        </w:p>
+      </w:sdtContent>
+    </w:sdt>
+    <w:p>
+      <w:pPr>
+        <w:spacing w:line="259" w:lineRule="auto"/>
+        <w:jc w:val="left"/>
+        <w:rPr>
+          <w:rStyle w:val="IntenseEmphasis"/>
+          <w:i w:val="0"/>
+          <w:iCs w:val="0"/>
+          <w:color w:val="auto"/>
+          <w:u w:val="none"/>
+        </w:rPr>
+      </w:pPr>
+      <w:r>
+        <w:rPr>
+          <w:rStyle w:val="IntenseEmphasis"/>
+          <w:i w:val="0"/>
+          <w:iCs w:val="0"/>
+          <w:color w:val="auto"/>
+          <w:u w:val="none"/>
+        </w:rPr>
+        <w:br w:type="page"/>
+      </w:r>
+    </w:p>
+    <w:p>
+      <w:pPr>
+        <w:pStyle w:val="Heading1"/>
+        <w:numPr>
+          <w:ilvl w:val="0"/>
+          <w:numId w:val="9"/>
+        </w:numPr>
+        <w:rPr>
+          <w:rStyle w:val="IntenseEmphasis"/>
+          <w:b/>
+          <w:i w:val="0"/>
+          <w:iCs w:val="0"/>
+          <w:color w:val="auto"/>
+          <w:sz w:val="40"/>
+        </w:rPr>
+      </w:pPr>
+      <w:bookmarkStart w:id="2" w:name="_Toc237302144"/>
+      <w:r>
+        <w:rPr>
+          <w:rStyle w:val="IntenseEmphasis"/>
+          <w:b/>
+          <w:i w:val="0"/>
+          <w:iCs w:val="0"/>
+          <w:color w:val="auto"/>
+          <w:sz w:val="40"/>
+        </w:rPr>
+        <w:lastRenderedPageBreak/>
+        <w:t>Introduction</w:t>
+      </w:r>
+      <w:bookmarkEnd w:id="2"/>
+    </w:p>
+    <w:p>
+      <w:pPr>
+        <w:pStyle w:val="ListParagraph"/>
+      </w:pPr>
+      <w:r>
+        <w:t xml:space="preserve">Day by day we can see a rapid growth of smartphones, wearable devices, and edge computing platforms; </w:t>
+      </w:r>
+      <w:r>
+        <w:t>this</w:t>
+      </w:r>
+      <w:r>
+        <w:t xml:space="preserve"> creates a huge demand for deploying deep learning models on mobile platforms and resource-constrained devices. </w:t>
+      </w:r>
+      <w:r>
+        <w:t xml:space="preserve">In modern </w:t>
+      </w:r>
+      <w:r>
+        <w:t>artificial intelligence, enabling significant advancements in image classification, object detection, speech recognition, and natural language processing, deep learning is the most effective and influential technology.</w:t>
+      </w:r>
+    </w:p>
+    <w:p>
+      <w:pPr>
+        <w:pStyle w:val="ListParagraph"/>
+      </w:pPr>
+      <w:r>
+        <w:t>Even though these models have performed quite satisfactorily in some cases, they still need significant computational power, memory, and storage space. This is one of the reasons why implementing deep learning models on mobile devices is a problem, since mobile phones are usually limited by computational power, energy supply, and memory. Thus, optimization of deep learning models has become an important issue in mobile AI systems.</w:t>
+      </w:r>
+    </w:p>
+    <w:p>
+      <w:pPr>
+        <w:pStyle w:val="ListParagraph"/>
+      </w:pPr>
+      <w:r>
+        <w:t>Quantization of models is one of the common optimization methods that involve lowering the precision of the number representation in a neural network. In this way, through the conversion of high-precision weights to lower precision, quantization allows for a smaller model size and faster inference process while still keeping the prediction performance at a satisfactory level. Thus, quantization became a crucial method in implementing deep learning models on mobile devices.</w:t>
+      </w:r>
+    </w:p>
+    <w:p>
+      <w:pPr>
+        <w:pStyle w:val="ListParagraph"/>
+      </w:pPr>
+      <w:r>
+        <w:t xml:space="preserve">This paper assesses the performance of quantized and </w:t>
+      </w:r>
+      <w:r>
+        <w:t>unquantized</w:t>
+      </w:r>
+      <w:r>
+        <w:t xml:space="preserve"> deep neural networks when deployed on mobile devices. The paper aims at assessing these models in terms of their accuracy, latency, and model sizes. This paper is important as it helps to understand the balance between efficiency and performance in machine learning models.</w:t>
+      </w:r>
+    </w:p>
+    <w:p>
+      <w:pPr>
+        <w:spacing w:line="259" w:lineRule="auto"/>
+        <w:jc w:val="left"/>
+      </w:pPr>
+      <w:r>
+        <w:br w:type="page"/>
+      </w:r>
+    </w:p>
+    <w:p>
+      <w:pPr>
+        <w:pStyle w:val="Heading1"/>
+        <w:numPr>
+          <w:ilvl w:val="0"/>
+          <w:numId w:val="9"/>
+        </w:numPr>
+      </w:pPr>
+      <w:bookmarkStart w:id="3" w:name="_Toc237302145"/>
+      <w:r>
+        <w:lastRenderedPageBreak/>
+        <w:t xml:space="preserve">Literature </w:t>
+      </w:r>
+      <w:r>
+        <w:t>Review</w:t>
+      </w:r>
+      <w:bookmarkEnd w:id="3"/>
+    </w:p>
+    <w:p>
+      <w:pPr>
+        <w:pStyle w:val="Heading2"/>
+        <w:numPr>
+          <w:ilvl w:val="1"/>
+          <w:numId w:val="9"/>
+        </w:numPr>
+      </w:pPr>
+      <w:bookmarkStart w:id="4" w:name="_Toc237302146"/>
+      <w:r>
+        <w:t>Deep Learning for Mobile Devices:</w:t>
+      </w:r>
+      <w:bookmarkEnd w:id="4"/>
+    </w:p>
+    <w:p>
+      <w:pPr>
+        <w:pStyle w:val="ListParagraph"/>
+      </w:pPr>
+      <w:r>
+        <w:t>In modern technological terms, image recognition and classification, object detection, speech recognition and voice detection, and natural language processing deep learning have proved remarkably successful across various domains. But in case of deploying deep learning models on mobile devices, it remains challenging due to some major limitations like processing power, memory capacity, storage resources, and battery life. In case of modern applications such as mobile image recognition, virtual assistants, and intelligent healthcare systems are increasingly requiring real-time inference on portable devices.</w:t>
+      </w:r>
+    </w:p>
+    <w:p>
+      <w:pPr>
+        <w:pStyle w:val="ListParagraph"/>
+      </w:pPr>
+      <w:r>
+        <w:t xml:space="preserve">It has been noted that the conventional deep neural networks tend to have millions of </w:t>
+      </w:r>
+      <w:r>
+        <w:t>parameters,</w:t>
+      </w:r>
+      <w:r>
+        <w:t xml:space="preserve"> which require heavy computational resources. Hence, the deployment of such networks in mobile devices results in increased latencies and energy consumptions as well as poor user experience. It is due to this reason that there has been a need for research in the area of lightweight neural network architecture optimization.</w:t>
+      </w:r>
+    </w:p>
+    <w:p>
+      <w:pPr>
+        <w:pStyle w:val="ListParagraph"/>
+      </w:pPr>
+      <w:r>
+        <w:t>The increasing need for intelligent on-device processing has led to the emergence of efficient approaches towards model deployment that minimize computation cost without sacrificing prediction accuracy. This has caused compression and quantization methods to receive considerable attention in the deep learning research community.</w:t>
+      </w:r>
+    </w:p>
+    <w:p>
+      <w:pPr>
+        <w:pStyle w:val="Heading2"/>
+        <w:numPr>
+          <w:ilvl w:val="1"/>
+          <w:numId w:val="9"/>
+        </w:numPr>
+      </w:pPr>
+      <w:bookmarkStart w:id="5" w:name="_Toc237302147"/>
+      <w:r>
+        <w:t>Convolutional Neural Network (CNN):</w:t>
+      </w:r>
+      <w:bookmarkEnd w:id="5"/>
+    </w:p>
+    <w:p>
+      <w:pPr>
+        <w:pStyle w:val="ListParagraph"/>
+        <w:ind w:left="840"/>
+      </w:pPr>
+      <w:r>
+        <w:t xml:space="preserve">Among other deep learning architectures, Convolutional Neural Networks (CNNs) are one of the most common architectures employed for </w:t>
+      </w:r>
+      <w:r>
+        <w:t>image processing</w:t>
+      </w:r>
+      <w:r>
+        <w:t xml:space="preserve"> applications. Convolutional neural networks are designed to learn hierarchical feature representations automatically from image data through convolution, pooling, and fully connected networks. As compared to classical machine learning algorithms, CNNs are able to extract complicated patterns automatically.</w:t>
+      </w:r>
+    </w:p>
+    <w:p>
+      <w:pPr>
+        <w:pStyle w:val="ListParagraph"/>
+        <w:ind w:left="840"/>
+      </w:pPr>
+      <w:r>
+        <w:t xml:space="preserve">The efficiency of different CNN-based architectures has been proven through the implementation of numerous benchmark databases such as ImageNet and CIFAR-10. CNN-based models like </w:t>
+      </w:r>
+      <w:proofErr w:type="spellStart"/>
+      <w:r>
+        <w:t>AlexNet</w:t>
+      </w:r>
+      <w:proofErr w:type="spellEnd"/>
+      <w:r>
+        <w:t xml:space="preserve">, </w:t>
+      </w:r>
+      <w:proofErr w:type="spellStart"/>
+      <w:r>
+        <w:t>VGGNet</w:t>
+      </w:r>
+      <w:proofErr w:type="spellEnd"/>
+      <w:r>
+        <w:t xml:space="preserve">, ResNet, EfficientNet, and MobileNet are some of the models </w:t>
+      </w:r>
+      <w:r>
+        <w:t>that</w:t>
+      </w:r>
+      <w:r>
+        <w:t xml:space="preserve"> have set new benchmarks in terms of image classification. Although these models have high </w:t>
+      </w:r>
+      <w:r>
+        <w:t>accuracy,</w:t>
+      </w:r>
+      <w:r>
+        <w:t xml:space="preserve"> they are still resource-intensive.</w:t>
+      </w:r>
+    </w:p>
+    <w:p>
+      <w:pPr>
+        <w:pStyle w:val="ListParagraph"/>
+        <w:ind w:left="840"/>
+      </w:pPr>
+      <w:r>
+        <w:lastRenderedPageBreak/>
+        <w:t xml:space="preserve">Efforts have been made by researchers to develop efficient CNN-based models </w:t>
+      </w:r>
+      <w:r>
+        <w:t>that</w:t>
+      </w:r>
+      <w:r>
+        <w:t xml:space="preserve"> can provide accuracy along with being resource-efficient.</w:t>
+      </w:r>
+    </w:p>
+    <w:p>
+      <w:pPr>
+        <w:pStyle w:val="Heading2"/>
+        <w:numPr>
+          <w:ilvl w:val="1"/>
+          <w:numId w:val="9"/>
+        </w:numPr>
+      </w:pPr>
+      <w:bookmarkStart w:id="6" w:name="_Toc237302148"/>
+      <w:r>
+        <w:t>MobileNetV2 Architecture:</w:t>
+      </w:r>
+      <w:bookmarkEnd w:id="6"/>
+    </w:p>
+    <w:p>
+      <w:pPr>
+        <w:pStyle w:val="ListParagraph"/>
+        <w:ind w:left="840"/>
+      </w:pPr>
+      <w:r>
+        <w:t xml:space="preserve">MobileNetV2 is a lightweight convolutional neural network architecture that is intended to be used for mobile and embedded systems. The design of the architecture includes </w:t>
+      </w:r>
+      <w:r>
+        <w:t>depth wise</w:t>
+      </w:r>
+      <w:r>
+        <w:t xml:space="preserve"> separable convolutions and inverted residual blocks, which help to achieve the reduction of parameters and operations needed at inference.</w:t>
+      </w:r>
+    </w:p>
+    <w:p>
+      <w:pPr>
+        <w:pStyle w:val="ListParagraph"/>
+        <w:ind w:left="840"/>
+      </w:pPr>
+      <w:r>
+        <w:t>When comparing MobileNetV2 to conventional CNN architectures, it is possible to note that MobileNetV2 demonstrates comparable results in terms of accuracy, but its model size and computation cost are considerably smaller. As a result, MobileNetV2 can be used in mobile artificial intelligence applications due to its high level of efficiency.</w:t>
+      </w:r>
+    </w:p>
+    <w:p>
+      <w:pPr>
+        <w:pStyle w:val="ListParagraph"/>
+        <w:ind w:left="840"/>
+      </w:pPr>
+      <w:r>
+        <w:t>Due to the good balance between performance and efficiency, MobileNetV2 is widely used in mobile vision tasks and acts as a good basis for evaluating model quantization methods.</w:t>
+      </w:r>
+    </w:p>
+    <w:p>
+      <w:pPr>
+        <w:pStyle w:val="Heading2"/>
+        <w:numPr>
+          <w:ilvl w:val="1"/>
+          <w:numId w:val="9"/>
+        </w:numPr>
+      </w:pPr>
+      <w:bookmarkStart w:id="7" w:name="_Toc237302149"/>
+      <w:r>
+        <w:t>Model Quantization:</w:t>
+      </w:r>
+      <w:bookmarkEnd w:id="7"/>
+    </w:p>
+    <w:p>
+      <w:pPr>
+        <w:pStyle w:val="ListParagraph"/>
+        <w:ind w:left="840"/>
+      </w:pPr>
+      <w:r>
+        <w:t xml:space="preserve">Model quantization is a neural network optimization approach that involves a decrease in the precision of the numerical values of the model parameters and operations. In conventional deep learning algorithms, 32-bit floating point representation is typically used to store the weight and activation values of the model. Model quantization results in converting these numbers into lower precision, such as 8-bit </w:t>
+      </w:r>
+      <w:r>
+        <w:t>integers,</w:t>
+      </w:r>
+      <w:r>
+        <w:t xml:space="preserve"> which in turn leads to smaller memory requirements and increased speed of computation.</w:t>
+      </w:r>
+    </w:p>
+    <w:p>
+      <w:pPr>
+        <w:pStyle w:val="ListParagraph"/>
+        <w:ind w:left="840"/>
+      </w:pPr>
+      <w:r>
+        <w:t>Model quantization has many advantages, such as small model size, decreased memory consumption, less power consumption, and increased inference time. These benefits are especially valuable in mobile and edge computing.</w:t>
+      </w:r>
+    </w:p>
+    <w:p>
+      <w:pPr>
+        <w:pStyle w:val="ListParagraph"/>
+        <w:ind w:left="840"/>
+      </w:pPr>
+      <w:r>
+        <w:t xml:space="preserve">Nevertheless, it should be acknowledged that there is a possibility of having a trade-off between the computation efficiency and the performance of the model. Even though many papers demonstrate </w:t>
+      </w:r>
+      <w:r>
+        <w:t>a great</w:t>
+      </w:r>
+      <w:r>
+        <w:t xml:space="preserve"> decrease in model size and latency, there is a slight reduction in accuracy as well.</w:t>
+      </w:r>
+    </w:p>
+    <w:p>
+      <w:pPr>
+        <w:spacing w:line="259" w:lineRule="auto"/>
+        <w:jc w:val="left"/>
+      </w:pPr>
+      <w:r>
+        <w:br w:type="page"/>
+      </w:r>
+    </w:p>
+    <w:p>
+      <w:pPr>
+        <w:pStyle w:val="ListParagraph"/>
+        <w:ind w:left="840"/>
+      </w:pPr>
+    </w:p>
+    <w:p>
+      <w:pPr>
+        <w:pStyle w:val="ListParagraph"/>
+        <w:ind w:left="840"/>
+      </w:pPr>
+    </w:p>
+    <w:p/>
+    <w:p/>
     <w:sectPr>
       <w:pgSz w:w="11906" w:h="16838"/>
       <w:pgMar w:top="1440" w:right="1080" w:bottom="1440" w:left="1080" w:header="708" w:footer="708" w:gutter="0"/>
+      <w:pgNumType w:start="0"/>
       <w:cols w:space="708"/>
       <w:docGrid w:linePitch="360"/>
     </w:sectPr>
@@ -1233,6 +2325,127 @@
     </w:lvl>
   </w:abstractNum>
   <w:abstractNum w:abstractNumId="1" w15:restartNumberingAfterBreak="0">
+    <w:nsid w:val="0AC445C6"/>
+    <w:multiLevelType w:val="multilevel"/>
+    <w:tmpl w:val="4DF2BB9E"/>
+    <w:lvl w:ilvl="0">
+      <w:start w:val="1"/>
+      <w:numFmt w:val="decimal"/>
+      <w:lvlText w:val="%1."/>
+      <w:lvlJc w:val="left"/>
+      <w:pPr>
+        <w:ind w:left="720" w:hanging="360"/>
+      </w:pPr>
+      <w:rPr>
+        <w:rFonts w:hint="default"/>
+      </w:rPr>
+    </w:lvl>
+    <w:lvl w:ilvl="1">
+      <w:start w:val="1"/>
+      <w:numFmt w:val="decimal"/>
+      <w:isLgl/>
+      <w:lvlText w:val="%1.%2"/>
+      <w:lvlJc w:val="left"/>
+      <w:pPr>
+        <w:ind w:left="840" w:hanging="480"/>
+      </w:pPr>
+      <w:rPr>
+        <w:rFonts w:hint="default"/>
+      </w:rPr>
+    </w:lvl>
+    <w:lvl w:ilvl="2">
+      <w:start w:val="1"/>
+      <w:numFmt w:val="decimal"/>
+      <w:isLgl/>
+      <w:lvlText w:val="%1.%2.%3"/>
+      <w:lvlJc w:val="left"/>
+      <w:pPr>
+        <w:ind w:left="1080" w:hanging="720"/>
+      </w:pPr>
+      <w:rPr>
+        <w:rFonts w:hint="default"/>
+      </w:rPr>
+    </w:lvl>
+    <w:lvl w:ilvl="3">
+      <w:start w:val="1"/>
+      <w:numFmt w:val="decimal"/>
+      <w:isLgl/>
+      <w:lvlText w:val="%1.%2.%3.%4"/>
+      <w:lvlJc w:val="left"/>
+      <w:pPr>
+        <w:ind w:left="1080" w:hanging="720"/>
+      </w:pPr>
+      <w:rPr>
+        <w:rFonts w:hint="default"/>
+      </w:rPr>
+    </w:lvl>
+    <w:lvl w:ilvl="4">
+      <w:start w:val="1"/>
+      <w:numFmt w:val="decimal"/>
+      <w:isLgl/>
+      <w:lvlText w:val="%1.%2.%3.%4.%5"/>
+      <w:lvlJc w:val="left"/>
+      <w:pPr>
+        <w:ind w:left="1440" w:hanging="1080"/>
+      </w:pPr>
+      <w:rPr>
+        <w:rFonts w:hint="default"/>
+      </w:rPr>
+    </w:lvl>
+    <w:lvl w:ilvl="5">
+      <w:start w:val="1"/>
+      <w:numFmt w:val="decimal"/>
+      <w:isLgl/>
+      <w:lvlText w:val="%1.%2.%3.%4.%5.%6"/>
+      <w:lvlJc w:val="left"/>
+      <w:pPr>
+        <w:ind w:left="1440" w:hanging="1080"/>
+      </w:pPr>
+      <w:rPr>
+        <w:rFonts w:hint="default"/>
+      </w:rPr>
+    </w:lvl>
+    <w:lvl w:ilvl="6">
+      <w:start w:val="1"/>
+      <w:numFmt w:val="decimal"/>
+      <w:isLgl/>
+      <w:lvlText w:val="%1.%2.%3.%4.%5.%6.%7"/>
+      <w:lvlJc w:val="left"/>
+      <w:pPr>
+        <w:ind w:left="1800" w:hanging="1440"/>
+      </w:pPr>
+      <w:rPr>
+        <w:rFonts w:hint="default"/>
+      </w:rPr>
+    </w:lvl>
+    <w:lvl w:ilvl="7">
+      <w:start w:val="1"/>
+      <w:numFmt w:val="decimal"/>
+      <w:isLgl/>
+      <w:lvlText w:val="%1.%2.%3.%4.%5.%6.%7.%8"/>
+      <w:lvlJc w:val="left"/>
+      <w:pPr>
+        <w:ind w:left="1800" w:hanging="1440"/>
+      </w:pPr>
+      <w:rPr>
+        <w:rFonts w:hint="default"/>
+      </w:rPr>
+    </w:lvl>
+    <w:lvl w:ilvl="8">
+      <w:start w:val="1"/>
+      <w:numFmt w:val="decimal"/>
+      <w:isLgl/>
+      <w:lvlText w:val="%1.%2.%3.%4.%5.%6.%7.%8.%9"/>
+      <w:lvlJc w:val="left"/>
+      <w:pPr>
+        <w:ind w:left="2160" w:hanging="1800"/>
+      </w:pPr>
+      <w:rPr>
+        <w:rFonts w:hint="default"/>
+      </w:rPr>
+    </w:lvl>
+  </w:abstractNum>
+  <w:abstractNum w:abstractNumId="2" w15:restartNumberingAfterBreak="0">
     <w:nsid w:val="108739E4"/>
     <w:multiLevelType w:val="multilevel"/>
     <w:tmpl w:val="791470C6"/>
@@ -1381,7 +2594,7 @@
       </w:rPr>
     </w:lvl>
   </w:abstractNum>
-  <w:abstractNum w:abstractNumId="2" w15:restartNumberingAfterBreak="0">
+  <w:abstractNum w:abstractNumId="3" w15:restartNumberingAfterBreak="0">
     <w:nsid w:val="1D6E4224"/>
     <w:multiLevelType w:val="multilevel"/>
     <w:tmpl w:val="32E0091E"/>
@@ -1530,7 +2743,7 @@
       </w:rPr>
     </w:lvl>
   </w:abstractNum>
-  <w:abstractNum w:abstractNumId="3" w15:restartNumberingAfterBreak="0">
+  <w:abstractNum w:abstractNumId="4" w15:restartNumberingAfterBreak="0">
     <w:nsid w:val="2AC44ABE"/>
     <w:multiLevelType w:val="hybridMultilevel"/>
     <w:tmpl w:val="2D5C7974"/>
@@ -1616,7 +2829,7 @@
       </w:pPr>
     </w:lvl>
   </w:abstractNum>
-  <w:abstractNum w:abstractNumId="4" w15:restartNumberingAfterBreak="0">
+  <w:abstractNum w:abstractNumId="5" w15:restartNumberingAfterBreak="0">
     <w:nsid w:val="2B3B242D"/>
     <w:multiLevelType w:val="hybridMultilevel"/>
     <w:tmpl w:val="37E6D90C"/>
@@ -1702,7 +2915,7 @@
       </w:pPr>
     </w:lvl>
   </w:abstractNum>
-  <w:abstractNum w:abstractNumId="5" w15:restartNumberingAfterBreak="0">
+  <w:abstractNum w:abstractNumId="6" w15:restartNumberingAfterBreak="0">
     <w:nsid w:val="3E435740"/>
     <w:multiLevelType w:val="multilevel"/>
     <w:tmpl w:val="D16251AC"/>
@@ -1815,7 +3028,7 @@
       </w:pPr>
     </w:lvl>
   </w:abstractNum>
-  <w:abstractNum w:abstractNumId="6" w15:restartNumberingAfterBreak="0">
+  <w:abstractNum w:abstractNumId="7" w15:restartNumberingAfterBreak="0">
     <w:nsid w:val="590C703C"/>
     <w:multiLevelType w:val="multilevel"/>
     <w:tmpl w:val="F5B4A9F2"/>
@@ -1964,7 +3177,7 @@
       </w:rPr>
     </w:lvl>
   </w:abstractNum>
-  <w:abstractNum w:abstractNumId="7" w15:restartNumberingAfterBreak="0">
+  <w:abstractNum w:abstractNumId="8" w15:restartNumberingAfterBreak="0">
     <w:nsid w:val="7CD41662"/>
     <w:multiLevelType w:val="multilevel"/>
     <w:tmpl w:val="CFDCDD98"/>
@@ -2114,28 +3327,31 @@
     </w:lvl>
   </w:abstractNum>
   <w:num w:numId="1">
+    <w:abstractNumId w:val="8"/>
+  </w:num>
+  <w:num w:numId="2">
     <w:abstractNumId w:val="7"/>
   </w:num>
-  <w:num w:numId="2">
-    <w:abstractNumId w:val="6"/>
+  <w:num w:numId="3">
+    <w:abstractNumId w:val="5"/>
   </w:num>
-  <w:num w:numId="3">
+  <w:num w:numId="4">
     <w:abstractNumId w:val="4"/>
   </w:num>
-  <w:num w:numId="4">
+  <w:num w:numId="5">
     <w:abstractNumId w:val="3"/>
   </w:num>
-  <w:num w:numId="5">
+  <w:num w:numId="6">
     <w:abstractNumId w:val="2"/>
-  </w:num>
-  <w:num w:numId="6">
-    <w:abstractNumId w:val="1"/>
   </w:num>
   <w:num w:numId="7">
     <w:abstractNumId w:val="0"/>
   </w:num>
   <w:num w:numId="8">
-    <w:abstractNumId w:val="5"/>
+    <w:abstractNumId w:val="6"/>
+  </w:num>
+  <w:num w:numId="9">
+    <w:abstractNumId w:val="1"/>
   </w:num>
 </w:numbering>
 </file>
@@ -2558,7 +3774,7 @@
     <w:autoRedefine/>
     <w:uiPriority w:val="9"/>
     <w:qFormat/>
-    <w:rsid w:val="00DF1943"/>
+    <w:rsid w:val="00572A10"/>
     <w:pPr>
       <w:keepNext/>
       <w:keepLines/>
@@ -2569,7 +3785,6 @@
     <w:rPr>
       <w:rFonts w:eastAsiaTheme="majorEastAsia" w:cstheme="majorBidi"/>
       <w:b/>
-      <w:color w:val="0F4761" w:themeColor="accent1" w:themeShade="BF"/>
       <w:sz w:val="40"/>
       <w:szCs w:val="40"/>
       <w:u w:val="single"/>
@@ -2580,11 +3795,11 @@
     <w:basedOn w:val="Normal"/>
     <w:next w:val="Normal"/>
     <w:link w:val="Heading2Char"/>
+    <w:autoRedefine/>
     <w:uiPriority w:val="9"/>
-    <w:semiHidden/>
     <w:unhideWhenUsed/>
     <w:qFormat/>
-    <w:rsid w:val="00161956"/>
+    <w:rsid w:val="00572A10"/>
     <w:pPr>
       <w:keepNext/>
       <w:keepLines/>
@@ -2592,10 +3807,12 @@
       <w:outlineLvl w:val="1"/>
     </w:pPr>
     <w:rPr>
-      <w:rFonts w:asciiTheme="majorHAnsi" w:eastAsiaTheme="majorEastAsia" w:hAnsiTheme="majorHAnsi" w:cstheme="majorBidi"/>
-      <w:color w:val="0F4761" w:themeColor="accent1" w:themeShade="BF"/>
+      <w:rFonts w:eastAsiaTheme="majorEastAsia" w:cstheme="majorBidi"/>
+      <w:b/>
+      <w:color w:val="000000" w:themeColor="text1"/>
       <w:sz w:val="32"/>
       <w:szCs w:val="32"/>
+      <w:u w:val="single"/>
     </w:rPr>
   </w:style>
   <w:style w:type="paragraph" w:styleId="Heading3">
@@ -2785,11 +4002,10 @@
     <w:basedOn w:val="DefaultParagraphFont"/>
     <w:link w:val="Heading1"/>
     <w:uiPriority w:val="9"/>
-    <w:rsid w:val="00DF1943"/>
+    <w:rsid w:val="00572A10"/>
     <w:rPr>
       <w:rFonts w:ascii="Times New Roman" w:eastAsiaTheme="majorEastAsia" w:hAnsi="Times New Roman" w:cstheme="majorBidi"/>
       <w:b/>
-      <w:color w:val="0F4761" w:themeColor="accent1" w:themeShade="BF"/>
       <w:sz w:val="40"/>
       <w:szCs w:val="40"/>
       <w:u w:val="single"/>
@@ -2800,13 +4016,14 @@
     <w:basedOn w:val="DefaultParagraphFont"/>
     <w:link w:val="Heading2"/>
     <w:uiPriority w:val="9"/>
-    <w:semiHidden/>
-    <w:rsid w:val="00161956"/>
+    <w:rsid w:val="00572A10"/>
     <w:rPr>
-      <w:rFonts w:asciiTheme="majorHAnsi" w:eastAsiaTheme="majorEastAsia" w:hAnsiTheme="majorHAnsi" w:cstheme="majorBidi"/>
-      <w:color w:val="0F4761" w:themeColor="accent1" w:themeShade="BF"/>
+      <w:rFonts w:ascii="Times New Roman" w:eastAsiaTheme="majorEastAsia" w:hAnsi="Times New Roman" w:cstheme="majorBidi"/>
+      <w:b/>
+      <w:color w:val="000000" w:themeColor="text1"/>
       <w:sz w:val="32"/>
       <w:szCs w:val="32"/>
+      <w:u w:val="single"/>
     </w:rPr>
   </w:style>
   <w:style w:type="character" w:customStyle="1" w:styleId="Heading3Char">
@@ -3003,9 +4220,10 @@
   <w:style w:type="paragraph" w:styleId="ListParagraph">
     <w:name w:val="List Paragraph"/>
     <w:basedOn w:val="Normal"/>
+    <w:autoRedefine/>
     <w:uiPriority w:val="34"/>
     <w:qFormat/>
-    <w:rsid w:val="00161956"/>
+    <w:rsid w:val="004A1685"/>
     <w:pPr>
       <w:ind w:left="720"/>
       <w:contextualSpacing/>
@@ -3144,6 +4362,66 @@
       <w:rFonts w:ascii="Times New Roman" w:hAnsi="Times New Roman"/>
       <w:sz w:val="24"/>
     </w:rPr>
+  </w:style>
+  <w:style w:type="paragraph" w:styleId="TOCHeading">
+    <w:name w:val="TOC Heading"/>
+    <w:basedOn w:val="Heading1"/>
+    <w:next w:val="Normal"/>
+    <w:uiPriority w:val="39"/>
+    <w:unhideWhenUsed/>
+    <w:qFormat/>
+    <w:rsid w:val="0085073C"/>
+    <w:pPr>
+      <w:spacing w:before="240" w:after="0" w:line="259" w:lineRule="auto"/>
+      <w:jc w:val="left"/>
+      <w:outlineLvl w:val="9"/>
+    </w:pPr>
+    <w:rPr>
+      <w:rFonts w:asciiTheme="majorHAnsi" w:hAnsiTheme="majorHAnsi"/>
+      <w:b w:val="0"/>
+      <w:kern w:val="0"/>
+      <w:sz w:val="32"/>
+      <w:szCs w:val="32"/>
+      <w:u w:val="none"/>
+      <w:lang w:val="en-US"/>
+      <w14:ligatures w14:val="none"/>
+    </w:rPr>
+  </w:style>
+  <w:style w:type="paragraph" w:styleId="TOC1">
+    <w:name w:val="toc 1"/>
+    <w:basedOn w:val="Normal"/>
+    <w:next w:val="Normal"/>
+    <w:autoRedefine/>
+    <w:uiPriority w:val="39"/>
+    <w:unhideWhenUsed/>
+    <w:rsid w:val="0085073C"/>
+    <w:pPr>
+      <w:spacing w:after="100"/>
+    </w:pPr>
+  </w:style>
+  <w:style w:type="character" w:styleId="Hyperlink">
+    <w:name w:val="Hyperlink"/>
+    <w:basedOn w:val="DefaultParagraphFont"/>
+    <w:uiPriority w:val="99"/>
+    <w:unhideWhenUsed/>
+    <w:rsid w:val="0085073C"/>
+    <w:rPr>
+      <w:color w:val="467886" w:themeColor="hyperlink"/>
+      <w:u w:val="single"/>
+    </w:rPr>
+  </w:style>
+  <w:style w:type="paragraph" w:styleId="TOC2">
+    <w:name w:val="toc 2"/>
+    <w:basedOn w:val="Normal"/>
+    <w:next w:val="Normal"/>
+    <w:autoRedefine/>
+    <w:uiPriority w:val="39"/>
+    <w:unhideWhenUsed/>
+    <w:rsid w:val="004839CE"/>
+    <w:pPr>
+      <w:spacing w:after="100"/>
+      <w:ind w:left="240"/>
+    </w:pPr>
   </w:style>
 </w:styles>
 </file>
@@ -3441,4 +4719,16 @@
     </a:ext>
   </a:extLst>
 </a:theme>
+</file>
+
+<file path=customXml/item1.xml><?xml version="1.0" encoding="utf-8"?>
+<b:Sources xmlns:b="http://schemas.openxmlformats.org/officeDocument/2006/bibliography" xmlns="http://schemas.openxmlformats.org/officeDocument/2006/bibliography" SelectedStyle="\IEEE2006OfficeOnline.xsl" StyleName="IEEE" Version="2006"/>
+</file>
+
+<file path=customXml/itemProps1.xml><?xml version="1.0" encoding="utf-8"?>
+<ds:datastoreItem xmlns:ds="http://schemas.openxmlformats.org/officeDocument/2006/customXml" ds:itemID="{654F0505-17A9-4BDC-887F-AAFEA3E2E89B}">
+  <ds:schemaRefs>
+    <ds:schemaRef ds:uri="http://schemas.openxmlformats.org/officeDocument/2006/bibliography"/>
+  </ds:schemaRefs>
+</ds:datastoreItem>
 </file>
--- a/Assignment 1 Deep learning.docx
+++ b/Assignment 1 Deep learning.docx
@@ -645,33 +645,41 @@
                 <w:ilvl w:val="0"/>
                 <w:numId w:val="7"/>
               </w:numPr>
-              <w:rPr>
-                <w:rFonts w:cs="Times New Roman"/>
-                <w:szCs w:val="24"/>
-              </w:rPr>
             </w:pPr>
             <w:r>
-              <w:rPr>
-                <w:rFonts w:cs="Times New Roman"/>
-                <w:szCs w:val="24"/>
-              </w:rPr>
               <w:t>Dataset &amp; Model Selection</w:t>
             </w:r>
           </w:p>
           <w:p>
             <w:pPr>
               <w:pStyle w:val="ListParagraph"/>
-              <w:rPr>
-                <w:rFonts w:cs="Times New Roman"/>
-                <w:szCs w:val="24"/>
-              </w:rPr>
             </w:pPr>
             <w:r>
-              <w:rPr>
-                <w:rFonts w:cs="Times New Roman"/>
-                <w:szCs w:val="24"/>
-              </w:rPr>
-              <w:t>Choose a suitable image classification or object detection dataset (e.g., CIFAR-10, ImageNet subset, COCO mini) and implement a base CNN model (e.g., MobileNet, EfficientNet, or ResNet).</w:t>
+              <w:t xml:space="preserve">Choose a suitable image classification or object detection dataset (e.g., CIFAR-10, ImageNet subset, COCO mini) and implement a base CNN model (e.g., </w:t>
+            </w:r>
+            <w:proofErr w:type="spellStart"/>
+            <w:r>
+              <w:t>MobileNet</w:t>
+            </w:r>
+            <w:proofErr w:type="spellEnd"/>
+            <w:r>
+              <w:t xml:space="preserve">, </w:t>
+            </w:r>
+            <w:proofErr w:type="spellStart"/>
+            <w:r>
+              <w:t>EfficientNet</w:t>
+            </w:r>
+            <w:proofErr w:type="spellEnd"/>
+            <w:r>
+              <w:t xml:space="preserve">, or </w:t>
+            </w:r>
+            <w:proofErr w:type="spellStart"/>
+            <w:r>
+              <w:t>ResNet</w:t>
+            </w:r>
+            <w:proofErr w:type="spellEnd"/>
+            <w:r>
+              <w:t>).</w:t>
             </w:r>
           </w:p>
           <w:p>
@@ -681,33 +689,25 @@
                 <w:ilvl w:val="0"/>
                 <w:numId w:val="7"/>
               </w:numPr>
-              <w:rPr>
-                <w:rFonts w:cs="Times New Roman"/>
-                <w:szCs w:val="24"/>
-              </w:rPr>
             </w:pPr>
             <w:r>
-              <w:rPr>
-                <w:rFonts w:cs="Times New Roman"/>
-                <w:szCs w:val="24"/>
-              </w:rPr>
               <w:t>Quantization Process</w:t>
             </w:r>
           </w:p>
           <w:p>
             <w:pPr>
               <w:pStyle w:val="ListParagraph"/>
-              <w:rPr>
-                <w:rFonts w:cs="Times New Roman"/>
-                <w:szCs w:val="24"/>
-              </w:rPr>
             </w:pPr>
             <w:r>
-              <w:rPr>
-                <w:rFonts w:cs="Times New Roman"/>
-                <w:szCs w:val="24"/>
-              </w:rPr>
-              <w:t>Apply post-training quantization or quantization-aware training using frameworks like TensorFlow Lite or PyTorch Mobile, and document the steps clearly.</w:t>
+              <w:t xml:space="preserve">Apply post-training quantization or quantization-aware training using frameworks like TensorFlow Lite or </w:t>
+            </w:r>
+            <w:proofErr w:type="spellStart"/>
+            <w:r>
+              <w:t>PyTorch</w:t>
+            </w:r>
+            <w:proofErr w:type="spellEnd"/>
+            <w:r>
+              <w:t xml:space="preserve"> Mobile, and document the steps clearly.</w:t>
             </w:r>
           </w:p>
           <w:p>
@@ -717,32 +717,16 @@
                 <w:ilvl w:val="0"/>
                 <w:numId w:val="7"/>
               </w:numPr>
-              <w:rPr>
-                <w:rFonts w:cs="Times New Roman"/>
-                <w:szCs w:val="24"/>
-              </w:rPr>
             </w:pPr>
             <w:r>
-              <w:rPr>
-                <w:rFonts w:cs="Times New Roman"/>
-                <w:szCs w:val="24"/>
-              </w:rPr>
               <w:t>Performance Evaluation</w:t>
             </w:r>
           </w:p>
           <w:p>
             <w:pPr>
               <w:pStyle w:val="ListParagraph"/>
-              <w:rPr>
-                <w:rFonts w:cs="Times New Roman"/>
-                <w:szCs w:val="24"/>
-              </w:rPr>
             </w:pPr>
             <w:r>
-              <w:rPr>
-                <w:rFonts w:cs="Times New Roman"/>
-                <w:szCs w:val="24"/>
-              </w:rPr>
               <w:t>Evaluate both quantized and non-quantized models on accuracy, inference speed (latency), and model size. Ensure tests are performed on a mobile or simulated mobile environment.</w:t>
             </w:r>
           </w:p>
@@ -753,32 +737,16 @@
                 <w:ilvl w:val="0"/>
                 <w:numId w:val="7"/>
               </w:numPr>
-              <w:rPr>
-                <w:rFonts w:cs="Times New Roman"/>
-                <w:szCs w:val="24"/>
-              </w:rPr>
             </w:pPr>
             <w:r>
-              <w:rPr>
-                <w:rFonts w:cs="Times New Roman"/>
-                <w:szCs w:val="24"/>
-              </w:rPr>
               <w:t>Analysis and Discussion</w:t>
             </w:r>
           </w:p>
           <w:p>
             <w:pPr>
               <w:pStyle w:val="ListParagraph"/>
-              <w:rPr>
-                <w:rFonts w:cs="Times New Roman"/>
-                <w:szCs w:val="24"/>
-              </w:rPr>
             </w:pPr>
             <w:r>
-              <w:rPr>
-                <w:rFonts w:cs="Times New Roman"/>
-                <w:szCs w:val="24"/>
-              </w:rPr>
               <w:t>Critically compare trade-offs between model performance and computational efficiency. Discuss implications for real-time mobile AI applications.</w:t>
             </w:r>
           </w:p>
@@ -789,32 +757,16 @@
                 <w:ilvl w:val="0"/>
                 <w:numId w:val="7"/>
               </w:numPr>
-              <w:rPr>
-                <w:rFonts w:cs="Times New Roman"/>
-                <w:szCs w:val="24"/>
-              </w:rPr>
             </w:pPr>
             <w:r>
-              <w:rPr>
-                <w:rFonts w:cs="Times New Roman"/>
-                <w:szCs w:val="24"/>
-              </w:rPr>
               <w:t>Report Submission</w:t>
             </w:r>
           </w:p>
           <w:p>
             <w:pPr>
               <w:pStyle w:val="ListParagraph"/>
-              <w:rPr>
-                <w:rFonts w:cs="Times New Roman"/>
-                <w:szCs w:val="24"/>
-              </w:rPr>
             </w:pPr>
             <w:r>
-              <w:rPr>
-                <w:rFonts w:cs="Times New Roman"/>
-                <w:szCs w:val="24"/>
-              </w:rPr>
               <w:t>Prepare a structured report including methodology, results, visualizations, and critical analysis. Attach code and output logs as appendices.</w:t>
             </w:r>
           </w:p>
@@ -892,16 +844,8 @@
                 <w:ilvl w:val="0"/>
                 <w:numId w:val="6"/>
               </w:numPr>
-              <w:rPr>
-                <w:rFonts w:cs="Times New Roman"/>
-                <w:szCs w:val="24"/>
-              </w:rPr>
             </w:pPr>
             <w:r>
-              <w:rPr>
-                <w:rFonts w:cs="Times New Roman"/>
-                <w:szCs w:val="24"/>
-              </w:rPr>
               <w:t>Working models for both quantized and non-quantized versions using a chosen deep network architecture.</w:t>
             </w:r>
           </w:p>
@@ -912,16 +856,8 @@
                 <w:ilvl w:val="0"/>
                 <w:numId w:val="6"/>
               </w:numPr>
-              <w:rPr>
-                <w:rFonts w:cs="Times New Roman"/>
-                <w:szCs w:val="24"/>
-              </w:rPr>
             </w:pPr>
             <w:r>
-              <w:rPr>
-                <w:rFonts w:cs="Times New Roman"/>
-                <w:szCs w:val="24"/>
-              </w:rPr>
               <w:t>Tabulated and graphical comparison showing metrics such as accuracy, inference time, and model size reduction.</w:t>
             </w:r>
           </w:p>
@@ -932,16 +868,8 @@
                 <w:ilvl w:val="0"/>
                 <w:numId w:val="6"/>
               </w:numPr>
-              <w:rPr>
-                <w:rFonts w:cs="Times New Roman"/>
-                <w:szCs w:val="24"/>
-              </w:rPr>
             </w:pPr>
             <w:r>
-              <w:rPr>
-                <w:rFonts w:cs="Times New Roman"/>
-                <w:szCs w:val="24"/>
-              </w:rPr>
               <w:t>Discussion on observed performance degradation or improvement, and justification of the quantization method used.</w:t>
             </w:r>
           </w:p>
@@ -952,16 +880,8 @@
                 <w:ilvl w:val="0"/>
                 <w:numId w:val="6"/>
               </w:numPr>
-              <w:rPr>
-                <w:rFonts w:cs="Times New Roman"/>
-                <w:szCs w:val="24"/>
-              </w:rPr>
             </w:pPr>
             <w:r>
-              <w:rPr>
-                <w:rFonts w:cs="Times New Roman"/>
-                <w:szCs w:val="24"/>
-              </w:rPr>
               <w:t>Reflections on deployment feasibility and challenges for mobile or edge AI environments.</w:t>
             </w:r>
           </w:p>
@@ -1013,7 +933,7 @@
       <w:pPr>
         <w:pStyle w:val="Heading1"/>
       </w:pPr>
-      <w:bookmarkStart w:id="1" w:name="_Toc237302143"/>
+      <w:bookmarkStart w:id="1" w:name="_Toc237309729"/>
       <w:r>
         <w:lastRenderedPageBreak/>
         <w:t>Abstract</w:t>
@@ -1171,8 +1091,14 @@
         <w:p>
           <w:pPr>
             <w:pStyle w:val="TOCHeading"/>
+            <w:rPr>
+              <w:rStyle w:val="TitleChar"/>
+            </w:rPr>
           </w:pPr>
           <w:r>
+            <w:rPr>
+              <w:rStyle w:val="TitleChar"/>
+            </w:rPr>
             <w:t>Table of Content</w:t>
           </w:r>
         </w:p>
@@ -1200,7 +1126,7 @@
           <w:r>
             <w:fldChar w:fldCharType="separate"/>
           </w:r>
-          <w:hyperlink w:anchor="_Toc237302143" w:history="1">
+          <w:hyperlink w:anchor="_Toc237309729" w:history="1">
             <w:r>
               <w:rPr>
                 <w:rStyle w:val="Hyperlink"/>
@@ -1227,7 +1153,7 @@
                 <w:noProof/>
                 <w:webHidden/>
               </w:rPr>
-              <w:instrText xml:space="preserve"> PAGEREF _Toc237302143 \h </w:instrText>
+              <w:instrText xml:space="preserve"> PAGEREF _Toc237309729 \h </w:instrText>
             </w:r>
             <w:r>
               <w:rPr>
@@ -1274,7 +1200,7 @@
               <w14:ligatures w14:val="none"/>
             </w:rPr>
           </w:pPr>
-          <w:hyperlink w:anchor="_Toc237302144" w:history="1">
+          <w:hyperlink w:anchor="_Toc237309730" w:history="1">
             <w:r>
               <w:rPr>
                 <w:rStyle w:val="Hyperlink"/>
@@ -1319,7 +1245,7 @@
                 <w:noProof/>
                 <w:webHidden/>
               </w:rPr>
-              <w:instrText xml:space="preserve"> PAGEREF _Toc237302144 \h </w:instrText>
+              <w:instrText xml:space="preserve"> PAGEREF _Toc237309730 \h </w:instrText>
             </w:r>
             <w:r>
               <w:rPr>
@@ -1366,7 +1292,7 @@
               <w14:ligatures w14:val="none"/>
             </w:rPr>
           </w:pPr>
-          <w:hyperlink w:anchor="_Toc237302145" w:history="1">
+          <w:hyperlink w:anchor="_Toc237309731" w:history="1">
             <w:r>
               <w:rPr>
                 <w:rStyle w:val="Hyperlink"/>
@@ -1411,7 +1337,7 @@
                 <w:noProof/>
                 <w:webHidden/>
               </w:rPr>
-              <w:instrText xml:space="preserve"> PAGEREF _Toc237302145 \h </w:instrText>
+              <w:instrText xml:space="preserve"> PAGEREF _Toc237309731 \h </w:instrText>
             </w:r>
             <w:r>
               <w:rPr>
@@ -1450,10 +1376,15 @@
               <w:tab w:val="right" w:leader="dot" w:pos="9736"/>
             </w:tabs>
             <w:rPr>
+              <w:rFonts w:asciiTheme="minorHAnsi" w:eastAsiaTheme="minorEastAsia" w:hAnsiTheme="minorHAnsi"/>
               <w:noProof/>
+              <w:kern w:val="0"/>
+              <w:sz w:val="22"/>
+              <w:lang w:val="en-US"/>
+              <w14:ligatures w14:val="none"/>
             </w:rPr>
           </w:pPr>
-          <w:hyperlink w:anchor="_Toc237302146" w:history="1">
+          <w:hyperlink w:anchor="_Toc237309732" w:history="1">
             <w:r>
               <w:rPr>
                 <w:rStyle w:val="Hyperlink"/>
@@ -1463,7 +1394,12 @@
             </w:r>
             <w:r>
               <w:rPr>
-                <w:noProof/>
+                <w:rFonts w:asciiTheme="minorHAnsi" w:eastAsiaTheme="minorEastAsia" w:hAnsiTheme="minorHAnsi"/>
+                <w:noProof/>
+                <w:kern w:val="0"/>
+                <w:sz w:val="22"/>
+                <w:lang w:val="en-US"/>
+                <w14:ligatures w14:val="none"/>
               </w:rPr>
               <w:tab/>
             </w:r>
@@ -1493,7 +1429,7 @@
                 <w:noProof/>
                 <w:webHidden/>
               </w:rPr>
-              <w:instrText xml:space="preserve"> PAGEREF _Toc237302146 \h </w:instrText>
+              <w:instrText xml:space="preserve"> PAGEREF _Toc237309732 \h </w:instrText>
             </w:r>
             <w:r>
               <w:rPr>
@@ -1532,10 +1468,15 @@
               <w:tab w:val="right" w:leader="dot" w:pos="9736"/>
             </w:tabs>
             <w:rPr>
+              <w:rFonts w:asciiTheme="minorHAnsi" w:eastAsiaTheme="minorEastAsia" w:hAnsiTheme="minorHAnsi"/>
               <w:noProof/>
+              <w:kern w:val="0"/>
+              <w:sz w:val="22"/>
+              <w:lang w:val="en-US"/>
+              <w14:ligatures w14:val="none"/>
             </w:rPr>
           </w:pPr>
-          <w:hyperlink w:anchor="_Toc237302147" w:history="1">
+          <w:hyperlink w:anchor="_Toc237309733" w:history="1">
             <w:r>
               <w:rPr>
                 <w:rStyle w:val="Hyperlink"/>
@@ -1545,7 +1486,12 @@
             </w:r>
             <w:r>
               <w:rPr>
-                <w:noProof/>
+                <w:rFonts w:asciiTheme="minorHAnsi" w:eastAsiaTheme="minorEastAsia" w:hAnsiTheme="minorHAnsi"/>
+                <w:noProof/>
+                <w:kern w:val="0"/>
+                <w:sz w:val="22"/>
+                <w:lang w:val="en-US"/>
+                <w14:ligatures w14:val="none"/>
               </w:rPr>
               <w:tab/>
             </w:r>
@@ -1575,7 +1521,7 @@
                 <w:noProof/>
                 <w:webHidden/>
               </w:rPr>
-              <w:instrText xml:space="preserve"> PAGEREF _Toc237302147 \h </w:instrText>
+              <w:instrText xml:space="preserve"> PAGEREF _Toc237309733 \h </w:instrText>
             </w:r>
             <w:r>
               <w:rPr>
@@ -1614,10 +1560,15 @@
               <w:tab w:val="right" w:leader="dot" w:pos="9736"/>
             </w:tabs>
             <w:rPr>
+              <w:rFonts w:asciiTheme="minorHAnsi" w:eastAsiaTheme="minorEastAsia" w:hAnsiTheme="minorHAnsi"/>
               <w:noProof/>
+              <w:kern w:val="0"/>
+              <w:sz w:val="22"/>
+              <w:lang w:val="en-US"/>
+              <w14:ligatures w14:val="none"/>
             </w:rPr>
           </w:pPr>
-          <w:hyperlink w:anchor="_Toc237302148" w:history="1">
+          <w:hyperlink w:anchor="_Toc237309734" w:history="1">
             <w:r>
               <w:rPr>
                 <w:rStyle w:val="Hyperlink"/>
@@ -1627,7 +1578,12 @@
             </w:r>
             <w:r>
               <w:rPr>
-                <w:noProof/>
+                <w:rFonts w:asciiTheme="minorHAnsi" w:eastAsiaTheme="minorEastAsia" w:hAnsiTheme="minorHAnsi"/>
+                <w:noProof/>
+                <w:kern w:val="0"/>
+                <w:sz w:val="22"/>
+                <w:lang w:val="en-US"/>
+                <w14:ligatures w14:val="none"/>
               </w:rPr>
               <w:tab/>
             </w:r>
@@ -1657,7 +1613,7 @@
                 <w:noProof/>
                 <w:webHidden/>
               </w:rPr>
-              <w:instrText xml:space="preserve"> PAGEREF _Toc237302148 \h </w:instrText>
+              <w:instrText xml:space="preserve"> PAGEREF _Toc237309734 \h </w:instrText>
             </w:r>
             <w:r>
               <w:rPr>
@@ -1696,39 +1652,853 @@
               <w:tab w:val="right" w:leader="dot" w:pos="9736"/>
             </w:tabs>
             <w:rPr>
+              <w:rFonts w:asciiTheme="minorHAnsi" w:eastAsiaTheme="minorEastAsia" w:hAnsiTheme="minorHAnsi"/>
+              <w:noProof/>
+              <w:kern w:val="0"/>
+              <w:sz w:val="22"/>
+              <w:lang w:val="en-US"/>
+              <w14:ligatures w14:val="none"/>
+            </w:rPr>
+          </w:pPr>
+          <w:hyperlink w:anchor="_Toc237309735" w:history="1">
+            <w:r>
+              <w:rPr>
+                <w:rStyle w:val="Hyperlink"/>
+                <w:noProof/>
+              </w:rPr>
+              <w:t>2.4</w:t>
+            </w:r>
+            <w:r>
+              <w:rPr>
+                <w:rFonts w:asciiTheme="minorHAnsi" w:eastAsiaTheme="minorEastAsia" w:hAnsiTheme="minorHAnsi"/>
+                <w:noProof/>
+                <w:kern w:val="0"/>
+                <w:sz w:val="22"/>
+                <w:lang w:val="en-US"/>
+                <w14:ligatures w14:val="none"/>
+              </w:rPr>
+              <w:tab/>
+            </w:r>
+            <w:r>
+              <w:rPr>
+                <w:rStyle w:val="Hyperlink"/>
+                <w:noProof/>
+              </w:rPr>
+              <w:t>Model Quantization:</w:t>
+            </w:r>
+            <w:r>
+              <w:rPr>
+                <w:noProof/>
+                <w:webHidden/>
+              </w:rPr>
+              <w:tab/>
+            </w:r>
+            <w:r>
+              <w:rPr>
+                <w:noProof/>
+                <w:webHidden/>
+              </w:rPr>
+              <w:fldChar w:fldCharType="begin"/>
+            </w:r>
+            <w:r>
+              <w:rPr>
+                <w:noProof/>
+                <w:webHidden/>
+              </w:rPr>
+              <w:instrText xml:space="preserve"> PAGEREF _Toc237309735 \h </w:instrText>
+            </w:r>
+            <w:r>
+              <w:rPr>
+                <w:noProof/>
+                <w:webHidden/>
+              </w:rPr>
+            </w:r>
+            <w:r>
+              <w:rPr>
+                <w:noProof/>
+                <w:webHidden/>
+              </w:rPr>
+              <w:fldChar w:fldCharType="separate"/>
+            </w:r>
+            <w:r>
+              <w:rPr>
+                <w:noProof/>
+                <w:webHidden/>
+              </w:rPr>
+              <w:t>6</w:t>
+            </w:r>
+            <w:r>
+              <w:rPr>
+                <w:noProof/>
+                <w:webHidden/>
+              </w:rPr>
+              <w:fldChar w:fldCharType="end"/>
+            </w:r>
+          </w:hyperlink>
+        </w:p>
+        <w:p>
+          <w:pPr>
+            <w:pStyle w:val="TOC1"/>
+            <w:tabs>
+              <w:tab w:val="left" w:pos="440"/>
+              <w:tab w:val="right" w:leader="dot" w:pos="9736"/>
+            </w:tabs>
+            <w:rPr>
+              <w:rFonts w:asciiTheme="minorHAnsi" w:eastAsiaTheme="minorEastAsia" w:hAnsiTheme="minorHAnsi"/>
+              <w:noProof/>
+              <w:kern w:val="0"/>
+              <w:sz w:val="22"/>
+              <w:lang w:val="en-US"/>
+              <w14:ligatures w14:val="none"/>
+            </w:rPr>
+          </w:pPr>
+          <w:hyperlink w:anchor="_Toc237309736" w:history="1">
+            <w:r>
+              <w:rPr>
+                <w:rStyle w:val="Hyperlink"/>
+                <w:noProof/>
+              </w:rPr>
+              <w:t>3.</w:t>
+            </w:r>
+            <w:r>
+              <w:rPr>
+                <w:rFonts w:asciiTheme="minorHAnsi" w:eastAsiaTheme="minorEastAsia" w:hAnsiTheme="minorHAnsi"/>
+                <w:noProof/>
+                <w:kern w:val="0"/>
+                <w:sz w:val="22"/>
+                <w:lang w:val="en-US"/>
+                <w14:ligatures w14:val="none"/>
+              </w:rPr>
+              <w:tab/>
+            </w:r>
+            <w:r>
+              <w:rPr>
+                <w:rStyle w:val="Hyperlink"/>
+                <w:noProof/>
+              </w:rPr>
+              <w:t>Methodology</w:t>
+            </w:r>
+            <w:r>
+              <w:rPr>
+                <w:noProof/>
+                <w:webHidden/>
+              </w:rPr>
+              <w:tab/>
+            </w:r>
+            <w:r>
+              <w:rPr>
+                <w:noProof/>
+                <w:webHidden/>
+              </w:rPr>
+              <w:fldChar w:fldCharType="begin"/>
+            </w:r>
+            <w:r>
+              <w:rPr>
+                <w:noProof/>
+                <w:webHidden/>
+              </w:rPr>
+              <w:instrText xml:space="preserve"> PAGEREF _Toc237309736 \h </w:instrText>
+            </w:r>
+            <w:r>
+              <w:rPr>
+                <w:noProof/>
+                <w:webHidden/>
+              </w:rPr>
+            </w:r>
+            <w:r>
+              <w:rPr>
+                <w:noProof/>
+                <w:webHidden/>
+              </w:rPr>
+              <w:fldChar w:fldCharType="separate"/>
+            </w:r>
+            <w:r>
+              <w:rPr>
+                <w:noProof/>
+                <w:webHidden/>
+              </w:rPr>
+              <w:t>7</w:t>
+            </w:r>
+            <w:r>
+              <w:rPr>
+                <w:noProof/>
+                <w:webHidden/>
+              </w:rPr>
+              <w:fldChar w:fldCharType="end"/>
+            </w:r>
+          </w:hyperlink>
+        </w:p>
+        <w:p>
+          <w:pPr>
+            <w:pStyle w:val="TOC2"/>
+            <w:tabs>
+              <w:tab w:val="left" w:pos="880"/>
+              <w:tab w:val="right" w:leader="dot" w:pos="9736"/>
+            </w:tabs>
+            <w:rPr>
+              <w:rFonts w:asciiTheme="minorHAnsi" w:eastAsiaTheme="minorEastAsia" w:hAnsiTheme="minorHAnsi"/>
+              <w:noProof/>
+              <w:kern w:val="0"/>
+              <w:sz w:val="22"/>
+              <w:lang w:val="en-US"/>
+              <w14:ligatures w14:val="none"/>
+            </w:rPr>
+          </w:pPr>
+          <w:hyperlink w:anchor="_Toc237309737" w:history="1">
+            <w:r>
+              <w:rPr>
+                <w:rStyle w:val="Hyperlink"/>
+                <w:noProof/>
+              </w:rPr>
+              <w:t>3.1</w:t>
+            </w:r>
+            <w:r>
+              <w:rPr>
+                <w:rFonts w:asciiTheme="minorHAnsi" w:eastAsiaTheme="minorEastAsia" w:hAnsiTheme="minorHAnsi"/>
+                <w:noProof/>
+                <w:kern w:val="0"/>
+                <w:sz w:val="22"/>
+                <w:lang w:val="en-US"/>
+                <w14:ligatures w14:val="none"/>
+              </w:rPr>
+              <w:tab/>
+            </w:r>
+            <w:r>
+              <w:rPr>
+                <w:rStyle w:val="Hyperlink"/>
+                <w:noProof/>
+              </w:rPr>
+              <w:t>Research Design:</w:t>
+            </w:r>
+            <w:r>
+              <w:rPr>
+                <w:noProof/>
+                <w:webHidden/>
+              </w:rPr>
+              <w:tab/>
+            </w:r>
+            <w:r>
+              <w:rPr>
+                <w:noProof/>
+                <w:webHidden/>
+              </w:rPr>
+              <w:fldChar w:fldCharType="begin"/>
+            </w:r>
+            <w:r>
+              <w:rPr>
+                <w:noProof/>
+                <w:webHidden/>
+              </w:rPr>
+              <w:instrText xml:space="preserve"> PAGEREF _Toc237309737 \h </w:instrText>
+            </w:r>
+            <w:r>
+              <w:rPr>
+                <w:noProof/>
+                <w:webHidden/>
+              </w:rPr>
+            </w:r>
+            <w:r>
+              <w:rPr>
+                <w:noProof/>
+                <w:webHidden/>
+              </w:rPr>
+              <w:fldChar w:fldCharType="separate"/>
+            </w:r>
+            <w:r>
+              <w:rPr>
+                <w:noProof/>
+                <w:webHidden/>
+              </w:rPr>
+              <w:t>7</w:t>
+            </w:r>
+            <w:r>
+              <w:rPr>
+                <w:noProof/>
+                <w:webHidden/>
+              </w:rPr>
+              <w:fldChar w:fldCharType="end"/>
+            </w:r>
+          </w:hyperlink>
+        </w:p>
+        <w:p>
+          <w:pPr>
+            <w:pStyle w:val="TOC2"/>
+            <w:tabs>
+              <w:tab w:val="left" w:pos="880"/>
+              <w:tab w:val="right" w:leader="dot" w:pos="9736"/>
+            </w:tabs>
+            <w:rPr>
+              <w:rFonts w:asciiTheme="minorHAnsi" w:eastAsiaTheme="minorEastAsia" w:hAnsiTheme="minorHAnsi"/>
+              <w:noProof/>
+              <w:kern w:val="0"/>
+              <w:sz w:val="22"/>
+              <w:lang w:val="en-US"/>
+              <w14:ligatures w14:val="none"/>
+            </w:rPr>
+          </w:pPr>
+          <w:hyperlink w:anchor="_Toc237309738" w:history="1">
+            <w:r>
+              <w:rPr>
+                <w:rStyle w:val="Hyperlink"/>
+                <w:noProof/>
+              </w:rPr>
+              <w:t>3.2</w:t>
+            </w:r>
+            <w:r>
+              <w:rPr>
+                <w:rFonts w:asciiTheme="minorHAnsi" w:eastAsiaTheme="minorEastAsia" w:hAnsiTheme="minorHAnsi"/>
+                <w:noProof/>
+                <w:kern w:val="0"/>
+                <w:sz w:val="22"/>
+                <w:lang w:val="en-US"/>
+                <w14:ligatures w14:val="none"/>
+              </w:rPr>
+              <w:tab/>
+            </w:r>
+            <w:r>
+              <w:rPr>
+                <w:rStyle w:val="Hyperlink"/>
+                <w:noProof/>
+              </w:rPr>
+              <w:t>Dataset Description:</w:t>
+            </w:r>
+            <w:r>
+              <w:rPr>
+                <w:noProof/>
+                <w:webHidden/>
+              </w:rPr>
+              <w:tab/>
+            </w:r>
+            <w:r>
+              <w:rPr>
+                <w:noProof/>
+                <w:webHidden/>
+              </w:rPr>
+              <w:fldChar w:fldCharType="begin"/>
+            </w:r>
+            <w:r>
+              <w:rPr>
+                <w:noProof/>
+                <w:webHidden/>
+              </w:rPr>
+              <w:instrText xml:space="preserve"> PAGEREF _Toc237309738 \h </w:instrText>
+            </w:r>
+            <w:r>
+              <w:rPr>
+                <w:noProof/>
+                <w:webHidden/>
+              </w:rPr>
+            </w:r>
+            <w:r>
+              <w:rPr>
+                <w:noProof/>
+                <w:webHidden/>
+              </w:rPr>
+              <w:fldChar w:fldCharType="separate"/>
+            </w:r>
+            <w:r>
+              <w:rPr>
+                <w:noProof/>
+                <w:webHidden/>
+              </w:rPr>
+              <w:t>7</w:t>
+            </w:r>
+            <w:r>
+              <w:rPr>
+                <w:noProof/>
+                <w:webHidden/>
+              </w:rPr>
+              <w:fldChar w:fldCharType="end"/>
+            </w:r>
+          </w:hyperlink>
+        </w:p>
+        <w:p>
+          <w:pPr>
+            <w:pStyle w:val="TOC2"/>
+            <w:tabs>
+              <w:tab w:val="left" w:pos="880"/>
+              <w:tab w:val="right" w:leader="dot" w:pos="9736"/>
+            </w:tabs>
+            <w:rPr>
+              <w:rFonts w:asciiTheme="minorHAnsi" w:eastAsiaTheme="minorEastAsia" w:hAnsiTheme="minorHAnsi"/>
+              <w:noProof/>
+              <w:kern w:val="0"/>
+              <w:sz w:val="22"/>
+              <w:lang w:val="en-US"/>
+              <w14:ligatures w14:val="none"/>
+            </w:rPr>
+          </w:pPr>
+          <w:hyperlink w:anchor="_Toc237309739" w:history="1">
+            <w:r>
+              <w:rPr>
+                <w:rStyle w:val="Hyperlink"/>
+                <w:noProof/>
+              </w:rPr>
+              <w:t>3.3</w:t>
+            </w:r>
+            <w:r>
+              <w:rPr>
+                <w:rFonts w:asciiTheme="minorHAnsi" w:eastAsiaTheme="minorEastAsia" w:hAnsiTheme="minorHAnsi"/>
+                <w:noProof/>
+                <w:kern w:val="0"/>
+                <w:sz w:val="22"/>
+                <w:lang w:val="en-US"/>
+                <w14:ligatures w14:val="none"/>
+              </w:rPr>
+              <w:tab/>
+            </w:r>
+            <w:r>
+              <w:rPr>
+                <w:rStyle w:val="Hyperlink"/>
+                <w:noProof/>
+              </w:rPr>
+              <w:t>Data Pre-processing:</w:t>
+            </w:r>
+            <w:r>
+              <w:rPr>
+                <w:noProof/>
+                <w:webHidden/>
+              </w:rPr>
+              <w:tab/>
+            </w:r>
+            <w:r>
+              <w:rPr>
+                <w:noProof/>
+                <w:webHidden/>
+              </w:rPr>
+              <w:fldChar w:fldCharType="begin"/>
+            </w:r>
+            <w:r>
+              <w:rPr>
+                <w:noProof/>
+                <w:webHidden/>
+              </w:rPr>
+              <w:instrText xml:space="preserve"> PAGEREF _Toc237309739 \h </w:instrText>
+            </w:r>
+            <w:r>
+              <w:rPr>
+                <w:noProof/>
+                <w:webHidden/>
+              </w:rPr>
+            </w:r>
+            <w:r>
+              <w:rPr>
+                <w:noProof/>
+                <w:webHidden/>
+              </w:rPr>
+              <w:fldChar w:fldCharType="separate"/>
+            </w:r>
+            <w:r>
+              <w:rPr>
+                <w:noProof/>
+                <w:webHidden/>
+              </w:rPr>
+              <w:t>8</w:t>
+            </w:r>
+            <w:r>
+              <w:rPr>
+                <w:noProof/>
+                <w:webHidden/>
+              </w:rPr>
+              <w:fldChar w:fldCharType="end"/>
+            </w:r>
+          </w:hyperlink>
+        </w:p>
+        <w:p>
+          <w:pPr>
+            <w:pStyle w:val="TOC2"/>
+            <w:tabs>
+              <w:tab w:val="left" w:pos="880"/>
+              <w:tab w:val="right" w:leader="dot" w:pos="9736"/>
+            </w:tabs>
+            <w:rPr>
+              <w:rFonts w:asciiTheme="minorHAnsi" w:eastAsiaTheme="minorEastAsia" w:hAnsiTheme="minorHAnsi"/>
+              <w:noProof/>
+              <w:kern w:val="0"/>
+              <w:sz w:val="22"/>
+              <w:lang w:val="en-US"/>
+              <w14:ligatures w14:val="none"/>
+            </w:rPr>
+          </w:pPr>
+          <w:hyperlink w:anchor="_Toc237309740" w:history="1">
+            <w:r>
+              <w:rPr>
+                <w:rStyle w:val="Hyperlink"/>
+                <w:noProof/>
+              </w:rPr>
+              <w:t>3.4</w:t>
+            </w:r>
+            <w:r>
+              <w:rPr>
+                <w:rFonts w:asciiTheme="minorHAnsi" w:eastAsiaTheme="minorEastAsia" w:hAnsiTheme="minorHAnsi"/>
+                <w:noProof/>
+                <w:kern w:val="0"/>
+                <w:sz w:val="22"/>
+                <w:lang w:val="en-US"/>
+                <w14:ligatures w14:val="none"/>
+              </w:rPr>
+              <w:tab/>
+            </w:r>
+            <w:r>
+              <w:rPr>
+                <w:rStyle w:val="Hyperlink"/>
+                <w:noProof/>
+              </w:rPr>
+              <w:t>Model Selection:</w:t>
+            </w:r>
+            <w:r>
+              <w:rPr>
+                <w:noProof/>
+                <w:webHidden/>
+              </w:rPr>
+              <w:tab/>
+            </w:r>
+            <w:r>
+              <w:rPr>
+                <w:noProof/>
+                <w:webHidden/>
+              </w:rPr>
+              <w:fldChar w:fldCharType="begin"/>
+            </w:r>
+            <w:r>
+              <w:rPr>
+                <w:noProof/>
+                <w:webHidden/>
+              </w:rPr>
+              <w:instrText xml:space="preserve"> PAGEREF _Toc237309740 \h </w:instrText>
+            </w:r>
+            <w:r>
+              <w:rPr>
+                <w:noProof/>
+                <w:webHidden/>
+              </w:rPr>
+            </w:r>
+            <w:r>
+              <w:rPr>
+                <w:noProof/>
+                <w:webHidden/>
+              </w:rPr>
+              <w:fldChar w:fldCharType="separate"/>
+            </w:r>
+            <w:r>
+              <w:rPr>
+                <w:noProof/>
+                <w:webHidden/>
+              </w:rPr>
+              <w:t>8</w:t>
+            </w:r>
+            <w:r>
+              <w:rPr>
+                <w:noProof/>
+                <w:webHidden/>
+              </w:rPr>
+              <w:fldChar w:fldCharType="end"/>
+            </w:r>
+          </w:hyperlink>
+        </w:p>
+        <w:p>
+          <w:pPr>
+            <w:pStyle w:val="TOC2"/>
+            <w:tabs>
+              <w:tab w:val="left" w:pos="880"/>
+              <w:tab w:val="right" w:leader="dot" w:pos="9736"/>
+            </w:tabs>
+            <w:rPr>
+              <w:rFonts w:asciiTheme="minorHAnsi" w:eastAsiaTheme="minorEastAsia" w:hAnsiTheme="minorHAnsi"/>
+              <w:noProof/>
+              <w:kern w:val="0"/>
+              <w:sz w:val="22"/>
+              <w:lang w:val="en-US"/>
+              <w14:ligatures w14:val="none"/>
+            </w:rPr>
+          </w:pPr>
+          <w:hyperlink w:anchor="_Toc237309741" w:history="1">
+            <w:r>
+              <w:rPr>
+                <w:rStyle w:val="Hyperlink"/>
+                <w:noProof/>
+              </w:rPr>
+              <w:t>3.5</w:t>
+            </w:r>
+            <w:r>
+              <w:rPr>
+                <w:rFonts w:asciiTheme="minorHAnsi" w:eastAsiaTheme="minorEastAsia" w:hAnsiTheme="minorHAnsi"/>
+                <w:noProof/>
+                <w:kern w:val="0"/>
+                <w:sz w:val="22"/>
+                <w:lang w:val="en-US"/>
+                <w14:ligatures w14:val="none"/>
+              </w:rPr>
+              <w:tab/>
+            </w:r>
+            <w:r>
+              <w:rPr>
+                <w:rStyle w:val="Hyperlink"/>
+                <w:noProof/>
+              </w:rPr>
+              <w:t>Quantization Procedure:</w:t>
+            </w:r>
+            <w:r>
+              <w:rPr>
+                <w:noProof/>
+                <w:webHidden/>
+              </w:rPr>
+              <w:tab/>
+            </w:r>
+            <w:r>
+              <w:rPr>
+                <w:noProof/>
+                <w:webHidden/>
+              </w:rPr>
+              <w:fldChar w:fldCharType="begin"/>
+            </w:r>
+            <w:r>
+              <w:rPr>
+                <w:noProof/>
+                <w:webHidden/>
+              </w:rPr>
+              <w:instrText xml:space="preserve"> PAGEREF _Toc237309741 \h </w:instrText>
+            </w:r>
+            <w:r>
+              <w:rPr>
+                <w:noProof/>
+                <w:webHidden/>
+              </w:rPr>
+            </w:r>
+            <w:r>
+              <w:rPr>
+                <w:noProof/>
+                <w:webHidden/>
+              </w:rPr>
+              <w:fldChar w:fldCharType="separate"/>
+            </w:r>
+            <w:r>
+              <w:rPr>
+                <w:noProof/>
+                <w:webHidden/>
+              </w:rPr>
+              <w:t>8</w:t>
+            </w:r>
+            <w:r>
+              <w:rPr>
+                <w:noProof/>
+                <w:webHidden/>
+              </w:rPr>
+              <w:fldChar w:fldCharType="end"/>
+            </w:r>
+          </w:hyperlink>
+        </w:p>
+        <w:p>
+          <w:pPr>
+            <w:pStyle w:val="TOC2"/>
+            <w:tabs>
+              <w:tab w:val="left" w:pos="880"/>
+              <w:tab w:val="right" w:leader="dot" w:pos="9736"/>
+            </w:tabs>
+            <w:rPr>
+              <w:rFonts w:asciiTheme="minorHAnsi" w:eastAsiaTheme="minorEastAsia" w:hAnsiTheme="minorHAnsi"/>
+              <w:noProof/>
+              <w:kern w:val="0"/>
+              <w:sz w:val="22"/>
+              <w:lang w:val="en-US"/>
+              <w14:ligatures w14:val="none"/>
+            </w:rPr>
+          </w:pPr>
+          <w:hyperlink w:anchor="_Toc237309742" w:history="1">
+            <w:r>
+              <w:rPr>
+                <w:rStyle w:val="Hyperlink"/>
+                <w:noProof/>
+              </w:rPr>
+              <w:t>3.6</w:t>
+            </w:r>
+            <w:r>
+              <w:rPr>
+                <w:rFonts w:asciiTheme="minorHAnsi" w:eastAsiaTheme="minorEastAsia" w:hAnsiTheme="minorHAnsi"/>
+                <w:noProof/>
+                <w:kern w:val="0"/>
+                <w:sz w:val="22"/>
+                <w:lang w:val="en-US"/>
+                <w14:ligatures w14:val="none"/>
+              </w:rPr>
+              <w:tab/>
+            </w:r>
+            <w:r>
+              <w:rPr>
+                <w:rStyle w:val="Hyperlink"/>
+                <w:noProof/>
+              </w:rPr>
+              <w:t>Performance Evaluation:</w:t>
+            </w:r>
+            <w:r>
+              <w:rPr>
+                <w:noProof/>
+                <w:webHidden/>
+              </w:rPr>
+              <w:tab/>
+            </w:r>
+            <w:r>
+              <w:rPr>
+                <w:noProof/>
+                <w:webHidden/>
+              </w:rPr>
+              <w:fldChar w:fldCharType="begin"/>
+            </w:r>
+            <w:r>
+              <w:rPr>
+                <w:noProof/>
+                <w:webHidden/>
+              </w:rPr>
+              <w:instrText xml:space="preserve"> PAGEREF _Toc237309742 \h </w:instrText>
+            </w:r>
+            <w:r>
+              <w:rPr>
+                <w:noProof/>
+                <w:webHidden/>
+              </w:rPr>
+            </w:r>
+            <w:r>
+              <w:rPr>
+                <w:noProof/>
+                <w:webHidden/>
+              </w:rPr>
+              <w:fldChar w:fldCharType="separate"/>
+            </w:r>
+            <w:r>
+              <w:rPr>
+                <w:noProof/>
+                <w:webHidden/>
+              </w:rPr>
+              <w:t>8</w:t>
+            </w:r>
+            <w:r>
+              <w:rPr>
+                <w:noProof/>
+                <w:webHidden/>
+              </w:rPr>
+              <w:fldChar w:fldCharType="end"/>
+            </w:r>
+          </w:hyperlink>
+        </w:p>
+        <w:p>
+          <w:pPr>
+            <w:pStyle w:val="TOC3"/>
+            <w:tabs>
+              <w:tab w:val="right" w:leader="dot" w:pos="9736"/>
+            </w:tabs>
+            <w:rPr>
               <w:noProof/>
             </w:rPr>
           </w:pPr>
-          <w:hyperlink w:anchor="_Toc237302149" w:history="1">
+          <w:hyperlink w:anchor="_Toc237309743" w:history="1">
             <w:r>
               <w:rPr>
                 <w:rStyle w:val="Hyperlink"/>
                 <w:noProof/>
               </w:rPr>
-              <w:t>2.4</w:t>
-            </w:r>
-            <w:r>
-              <w:rPr>
-                <w:noProof/>
+              <w:t>Table-01: Evaluation Metrics</w:t>
+            </w:r>
+            <w:r>
+              <w:rPr>
+                <w:noProof/>
+                <w:webHidden/>
               </w:rPr>
               <w:tab/>
             </w:r>
             <w:r>
               <w:rPr>
+                <w:noProof/>
+                <w:webHidden/>
+              </w:rPr>
+              <w:fldChar w:fldCharType="begin"/>
+            </w:r>
+            <w:r>
+              <w:rPr>
+                <w:noProof/>
+                <w:webHidden/>
+              </w:rPr>
+              <w:instrText xml:space="preserve"> PAGEREF _Toc237309743 \h </w:instrText>
+            </w:r>
+            <w:r>
+              <w:rPr>
+                <w:noProof/>
+                <w:webHidden/>
+              </w:rPr>
+            </w:r>
+            <w:r>
+              <w:rPr>
+                <w:noProof/>
+                <w:webHidden/>
+              </w:rPr>
+              <w:fldChar w:fldCharType="separate"/>
+            </w:r>
+            <w:r>
+              <w:rPr>
+                <w:noProof/>
+                <w:webHidden/>
+              </w:rPr>
+              <w:t>9</w:t>
+            </w:r>
+            <w:r>
+              <w:rPr>
+                <w:noProof/>
+                <w:webHidden/>
+              </w:rPr>
+              <w:fldChar w:fldCharType="end"/>
+            </w:r>
+          </w:hyperlink>
+        </w:p>
+        <w:p>
+          <w:pPr>
+            <w:pStyle w:val="TOC2"/>
+            <w:tabs>
+              <w:tab w:val="left" w:pos="880"/>
+              <w:tab w:val="right" w:leader="dot" w:pos="9736"/>
+            </w:tabs>
+            <w:rPr>
+              <w:rFonts w:asciiTheme="minorHAnsi" w:eastAsiaTheme="minorEastAsia" w:hAnsiTheme="minorHAnsi"/>
+              <w:noProof/>
+              <w:kern w:val="0"/>
+              <w:sz w:val="22"/>
+              <w:lang w:val="en-US"/>
+              <w14:ligatures w14:val="none"/>
+            </w:rPr>
+          </w:pPr>
+          <w:hyperlink w:anchor="_Toc237309744" w:history="1">
+            <w:r>
+              <w:rPr>
                 <w:rStyle w:val="Hyperlink"/>
                 <w:noProof/>
               </w:rPr>
-              <w:t>Model Quantization:</w:t>
-            </w:r>
-            <w:r>
-              <w:rPr>
-                <w:noProof/>
-                <w:webHidden/>
+              <w:t>3.7</w:t>
+            </w:r>
+            <w:r>
+              <w:rPr>
+                <w:rFonts w:asciiTheme="minorHAnsi" w:eastAsiaTheme="minorEastAsia" w:hAnsiTheme="minorHAnsi"/>
+                <w:noProof/>
+                <w:kern w:val="0"/>
+                <w:sz w:val="22"/>
+                <w:lang w:val="en-US"/>
+                <w14:ligatures w14:val="none"/>
               </w:rPr>
               <w:tab/>
             </w:r>
             <w:r>
               <w:rPr>
+                <w:rStyle w:val="Hyperlink"/>
+                <w:noProof/>
+              </w:rPr>
+              <w:t>Experimental Environment:</w:t>
+            </w:r>
+            <w:r>
+              <w:rPr>
+                <w:noProof/>
+                <w:webHidden/>
+              </w:rPr>
+              <w:tab/>
+            </w:r>
+            <w:r>
+              <w:rPr>
                 <w:noProof/>
                 <w:webHidden/>
               </w:rPr>
@@ -1739,7 +2509,7 @@
                 <w:noProof/>
                 <w:webHidden/>
               </w:rPr>
-              <w:instrText xml:space="preserve"> PAGEREF _Toc237302149 \h </w:instrText>
+              <w:instrText xml:space="preserve"> PAGEREF _Toc237309744 \h </w:instrText>
             </w:r>
             <w:r>
               <w:rPr>
@@ -1759,7 +2529,7 @@
                 <w:noProof/>
                 <w:webHidden/>
               </w:rPr>
-              <w:t>6</w:t>
+              <w:t>9</w:t>
             </w:r>
             <w:r>
               <w:rPr>
@@ -1821,7 +2591,7 @@
           <w:sz w:val="40"/>
         </w:rPr>
       </w:pPr>
-      <w:bookmarkStart w:id="2" w:name="_Toc237302144"/>
+      <w:bookmarkStart w:id="2" w:name="_Toc237309730"/>
       <w:r>
         <w:rPr>
           <w:rStyle w:val="IntenseEmphasis"/>
@@ -1903,7 +2673,7 @@
           <w:numId w:val="9"/>
         </w:numPr>
       </w:pPr>
-      <w:bookmarkStart w:id="3" w:name="_Toc237302145"/>
+      <w:bookmarkStart w:id="3" w:name="_Toc237309731"/>
       <w:r>
         <w:lastRenderedPageBreak/>
         <w:t xml:space="preserve">Literature </w:t>
@@ -1921,7 +2691,7 @@
           <w:numId w:val="9"/>
         </w:numPr>
       </w:pPr>
-      <w:bookmarkStart w:id="4" w:name="_Toc237302146"/>
+      <w:bookmarkStart w:id="4" w:name="_Toc237309732"/>
       <w:r>
         <w:t>Deep Learning for Mobile Devices:</w:t>
       </w:r>
@@ -1965,7 +2735,7 @@
           <w:numId w:val="9"/>
         </w:numPr>
       </w:pPr>
-      <w:bookmarkStart w:id="5" w:name="_Toc237302147"/>
+      <w:bookmarkStart w:id="5" w:name="_Toc237309733"/>
       <w:r>
         <w:t>Convolutional Neural Network (CNN):</w:t>
       </w:r>
@@ -1974,7 +2744,6 @@
     <w:p>
       <w:pPr>
         <w:pStyle w:val="ListParagraph"/>
-        <w:ind w:left="840"/>
       </w:pPr>
       <w:r>
         <w:t xml:space="preserve">Among other deep learning architectures, Convolutional Neural Networks (CNNs) are one of the most common architectures employed for </w:t>
@@ -1989,7 +2758,6 @@
     <w:p>
       <w:pPr>
         <w:pStyle w:val="ListParagraph"/>
-        <w:ind w:left="840"/>
       </w:pPr>
       <w:r>
         <w:t xml:space="preserve">The efficiency of different CNN-based architectures has been proven through the implementation of numerous benchmark databases such as ImageNet and CIFAR-10. CNN-based models like </w:t>
@@ -2008,7 +2776,31 @@
       </w:r>
       <w:proofErr w:type="spellEnd"/>
       <w:r>
-        <w:t xml:space="preserve">, ResNet, EfficientNet, and MobileNet are some of the models </w:t>
+        <w:t xml:space="preserve">, </w:t>
+      </w:r>
+      <w:proofErr w:type="spellStart"/>
+      <w:r>
+        <w:t>ResNet</w:t>
+      </w:r>
+      <w:proofErr w:type="spellEnd"/>
+      <w:r>
+        <w:t xml:space="preserve">, </w:t>
+      </w:r>
+      <w:proofErr w:type="spellStart"/>
+      <w:r>
+        <w:t>EfficientNet</w:t>
+      </w:r>
+      <w:proofErr w:type="spellEnd"/>
+      <w:r>
+        <w:t xml:space="preserve">, and </w:t>
+      </w:r>
+      <w:proofErr w:type="spellStart"/>
+      <w:r>
+        <w:t>MobileNet</w:t>
+      </w:r>
+      <w:proofErr w:type="spellEnd"/>
+      <w:r>
+        <w:t xml:space="preserve"> are some of the models </w:t>
       </w:r>
       <w:r>
         <w:t>that</w:t>
@@ -2026,7 +2818,6 @@
     <w:p>
       <w:pPr>
         <w:pStyle w:val="ListParagraph"/>
-        <w:ind w:left="840"/>
       </w:pPr>
       <w:r>
         <w:lastRenderedPageBreak/>
@@ -2047,7 +2838,7 @@
           <w:numId w:val="9"/>
         </w:numPr>
       </w:pPr>
-      <w:bookmarkStart w:id="6" w:name="_Toc237302148"/>
+      <w:bookmarkStart w:id="6" w:name="_Toc237309734"/>
       <w:r>
         <w:t>MobileNetV2 Architecture:</w:t>
       </w:r>
@@ -2056,22 +2847,20 @@
     <w:p>
       <w:pPr>
         <w:pStyle w:val="ListParagraph"/>
-        <w:ind w:left="840"/>
       </w:pPr>
       <w:r>
         <w:t xml:space="preserve">MobileNetV2 is a lightweight convolutional neural network architecture that is intended to be used for mobile and embedded systems. The design of the architecture includes </w:t>
       </w:r>
       <w:r>
-        <w:t>depth wise</w:t>
-      </w:r>
-      <w:r>
-        <w:t xml:space="preserve"> separable convolutions and inverted residual blocks, which help to achieve the reduction of parameters and operations needed at inference.</w:t>
+        <w:t xml:space="preserve">depth wise </w:t>
+      </w:r>
+      <w:r>
+        <w:t>separable convolutions and inverted residual blocks, which help to achieve the reduction of parameters and operations needed at inference.</w:t>
       </w:r>
     </w:p>
     <w:p>
       <w:pPr>
         <w:pStyle w:val="ListParagraph"/>
-        <w:ind w:left="840"/>
       </w:pPr>
       <w:r>
         <w:t>When comparing MobileNetV2 to conventional CNN architectures, it is possible to note that MobileNetV2 demonstrates comparable results in terms of accuracy, but its model size and computation cost are considerably smaller. As a result, MobileNetV2 can be used in mobile artificial intelligence applications due to its high level of efficiency.</w:t>
@@ -2080,7 +2869,6 @@
     <w:p>
       <w:pPr>
         <w:pStyle w:val="ListParagraph"/>
-        <w:ind w:left="840"/>
       </w:pPr>
       <w:r>
         <w:t>Due to the good balance between performance and efficiency, MobileNetV2 is widely used in mobile vision tasks and acts as a good basis for evaluating model quantization methods.</w:t>
@@ -2094,7 +2882,7 @@
           <w:numId w:val="9"/>
         </w:numPr>
       </w:pPr>
-      <w:bookmarkStart w:id="7" w:name="_Toc237302149"/>
+      <w:bookmarkStart w:id="7" w:name="_Toc237309735"/>
       <w:r>
         <w:t>Model Quantization:</w:t>
       </w:r>
@@ -2103,7 +2891,6 @@
     <w:p>
       <w:pPr>
         <w:pStyle w:val="ListParagraph"/>
-        <w:ind w:left="840"/>
       </w:pPr>
       <w:r>
         <w:t xml:space="preserve">Model quantization is a neural network optimization approach that involves a decrease in the precision of the numerical values of the model parameters and operations. In conventional deep learning algorithms, 32-bit floating point representation is typically used to store the weight and activation values of the model. Model quantization results in converting these numbers into lower precision, such as 8-bit </w:t>
@@ -2118,7 +2905,6 @@
     <w:p>
       <w:pPr>
         <w:pStyle w:val="ListParagraph"/>
-        <w:ind w:left="840"/>
       </w:pPr>
       <w:r>
         <w:t>Model quantization has many advantages, such as small model size, decreased memory consumption, less power consumption, and increased inference time. These benefits are especially valuable in mobile and edge computing.</w:t>
@@ -2127,7 +2913,6 @@
     <w:p>
       <w:pPr>
         <w:pStyle w:val="ListParagraph"/>
-        <w:ind w:left="840"/>
       </w:pPr>
       <w:r>
         <w:t xml:space="preserve">Nevertheless, it should be acknowledged that there is a possibility of having a trade-off between the computation efficiency and the performance of the model. Even though many papers demonstrate </w:t>
@@ -2150,14 +2935,689 @@
     </w:p>
     <w:p>
       <w:pPr>
+        <w:pStyle w:val="Heading1"/>
+        <w:numPr>
+          <w:ilvl w:val="0"/>
+          <w:numId w:val="9"/>
+        </w:numPr>
+      </w:pPr>
+      <w:bookmarkStart w:id="8" w:name="_Toc237309736"/>
+      <w:r>
+        <w:lastRenderedPageBreak/>
+        <w:t>Methodology</w:t>
+      </w:r>
+      <w:bookmarkEnd w:id="8"/>
+    </w:p>
+    <w:p>
+      <w:pPr>
+        <w:pStyle w:val="Heading2"/>
+        <w:numPr>
+          <w:ilvl w:val="1"/>
+          <w:numId w:val="9"/>
+        </w:numPr>
+      </w:pPr>
+      <w:bookmarkStart w:id="9" w:name="_Toc237309737"/>
+      <w:r>
+        <w:t>Research Design:</w:t>
+      </w:r>
+      <w:bookmarkEnd w:id="9"/>
+    </w:p>
+    <w:p>
+      <w:pPr>
         <w:pStyle w:val="ListParagraph"/>
-        <w:ind w:left="840"/>
-      </w:pPr>
+      </w:pPr>
+      <w:r>
+        <w:t>In this we are going to make an experimental research approach to evaluate the performance between quantized and non-quantized deep learning models for mobile deployment. This experiment involves making training an image classification model, applying model quantization, and comparing both versions using performance metrics such as classification accuracy, inference latency, and model size.</w:t>
+      </w:r>
+    </w:p>
+    <w:p>
+      <w:pPr>
+        <w:pStyle w:val="Heading2"/>
+        <w:numPr>
+          <w:ilvl w:val="1"/>
+          <w:numId w:val="9"/>
+        </w:numPr>
+      </w:pPr>
+      <w:bookmarkStart w:id="10" w:name="_Toc237309738"/>
+      <w:r>
+        <w:t>Dataset Description:</w:t>
+      </w:r>
+      <w:bookmarkEnd w:id="10"/>
     </w:p>
     <w:p>
       <w:pPr>
         <w:pStyle w:val="ListParagraph"/>
-        <w:ind w:left="840"/>
+      </w:pPr>
+      <w:r>
+        <w:t xml:space="preserve">Here for our experiment, we have taken the CIFAR-10 dataset. The CIFAR-10 dataset is a benchmark dataset developed for image classification research and contains 60,000 color images categorized into 10 object classes. The dataset has been divided into 10,000 testing images and 50,000 </w:t>
+      </w:r>
+      <w:r>
+        <w:t>images. Each image is represented as a 32 x 32 color image.</w:t>
+      </w:r>
+    </w:p>
+    <w:p>
+      <w:pPr>
+        <w:pStyle w:val="ListParagraph"/>
+      </w:pPr>
+      <w:r>
+        <w:t>The dataset includes the following categories:</w:t>
+      </w:r>
+    </w:p>
+    <w:p>
+      <w:pPr>
+        <w:pStyle w:val="ListParagraph"/>
+        <w:numPr>
+          <w:ilvl w:val="0"/>
+          <w:numId w:val="11"/>
+        </w:numPr>
+      </w:pPr>
+      <w:r>
+        <w:t>Airplane</w:t>
+      </w:r>
+    </w:p>
+    <w:p>
+      <w:pPr>
+        <w:pStyle w:val="ListParagraph"/>
+        <w:numPr>
+          <w:ilvl w:val="0"/>
+          <w:numId w:val="11"/>
+        </w:numPr>
+      </w:pPr>
+      <w:r>
+        <w:t>Automobile</w:t>
+      </w:r>
+    </w:p>
+    <w:p>
+      <w:pPr>
+        <w:pStyle w:val="ListParagraph"/>
+        <w:numPr>
+          <w:ilvl w:val="0"/>
+          <w:numId w:val="11"/>
+        </w:numPr>
+      </w:pPr>
+      <w:r>
+        <w:t>Bird</w:t>
+      </w:r>
+    </w:p>
+    <w:p>
+      <w:pPr>
+        <w:pStyle w:val="ListParagraph"/>
+        <w:numPr>
+          <w:ilvl w:val="0"/>
+          <w:numId w:val="11"/>
+        </w:numPr>
+      </w:pPr>
+      <w:r>
+        <w:t>Cat</w:t>
+      </w:r>
+    </w:p>
+    <w:p>
+      <w:pPr>
+        <w:pStyle w:val="ListParagraph"/>
+        <w:numPr>
+          <w:ilvl w:val="0"/>
+          <w:numId w:val="11"/>
+        </w:numPr>
+      </w:pPr>
+      <w:r>
+        <w:t>Deer</w:t>
+      </w:r>
+    </w:p>
+    <w:p>
+      <w:pPr>
+        <w:pStyle w:val="ListParagraph"/>
+        <w:numPr>
+          <w:ilvl w:val="0"/>
+          <w:numId w:val="11"/>
+        </w:numPr>
+      </w:pPr>
+      <w:r>
+        <w:t>Dog</w:t>
+      </w:r>
+    </w:p>
+    <w:p>
+      <w:pPr>
+        <w:pStyle w:val="ListParagraph"/>
+        <w:numPr>
+          <w:ilvl w:val="0"/>
+          <w:numId w:val="11"/>
+        </w:numPr>
+      </w:pPr>
+      <w:r>
+        <w:t>Frog</w:t>
+      </w:r>
+    </w:p>
+    <w:p>
+      <w:pPr>
+        <w:pStyle w:val="ListParagraph"/>
+        <w:numPr>
+          <w:ilvl w:val="0"/>
+          <w:numId w:val="11"/>
+        </w:numPr>
+      </w:pPr>
+      <w:r>
+        <w:t>Horse</w:t>
+      </w:r>
+    </w:p>
+    <w:p>
+      <w:pPr>
+        <w:pStyle w:val="ListParagraph"/>
+        <w:numPr>
+          <w:ilvl w:val="0"/>
+          <w:numId w:val="11"/>
+        </w:numPr>
+      </w:pPr>
+      <w:r>
+        <w:t>Ship</w:t>
+      </w:r>
+    </w:p>
+    <w:p>
+      <w:pPr>
+        <w:pStyle w:val="ListParagraph"/>
+        <w:numPr>
+          <w:ilvl w:val="0"/>
+          <w:numId w:val="11"/>
+        </w:numPr>
+      </w:pPr>
+      <w:r>
+        <w:t>Truck</w:t>
+      </w:r>
+    </w:p>
+    <w:p>
+      <w:pPr>
+        <w:ind w:left="1200"/>
+      </w:pPr>
+      <w:r>
+        <w:t>The CIFAR-10 dataset is selected because it is widely used for evaluating image classification models and provides a suitable benchmark for analyzing the effects of model quantization.</w:t>
+      </w:r>
+      <w:r>
+        <w:br w:type="page"/>
+      </w:r>
+    </w:p>
+    <w:p>
+      <w:pPr>
+        <w:pStyle w:val="Heading2"/>
+        <w:numPr>
+          <w:ilvl w:val="1"/>
+          <w:numId w:val="9"/>
+        </w:numPr>
+      </w:pPr>
+      <w:bookmarkStart w:id="11" w:name="_Toc237309739"/>
+      <w:r>
+        <w:lastRenderedPageBreak/>
+        <w:t>Data Pre-processing:</w:t>
+      </w:r>
+      <w:bookmarkEnd w:id="11"/>
+    </w:p>
+    <w:p>
+      <w:pPr>
+        <w:pStyle w:val="ListParagraph"/>
+      </w:pPr>
+      <w:r>
+        <w:t>In case of model training, the CIFAR-10 dataset has been prepared to improve model performance and ensure consistent input representation. Pixel values are normalized to a range of 0 and 1 by dividing each pixel value by 255. This normalization process helps improve model convergence during training.</w:t>
+      </w:r>
+    </w:p>
+    <w:p>
+      <w:pPr>
+        <w:pStyle w:val="ListParagraph"/>
+      </w:pPr>
+      <w:r>
+        <w:t>The dataset has been divided into training and testing subsets. The training dataset is used for model learning, while the testing dataset is used for evaluating model performance.</w:t>
+      </w:r>
+    </w:p>
+    <w:p>
+      <w:pPr>
+        <w:pStyle w:val="Heading2"/>
+        <w:numPr>
+          <w:ilvl w:val="1"/>
+          <w:numId w:val="9"/>
+        </w:numPr>
+      </w:pPr>
+      <w:bookmarkStart w:id="12" w:name="_Toc237309740"/>
+      <w:r>
+        <w:t>Model Selection:</w:t>
+      </w:r>
+      <w:bookmarkEnd w:id="12"/>
+    </w:p>
+    <w:p>
+      <w:pPr>
+        <w:pStyle w:val="ListParagraph"/>
+      </w:pPr>
+      <w:r>
+        <w:t xml:space="preserve">For this work, MobileNetV2 </w:t>
+      </w:r>
+      <w:r>
+        <w:t>has been</w:t>
+      </w:r>
+      <w:r>
+        <w:t xml:space="preserve"> chosen as the underlying CNN architecture. The reason for selecting MobileNetV2 is because it is optimized for mobile and embedded </w:t>
+      </w:r>
+      <w:r>
+        <w:t>systems and</w:t>
+      </w:r>
+      <w:r>
+        <w:t xml:space="preserve"> hence is ideal for mobile model deployment. The CNN architecture combines efficient computation with high classification accuracy using depth-wise separable convolutions and inverted residuals.</w:t>
+      </w:r>
+    </w:p>
+    <w:p>
+      <w:pPr>
+        <w:pStyle w:val="ListParagraph"/>
+      </w:pPr>
+      <w:r>
+        <w:t xml:space="preserve">The baseline CNN </w:t>
+      </w:r>
+      <w:r>
+        <w:t>has to</w:t>
+      </w:r>
+      <w:r>
+        <w:t xml:space="preserve"> </w:t>
+      </w:r>
+      <w:r>
+        <w:t>be first</w:t>
+      </w:r>
+      <w:r>
+        <w:t xml:space="preserve"> trained in its non-quantized state.</w:t>
+      </w:r>
+    </w:p>
+    <w:p>
+      <w:pPr>
+        <w:pStyle w:val="Heading2"/>
+        <w:numPr>
+          <w:ilvl w:val="1"/>
+          <w:numId w:val="9"/>
+        </w:numPr>
+      </w:pPr>
+      <w:bookmarkStart w:id="13" w:name="_Toc237309741"/>
+      <w:r>
+        <w:t>Quantization Procedure:</w:t>
+      </w:r>
+      <w:bookmarkEnd w:id="13"/>
+    </w:p>
+    <w:p>
+      <w:pPr>
+        <w:pStyle w:val="ListParagraph"/>
+      </w:pPr>
+      <w:r>
+        <w:t xml:space="preserve">Post-Training Quantization (PTQ) </w:t>
+      </w:r>
+      <w:r>
+        <w:t>has been</w:t>
+      </w:r>
+      <w:r>
+        <w:t xml:space="preserve"> performed on the trained MobileNetV2 model with the help of TensorFlow Lite optimization. In the quantization process, </w:t>
+      </w:r>
+      <w:r>
+        <w:t>floating-point</w:t>
+      </w:r>
+      <w:r>
+        <w:t xml:space="preserve"> weights are converted into integer weights of lesser precision.</w:t>
+      </w:r>
+    </w:p>
+    <w:p>
+      <w:pPr>
+        <w:pStyle w:val="ListParagraph"/>
+      </w:pPr>
+      <w:r>
+        <w:t xml:space="preserve">The quantized model </w:t>
+      </w:r>
+      <w:r>
+        <w:t>has been</w:t>
+      </w:r>
+      <w:r>
+        <w:t xml:space="preserve"> obtained by performing quantization on the non-quantized trained model. The testing dataset was used for the evaluation of the quantized model.</w:t>
+      </w:r>
+    </w:p>
+    <w:p>
+      <w:pPr>
+        <w:pStyle w:val="Heading2"/>
+        <w:numPr>
+          <w:ilvl w:val="1"/>
+          <w:numId w:val="9"/>
+        </w:numPr>
+      </w:pPr>
+      <w:bookmarkStart w:id="14" w:name="_Toc237309742"/>
+      <w:r>
+        <w:t>Performance Evaluation:</w:t>
+      </w:r>
+      <w:bookmarkEnd w:id="14"/>
+    </w:p>
+    <w:p>
+      <w:pPr>
+        <w:pStyle w:val="ListParagraph"/>
+      </w:pPr>
+      <w:r>
+        <w:t>The quantized and non-quantized models are evaluated using the following performance metrics:</w:t>
+      </w:r>
+    </w:p>
+    <w:p>
+      <w:pPr>
+        <w:pStyle w:val="ListParagraph"/>
+        <w:numPr>
+          <w:ilvl w:val="0"/>
+          <w:numId w:val="12"/>
+        </w:numPr>
+      </w:pPr>
+      <w:r>
+        <w:t>Classification Accuracy:</w:t>
+      </w:r>
+    </w:p>
+    <w:p>
+      <w:pPr>
+        <w:pStyle w:val="ListParagraph"/>
+        <w:ind w:left="1560"/>
+      </w:pPr>
+      <w:r>
+        <w:t>Measures the percentage of correctly classified images.</w:t>
+      </w:r>
+    </w:p>
+    <w:p>
+      <w:pPr>
+        <w:pStyle w:val="ListParagraph"/>
+        <w:numPr>
+          <w:ilvl w:val="0"/>
+          <w:numId w:val="12"/>
+        </w:numPr>
+      </w:pPr>
+      <w:r>
+        <w:t>Inference Latency:</w:t>
+      </w:r>
+    </w:p>
+    <w:p>
+      <w:pPr>
+        <w:pStyle w:val="ListParagraph"/>
+        <w:ind w:left="1560"/>
+      </w:pPr>
+      <w:r>
+        <w:t>Measures the time required for generating predictions during inference.</w:t>
+      </w:r>
+    </w:p>
+    <w:p>
+      <w:pPr>
+        <w:pStyle w:val="ListParagraph"/>
+        <w:numPr>
+          <w:ilvl w:val="0"/>
+          <w:numId w:val="12"/>
+        </w:numPr>
+      </w:pPr>
+      <w:r>
+        <w:t>Model Size:</w:t>
+      </w:r>
+    </w:p>
+    <w:p>
+      <w:pPr>
+        <w:pStyle w:val="ListParagraph"/>
+        <w:ind w:left="1560"/>
+      </w:pPr>
+      <w:r>
+        <w:t>Measures the storage requirements of the trained models.</w:t>
+      </w:r>
+    </w:p>
+    <w:p>
+      <w:pPr>
+        <w:pStyle w:val="ListParagraph"/>
+      </w:pPr>
+      <w:r>
+        <w:lastRenderedPageBreak/>
+        <w:t>These metrics are selected to evaluate the trade-offs between predictive performance and computational efficiency in mobile deployment scenarios.</w:t>
+      </w:r>
+    </w:p>
+    <w:p>
+      <w:pPr>
+        <w:pStyle w:val="Heading3"/>
+      </w:pPr>
+      <w:bookmarkStart w:id="15" w:name="_Toc237309743"/>
+      <w:r>
+        <w:t>Table-01: Evaluation Metrics</w:t>
+      </w:r>
+      <w:bookmarkEnd w:id="15"/>
+    </w:p>
+    <w:tbl>
+      <w:tblPr>
+        <w:tblStyle w:val="TableGrid"/>
+        <w:tblW w:w="0" w:type="auto"/>
+        <w:tblLook w:val="04A0" w:firstRow="1" w:lastRow="0" w:firstColumn="1" w:lastColumn="0" w:noHBand="0" w:noVBand="1"/>
+      </w:tblPr>
+      <w:tblGrid>
+        <w:gridCol w:w="4868"/>
+        <w:gridCol w:w="4868"/>
+      </w:tblGrid>
+      <w:tr>
+        <w:tc>
+          <w:tcPr>
+            <w:tcW w:w="4868" w:type="dxa"/>
+          </w:tcPr>
+          <w:p>
+            <w:pPr>
+              <w:jc w:val="center"/>
+              <w:rPr>
+                <w:b/>
+                <w:bCs/>
+              </w:rPr>
+            </w:pPr>
+            <w:r>
+              <w:rPr>
+                <w:b/>
+                <w:bCs/>
+              </w:rPr>
+              <w:t>Metric</w:t>
+            </w:r>
+          </w:p>
+        </w:tc>
+        <w:tc>
+          <w:tcPr>
+            <w:tcW w:w="4868" w:type="dxa"/>
+          </w:tcPr>
+          <w:p>
+            <w:pPr>
+              <w:jc w:val="center"/>
+              <w:rPr>
+                <w:b/>
+                <w:bCs/>
+              </w:rPr>
+            </w:pPr>
+            <w:r>
+              <w:rPr>
+                <w:b/>
+                <w:bCs/>
+              </w:rPr>
+              <w:t>Purpose</w:t>
+            </w:r>
+          </w:p>
+        </w:tc>
+      </w:tr>
+      <w:tr>
+        <w:tc>
+          <w:tcPr>
+            <w:tcW w:w="4868" w:type="dxa"/>
+          </w:tcPr>
+          <w:p>
+            <w:pPr>
+              <w:jc w:val="center"/>
+            </w:pPr>
+            <w:r>
+              <w:t>Accuracy</w:t>
+            </w:r>
+          </w:p>
+        </w:tc>
+        <w:tc>
+          <w:tcPr>
+            <w:tcW w:w="4868" w:type="dxa"/>
+          </w:tcPr>
+          <w:p>
+            <w:pPr>
+              <w:jc w:val="center"/>
+            </w:pPr>
+            <w:r>
+              <w:t xml:space="preserve">Evaluate Prediction Performance. </w:t>
+            </w:r>
+          </w:p>
+        </w:tc>
+      </w:tr>
+      <w:tr>
+        <w:tc>
+          <w:tcPr>
+            <w:tcW w:w="4868" w:type="dxa"/>
+          </w:tcPr>
+          <w:p>
+            <w:pPr>
+              <w:jc w:val="center"/>
+            </w:pPr>
+            <w:r>
+              <w:t xml:space="preserve">Inference Latency </w:t>
+            </w:r>
+          </w:p>
+        </w:tc>
+        <w:tc>
+          <w:tcPr>
+            <w:tcW w:w="4868" w:type="dxa"/>
+          </w:tcPr>
+          <w:p>
+            <w:pPr>
+              <w:jc w:val="center"/>
+            </w:pPr>
+            <w:r>
+              <w:t xml:space="preserve">Measure Inference Speed </w:t>
+            </w:r>
+          </w:p>
+        </w:tc>
+      </w:tr>
+      <w:tr>
+        <w:tc>
+          <w:tcPr>
+            <w:tcW w:w="4868" w:type="dxa"/>
+          </w:tcPr>
+          <w:p>
+            <w:pPr>
+              <w:jc w:val="center"/>
+            </w:pPr>
+            <w:r>
+              <w:t>Model Size</w:t>
+            </w:r>
+          </w:p>
+        </w:tc>
+        <w:tc>
+          <w:tcPr>
+            <w:tcW w:w="4868" w:type="dxa"/>
+          </w:tcPr>
+          <w:p>
+            <w:pPr>
+              <w:jc w:val="center"/>
+            </w:pPr>
+            <w:r>
+              <w:t>Measure Storage Efficiency</w:t>
+            </w:r>
+          </w:p>
+        </w:tc>
+      </w:tr>
+    </w:tbl>
+    <w:p/>
+    <w:p>
+      <w:pPr>
+        <w:pStyle w:val="Heading2"/>
+        <w:numPr>
+          <w:ilvl w:val="1"/>
+          <w:numId w:val="9"/>
+        </w:numPr>
+      </w:pPr>
+      <w:bookmarkStart w:id="16" w:name="_Toc237309744"/>
+      <w:r>
+        <w:t>Experimental Environment:</w:t>
+      </w:r>
+      <w:bookmarkEnd w:id="16"/>
+    </w:p>
+    <w:p>
+      <w:pPr>
+        <w:pStyle w:val="ListParagraph"/>
+      </w:pPr>
+      <w:r>
+        <w:t xml:space="preserve">The experiment </w:t>
+      </w:r>
+      <w:r>
+        <w:t>had been</w:t>
+      </w:r>
+      <w:r>
+        <w:t xml:space="preserve"> carried out in Python and TensorFlow. Quantization of the model </w:t>
+      </w:r>
+      <w:r>
+        <w:t>had been</w:t>
+      </w:r>
+      <w:r>
+        <w:t xml:space="preserve"> done using TensorFlow Lite. Training and testing </w:t>
+      </w:r>
+      <w:r>
+        <w:t>had been</w:t>
+      </w:r>
+      <w:r>
+        <w:t xml:space="preserve"> done in a simulated mobile deployment environment for assessing practical </w:t>
+      </w:r>
+      <w:r>
+        <w:t>deployability.</w:t>
+      </w:r>
+    </w:p>
+    <w:p>
+      <w:pPr>
+        <w:pStyle w:val="ListParagraph"/>
+      </w:pPr>
+      <w:r>
+        <w:t>Software used in this research includes:</w:t>
+      </w:r>
+    </w:p>
+    <w:p>
+      <w:pPr>
+        <w:pStyle w:val="ListParagraph"/>
+      </w:pPr>
+      <w:r>
+        <w:t>• Python</w:t>
+      </w:r>
+    </w:p>
+    <w:p>
+      <w:pPr>
+        <w:pStyle w:val="ListParagraph"/>
+      </w:pPr>
+      <w:r>
+        <w:t>• TensorFlow</w:t>
+      </w:r>
+    </w:p>
+    <w:p>
+      <w:pPr>
+        <w:pStyle w:val="ListParagraph"/>
+      </w:pPr>
+      <w:r>
+        <w:t>• TensorFlow Lite</w:t>
+      </w:r>
+    </w:p>
+    <w:p>
+      <w:pPr>
+        <w:pStyle w:val="ListParagraph"/>
+      </w:pPr>
+      <w:r>
+        <w:t>• NumPy</w:t>
+      </w:r>
+    </w:p>
+    <w:p>
+      <w:pPr>
+        <w:pStyle w:val="ListParagraph"/>
+      </w:pPr>
+      <w:r>
+        <w:t>• Matplotlib</w:t>
+      </w:r>
+    </w:p>
+    <w:p>
+      <w:pPr>
+        <w:pStyle w:val="ListParagraph"/>
+      </w:pPr>
+      <w:r>
+        <w:t>• Jupyter Notebook/Google Colab</w:t>
+      </w:r>
+    </w:p>
+    <w:p>
+      <w:pPr>
+        <w:pStyle w:val="ListParagraph"/>
+      </w:pPr>
+    </w:p>
+    <w:p>
+      <w:pPr>
+        <w:pStyle w:val="ListParagraph"/>
       </w:pPr>
     </w:p>
     <w:p/>
@@ -2176,6 +3636,92 @@
 <file path=word/numbering.xml><?xml version="1.0" encoding="utf-8"?>
 <w:numbering xmlns:wpc="http://schemas.microsoft.com/office/word/2010/wordprocessingCanvas" xmlns:cx="http://schemas.microsoft.com/office/drawing/2014/chartex" xmlns:cx1="http://schemas.microsoft.com/office/drawing/2015/9/8/chartex" xmlns:cx2="http://schemas.microsoft.com/office/drawing/2015/10/21/chartex" xmlns:cx3="http://schemas.microsoft.com/office/drawing/2016/5/9/chartex" xmlns:cx4="http://schemas.microsoft.com/office/drawing/2016/5/10/chartex" xmlns:cx5="http://schemas.microsoft.com/office/drawing/2016/5/11/chartex" xmlns:cx6="http://schemas.microsoft.com/office/drawing/2016/5/12/chartex" xmlns:cx7="http://schemas.microsoft.com/office/drawing/2016/5/13/chartex" xmlns:cx8="http://schemas.microsoft.com/office/drawing/2016/5/14/chartex" xmlns:mc="http://schemas.openxmlformats.org/markup-compatibility/2006" xmlns:aink="http://schemas.microsoft.com/office/drawing/2016/ink" xmlns:am3d="http://schemas.microsoft.com/office/drawing/2017/model3d" xmlns:o="urn:schemas-microsoft-com:office:office" xmlns:r="http://schemas.openxmlformats.org/officeDocument/2006/relationships" xmlns:m="http://schemas.openxmlformats.org/officeDocument/2006/math" xmlns:v="urn:schemas-microsoft-com:vml" xmlns:wp14="http://schemas.microsoft.com/office/word/2010/wordprocessingDrawing" xmlns:wp="http://schemas.openxmlformats.org/drawingml/2006/wordprocessingDrawing" xmlns:w10="urn:schemas-microsoft-com:office:word" xmlns:w="http://schemas.openxmlformats.org/wordprocessingml/2006/main" xmlns:w14="http://schemas.microsoft.com/office/word/2010/wordml" xmlns:w15="http://schemas.microsoft.com/office/word/2012/wordml" xmlns:w16cex="http://schemas.microsoft.com/office/word/2018/wordml/cex" xmlns:w16cid="http://schemas.microsoft.com/office/word/2016/wordml/cid" xmlns:w16="http://schemas.microsoft.com/office/word/2018/wordml" xmlns:w16sdtdh="http://schemas.microsoft.com/office/word/2020/wordml/sdtdatahash" xmlns:w16se="http://schemas.microsoft.com/office/word/2015/wordml/symex" xmlns:wpg="http://schemas.microsoft.com/office/word/2010/wordprocessingGroup" xmlns:wpi="http://schemas.microsoft.com/office/word/2010/wordprocessingInk" xmlns:wne="http://schemas.microsoft.com/office/word/2006/wordml" xmlns:wps="http://schemas.microsoft.com/office/word/2010/wordprocessingShape" mc:Ignorable="w14 w15 w16se w16cid w16 w16cex w16sdtdh wp14">
   <w:abstractNum w:abstractNumId="0" w15:restartNumberingAfterBreak="0">
+    <w:nsid w:val="04EF07B5"/>
+    <w:multiLevelType w:val="hybridMultilevel"/>
+    <w:tmpl w:val="D7FA0E8C"/>
+    <w:lvl w:ilvl="0" w:tplc="0409000F">
+      <w:start w:val="1"/>
+      <w:numFmt w:val="decimal"/>
+      <w:lvlText w:val="%1."/>
+      <w:lvlJc w:val="left"/>
+      <w:pPr>
+        <w:ind w:left="1560" w:hanging="360"/>
+      </w:pPr>
+    </w:lvl>
+    <w:lvl w:ilvl="1" w:tplc="04090019">
+      <w:start w:val="1"/>
+      <w:numFmt w:val="lowerLetter"/>
+      <w:lvlText w:val="%2."/>
+      <w:lvlJc w:val="left"/>
+      <w:pPr>
+        <w:ind w:left="2280" w:hanging="360"/>
+      </w:pPr>
+    </w:lvl>
+    <w:lvl w:ilvl="2" w:tplc="0409001B" w:tentative="1">
+      <w:start w:val="1"/>
+      <w:numFmt w:val="lowerRoman"/>
+      <w:lvlText w:val="%3."/>
+      <w:lvlJc w:val="right"/>
+      <w:pPr>
+        <w:ind w:left="3000" w:hanging="180"/>
+      </w:pPr>
+    </w:lvl>
+    <w:lvl w:ilvl="3" w:tplc="0409000F" w:tentative="1">
+      <w:start w:val="1"/>
+      <w:numFmt w:val="decimal"/>
+      <w:lvlText w:val="%4."/>
+      <w:lvlJc w:val="left"/>
+      <w:pPr>
+        <w:ind w:left="3720" w:hanging="360"/>
+      </w:pPr>
+    </w:lvl>
+    <w:lvl w:ilvl="4" w:tplc="04090019" w:tentative="1">
+      <w:start w:val="1"/>
+      <w:numFmt w:val="lowerLetter"/>
+      <w:lvlText w:val="%5."/>
+      <w:lvlJc w:val="left"/>
+      <w:pPr>
+        <w:ind w:left="4440" w:hanging="360"/>
+      </w:pPr>
+    </w:lvl>
+    <w:lvl w:ilvl="5" w:tplc="0409001B" w:tentative="1">
+      <w:start w:val="1"/>
+      <w:numFmt w:val="lowerRoman"/>
+      <w:lvlText w:val="%6."/>
+      <w:lvlJc w:val="right"/>
+      <w:pPr>
+        <w:ind w:left="5160" w:hanging="180"/>
+      </w:pPr>
+    </w:lvl>
+    <w:lvl w:ilvl="6" w:tplc="0409000F" w:tentative="1">
+      <w:start w:val="1"/>
+      <w:numFmt w:val="decimal"/>
+      <w:lvlText w:val="%7."/>
+      <w:lvlJc w:val="left"/>
+      <w:pPr>
+        <w:ind w:left="5880" w:hanging="360"/>
+      </w:pPr>
+    </w:lvl>
+    <w:lvl w:ilvl="7" w:tplc="04090019" w:tentative="1">
+      <w:start w:val="1"/>
+      <w:numFmt w:val="lowerLetter"/>
+      <w:lvlText w:val="%8."/>
+      <w:lvlJc w:val="left"/>
+      <w:pPr>
+        <w:ind w:left="6600" w:hanging="360"/>
+      </w:pPr>
+    </w:lvl>
+    <w:lvl w:ilvl="8" w:tplc="0409001B" w:tentative="1">
+      <w:start w:val="1"/>
+      <w:numFmt w:val="lowerRoman"/>
+      <w:lvlText w:val="%9."/>
+      <w:lvlJc w:val="right"/>
+      <w:pPr>
+        <w:ind w:left="7320" w:hanging="180"/>
+      </w:pPr>
+    </w:lvl>
+  </w:abstractNum>
+  <w:abstractNum w:abstractNumId="1" w15:restartNumberingAfterBreak="0">
     <w:nsid w:val="0567750D"/>
     <w:multiLevelType w:val="multilevel"/>
     <w:tmpl w:val="892CE790"/>
@@ -2324,7 +3870,7 @@
       </w:rPr>
     </w:lvl>
   </w:abstractNum>
-  <w:abstractNum w:abstractNumId="1" w15:restartNumberingAfterBreak="0">
+  <w:abstractNum w:abstractNumId="2" w15:restartNumberingAfterBreak="0">
     <w:nsid w:val="0AC445C6"/>
     <w:multiLevelType w:val="multilevel"/>
     <w:tmpl w:val="4DF2BB9E"/>
@@ -2445,7 +3991,7 @@
       </w:rPr>
     </w:lvl>
   </w:abstractNum>
-  <w:abstractNum w:abstractNumId="2" w15:restartNumberingAfterBreak="0">
+  <w:abstractNum w:abstractNumId="3" w15:restartNumberingAfterBreak="0">
     <w:nsid w:val="108739E4"/>
     <w:multiLevelType w:val="multilevel"/>
     <w:tmpl w:val="791470C6"/>
@@ -2594,7 +4140,7 @@
       </w:rPr>
     </w:lvl>
   </w:abstractNum>
-  <w:abstractNum w:abstractNumId="3" w15:restartNumberingAfterBreak="0">
+  <w:abstractNum w:abstractNumId="4" w15:restartNumberingAfterBreak="0">
     <w:nsid w:val="1D6E4224"/>
     <w:multiLevelType w:val="multilevel"/>
     <w:tmpl w:val="32E0091E"/>
@@ -2743,7 +4289,120 @@
       </w:rPr>
     </w:lvl>
   </w:abstractNum>
-  <w:abstractNum w:abstractNumId="4" w15:restartNumberingAfterBreak="0">
+  <w:abstractNum w:abstractNumId="5" w15:restartNumberingAfterBreak="0">
+    <w:nsid w:val="21B13C3E"/>
+    <w:multiLevelType w:val="hybridMultilevel"/>
+    <w:tmpl w:val="B84A988A"/>
+    <w:lvl w:ilvl="0" w:tplc="0409000B">
+      <w:start w:val="1"/>
+      <w:numFmt w:val="bullet"/>
+      <w:lvlText w:val=""/>
+      <w:lvlJc w:val="left"/>
+      <w:pPr>
+        <w:ind w:left="1560" w:hanging="360"/>
+      </w:pPr>
+      <w:rPr>
+        <w:rFonts w:ascii="Wingdings" w:hAnsi="Wingdings" w:hint="default"/>
+      </w:rPr>
+    </w:lvl>
+    <w:lvl w:ilvl="1" w:tplc="04090003" w:tentative="1">
+      <w:start w:val="1"/>
+      <w:numFmt w:val="bullet"/>
+      <w:lvlText w:val="o"/>
+      <w:lvlJc w:val="left"/>
+      <w:pPr>
+        <w:ind w:left="2280" w:hanging="360"/>
+      </w:pPr>
+      <w:rPr>
+        <w:rFonts w:ascii="Courier New" w:hAnsi="Courier New" w:cs="Courier New" w:hint="default"/>
+      </w:rPr>
+    </w:lvl>
+    <w:lvl w:ilvl="2" w:tplc="04090005" w:tentative="1">
+      <w:start w:val="1"/>
+      <w:numFmt w:val="bullet"/>
+      <w:lvlText w:val=""/>
+      <w:lvlJc w:val="left"/>
+      <w:pPr>
+        <w:ind w:left="3000" w:hanging="360"/>
+      </w:pPr>
+      <w:rPr>
+        <w:rFonts w:ascii="Wingdings" w:hAnsi="Wingdings" w:hint="default"/>
+      </w:rPr>
+    </w:lvl>
+    <w:lvl w:ilvl="3" w:tplc="04090001" w:tentative="1">
+      <w:start w:val="1"/>
+      <w:numFmt w:val="bullet"/>
+      <w:lvlText w:val=""/>
+      <w:lvlJc w:val="left"/>
+      <w:pPr>
+        <w:ind w:left="3720" w:hanging="360"/>
+      </w:pPr>
+      <w:rPr>
+        <w:rFonts w:ascii="Symbol" w:hAnsi="Symbol" w:hint="default"/>
+      </w:rPr>
+    </w:lvl>
+    <w:lvl w:ilvl="4" w:tplc="04090003" w:tentative="1">
+      <w:start w:val="1"/>
+      <w:numFmt w:val="bullet"/>
+      <w:lvlText w:val="o"/>
+      <w:lvlJc w:val="left"/>
+      <w:pPr>
+        <w:ind w:left="4440" w:hanging="360"/>
+      </w:pPr>
+      <w:rPr>
+        <w:rFonts w:ascii="Courier New" w:hAnsi="Courier New" w:cs="Courier New" w:hint="default"/>
+      </w:rPr>
+    </w:lvl>
+    <w:lvl w:ilvl="5" w:tplc="04090005" w:tentative="1">
+      <w:start w:val="1"/>
+      <w:numFmt w:val="bullet"/>
+      <w:lvlText w:val=""/>
+      <w:lvlJc w:val="left"/>
+      <w:pPr>
+        <w:ind w:left="5160" w:hanging="360"/>
+      </w:pPr>
+      <w:rPr>
+        <w:rFonts w:ascii="Wingdings" w:hAnsi="Wingdings" w:hint="default"/>
+      </w:rPr>
+    </w:lvl>
+    <w:lvl w:ilvl="6" w:tplc="04090001" w:tentative="1">
+      <w:start w:val="1"/>
+      <w:numFmt w:val="bullet"/>
+      <w:lvlText w:val=""/>
+      <w:lvlJc w:val="left"/>
+      <w:pPr>
+        <w:ind w:left="5880" w:hanging="360"/>
+      </w:pPr>
+      <w:rPr>
+        <w:rFonts w:ascii="Symbol" w:hAnsi="Symbol" w:hint="default"/>
+      </w:rPr>
+    </w:lvl>
+    <w:lvl w:ilvl="7" w:tplc="04090003" w:tentative="1">
+      <w:start w:val="1"/>
+      <w:numFmt w:val="bullet"/>
+      <w:lvlText w:val="o"/>
+      <w:lvlJc w:val="left"/>
+      <w:pPr>
+        <w:ind w:left="6600" w:hanging="360"/>
+      </w:pPr>
+      <w:rPr>
+        <w:rFonts w:ascii="Courier New" w:hAnsi="Courier New" w:cs="Courier New" w:hint="default"/>
+      </w:rPr>
+    </w:lvl>
+    <w:lvl w:ilvl="8" w:tplc="04090005" w:tentative="1">
+      <w:start w:val="1"/>
+      <w:numFmt w:val="bullet"/>
+      <w:lvlText w:val=""/>
+      <w:lvlJc w:val="left"/>
+      <w:pPr>
+        <w:ind w:left="7320" w:hanging="360"/>
+      </w:pPr>
+      <w:rPr>
+        <w:rFonts w:ascii="Wingdings" w:hAnsi="Wingdings" w:hint="default"/>
+      </w:rPr>
+    </w:lvl>
+  </w:abstractNum>
+  <w:abstractNum w:abstractNumId="6" w15:restartNumberingAfterBreak="0">
     <w:nsid w:val="2AC44ABE"/>
     <w:multiLevelType w:val="hybridMultilevel"/>
     <w:tmpl w:val="2D5C7974"/>
@@ -2829,7 +4488,7 @@
       </w:pPr>
     </w:lvl>
   </w:abstractNum>
-  <w:abstractNum w:abstractNumId="5" w15:restartNumberingAfterBreak="0">
+  <w:abstractNum w:abstractNumId="7" w15:restartNumberingAfterBreak="0">
     <w:nsid w:val="2B3B242D"/>
     <w:multiLevelType w:val="hybridMultilevel"/>
     <w:tmpl w:val="37E6D90C"/>
@@ -2915,7 +4574,7 @@
       </w:pPr>
     </w:lvl>
   </w:abstractNum>
-  <w:abstractNum w:abstractNumId="6" w15:restartNumberingAfterBreak="0">
+  <w:abstractNum w:abstractNumId="8" w15:restartNumberingAfterBreak="0">
     <w:nsid w:val="3E435740"/>
     <w:multiLevelType w:val="multilevel"/>
     <w:tmpl w:val="D16251AC"/>
@@ -3028,7 +4687,7 @@
       </w:pPr>
     </w:lvl>
   </w:abstractNum>
-  <w:abstractNum w:abstractNumId="7" w15:restartNumberingAfterBreak="0">
+  <w:abstractNum w:abstractNumId="9" w15:restartNumberingAfterBreak="0">
     <w:nsid w:val="590C703C"/>
     <w:multiLevelType w:val="multilevel"/>
     <w:tmpl w:val="F5B4A9F2"/>
@@ -3177,7 +4836,120 @@
       </w:rPr>
     </w:lvl>
   </w:abstractNum>
-  <w:abstractNum w:abstractNumId="8" w15:restartNumberingAfterBreak="0">
+  <w:abstractNum w:abstractNumId="10" w15:restartNumberingAfterBreak="0">
+    <w:nsid w:val="720567B1"/>
+    <w:multiLevelType w:val="hybridMultilevel"/>
+    <w:tmpl w:val="57AE19E0"/>
+    <w:lvl w:ilvl="0" w:tplc="04090009">
+      <w:start w:val="1"/>
+      <w:numFmt w:val="bullet"/>
+      <w:lvlText w:val=""/>
+      <w:lvlJc w:val="left"/>
+      <w:pPr>
+        <w:ind w:left="1560" w:hanging="360"/>
+      </w:pPr>
+      <w:rPr>
+        <w:rFonts w:ascii="Wingdings" w:hAnsi="Wingdings" w:hint="default"/>
+      </w:rPr>
+    </w:lvl>
+    <w:lvl w:ilvl="1" w:tplc="04090003" w:tentative="1">
+      <w:start w:val="1"/>
+      <w:numFmt w:val="bullet"/>
+      <w:lvlText w:val="o"/>
+      <w:lvlJc w:val="left"/>
+      <w:pPr>
+        <w:ind w:left="2280" w:hanging="360"/>
+      </w:pPr>
+      <w:rPr>
+        <w:rFonts w:ascii="Courier New" w:hAnsi="Courier New" w:cs="Courier New" w:hint="default"/>
+      </w:rPr>
+    </w:lvl>
+    <w:lvl w:ilvl="2" w:tplc="04090005" w:tentative="1">
+      <w:start w:val="1"/>
+      <w:numFmt w:val="bullet"/>
+      <w:lvlText w:val=""/>
+      <w:lvlJc w:val="left"/>
+      <w:pPr>
+        <w:ind w:left="3000" w:hanging="360"/>
+      </w:pPr>
+      <w:rPr>
+        <w:rFonts w:ascii="Wingdings" w:hAnsi="Wingdings" w:hint="default"/>
+      </w:rPr>
+    </w:lvl>
+    <w:lvl w:ilvl="3" w:tplc="04090001" w:tentative="1">
+      <w:start w:val="1"/>
+      <w:numFmt w:val="bullet"/>
+      <w:lvlText w:val=""/>
+      <w:lvlJc w:val="left"/>
+      <w:pPr>
+        <w:ind w:left="3720" w:hanging="360"/>
+      </w:pPr>
+      <w:rPr>
+        <w:rFonts w:ascii="Symbol" w:hAnsi="Symbol" w:hint="default"/>
+      </w:rPr>
+    </w:lvl>
+    <w:lvl w:ilvl="4" w:tplc="04090003" w:tentative="1">
+      <w:start w:val="1"/>
+      <w:numFmt w:val="bullet"/>
+      <w:lvlText w:val="o"/>
+      <w:lvlJc w:val="left"/>
+      <w:pPr>
+        <w:ind w:left="4440" w:hanging="360"/>
+      </w:pPr>
+      <w:rPr>
+        <w:rFonts w:ascii="Courier New" w:hAnsi="Courier New" w:cs="Courier New" w:hint="default"/>
+      </w:rPr>
+    </w:lvl>
+    <w:lvl w:ilvl="5" w:tplc="04090005" w:tentative="1">
+      <w:start w:val="1"/>
+      <w:numFmt w:val="bullet"/>
+      <w:lvlText w:val=""/>
+      <w:lvlJc w:val="left"/>
+      <w:pPr>
+        <w:ind w:left="5160" w:hanging="360"/>
+      </w:pPr>
+      <w:rPr>
+        <w:rFonts w:ascii="Wingdings" w:hAnsi="Wingdings" w:hint="default"/>
+      </w:rPr>
+    </w:lvl>
+    <w:lvl w:ilvl="6" w:tplc="04090001" w:tentative="1">
+      <w:start w:val="1"/>
+      <w:numFmt w:val="bullet"/>
+      <w:lvlText w:val=""/>
+      <w:lvlJc w:val="left"/>
+      <w:pPr>
+        <w:ind w:left="5880" w:hanging="360"/>
+      </w:pPr>
+      <w:rPr>
+        <w:rFonts w:ascii="Symbol" w:hAnsi="Symbol" w:hint="default"/>
+      </w:rPr>
+    </w:lvl>
+    <w:lvl w:ilvl="7" w:tplc="04090003" w:tentative="1">
+      <w:start w:val="1"/>
+      <w:numFmt w:val="bullet"/>
+      <w:lvlText w:val="o"/>
+      <w:lvlJc w:val="left"/>
+      <w:pPr>
+        <w:ind w:left="6600" w:hanging="360"/>
+      </w:pPr>
+      <w:rPr>
+        <w:rFonts w:ascii="Courier New" w:hAnsi="Courier New" w:cs="Courier New" w:hint="default"/>
+      </w:rPr>
+    </w:lvl>
+    <w:lvl w:ilvl="8" w:tplc="04090005" w:tentative="1">
+      <w:start w:val="1"/>
+      <w:numFmt w:val="bullet"/>
+      <w:lvlText w:val=""/>
+      <w:lvlJc w:val="left"/>
+      <w:pPr>
+        <w:ind w:left="7320" w:hanging="360"/>
+      </w:pPr>
+      <w:rPr>
+        <w:rFonts w:ascii="Wingdings" w:hAnsi="Wingdings" w:hint="default"/>
+      </w:rPr>
+    </w:lvl>
+  </w:abstractNum>
+  <w:abstractNum w:abstractNumId="11" w15:restartNumberingAfterBreak="0">
     <w:nsid w:val="7CD41662"/>
     <w:multiLevelType w:val="multilevel"/>
     <w:tmpl w:val="CFDCDD98"/>
@@ -3327,31 +5099,40 @@
     </w:lvl>
   </w:abstractNum>
   <w:num w:numId="1">
+    <w:abstractNumId w:val="11"/>
+  </w:num>
+  <w:num w:numId="2">
+    <w:abstractNumId w:val="9"/>
+  </w:num>
+  <w:num w:numId="3">
+    <w:abstractNumId w:val="7"/>
+  </w:num>
+  <w:num w:numId="4">
+    <w:abstractNumId w:val="6"/>
+  </w:num>
+  <w:num w:numId="5">
+    <w:abstractNumId w:val="4"/>
+  </w:num>
+  <w:num w:numId="6">
+    <w:abstractNumId w:val="3"/>
+  </w:num>
+  <w:num w:numId="7">
+    <w:abstractNumId w:val="1"/>
+  </w:num>
+  <w:num w:numId="8">
     <w:abstractNumId w:val="8"/>
   </w:num>
-  <w:num w:numId="2">
-    <w:abstractNumId w:val="7"/>
+  <w:num w:numId="9">
+    <w:abstractNumId w:val="2"/>
   </w:num>
-  <w:num w:numId="3">
+  <w:num w:numId="10">
     <w:abstractNumId w:val="5"/>
   </w:num>
-  <w:num w:numId="4">
-    <w:abstractNumId w:val="4"/>
+  <w:num w:numId="11">
+    <w:abstractNumId w:val="10"/>
   </w:num>
-  <w:num w:numId="5">
-    <w:abstractNumId w:val="3"/>
-  </w:num>
-  <w:num w:numId="6">
-    <w:abstractNumId w:val="2"/>
-  </w:num>
-  <w:num w:numId="7">
+  <w:num w:numId="12">
     <w:abstractNumId w:val="0"/>
-  </w:num>
-  <w:num w:numId="8">
-    <w:abstractNumId w:val="6"/>
-  </w:num>
-  <w:num w:numId="9">
-    <w:abstractNumId w:val="1"/>
   </w:num>
 </w:numbering>
 </file>
@@ -3799,7 +5580,7 @@
     <w:uiPriority w:val="9"/>
     <w:unhideWhenUsed/>
     <w:qFormat/>
-    <w:rsid w:val="00572A10"/>
+    <w:rsid w:val="00753913"/>
     <w:pPr>
       <w:keepNext/>
       <w:keepLines/>
@@ -3820,11 +5601,11 @@
     <w:basedOn w:val="Normal"/>
     <w:next w:val="Normal"/>
     <w:link w:val="Heading3Char"/>
+    <w:autoRedefine/>
     <w:uiPriority w:val="9"/>
-    <w:semiHidden/>
     <w:unhideWhenUsed/>
     <w:qFormat/>
-    <w:rsid w:val="00161956"/>
+    <w:rsid w:val="00132207"/>
     <w:pPr>
       <w:keepNext/>
       <w:keepLines/>
@@ -3833,6 +5614,7 @@
     </w:pPr>
     <w:rPr>
       <w:rFonts w:eastAsiaTheme="majorEastAsia" w:cstheme="majorBidi"/>
+      <w:b/>
       <w:color w:val="0F4761" w:themeColor="accent1" w:themeShade="BF"/>
       <w:sz w:val="28"/>
       <w:szCs w:val="28"/>
@@ -4016,7 +5798,7 @@
     <w:basedOn w:val="DefaultParagraphFont"/>
     <w:link w:val="Heading2"/>
     <w:uiPriority w:val="9"/>
-    <w:rsid w:val="00572A10"/>
+    <w:rsid w:val="00753913"/>
     <w:rPr>
       <w:rFonts w:ascii="Times New Roman" w:eastAsiaTheme="majorEastAsia" w:hAnsi="Times New Roman" w:cstheme="majorBidi"/>
       <w:b/>
@@ -4031,10 +5813,10 @@
     <w:basedOn w:val="DefaultParagraphFont"/>
     <w:link w:val="Heading3"/>
     <w:uiPriority w:val="9"/>
-    <w:semiHidden/>
-    <w:rsid w:val="00161956"/>
+    <w:rsid w:val="00132207"/>
     <w:rPr>
-      <w:rFonts w:eastAsiaTheme="majorEastAsia" w:cstheme="majorBidi"/>
+      <w:rFonts w:ascii="Times New Roman" w:eastAsiaTheme="majorEastAsia" w:hAnsi="Times New Roman" w:cstheme="majorBidi"/>
+      <w:b/>
       <w:color w:val="0F4761" w:themeColor="accent1" w:themeShade="BF"/>
       <w:sz w:val="28"/>
       <w:szCs w:val="28"/>
@@ -4223,9 +6005,9 @@
     <w:autoRedefine/>
     <w:uiPriority w:val="34"/>
     <w:qFormat/>
-    <w:rsid w:val="004A1685"/>
+    <w:rsid w:val="000E108B"/>
     <w:pPr>
-      <w:ind w:left="720"/>
+      <w:ind w:left="840"/>
       <w:contextualSpacing/>
     </w:pPr>
   </w:style>
@@ -4421,6 +6203,19 @@
     <w:pPr>
       <w:spacing w:after="100"/>
       <w:ind w:left="240"/>
+    </w:pPr>
+  </w:style>
+  <w:style w:type="paragraph" w:styleId="TOC3">
+    <w:name w:val="toc 3"/>
+    <w:basedOn w:val="Normal"/>
+    <w:next w:val="Normal"/>
+    <w:autoRedefine/>
+    <w:uiPriority w:val="39"/>
+    <w:unhideWhenUsed/>
+    <w:rsid w:val="00C34C01"/>
+    <w:pPr>
+      <w:spacing w:after="100"/>
+      <w:ind w:left="480"/>
     </w:pPr>
   </w:style>
 </w:styles>

--- a/Assignment 1 Deep learning.docx
+++ b/Assignment 1 Deep learning.docx
@@ -1068,6 +1068,14 @@
     </w:p>
     <w:sdt>
       <w:sdtPr>
+        <w:rPr>
+          <w:rFonts w:ascii="Times New Roman" w:eastAsiaTheme="minorHAnsi" w:hAnsi="Times New Roman" w:cstheme="minorBidi"/>
+          <w:kern w:val="2"/>
+          <w:sz w:val="24"/>
+          <w:szCs w:val="22"/>
+          <w:lang w:val="en-MY"/>
+          <w14:ligatures w14:val="standardContextual"/>
+        </w:rPr>
         <w:id w:val="1082877939"/>
         <w:docPartObj>
           <w:docPartGallery w:val="Table of Contents"/>
@@ -1076,15 +1084,9 @@
       </w:sdtPr>
       <w:sdtEndPr>
         <w:rPr>
-          <w:rFonts w:ascii="Times New Roman" w:eastAsiaTheme="minorHAnsi" w:hAnsi="Times New Roman" w:cstheme="minorBidi"/>
           <w:b/>
           <w:bCs/>
           <w:noProof/>
-          <w:kern w:val="2"/>
-          <w:sz w:val="24"/>
-          <w:szCs w:val="22"/>
-          <w:lang w:val="en-MY"/>
-          <w14:ligatures w14:val="standardContextual"/>
         </w:rPr>
       </w:sdtEndPr>
       <w:sdtContent>
@@ -2710,13 +2712,7 @@
         <w:pStyle w:val="ListParagraph"/>
       </w:pPr>
       <w:r>
-        <w:t xml:space="preserve">It has been noted that the conventional deep neural networks tend to have millions of </w:t>
-      </w:r>
-      <w:r>
-        <w:t>parameters,</w:t>
-      </w:r>
-      <w:r>
-        <w:t xml:space="preserve"> which require heavy computational resources. Hence, the deployment of such networks in mobile devices results in increased latencies and energy consumptions as well as poor user experience. It is due to this reason that there has been a need for research in the area of lightweight neural network architecture optimization.</w:t>
+        <w:t>It has been noted that the conventional deep neural networks tend to have millions of parameters, which require heavy computational resources. Hence, the deployment of such networks in mobile devices results in increased latencies and energy consumptions as well as poor user experience. It is due to this reason that there has been a need for research in the area of lightweight neural network architecture optimization.</w:t>
       </w:r>
     </w:p>
     <w:p>
@@ -2746,13 +2742,7 @@
         <w:pStyle w:val="ListParagraph"/>
       </w:pPr>
       <w:r>
-        <w:t xml:space="preserve">Among other deep learning architectures, Convolutional Neural Networks (CNNs) are one of the most common architectures employed for </w:t>
-      </w:r>
-      <w:r>
-        <w:t>image processing</w:t>
-      </w:r>
-      <w:r>
-        <w:t xml:space="preserve"> applications. Convolutional neural networks are designed to learn hierarchical feature representations automatically from image data through convolution, pooling, and fully connected networks. As compared to classical machine learning algorithms, CNNs are able to extract complicated patterns automatically.</w:t>
+        <w:t>Among other deep learning architectures, Convolutional Neural Networks (CNNs) are one of the most common architectures employed for image processing applications. Convolutional neural networks are designed to learn hierarchical feature representations automatically from image data through convolution, pooling, and fully connected networks. As compared to classical machine learning algorithms, CNNs are able to extract complicated patterns automatically.</w:t>
       </w:r>
     </w:p>
     <w:p>
@@ -2800,19 +2790,7 @@
       </w:r>
       <w:proofErr w:type="spellEnd"/>
       <w:r>
-        <w:t xml:space="preserve"> are some of the models </w:t>
-      </w:r>
-      <w:r>
-        <w:t>that</w:t>
-      </w:r>
-      <w:r>
-        <w:t xml:space="preserve"> have set new benchmarks in terms of image classification. Although these models have high </w:t>
-      </w:r>
-      <w:r>
-        <w:t>accuracy,</w:t>
-      </w:r>
-      <w:r>
-        <w:t xml:space="preserve"> they are still resource-intensive.</w:t>
+        <w:t xml:space="preserve"> are some of the models that have set new benchmarks in terms of image classification. Although these models have high accuracy, they are still resource-intensive.</w:t>
       </w:r>
     </w:p>
     <w:p>
@@ -2821,13 +2799,7 @@
       </w:pPr>
       <w:r>
         <w:lastRenderedPageBreak/>
-        <w:t xml:space="preserve">Efforts have been made by researchers to develop efficient CNN-based models </w:t>
-      </w:r>
-      <w:r>
-        <w:t>that</w:t>
-      </w:r>
-      <w:r>
-        <w:t xml:space="preserve"> can provide accuracy along with being resource-efficient.</w:t>
+        <w:t>Efforts have been made by researchers to develop efficient CNN-based models that can provide accuracy along with being resource-efficient.</w:t>
       </w:r>
     </w:p>
     <w:p>
@@ -2893,13 +2865,7 @@
         <w:pStyle w:val="ListParagraph"/>
       </w:pPr>
       <w:r>
-        <w:t xml:space="preserve">Model quantization is a neural network optimization approach that involves a decrease in the precision of the numerical values of the model parameters and operations. In conventional deep learning algorithms, 32-bit floating point representation is typically used to store the weight and activation values of the model. Model quantization results in converting these numbers into lower precision, such as 8-bit </w:t>
-      </w:r>
-      <w:r>
-        <w:t>integers,</w:t>
-      </w:r>
-      <w:r>
-        <w:t xml:space="preserve"> which in turn leads to smaller memory requirements and increased speed of computation.</w:t>
+        <w:t>Model quantization is a neural network optimization approach that involves a decrease in the precision of the numerical values of the model parameters and operations. In conventional deep learning algorithms, 32-bit floating point representation is typically used to store the weight and activation values of the model. Model quantization results in converting these numbers into lower precision, such as 8-bit integers, which in turn leads to smaller memory requirements and increased speed of computation.</w:t>
       </w:r>
     </w:p>
     <w:p>
@@ -2915,13 +2881,7 @@
         <w:pStyle w:val="ListParagraph"/>
       </w:pPr>
       <w:r>
-        <w:t xml:space="preserve">Nevertheless, it should be acknowledged that there is a possibility of having a trade-off between the computation efficiency and the performance of the model. Even though many papers demonstrate </w:t>
-      </w:r>
-      <w:r>
-        <w:t>a great</w:t>
-      </w:r>
-      <w:r>
-        <w:t xml:space="preserve"> decrease in model size and latency, there is a slight reduction in accuracy as well.</w:t>
+        <w:t>Nevertheless, it should be acknowledged that there is a possibility of having a trade-off between the computation efficiency and the performance of the model. Even though many papers demonstrate a great decrease in model size and latency, there is a slight reduction in accuracy as well.</w:t>
       </w:r>
     </w:p>
     <w:p>
@@ -2972,6 +2932,90 @@
     </w:p>
     <w:p>
       <w:pPr>
+        <w:pStyle w:val="ListParagraph"/>
+      </w:pPr>
+    </w:p>
+    <w:p>
+      <w:pPr>
+        <w:pStyle w:val="ListParagraph"/>
+      </w:pPr>
+      <w:r>
+        <w:rPr>
+          <w:noProof/>
+        </w:rPr>
+        <w:drawing>
+          <wp:inline distT="0" distB="0" distL="0" distR="0" wp14:anchorId="25FDB699" wp14:editId="3A449935">
+            <wp:extent cx="5163613" cy="3009900"/>
+            <wp:effectExtent l="0" t="0" r="0" b="0"/>
+            <wp:docPr id="7" name="Picture 7"/>
+            <wp:cNvGraphicFramePr>
+              <a:graphicFrameLocks xmlns:a="http://schemas.openxmlformats.org/drawingml/2006/main" noChangeAspect="1"/>
+            </wp:cNvGraphicFramePr>
+            <a:graphic xmlns:a="http://schemas.openxmlformats.org/drawingml/2006/main">
+              <a:graphicData uri="http://schemas.openxmlformats.org/drawingml/2006/picture">
+                <pic:pic xmlns:pic="http://schemas.openxmlformats.org/drawingml/2006/picture">
+                  <pic:nvPicPr>
+                    <pic:cNvPr id="7" name="Picture 7"/>
+                    <pic:cNvPicPr/>
+                  </pic:nvPicPr>
+                  <pic:blipFill>
+                    <a:blip r:embed="rId7">
+                      <a:extLst>
+                        <a:ext uri="{28A0092B-C50C-407E-A947-70E740481C1C}">
+                          <a14:useLocalDpi xmlns:a14="http://schemas.microsoft.com/office/drawing/2010/main" val="0"/>
+                        </a:ext>
+                      </a:extLst>
+                    </a:blip>
+                    <a:stretch>
+                      <a:fillRect/>
+                    </a:stretch>
+                  </pic:blipFill>
+                  <pic:spPr>
+                    <a:xfrm>
+                      <a:off x="0" y="0"/>
+                      <a:ext cx="5168554" cy="3012780"/>
+                    </a:xfrm>
+                    <a:prstGeom prst="rect">
+                      <a:avLst/>
+                    </a:prstGeom>
+                  </pic:spPr>
+                </pic:pic>
+              </a:graphicData>
+            </a:graphic>
+          </wp:inline>
+        </w:drawing>
+      </w:r>
+    </w:p>
+    <w:p>
+      <w:pPr>
+        <w:pStyle w:val="Quote"/>
+      </w:pPr>
+      <w:r>
+        <w:t>Figure 00: Sample image where we loaded our libraries and the CIFAR-10 dataset to our IDE</w:t>
+      </w:r>
+    </w:p>
+    <w:p>
+      <w:pPr>
+        <w:pStyle w:val="IntenseQuote"/>
+      </w:pPr>
+      <w:r>
+        <w:t xml:space="preserve">Discussion: First we are going to start our test; we have to load the dedicated libraries for our test methods, and after that we have to load our desired dataset for our experimental test into our IDE. </w:t>
+      </w:r>
+      <w:r>
+        <w:t>Figure 00 we have shown the process of loading the libraries and dataset both.</w:t>
+      </w:r>
+    </w:p>
+    <w:p>
+      <w:pPr>
+        <w:spacing w:line="259" w:lineRule="auto"/>
+        <w:jc w:val="left"/>
+      </w:pPr>
+      <w:r>
+        <w:br w:type="page"/>
+      </w:r>
+    </w:p>
+    <w:p>
+      <w:pPr>
         <w:pStyle w:val="Heading2"/>
         <w:numPr>
           <w:ilvl w:val="1"/>
@@ -2980,9 +3024,92 @@
       </w:pPr>
       <w:bookmarkStart w:id="10" w:name="_Toc237309738"/>
       <w:r>
+        <w:lastRenderedPageBreak/>
         <w:t>Dataset Description:</w:t>
       </w:r>
       <w:bookmarkEnd w:id="10"/>
+    </w:p>
+    <w:p>
+      <w:pPr>
+        <w:pStyle w:val="ListParagraph"/>
+      </w:pPr>
+      <w:r>
+        <w:rPr>
+          <w:noProof/>
+        </w:rPr>
+        <w:drawing>
+          <wp:inline distT="0" distB="0" distL="0" distR="0" wp14:anchorId="556ED92F" wp14:editId="29AB61C3">
+            <wp:extent cx="4362450" cy="1936828"/>
+            <wp:effectExtent l="0" t="0" r="0" b="6350"/>
+            <wp:docPr id="3" name="Picture 3"/>
+            <wp:cNvGraphicFramePr>
+              <a:graphicFrameLocks xmlns:a="http://schemas.openxmlformats.org/drawingml/2006/main" noChangeAspect="1"/>
+            </wp:cNvGraphicFramePr>
+            <a:graphic xmlns:a="http://schemas.openxmlformats.org/drawingml/2006/main">
+              <a:graphicData uri="http://schemas.openxmlformats.org/drawingml/2006/picture">
+                <pic:pic xmlns:pic="http://schemas.openxmlformats.org/drawingml/2006/picture">
+                  <pic:nvPicPr>
+                    <pic:cNvPr id="3" name="Picture 3"/>
+                    <pic:cNvPicPr/>
+                  </pic:nvPicPr>
+                  <pic:blipFill>
+                    <a:blip r:embed="rId8">
+                      <a:extLst>
+                        <a:ext uri="{28A0092B-C50C-407E-A947-70E740481C1C}">
+                          <a14:useLocalDpi xmlns:a14="http://schemas.microsoft.com/office/drawing/2010/main" val="0"/>
+                        </a:ext>
+                      </a:extLst>
+                    </a:blip>
+                    <a:stretch>
+                      <a:fillRect/>
+                    </a:stretch>
+                  </pic:blipFill>
+                  <pic:spPr>
+                    <a:xfrm>
+                      <a:off x="0" y="0"/>
+                      <a:ext cx="4374816" cy="1942318"/>
+                    </a:xfrm>
+                    <a:prstGeom prst="rect">
+                      <a:avLst/>
+                    </a:prstGeom>
+                  </pic:spPr>
+                </pic:pic>
+              </a:graphicData>
+            </a:graphic>
+          </wp:inline>
+        </w:drawing>
+      </w:r>
+    </w:p>
+    <w:p>
+      <w:pPr>
+        <w:pStyle w:val="Quote"/>
+      </w:pPr>
+      <w:r>
+        <w:t>Fig</w:t>
+      </w:r>
+      <w:r>
+        <w:t>ure</w:t>
+      </w:r>
+      <w:r>
+        <w:t xml:space="preserve"> </w:t>
+      </w:r>
+      <w:r>
+        <w:t>01: Sample image from the CIFAR-10 representing multiple project categories.</w:t>
+      </w:r>
+    </w:p>
+    <w:p>
+      <w:pPr>
+        <w:pStyle w:val="IntenseQuote"/>
+      </w:pPr>
+      <w:r>
+        <w:rPr>
+          <w:bCs/>
+        </w:rPr>
+        <w:t>Discussion:</w:t>
+      </w:r>
+      <w:r>
+        <w:t xml:space="preserve"> Figure 01 represents sample images from the CIFAR-10 dataset, where the dataset contains about 60,000 color images distributed across ten object categories. Here are included airplanes, automobiles, birds, cats, dogs, and trucks. For MobileNetV2 we are going to use these images to train and evaluate. </w:t>
+      </w:r>
     </w:p>
     <w:p>
       <w:pPr>
@@ -3128,10 +3255,8 @@
         <w:ind w:left="1200"/>
       </w:pPr>
       <w:r>
+        <w:lastRenderedPageBreak/>
         <w:t>The CIFAR-10 dataset is selected because it is widely used for evaluating image classification models and provides a suitable benchmark for analyzing the effects of model quantization.</w:t>
-      </w:r>
-      <w:r>
-        <w:br w:type="page"/>
       </w:r>
     </w:p>
     <w:p>
@@ -3144,10 +3269,91 @@
       </w:pPr>
       <w:bookmarkStart w:id="11" w:name="_Toc237309739"/>
       <w:r>
-        <w:lastRenderedPageBreak/>
         <w:t>Data Pre-processing:</w:t>
       </w:r>
       <w:bookmarkEnd w:id="11"/>
+    </w:p>
+    <w:p>
+      <w:pPr>
+        <w:jc w:val="center"/>
+      </w:pPr>
+      <w:r>
+        <w:rPr>
+          <w:noProof/>
+        </w:rPr>
+        <w:drawing>
+          <wp:inline distT="0" distB="0" distL="0" distR="0" wp14:anchorId="54E8C797" wp14:editId="271BB099">
+            <wp:extent cx="4829175" cy="2546878"/>
+            <wp:effectExtent l="0" t="0" r="0" b="6350"/>
+            <wp:docPr id="4" name="Picture 4"/>
+            <wp:cNvGraphicFramePr>
+              <a:graphicFrameLocks xmlns:a="http://schemas.openxmlformats.org/drawingml/2006/main" noChangeAspect="1"/>
+            </wp:cNvGraphicFramePr>
+            <a:graphic xmlns:a="http://schemas.openxmlformats.org/drawingml/2006/main">
+              <a:graphicData uri="http://schemas.openxmlformats.org/drawingml/2006/picture">
+                <pic:pic xmlns:pic="http://schemas.openxmlformats.org/drawingml/2006/picture">
+                  <pic:nvPicPr>
+                    <pic:cNvPr id="4" name="Picture 4"/>
+                    <pic:cNvPicPr/>
+                  </pic:nvPicPr>
+                  <pic:blipFill>
+                    <a:blip r:embed="rId9">
+                      <a:extLst>
+                        <a:ext uri="{28A0092B-C50C-407E-A947-70E740481C1C}">
+                          <a14:useLocalDpi xmlns:a14="http://schemas.microsoft.com/office/drawing/2010/main" val="0"/>
+                        </a:ext>
+                      </a:extLst>
+                    </a:blip>
+                    <a:stretch>
+                      <a:fillRect/>
+                    </a:stretch>
+                  </pic:blipFill>
+                  <pic:spPr>
+                    <a:xfrm>
+                      <a:off x="0" y="0"/>
+                      <a:ext cx="4837590" cy="2551316"/>
+                    </a:xfrm>
+                    <a:prstGeom prst="rect">
+                      <a:avLst/>
+                    </a:prstGeom>
+                  </pic:spPr>
+                </pic:pic>
+              </a:graphicData>
+            </a:graphic>
+          </wp:inline>
+        </w:drawing>
+      </w:r>
+      <w:r>
+        <w:t>.</w:t>
+      </w:r>
+    </w:p>
+    <w:p>
+      <w:pPr>
+        <w:pStyle w:val="Quote"/>
+      </w:pPr>
+      <w:r>
+        <w:t>Figure 02:</w:t>
+      </w:r>
+      <w:r>
+        <w:t xml:space="preserve"> Pixel Values Normalization </w:t>
+      </w:r>
+      <w:r>
+        <w:t>Results</w:t>
+      </w:r>
+    </w:p>
+    <w:p>
+      <w:pPr>
+        <w:pStyle w:val="IntenseQuote"/>
+      </w:pPr>
+      <w:r>
+        <w:t>Discussion:</w:t>
+      </w:r>
+      <w:r>
+        <w:t xml:space="preserve"> To make the model normalize in training performance, we have normalized image pixels from the range 0-255 to 0-1. </w:t>
+      </w:r>
+      <w:r>
+        <w:t>In Figure 02 we can confirm the normalization, where the minimum value is 0.0 and the maximum value is 1.0, respectively.</w:t>
+      </w:r>
     </w:p>
     <w:p>
       <w:pPr>
@@ -3175,28 +3381,90 @@
       </w:pPr>
       <w:bookmarkStart w:id="12" w:name="_Toc237309740"/>
       <w:r>
+        <w:lastRenderedPageBreak/>
         <w:t>Model Selection:</w:t>
       </w:r>
       <w:bookmarkEnd w:id="12"/>
     </w:p>
     <w:p>
       <w:pPr>
+        <w:jc w:val="right"/>
+      </w:pPr>
+      <w:r>
+        <w:rPr>
+          <w:noProof/>
+        </w:rPr>
+        <w:drawing>
+          <wp:inline distT="0" distB="0" distL="0" distR="0" wp14:anchorId="24FCC038" wp14:editId="27D73B87">
+            <wp:extent cx="5321935" cy="4344481"/>
+            <wp:effectExtent l="0" t="0" r="0" b="0"/>
+            <wp:docPr id="5" name="Picture 5"/>
+            <wp:cNvGraphicFramePr>
+              <a:graphicFrameLocks xmlns:a="http://schemas.openxmlformats.org/drawingml/2006/main" noChangeAspect="1"/>
+            </wp:cNvGraphicFramePr>
+            <a:graphic xmlns:a="http://schemas.openxmlformats.org/drawingml/2006/main">
+              <a:graphicData uri="http://schemas.openxmlformats.org/drawingml/2006/picture">
+                <pic:pic xmlns:pic="http://schemas.openxmlformats.org/drawingml/2006/picture">
+                  <pic:nvPicPr>
+                    <pic:cNvPr id="5" name="Picture 5"/>
+                    <pic:cNvPicPr/>
+                  </pic:nvPicPr>
+                  <pic:blipFill>
+                    <a:blip r:embed="rId10">
+                      <a:extLst>
+                        <a:ext uri="{28A0092B-C50C-407E-A947-70E740481C1C}">
+                          <a14:useLocalDpi xmlns:a14="http://schemas.microsoft.com/office/drawing/2010/main" val="0"/>
+                        </a:ext>
+                      </a:extLst>
+                    </a:blip>
+                    <a:stretch>
+                      <a:fillRect/>
+                    </a:stretch>
+                  </pic:blipFill>
+                  <pic:spPr>
+                    <a:xfrm>
+                      <a:off x="0" y="0"/>
+                      <a:ext cx="5329375" cy="4350555"/>
+                    </a:xfrm>
+                    <a:prstGeom prst="rect">
+                      <a:avLst/>
+                    </a:prstGeom>
+                  </pic:spPr>
+                </pic:pic>
+              </a:graphicData>
+            </a:graphic>
+          </wp:inline>
+        </w:drawing>
+      </w:r>
+    </w:p>
+    <w:p>
+      <w:pPr>
+        <w:pStyle w:val="Quote"/>
+      </w:pPr>
+      <w:r>
+        <w:t>Figure 03: MobileNetV2 model architecture summary generated using TensorFlow.</w:t>
+      </w:r>
+    </w:p>
+    <w:p>
+      <w:pPr>
+        <w:pStyle w:val="IntenseQuote"/>
+      </w:pPr>
+      <w:r>
+        <w:t xml:space="preserve">Discussion: We have selected the MobileNetV2 architecture because it’s significantly designed for mobile and embedded devices. In Figure </w:t>
+      </w:r>
+      <w:r>
+        <w:t>03 we</w:t>
+      </w:r>
+      <w:r>
+        <w:t xml:space="preserve"> can see the architecture summary, including trainable parameters and network layers used for image classification.</w:t>
+      </w:r>
+    </w:p>
+    <w:p>
+      <w:pPr>
         <w:pStyle w:val="ListParagraph"/>
       </w:pPr>
       <w:r>
-        <w:t xml:space="preserve">For this work, MobileNetV2 </w:t>
-      </w:r>
-      <w:r>
-        <w:t>has been</w:t>
-      </w:r>
-      <w:r>
-        <w:t xml:space="preserve"> chosen as the underlying CNN architecture. The reason for selecting MobileNetV2 is because it is optimized for mobile and embedded </w:t>
-      </w:r>
-      <w:r>
-        <w:t>systems and</w:t>
-      </w:r>
-      <w:r>
-        <w:t xml:space="preserve"> hence is ideal for mobile model deployment. The CNN architecture combines efficient computation with high classification accuracy using depth-wise separable convolutions and inverted residuals.</w:t>
+        <w:t>For this work, MobileNetV2 has been chosen as the underlying CNN architecture. The reason for selecting MobileNetV2 is because it is optimized for mobile and embedded systems and hence is ideal for mobile model deployment. The CNN architecture combines efficient computation with high classification accuracy using depth-wise separable convolutions and inverted residuals.</w:t>
       </w:r>
     </w:p>
     <w:p>
@@ -3204,19 +3472,7 @@
         <w:pStyle w:val="ListParagraph"/>
       </w:pPr>
       <w:r>
-        <w:t xml:space="preserve">The baseline CNN </w:t>
-      </w:r>
-      <w:r>
-        <w:t>has to</w:t>
-      </w:r>
-      <w:r>
-        <w:t xml:space="preserve"> </w:t>
-      </w:r>
-      <w:r>
-        <w:t>be first</w:t>
-      </w:r>
-      <w:r>
-        <w:t xml:space="preserve"> trained in its non-quantized state.</w:t>
+        <w:t>The baseline CNN has to be first trained in its non-quantized state.</w:t>
       </w:r>
     </w:p>
     <w:p>
@@ -3229,6 +3485,7 @@
       </w:pPr>
       <w:bookmarkStart w:id="13" w:name="_Toc237309741"/>
       <w:r>
+        <w:lastRenderedPageBreak/>
         <w:t>Quantization Procedure:</w:t>
       </w:r>
       <w:bookmarkEnd w:id="13"/>
@@ -3238,19 +3495,7 @@
         <w:pStyle w:val="ListParagraph"/>
       </w:pPr>
       <w:r>
-        <w:t xml:space="preserve">Post-Training Quantization (PTQ) </w:t>
-      </w:r>
-      <w:r>
-        <w:t>has been</w:t>
-      </w:r>
-      <w:r>
-        <w:t xml:space="preserve"> performed on the trained MobileNetV2 model with the help of TensorFlow Lite optimization. In the quantization process, </w:t>
-      </w:r>
-      <w:r>
-        <w:t>floating-point</w:t>
-      </w:r>
-      <w:r>
-        <w:t xml:space="preserve"> weights are converted into integer weights of lesser precision.</w:t>
+        <w:t>Post-Training Quantization (PTQ) has been performed on the trained MobileNetV2 model with the help of TensorFlow Lite optimization. In the quantization process, floating-point weights are converted into integer weights of lesser precision.</w:t>
       </w:r>
     </w:p>
     <w:p>
@@ -3258,13 +3503,7 @@
         <w:pStyle w:val="ListParagraph"/>
       </w:pPr>
       <w:r>
-        <w:t xml:space="preserve">The quantized model </w:t>
-      </w:r>
-      <w:r>
-        <w:t>has been</w:t>
-      </w:r>
-      <w:r>
-        <w:t xml:space="preserve"> obtained by performing quantization on the non-quantized trained model. The testing dataset was used for the evaluation of the quantized model.</w:t>
+        <w:t>The quantized model has been obtained by performing quantization on the non-quantized trained model. The testing dataset was used for the evaluation of the quantized model.</w:t>
       </w:r>
     </w:p>
     <w:p>
@@ -3304,7 +3543,6 @@
     <w:p>
       <w:pPr>
         <w:pStyle w:val="ListParagraph"/>
-        <w:ind w:left="1560"/>
       </w:pPr>
       <w:r>
         <w:t>Measures the percentage of correctly classified images.</w:t>
@@ -3325,7 +3563,6 @@
     <w:p>
       <w:pPr>
         <w:pStyle w:val="ListParagraph"/>
-        <w:ind w:left="1560"/>
       </w:pPr>
       <w:r>
         <w:t>Measures the time required for generating predictions during inference.</w:t>
@@ -3346,7 +3583,6 @@
     <w:p>
       <w:pPr>
         <w:pStyle w:val="ListParagraph"/>
-        <w:ind w:left="1560"/>
       </w:pPr>
       <w:r>
         <w:t>Measures the storage requirements of the trained models.</w:t>
@@ -3357,7 +3593,6 @@
         <w:pStyle w:val="ListParagraph"/>
       </w:pPr>
       <w:r>
-        <w:lastRenderedPageBreak/>
         <w:t>These metrics are selected to evaluate the trade-offs between predictive performance and computational efficiency in mobile deployment scenarios.</w:t>
       </w:r>
     </w:p>
@@ -3513,6 +3748,15 @@
     <w:p/>
     <w:p>
       <w:pPr>
+        <w:spacing w:line="259" w:lineRule="auto"/>
+        <w:jc w:val="left"/>
+      </w:pPr>
+      <w:r>
+        <w:br w:type="page"/>
+      </w:r>
+    </w:p>
+    <w:p>
+      <w:pPr>
         <w:pStyle w:val="Heading2"/>
         <w:numPr>
           <w:ilvl w:val="1"/>
@@ -3521,6 +3765,7 @@
       </w:pPr>
       <w:bookmarkStart w:id="16" w:name="_Toc237309744"/>
       <w:r>
+        <w:lastRenderedPageBreak/>
         <w:t>Experimental Environment:</w:t>
       </w:r>
       <w:bookmarkEnd w:id="16"/>
@@ -3530,28 +3775,7 @@
         <w:pStyle w:val="ListParagraph"/>
       </w:pPr>
       <w:r>
-        <w:t xml:space="preserve">The experiment </w:t>
-      </w:r>
-      <w:r>
-        <w:t>had been</w:t>
-      </w:r>
-      <w:r>
-        <w:t xml:space="preserve"> carried out in Python and TensorFlow. Quantization of the model </w:t>
-      </w:r>
-      <w:r>
-        <w:t>had been</w:t>
-      </w:r>
-      <w:r>
-        <w:t xml:space="preserve"> done using TensorFlow Lite. Training and testing </w:t>
-      </w:r>
-      <w:r>
-        <w:t>had been</w:t>
-      </w:r>
-      <w:r>
-        <w:t xml:space="preserve"> done in a simulated mobile deployment environment for assessing practical </w:t>
-      </w:r>
-      <w:r>
-        <w:t>deployability.</w:t>
+        <w:t>The experiment had been carried out in Python and TensorFlow. Quantization of the model had been done using TensorFlow Lite. Training and testing had been done in a simulated mobile deployment environment for assessing practical deployability.</w:t>
       </w:r>
     </w:p>
     <w:p>
@@ -3609,19 +3833,1024 @@
       <w:r>
         <w:t>• Jupyter Notebook/Google Colab</w:t>
       </w:r>
+      <w:r>
+        <w:t>.</w:t>
+      </w:r>
+    </w:p>
+    <w:p>
+      <w:pPr>
+        <w:spacing w:line="259" w:lineRule="auto"/>
+        <w:jc w:val="left"/>
+      </w:pPr>
+      <w:r>
+        <w:br w:type="page"/>
+      </w:r>
+    </w:p>
+    <w:p>
+      <w:pPr>
+        <w:pStyle w:val="Heading1"/>
+        <w:numPr>
+          <w:ilvl w:val="0"/>
+          <w:numId w:val="9"/>
+        </w:numPr>
+      </w:pPr>
+      <w:r>
+        <w:lastRenderedPageBreak/>
+        <w:t>Results</w:t>
+      </w:r>
+    </w:p>
+    <w:p>
+      <w:pPr>
+        <w:pStyle w:val="Heading2"/>
+        <w:numPr>
+          <w:ilvl w:val="1"/>
+          <w:numId w:val="9"/>
+        </w:numPr>
+      </w:pPr>
+      <w:r>
+        <w:t>Model Compilation Output:</w:t>
+      </w:r>
+    </w:p>
+    <w:p>
+      <w:pPr>
+        <w:jc w:val="center"/>
+      </w:pPr>
+      <w:r>
+        <w:rPr>
+          <w:noProof/>
+        </w:rPr>
+        <w:drawing>
+          <wp:inline distT="0" distB="0" distL="0" distR="0" wp14:anchorId="18F96203" wp14:editId="56A77592">
+            <wp:extent cx="4933950" cy="2009775"/>
+            <wp:effectExtent l="0" t="0" r="0" b="9525"/>
+            <wp:docPr id="9" name="Picture 9"/>
+            <wp:cNvGraphicFramePr>
+              <a:graphicFrameLocks xmlns:a="http://schemas.openxmlformats.org/drawingml/2006/main" noChangeAspect="1"/>
+            </wp:cNvGraphicFramePr>
+            <a:graphic xmlns:a="http://schemas.openxmlformats.org/drawingml/2006/main">
+              <a:graphicData uri="http://schemas.openxmlformats.org/drawingml/2006/picture">
+                <pic:pic xmlns:pic="http://schemas.openxmlformats.org/drawingml/2006/picture">
+                  <pic:nvPicPr>
+                    <pic:cNvPr id="0" name="Picture 1"/>
+                    <pic:cNvPicPr>
+                      <a:picLocks noChangeAspect="1" noChangeArrowheads="1"/>
+                    </pic:cNvPicPr>
+                  </pic:nvPicPr>
+                  <pic:blipFill>
+                    <a:blip r:embed="rId11">
+                      <a:extLst>
+                        <a:ext uri="{28A0092B-C50C-407E-A947-70E740481C1C}">
+                          <a14:useLocalDpi xmlns:a14="http://schemas.microsoft.com/office/drawing/2010/main" val="0"/>
+                        </a:ext>
+                      </a:extLst>
+                    </a:blip>
+                    <a:srcRect/>
+                    <a:stretch>
+                      <a:fillRect/>
+                    </a:stretch>
+                  </pic:blipFill>
+                  <pic:spPr bwMode="auto">
+                    <a:xfrm>
+                      <a:off x="0" y="0"/>
+                      <a:ext cx="4933950" cy="2009775"/>
+                    </a:xfrm>
+                    <a:prstGeom prst="rect">
+                      <a:avLst/>
+                    </a:prstGeom>
+                    <a:noFill/>
+                    <a:ln>
+                      <a:noFill/>
+                    </a:ln>
+                  </pic:spPr>
+                </pic:pic>
+              </a:graphicData>
+            </a:graphic>
+          </wp:inline>
+        </w:drawing>
+      </w:r>
+    </w:p>
+    <w:p>
+      <w:pPr>
+        <w:pStyle w:val="Quote"/>
+      </w:pPr>
+      <w:r>
+        <w:t>Figure 04: Successful compilation of the MobileNetV2 model</w:t>
+      </w:r>
+    </w:p>
+    <w:p>
+      <w:pPr>
+        <w:pStyle w:val="IntenseQuote"/>
+      </w:pPr>
+      <w:r>
+        <w:t xml:space="preserve">Discussion: </w:t>
+      </w:r>
+      <w:r>
+        <w:t>The model had been compiled successfully using the adam optimizer, sparse categorical cross-entropy loss function, and accuracy as the primary performance metric. Compilation prepares the model for training and parameter optimization.</w:t>
+      </w:r>
     </w:p>
     <w:p>
       <w:pPr>
         <w:pStyle w:val="ListParagraph"/>
-      </w:pPr>
+        <w:rPr>
+          <w:lang w:val="en-US"/>
+        </w:rPr>
+      </w:pPr>
+      <w:r>
+        <w:rPr>
+          <w:lang w:val="en-US"/>
+        </w:rPr>
+        <w:t>In this stage, the MobileNetV2 model was successfully compiled using the Adam optimizer, sparse categorical cross-entropy loss function, and accuracy as the evaluation metric. Model compilation is a necessary step before training because it defines how the neural network learns from data, measures prediction errors, and evaluates performance during the training process.</w:t>
+      </w:r>
     </w:p>
     <w:p>
       <w:pPr>
         <w:pStyle w:val="ListParagraph"/>
-      </w:pPr>
-    </w:p>
-    <w:p/>
-    <w:p/>
+        <w:rPr>
+          <w:lang w:val="en-US"/>
+        </w:rPr>
+      </w:pPr>
+    </w:p>
+    <w:p>
+      <w:pPr>
+        <w:pStyle w:val="ListParagraph"/>
+        <w:rPr>
+          <w:noProof/>
+          <w:lang w:val="en-US"/>
+        </w:rPr>
+      </w:pPr>
+    </w:p>
+    <w:p>
+      <w:pPr>
+        <w:pStyle w:val="ListParagraph"/>
+        <w:rPr>
+          <w:noProof/>
+          <w:lang w:val="en-US"/>
+        </w:rPr>
+      </w:pPr>
+    </w:p>
+    <w:p>
+      <w:pPr>
+        <w:pStyle w:val="ListParagraph"/>
+        <w:rPr>
+          <w:noProof/>
+          <w:lang w:val="en-US"/>
+        </w:rPr>
+      </w:pPr>
+    </w:p>
+    <w:p>
+      <w:pPr>
+        <w:pStyle w:val="ListParagraph"/>
+        <w:rPr>
+          <w:noProof/>
+          <w:lang w:val="en-US"/>
+        </w:rPr>
+      </w:pPr>
+    </w:p>
+    <w:p>
+      <w:pPr>
+        <w:pStyle w:val="ListParagraph"/>
+        <w:rPr>
+          <w:noProof/>
+          <w:lang w:val="en-US"/>
+        </w:rPr>
+      </w:pPr>
+    </w:p>
+    <w:p>
+      <w:pPr>
+        <w:pStyle w:val="ListParagraph"/>
+        <w:rPr>
+          <w:noProof/>
+          <w:lang w:val="en-US"/>
+        </w:rPr>
+      </w:pPr>
+    </w:p>
+    <w:p>
+      <w:pPr>
+        <w:pStyle w:val="ListParagraph"/>
+        <w:rPr>
+          <w:noProof/>
+          <w:lang w:val="en-US"/>
+        </w:rPr>
+      </w:pPr>
+    </w:p>
+    <w:p>
+      <w:pPr>
+        <w:pStyle w:val="Heading2"/>
+        <w:numPr>
+          <w:ilvl w:val="1"/>
+          <w:numId w:val="9"/>
+        </w:numPr>
+        <w:rPr>
+          <w:noProof/>
+          <w:lang w:val="en-US"/>
+        </w:rPr>
+      </w:pPr>
+      <w:r>
+        <w:rPr>
+          <w:noProof/>
+          <w:lang w:val="en-US"/>
+        </w:rPr>
+        <w:lastRenderedPageBreak/>
+        <w:t>Training Progress (Epoch Result</w:t>
+      </w:r>
+      <w:r>
+        <w:rPr>
+          <w:noProof/>
+          <w:lang w:val="en-US"/>
+        </w:rPr>
+        <w:t>s</w:t>
+      </w:r>
+      <w:r>
+        <w:rPr>
+          <w:noProof/>
+          <w:lang w:val="en-US"/>
+        </w:rPr>
+        <w:t>)</w:t>
+      </w:r>
+      <w:r>
+        <w:rPr>
+          <w:noProof/>
+          <w:lang w:val="en-US"/>
+        </w:rPr>
+        <w:t>:</w:t>
+      </w:r>
+    </w:p>
+    <w:p>
+      <w:pPr>
+        <w:pStyle w:val="ListParagraph"/>
+        <w:rPr>
+          <w:lang w:val="en-US"/>
+        </w:rPr>
+      </w:pPr>
+      <w:r>
+        <w:rPr>
+          <w:noProof/>
+          <w:lang w:val="en-US"/>
+        </w:rPr>
+        <w:drawing>
+          <wp:inline distT="0" distB="0" distL="0" distR="0" wp14:anchorId="5B69D23B" wp14:editId="7529586D">
+            <wp:extent cx="5140718" cy="2466975"/>
+            <wp:effectExtent l="0" t="0" r="3175" b="0"/>
+            <wp:docPr id="10" name="Picture 10"/>
+            <wp:cNvGraphicFramePr>
+              <a:graphicFrameLocks xmlns:a="http://schemas.openxmlformats.org/drawingml/2006/main" noChangeAspect="1"/>
+            </wp:cNvGraphicFramePr>
+            <a:graphic xmlns:a="http://schemas.openxmlformats.org/drawingml/2006/main">
+              <a:graphicData uri="http://schemas.openxmlformats.org/drawingml/2006/picture">
+                <pic:pic xmlns:pic="http://schemas.openxmlformats.org/drawingml/2006/picture">
+                  <pic:nvPicPr>
+                    <pic:cNvPr id="10" name="Picture 10"/>
+                    <pic:cNvPicPr/>
+                  </pic:nvPicPr>
+                  <pic:blipFill>
+                    <a:blip r:embed="rId12">
+                      <a:extLst>
+                        <a:ext uri="{28A0092B-C50C-407E-A947-70E740481C1C}">
+                          <a14:useLocalDpi xmlns:a14="http://schemas.microsoft.com/office/drawing/2010/main" val="0"/>
+                        </a:ext>
+                      </a:extLst>
+                    </a:blip>
+                    <a:stretch>
+                      <a:fillRect/>
+                    </a:stretch>
+                  </pic:blipFill>
+                  <pic:spPr>
+                    <a:xfrm>
+                      <a:off x="0" y="0"/>
+                      <a:ext cx="5144278" cy="2468684"/>
+                    </a:xfrm>
+                    <a:prstGeom prst="rect">
+                      <a:avLst/>
+                    </a:prstGeom>
+                  </pic:spPr>
+                </pic:pic>
+              </a:graphicData>
+            </a:graphic>
+          </wp:inline>
+        </w:drawing>
+      </w:r>
+    </w:p>
+    <w:p>
+      <w:pPr>
+        <w:pStyle w:val="Quote"/>
+        <w:rPr>
+          <w:lang w:val="en-US"/>
+        </w:rPr>
+      </w:pPr>
+      <w:r>
+        <w:rPr>
+          <w:lang w:val="en-US"/>
+        </w:rPr>
+        <w:t>Figure 05: MobileNetV2 training performance across five epochs</w:t>
+      </w:r>
+    </w:p>
+    <w:p>
+      <w:pPr>
+        <w:pStyle w:val="IntenseQuote"/>
+        <w:rPr>
+          <w:lang w:val="en-US"/>
+        </w:rPr>
+      </w:pPr>
+      <w:r>
+        <w:rPr>
+          <w:lang w:val="en-US"/>
+        </w:rPr>
+        <w:t xml:space="preserve">Discussion: </w:t>
+      </w:r>
+      <w:r>
+        <w:rPr>
+          <w:lang w:val="en-US"/>
+        </w:rPr>
+        <w:t>Figure 5 illustrates the training process of MobileNetV2 over five epochs. Training accuracy increased progressively from approximately 32% to 58.86%, indicating that the model successfully learned patterns present within the CIFAR-10 dataset.</w:t>
+      </w:r>
+    </w:p>
+    <w:p>
+      <w:pPr>
+        <w:pStyle w:val="ListParagraph"/>
+        <w:rPr>
+          <w:lang w:val="en-US"/>
+        </w:rPr>
+      </w:pPr>
+      <w:r>
+        <w:rPr>
+          <w:lang w:val="en-US"/>
+        </w:rPr>
+        <w:t>Figure 5 shows the training performance of the MobileNetV2 model across five epochs. The training accuracy increased progressively from approximately 32% to 58.86%, indicating that the model successfully learned patterns from the CIFAR-10 dataset. This improvement demonstrates the effectiveness of the learning process during model training.</w:t>
+      </w:r>
+    </w:p>
+    <w:p>
+      <w:pPr>
+        <w:pStyle w:val="ListParagraph"/>
+        <w:rPr>
+          <w:lang w:val="en-US"/>
+        </w:rPr>
+      </w:pPr>
+    </w:p>
+    <w:p>
+      <w:pPr>
+        <w:pStyle w:val="Heading2"/>
+        <w:numPr>
+          <w:ilvl w:val="1"/>
+          <w:numId w:val="9"/>
+        </w:numPr>
+        <w:rPr>
+          <w:lang w:val="en-US"/>
+        </w:rPr>
+      </w:pPr>
+      <w:r>
+        <w:rPr>
+          <w:lang w:val="en-US"/>
+        </w:rPr>
+        <w:lastRenderedPageBreak/>
+        <w:t>Non-Quantized Model Evaluation:</w:t>
+      </w:r>
+    </w:p>
+    <w:p>
+      <w:pPr>
+        <w:pStyle w:val="ListParagraph"/>
+        <w:rPr>
+          <w:lang w:val="en-US"/>
+        </w:rPr>
+      </w:pPr>
+      <w:r>
+        <w:rPr>
+          <w:noProof/>
+          <w:lang w:val="en-US"/>
+        </w:rPr>
+        <w:drawing>
+          <wp:inline distT="0" distB="0" distL="0" distR="0" wp14:anchorId="60611F02" wp14:editId="19B516B7">
+            <wp:extent cx="6188710" cy="2140585"/>
+            <wp:effectExtent l="0" t="0" r="2540" b="0"/>
+            <wp:docPr id="11" name="Picture 11"/>
+            <wp:cNvGraphicFramePr>
+              <a:graphicFrameLocks xmlns:a="http://schemas.openxmlformats.org/drawingml/2006/main" noChangeAspect="1"/>
+            </wp:cNvGraphicFramePr>
+            <a:graphic xmlns:a="http://schemas.openxmlformats.org/drawingml/2006/main">
+              <a:graphicData uri="http://schemas.openxmlformats.org/drawingml/2006/picture">
+                <pic:pic xmlns:pic="http://schemas.openxmlformats.org/drawingml/2006/picture">
+                  <pic:nvPicPr>
+                    <pic:cNvPr id="11" name="Picture 11"/>
+                    <pic:cNvPicPr/>
+                  </pic:nvPicPr>
+                  <pic:blipFill>
+                    <a:blip r:embed="rId13">
+                      <a:extLst>
+                        <a:ext uri="{28A0092B-C50C-407E-A947-70E740481C1C}">
+                          <a14:useLocalDpi xmlns:a14="http://schemas.microsoft.com/office/drawing/2010/main" val="0"/>
+                        </a:ext>
+                      </a:extLst>
+                    </a:blip>
+                    <a:stretch>
+                      <a:fillRect/>
+                    </a:stretch>
+                  </pic:blipFill>
+                  <pic:spPr>
+                    <a:xfrm>
+                      <a:off x="0" y="0"/>
+                      <a:ext cx="6188710" cy="2140585"/>
+                    </a:xfrm>
+                    <a:prstGeom prst="rect">
+                      <a:avLst/>
+                    </a:prstGeom>
+                  </pic:spPr>
+                </pic:pic>
+              </a:graphicData>
+            </a:graphic>
+          </wp:inline>
+        </w:drawing>
+      </w:r>
+    </w:p>
+    <w:p>
+      <w:pPr>
+        <w:pStyle w:val="Quote"/>
+        <w:rPr>
+          <w:lang w:val="en-US"/>
+        </w:rPr>
+      </w:pPr>
+      <w:r>
+        <w:rPr>
+          <w:lang w:val="en-US"/>
+        </w:rPr>
+        <w:t>Figure 06: Performance evaluation of the non-quantized MobileNetV2 model.</w:t>
+      </w:r>
+    </w:p>
+    <w:p>
+      <w:pPr>
+        <w:pStyle w:val="IntenseQuote"/>
+        <w:rPr>
+          <w:lang w:val="en-US"/>
+        </w:rPr>
+      </w:pPr>
+      <w:r>
+        <w:rPr>
+          <w:lang w:val="en-US"/>
+        </w:rPr>
+        <w:t xml:space="preserve">Discussion: Here in Figure </w:t>
+      </w:r>
+      <w:r>
+        <w:rPr>
+          <w:lang w:val="en-US"/>
+        </w:rPr>
+        <w:t>06,</w:t>
+      </w:r>
+      <w:r>
+        <w:rPr>
+          <w:lang w:val="en-US"/>
+        </w:rPr>
+        <w:t xml:space="preserve"> we can notice that our non-quantized MobileNetV2 model achieved a test accuracy of about 23.41% and a loss value of about 0.41% after the five training epochs.  </w:t>
+      </w:r>
+    </w:p>
+    <w:p>
+      <w:pPr>
+        <w:pStyle w:val="ListParagraph"/>
+        <w:rPr>
+          <w:lang w:val="en-US"/>
+        </w:rPr>
+      </w:pPr>
+      <w:r>
+        <w:rPr>
+          <w:lang w:val="en-US"/>
+        </w:rPr>
+        <w:t>Figure 06 presents the performance evaluation results of the non-quantized MobileNetV2 model on the CIFAR-10 testing dataset. After five training epochs, the model achieved a test accuracy of 23.41% with a loss value of 4.91. These results indicate that the model was able to learn basic image classification patterns from the dataset, although the overall prediction performance remained relatively limited. The obtained accuracy serves as the baseline performance for the study and will be compared against the quantized MobileNetV2 model in subsequent sections to evaluate the impact of model quantization.</w:t>
+      </w:r>
+    </w:p>
+    <w:p>
+      <w:pPr>
+        <w:pStyle w:val="ListParagraph"/>
+        <w:rPr>
+          <w:lang w:val="en-US"/>
+        </w:rPr>
+      </w:pPr>
+      <w:r>
+        <w:rPr>
+          <w:lang w:val="en-US"/>
+        </w:rPr>
+        <w:br w:type="page"/>
+      </w:r>
+    </w:p>
+    <w:p>
+      <w:pPr>
+        <w:pStyle w:val="Heading2"/>
+        <w:numPr>
+          <w:ilvl w:val="1"/>
+          <w:numId w:val="9"/>
+        </w:numPr>
+        <w:rPr>
+          <w:lang w:val="en-US"/>
+        </w:rPr>
+      </w:pPr>
+      <w:r>
+        <w:rPr>
+          <w:lang w:val="en-US"/>
+        </w:rPr>
+        <w:lastRenderedPageBreak/>
+        <w:t>Model Size Comparison:</w:t>
+      </w:r>
+    </w:p>
+    <w:p>
+      <w:pPr>
+        <w:pStyle w:val="ListParagraph"/>
+        <w:rPr>
+          <w:lang w:val="en-US"/>
+        </w:rPr>
+      </w:pPr>
+      <w:r>
+        <w:rPr>
+          <w:noProof/>
+          <w:lang w:val="en-US"/>
+        </w:rPr>
+        <w:drawing>
+          <wp:inline distT="0" distB="0" distL="0" distR="0" wp14:anchorId="4656679F" wp14:editId="7E9ED8AB">
+            <wp:extent cx="6188710" cy="2152015"/>
+            <wp:effectExtent l="0" t="0" r="2540" b="635"/>
+            <wp:docPr id="12" name="Picture 12"/>
+            <wp:cNvGraphicFramePr>
+              <a:graphicFrameLocks xmlns:a="http://schemas.openxmlformats.org/drawingml/2006/main" noChangeAspect="1"/>
+            </wp:cNvGraphicFramePr>
+            <a:graphic xmlns:a="http://schemas.openxmlformats.org/drawingml/2006/main">
+              <a:graphicData uri="http://schemas.openxmlformats.org/drawingml/2006/picture">
+                <pic:pic xmlns:pic="http://schemas.openxmlformats.org/drawingml/2006/picture">
+                  <pic:nvPicPr>
+                    <pic:cNvPr id="12" name="Picture 12"/>
+                    <pic:cNvPicPr/>
+                  </pic:nvPicPr>
+                  <pic:blipFill>
+                    <a:blip r:embed="rId14">
+                      <a:extLst>
+                        <a:ext uri="{28A0092B-C50C-407E-A947-70E740481C1C}">
+                          <a14:useLocalDpi xmlns:a14="http://schemas.microsoft.com/office/drawing/2010/main" val="0"/>
+                        </a:ext>
+                      </a:extLst>
+                    </a:blip>
+                    <a:stretch>
+                      <a:fillRect/>
+                    </a:stretch>
+                  </pic:blipFill>
+                  <pic:spPr>
+                    <a:xfrm>
+                      <a:off x="0" y="0"/>
+                      <a:ext cx="6188710" cy="2152015"/>
+                    </a:xfrm>
+                    <a:prstGeom prst="rect">
+                      <a:avLst/>
+                    </a:prstGeom>
+                  </pic:spPr>
+                </pic:pic>
+              </a:graphicData>
+            </a:graphic>
+          </wp:inline>
+        </w:drawing>
+      </w:r>
+    </w:p>
+    <w:p>
+      <w:pPr>
+        <w:pStyle w:val="Quote"/>
+        <w:rPr>
+          <w:lang w:val="en-US"/>
+        </w:rPr>
+      </w:pPr>
+      <w:r>
+        <w:rPr>
+          <w:lang w:val="en-US"/>
+        </w:rPr>
+        <w:t>Figure 07: Comparison of non-quantized and quantized model size</w:t>
+      </w:r>
+    </w:p>
+    <w:p>
+      <w:pPr>
+        <w:pStyle w:val="IntenseQuote"/>
+        <w:rPr>
+          <w:lang w:val="en-US"/>
+        </w:rPr>
+      </w:pPr>
+      <w:r>
+        <w:rPr>
+          <w:lang w:val="en-US"/>
+        </w:rPr>
+        <w:t xml:space="preserve">Discussion: </w:t>
+      </w:r>
+      <w:r>
+        <w:rPr>
+          <w:lang w:val="en-US"/>
+        </w:rPr>
+        <w:t>Figure 7 demonstrates the impact of post-training quantization on model storage requirements. The original MobileNetV2 model occupied 26.39 MB, while the quantized version required only 2.41 MB. This represents an approximate size reduction of 90.9%, highlighting the effectiveness of quantization for mobile deployment scenarios.</w:t>
+      </w:r>
+    </w:p>
+    <w:tbl>
+      <w:tblPr>
+        <w:tblStyle w:val="TableGrid"/>
+        <w:tblW w:w="0" w:type="auto"/>
+        <w:tblInd w:w="840" w:type="dxa"/>
+        <w:tblLook w:val="04A0" w:firstRow="1" w:lastRow="0" w:firstColumn="1" w:lastColumn="0" w:noHBand="0" w:noVBand="1"/>
+      </w:tblPr>
+      <w:tblGrid>
+        <w:gridCol w:w="2935"/>
+        <w:gridCol w:w="2980"/>
+        <w:gridCol w:w="2981"/>
+      </w:tblGrid>
+      <w:tr>
+        <w:tc>
+          <w:tcPr>
+            <w:tcW w:w="2935" w:type="dxa"/>
+          </w:tcPr>
+          <w:p>
+            <w:pPr>
+              <w:pStyle w:val="ListParagraph"/>
+              <w:ind w:left="0"/>
+              <w:jc w:val="center"/>
+              <w:rPr>
+                <w:b/>
+                <w:bCs/>
+                <w:lang w:val="en-US"/>
+              </w:rPr>
+            </w:pPr>
+            <w:r>
+              <w:rPr>
+                <w:b/>
+                <w:bCs/>
+                <w:lang w:val="en-US"/>
+              </w:rPr>
+              <w:t>Metric</w:t>
+            </w:r>
+          </w:p>
+        </w:tc>
+        <w:tc>
+          <w:tcPr>
+            <w:tcW w:w="2980" w:type="dxa"/>
+          </w:tcPr>
+          <w:p>
+            <w:pPr>
+              <w:pStyle w:val="ListParagraph"/>
+              <w:ind w:left="0"/>
+              <w:jc w:val="center"/>
+              <w:rPr>
+                <w:b/>
+                <w:bCs/>
+                <w:lang w:val="en-US"/>
+              </w:rPr>
+            </w:pPr>
+            <w:r>
+              <w:rPr>
+                <w:b/>
+                <w:bCs/>
+                <w:lang w:val="en-US"/>
+              </w:rPr>
+              <w:t>Non-Quantized Model</w:t>
+            </w:r>
+          </w:p>
+        </w:tc>
+        <w:tc>
+          <w:tcPr>
+            <w:tcW w:w="2981" w:type="dxa"/>
+          </w:tcPr>
+          <w:p>
+            <w:pPr>
+              <w:pStyle w:val="ListParagraph"/>
+              <w:ind w:left="0"/>
+              <w:jc w:val="center"/>
+              <w:rPr>
+                <w:b/>
+                <w:bCs/>
+                <w:lang w:val="en-US"/>
+              </w:rPr>
+            </w:pPr>
+            <w:r>
+              <w:rPr>
+                <w:b/>
+                <w:bCs/>
+                <w:lang w:val="en-US"/>
+              </w:rPr>
+              <w:t>Quantized Model</w:t>
+            </w:r>
+          </w:p>
+        </w:tc>
+      </w:tr>
+      <w:tr>
+        <w:tc>
+          <w:tcPr>
+            <w:tcW w:w="2935" w:type="dxa"/>
+            <w:vAlign w:val="center"/>
+          </w:tcPr>
+          <w:p>
+            <w:pPr>
+              <w:pStyle w:val="ListParagraph"/>
+              <w:ind w:left="0"/>
+              <w:jc w:val="center"/>
+              <w:rPr>
+                <w:lang w:val="en-US"/>
+              </w:rPr>
+            </w:pPr>
+            <w:r>
+              <w:t>Test Accuracy</w:t>
+            </w:r>
+          </w:p>
+        </w:tc>
+        <w:tc>
+          <w:tcPr>
+            <w:tcW w:w="2980" w:type="dxa"/>
+            <w:vAlign w:val="center"/>
+          </w:tcPr>
+          <w:p>
+            <w:pPr>
+              <w:pStyle w:val="ListParagraph"/>
+              <w:ind w:left="0"/>
+              <w:jc w:val="center"/>
+              <w:rPr>
+                <w:lang w:val="en-US"/>
+              </w:rPr>
+            </w:pPr>
+            <w:r>
+              <w:t>23.41%</w:t>
+            </w:r>
+          </w:p>
+        </w:tc>
+        <w:tc>
+          <w:tcPr>
+            <w:tcW w:w="2981" w:type="dxa"/>
+            <w:vAlign w:val="center"/>
+          </w:tcPr>
+          <w:p>
+            <w:pPr>
+              <w:pStyle w:val="ListParagraph"/>
+              <w:ind w:left="0"/>
+              <w:jc w:val="center"/>
+              <w:rPr>
+                <w:lang w:val="en-US"/>
+              </w:rPr>
+            </w:pPr>
+            <w:r>
+              <w:t>To be Evaluated</w:t>
+            </w:r>
+          </w:p>
+        </w:tc>
+      </w:tr>
+      <w:tr>
+        <w:tc>
+          <w:tcPr>
+            <w:tcW w:w="2935" w:type="dxa"/>
+            <w:vAlign w:val="center"/>
+          </w:tcPr>
+          <w:p>
+            <w:pPr>
+              <w:pStyle w:val="ListParagraph"/>
+              <w:ind w:left="0"/>
+              <w:jc w:val="center"/>
+              <w:rPr>
+                <w:lang w:val="en-US"/>
+              </w:rPr>
+            </w:pPr>
+            <w:r>
+              <w:t>Model Size</w:t>
+            </w:r>
+          </w:p>
+        </w:tc>
+        <w:tc>
+          <w:tcPr>
+            <w:tcW w:w="2980" w:type="dxa"/>
+            <w:vAlign w:val="center"/>
+          </w:tcPr>
+          <w:p>
+            <w:pPr>
+              <w:pStyle w:val="ListParagraph"/>
+              <w:ind w:left="0"/>
+              <w:jc w:val="center"/>
+              <w:rPr>
+                <w:lang w:val="en-US"/>
+              </w:rPr>
+            </w:pPr>
+            <w:r>
+              <w:t>26.39 MB</w:t>
+            </w:r>
+          </w:p>
+        </w:tc>
+        <w:tc>
+          <w:tcPr>
+            <w:tcW w:w="2981" w:type="dxa"/>
+            <w:vAlign w:val="center"/>
+          </w:tcPr>
+          <w:p>
+            <w:pPr>
+              <w:pStyle w:val="ListParagraph"/>
+              <w:ind w:left="0"/>
+              <w:jc w:val="center"/>
+              <w:rPr>
+                <w:lang w:val="en-US"/>
+              </w:rPr>
+            </w:pPr>
+            <w:r>
+              <w:t>2.41 MB</w:t>
+            </w:r>
+          </w:p>
+        </w:tc>
+      </w:tr>
+      <w:tr>
+        <w:tc>
+          <w:tcPr>
+            <w:tcW w:w="2935" w:type="dxa"/>
+            <w:vAlign w:val="center"/>
+          </w:tcPr>
+          <w:p>
+            <w:pPr>
+              <w:pStyle w:val="ListParagraph"/>
+              <w:ind w:left="0"/>
+              <w:jc w:val="center"/>
+              <w:rPr>
+                <w:lang w:val="en-US"/>
+              </w:rPr>
+            </w:pPr>
+            <w:r>
+              <w:t>Size Reduction</w:t>
+            </w:r>
+          </w:p>
+        </w:tc>
+        <w:tc>
+          <w:tcPr>
+            <w:tcW w:w="2980" w:type="dxa"/>
+            <w:vAlign w:val="center"/>
+          </w:tcPr>
+          <w:p>
+            <w:pPr>
+              <w:pStyle w:val="ListParagraph"/>
+              <w:ind w:left="0"/>
+              <w:jc w:val="center"/>
+              <w:rPr>
+                <w:lang w:val="en-US"/>
+              </w:rPr>
+            </w:pPr>
+            <w:r>
+              <w:t>-</w:t>
+            </w:r>
+          </w:p>
+        </w:tc>
+        <w:tc>
+          <w:tcPr>
+            <w:tcW w:w="2981" w:type="dxa"/>
+            <w:vAlign w:val="center"/>
+          </w:tcPr>
+          <w:p>
+            <w:pPr>
+              <w:pStyle w:val="ListParagraph"/>
+              <w:ind w:left="0"/>
+              <w:jc w:val="center"/>
+              <w:rPr>
+                <w:lang w:val="en-US"/>
+              </w:rPr>
+            </w:pPr>
+            <w:r>
+              <w:t>90.9%</w:t>
+            </w:r>
+          </w:p>
+        </w:tc>
+      </w:tr>
+      <w:tr>
+        <w:tc>
+          <w:tcPr>
+            <w:tcW w:w="2935" w:type="dxa"/>
+            <w:vAlign w:val="center"/>
+          </w:tcPr>
+          <w:p>
+            <w:pPr>
+              <w:pStyle w:val="ListParagraph"/>
+              <w:ind w:left="0"/>
+              <w:jc w:val="center"/>
+              <w:rPr>
+                <w:lang w:val="en-US"/>
+              </w:rPr>
+            </w:pPr>
+            <w:r>
+              <w:t>Inference Latency</w:t>
+            </w:r>
+          </w:p>
+        </w:tc>
+        <w:tc>
+          <w:tcPr>
+            <w:tcW w:w="2980" w:type="dxa"/>
+            <w:vAlign w:val="center"/>
+          </w:tcPr>
+          <w:p>
+            <w:pPr>
+              <w:pStyle w:val="ListParagraph"/>
+              <w:ind w:left="0"/>
+              <w:jc w:val="center"/>
+              <w:rPr>
+                <w:lang w:val="en-US"/>
+              </w:rPr>
+            </w:pPr>
+            <w:r>
+              <w:t>To be Evaluated</w:t>
+            </w:r>
+          </w:p>
+        </w:tc>
+        <w:tc>
+          <w:tcPr>
+            <w:tcW w:w="2981" w:type="dxa"/>
+            <w:vAlign w:val="center"/>
+          </w:tcPr>
+          <w:p>
+            <w:pPr>
+              <w:pStyle w:val="ListParagraph"/>
+              <w:ind w:left="0"/>
+              <w:jc w:val="center"/>
+              <w:rPr>
+                <w:lang w:val="en-US"/>
+              </w:rPr>
+            </w:pPr>
+            <w:r>
+              <w:t>To be Evaluated</w:t>
+            </w:r>
+          </w:p>
+        </w:tc>
+      </w:tr>
+      <w:tr>
+        <w:tc>
+          <w:tcPr>
+            <w:tcW w:w="2935" w:type="dxa"/>
+            <w:vAlign w:val="center"/>
+          </w:tcPr>
+          <w:p>
+            <w:pPr>
+              <w:pStyle w:val="ListParagraph"/>
+              <w:ind w:left="0"/>
+              <w:jc w:val="center"/>
+              <w:rPr>
+                <w:lang w:val="en-US"/>
+              </w:rPr>
+            </w:pPr>
+            <w:r>
+              <w:t>Test Accuracy</w:t>
+            </w:r>
+          </w:p>
+        </w:tc>
+        <w:tc>
+          <w:tcPr>
+            <w:tcW w:w="2980" w:type="dxa"/>
+            <w:vAlign w:val="center"/>
+          </w:tcPr>
+          <w:p>
+            <w:pPr>
+              <w:pStyle w:val="ListParagraph"/>
+              <w:ind w:left="0"/>
+              <w:jc w:val="center"/>
+              <w:rPr>
+                <w:lang w:val="en-US"/>
+              </w:rPr>
+            </w:pPr>
+            <w:r>
+              <w:t>23.41%</w:t>
+            </w:r>
+          </w:p>
+        </w:tc>
+        <w:tc>
+          <w:tcPr>
+            <w:tcW w:w="2981" w:type="dxa"/>
+            <w:vAlign w:val="center"/>
+          </w:tcPr>
+          <w:p>
+            <w:pPr>
+              <w:pStyle w:val="ListParagraph"/>
+              <w:ind w:left="0"/>
+              <w:jc w:val="center"/>
+              <w:rPr>
+                <w:lang w:val="en-US"/>
+              </w:rPr>
+            </w:pPr>
+            <w:r>
+              <w:t>To be Evaluated</w:t>
+            </w:r>
+          </w:p>
+        </w:tc>
+      </w:tr>
+    </w:tbl>
+    <w:p>
+      <w:pPr>
+        <w:pStyle w:val="ListParagraph"/>
+        <w:rPr>
+          <w:lang w:val="en-US"/>
+        </w:rPr>
+      </w:pPr>
+    </w:p>
+    <w:p>
+      <w:pPr>
+        <w:pStyle w:val="ListParagraph"/>
+        <w:rPr>
+          <w:lang w:val="en-US"/>
+        </w:rPr>
+      </w:pPr>
+      <w:r>
+        <w:rPr>
+          <w:lang w:val="en-US"/>
+        </w:rPr>
+        <w:t>The experimental results indicate that post-training quantization significantly reduced the model size while maintaining deployment compatibility. The original MobileNetV2 model required 26.39 MB of storage, whereas the quantized version required only 2.41 MB. Further evaluation of inference latency and prediction accuracy for the quantized model will provide a complete assessment of the trade-offs between model compression and performance.</w:t>
+      </w:r>
+    </w:p>
+    <w:p>
+      <w:pPr>
+        <w:pStyle w:val="ListParagraph"/>
+        <w:rPr>
+          <w:lang w:val="en-US"/>
+        </w:rPr>
+      </w:pPr>
+    </w:p>
     <w:sectPr>
       <w:pgSz w:w="11906" w:h="16838"/>
       <w:pgMar w:top="1440" w:right="1080" w:bottom="1440" w:left="1080" w:header="708" w:footer="708" w:gutter="0"/>
@@ -5976,15 +7205,17 @@
     <w:link w:val="QuoteChar"/>
     <w:uiPriority w:val="29"/>
     <w:qFormat/>
-    <w:rsid w:val="00161956"/>
+    <w:rsid w:val="00343F52"/>
     <w:pPr>
       <w:spacing w:before="160"/>
       <w:jc w:val="center"/>
     </w:pPr>
     <w:rPr>
+      <w:b/>
       <w:i/>
       <w:iCs/>
       <w:color w:val="404040" w:themeColor="text1" w:themeTint="BF"/>
+      <w:sz w:val="22"/>
     </w:rPr>
   </w:style>
   <w:style w:type="character" w:customStyle="1" w:styleId="QuoteChar">
@@ -5992,8 +7223,10 @@
     <w:basedOn w:val="DefaultParagraphFont"/>
     <w:link w:val="Quote"/>
     <w:uiPriority w:val="29"/>
-    <w:rsid w:val="00161956"/>
+    <w:rsid w:val="00343F52"/>
     <w:rPr>
+      <w:rFonts w:ascii="Times New Roman" w:hAnsi="Times New Roman"/>
+      <w:b/>
       <w:i/>
       <w:iCs/>
       <w:color w:val="404040" w:themeColor="text1" w:themeTint="BF"/>
@@ -6005,7 +7238,7 @@
     <w:autoRedefine/>
     <w:uiPriority w:val="34"/>
     <w:qFormat/>
-    <w:rsid w:val="000E108B"/>
+    <w:rsid w:val="00A8627C"/>
     <w:pPr>
       <w:ind w:left="840"/>
       <w:contextualSpacing/>
@@ -6032,22 +7265,23 @@
     <w:basedOn w:val="Normal"/>
     <w:next w:val="Normal"/>
     <w:link w:val="IntenseQuoteChar"/>
+    <w:autoRedefine/>
     <w:uiPriority w:val="30"/>
     <w:qFormat/>
-    <w:rsid w:val="00161956"/>
+    <w:rsid w:val="00343F52"/>
     <w:pPr>
       <w:pBdr>
         <w:top w:val="single" w:sz="4" w:space="10" w:color="0F4761" w:themeColor="accent1" w:themeShade="BF"/>
         <w:bottom w:val="single" w:sz="4" w:space="10" w:color="0F4761" w:themeColor="accent1" w:themeShade="BF"/>
       </w:pBdr>
       <w:spacing w:before="360" w:after="360"/>
-      <w:ind w:left="864" w:right="864"/>
-      <w:jc w:val="center"/>
+      <w:ind w:left="1440" w:right="864"/>
     </w:pPr>
     <w:rPr>
+      <w:b/>
       <w:i/>
       <w:iCs/>
-      <w:color w:val="0F4761" w:themeColor="accent1" w:themeShade="BF"/>
+      <w:color w:val="000000" w:themeColor="text1"/>
     </w:rPr>
   </w:style>
   <w:style w:type="character" w:customStyle="1" w:styleId="IntenseQuoteChar">
@@ -6055,11 +7289,14 @@
     <w:basedOn w:val="DefaultParagraphFont"/>
     <w:link w:val="IntenseQuote"/>
     <w:uiPriority w:val="30"/>
-    <w:rsid w:val="00161956"/>
+    <w:rsid w:val="00343F52"/>
     <w:rPr>
+      <w:rFonts w:ascii="Times New Roman" w:hAnsi="Times New Roman"/>
+      <w:b/>
       <w:i/>
       <w:iCs/>
-      <w:color w:val="0F4761" w:themeColor="accent1" w:themeShade="BF"/>
+      <w:color w:val="000000" w:themeColor="text1"/>
+      <w:sz w:val="24"/>
     </w:rPr>
   </w:style>
   <w:style w:type="character" w:styleId="IntenseReference">

--- a/Assignment 1 Deep learning.docx
+++ b/Assignment 1 Deep learning.docx
@@ -933,7 +933,7 @@
       <w:pPr>
         <w:pStyle w:val="Heading1"/>
       </w:pPr>
-      <w:bookmarkStart w:id="1" w:name="_Toc237309729"/>
+      <w:bookmarkStart w:id="1" w:name="_Toc237512892"/>
       <w:r>
         <w:lastRenderedPageBreak/>
         <w:t>Abstract</w:t>
@@ -955,6 +955,11 @@
       <w:pPr>
         <w:pStyle w:val="ListParagraph"/>
       </w:pPr>
+    </w:p>
+    <w:p>
+      <w:pPr>
+        <w:pStyle w:val="ListParagraph"/>
+      </w:pPr>
       <w:r>
         <w:t xml:space="preserve">The research paper tests the accuracy of the quantized and non-quantized deep neural networks on the mobile platform. The convolutional neural network model called MobileNetV2 was designed and trained using </w:t>
       </w:r>
@@ -976,6 +981,11 @@
       <w:r>
         <w:t xml:space="preserve"> which is applicable to mobile platforms.</w:t>
       </w:r>
+    </w:p>
+    <w:p>
+      <w:pPr>
+        <w:pStyle w:val="ListParagraph"/>
+      </w:pPr>
     </w:p>
     <w:p>
       <w:pPr>
@@ -1071,7 +1081,7 @@
         <w:rPr>
           <w:rFonts w:ascii="Times New Roman" w:eastAsiaTheme="minorHAnsi" w:hAnsi="Times New Roman" w:cstheme="minorBidi"/>
           <w:kern w:val="2"/>
-          <w:sz w:val="24"/>
+          <w:sz w:val="22"/>
           <w:szCs w:val="22"/>
           <w:lang w:val="en-MY"/>
           <w14:ligatures w14:val="standardContextual"/>
@@ -1093,13 +1103,24 @@
         <w:p>
           <w:pPr>
             <w:pStyle w:val="TOCHeading"/>
+            <w:spacing w:line="360" w:lineRule="auto"/>
             <w:rPr>
               <w:rStyle w:val="TitleChar"/>
+              <w:b/>
+              <w:bCs/>
+              <w:sz w:val="44"/>
+              <w:szCs w:val="44"/>
+              <w:u w:val="single"/>
             </w:rPr>
           </w:pPr>
           <w:r>
             <w:rPr>
               <w:rStyle w:val="TitleChar"/>
+              <w:b/>
+              <w:bCs/>
+              <w:sz w:val="44"/>
+              <w:szCs w:val="44"/>
+              <w:u w:val="single"/>
             </w:rPr>
             <w:t>Table of Content</w:t>
           </w:r>
@@ -1120,19 +1141,29 @@
             </w:rPr>
           </w:pPr>
           <w:r>
+            <w:rPr>
+              <w:sz w:val="22"/>
+            </w:rPr>
             <w:fldChar w:fldCharType="begin"/>
           </w:r>
           <w:r>
+            <w:rPr>
+              <w:sz w:val="22"/>
+            </w:rPr>
             <w:instrText xml:space="preserve"> TOC \o "1-3" \h \z \u </w:instrText>
           </w:r>
           <w:r>
+            <w:rPr>
+              <w:sz w:val="22"/>
+            </w:rPr>
             <w:fldChar w:fldCharType="separate"/>
           </w:r>
-          <w:hyperlink w:anchor="_Toc237309729" w:history="1">
+          <w:hyperlink w:anchor="_Toc237512892" w:history="1">
             <w:r>
               <w:rPr>
                 <w:rStyle w:val="Hyperlink"/>
                 <w:noProof/>
+                <w:sz w:val="22"/>
               </w:rPr>
               <w:t>Abstract</w:t>
             </w:r>
@@ -1140,6 +1171,7 @@
               <w:rPr>
                 <w:noProof/>
                 <w:webHidden/>
+                <w:sz w:val="22"/>
               </w:rPr>
               <w:tab/>
             </w:r>
@@ -1147,6 +1179,7 @@
               <w:rPr>
                 <w:noProof/>
                 <w:webHidden/>
+                <w:sz w:val="22"/>
               </w:rPr>
               <w:fldChar w:fldCharType="begin"/>
             </w:r>
@@ -1154,19 +1187,22 @@
               <w:rPr>
                 <w:noProof/>
                 <w:webHidden/>
-              </w:rPr>
-              <w:instrText xml:space="preserve"> PAGEREF _Toc237309729 \h </w:instrText>
-            </w:r>
-            <w:r>
-              <w:rPr>
-                <w:noProof/>
-                <w:webHidden/>
-              </w:rPr>
-            </w:r>
-            <w:r>
-              <w:rPr>
-                <w:noProof/>
-                <w:webHidden/>
+                <w:sz w:val="22"/>
+              </w:rPr>
+              <w:instrText xml:space="preserve"> PAGEREF _Toc237512892 \h </w:instrText>
+            </w:r>
+            <w:r>
+              <w:rPr>
+                <w:noProof/>
+                <w:webHidden/>
+                <w:sz w:val="22"/>
+              </w:rPr>
+            </w:r>
+            <w:r>
+              <w:rPr>
+                <w:noProof/>
+                <w:webHidden/>
+                <w:sz w:val="22"/>
               </w:rPr>
               <w:fldChar w:fldCharType="separate"/>
             </w:r>
@@ -1174,6 +1210,7 @@
               <w:rPr>
                 <w:noProof/>
                 <w:webHidden/>
+                <w:sz w:val="22"/>
               </w:rPr>
               <w:t>2</w:t>
             </w:r>
@@ -1181,6 +1218,7 @@
               <w:rPr>
                 <w:noProof/>
                 <w:webHidden/>
+                <w:sz w:val="22"/>
               </w:rPr>
               <w:fldChar w:fldCharType="end"/>
             </w:r>
@@ -1190,7 +1228,7 @@
           <w:pPr>
             <w:pStyle w:val="TOC1"/>
             <w:tabs>
-              <w:tab w:val="left" w:pos="440"/>
+              <w:tab w:val="left" w:pos="480"/>
               <w:tab w:val="right" w:leader="dot" w:pos="9736"/>
             </w:tabs>
             <w:rPr>
@@ -1202,11 +1240,12 @@
               <w14:ligatures w14:val="none"/>
             </w:rPr>
           </w:pPr>
-          <w:hyperlink w:anchor="_Toc237309730" w:history="1">
+          <w:hyperlink w:anchor="_Toc237512893" w:history="1">
             <w:r>
               <w:rPr>
                 <w:rStyle w:val="Hyperlink"/>
                 <w:noProof/>
+                <w:sz w:val="22"/>
               </w:rPr>
               <w:t>1.</w:t>
             </w:r>
@@ -1225,6 +1264,7 @@
               <w:rPr>
                 <w:rStyle w:val="Hyperlink"/>
                 <w:noProof/>
+                <w:sz w:val="22"/>
               </w:rPr>
               <w:t>Introduction</w:t>
             </w:r>
@@ -1232,6 +1272,7 @@
               <w:rPr>
                 <w:noProof/>
                 <w:webHidden/>
+                <w:sz w:val="22"/>
               </w:rPr>
               <w:tab/>
             </w:r>
@@ -1239,6 +1280,7 @@
               <w:rPr>
                 <w:noProof/>
                 <w:webHidden/>
+                <w:sz w:val="22"/>
               </w:rPr>
               <w:fldChar w:fldCharType="begin"/>
             </w:r>
@@ -1246,19 +1288,22 @@
               <w:rPr>
                 <w:noProof/>
                 <w:webHidden/>
-              </w:rPr>
-              <w:instrText xml:space="preserve"> PAGEREF _Toc237309730 \h </w:instrText>
-            </w:r>
-            <w:r>
-              <w:rPr>
-                <w:noProof/>
-                <w:webHidden/>
-              </w:rPr>
-            </w:r>
-            <w:r>
-              <w:rPr>
-                <w:noProof/>
-                <w:webHidden/>
+                <w:sz w:val="22"/>
+              </w:rPr>
+              <w:instrText xml:space="preserve"> PAGEREF _Toc237512893 \h </w:instrText>
+            </w:r>
+            <w:r>
+              <w:rPr>
+                <w:noProof/>
+                <w:webHidden/>
+                <w:sz w:val="22"/>
+              </w:rPr>
+            </w:r>
+            <w:r>
+              <w:rPr>
+                <w:noProof/>
+                <w:webHidden/>
+                <w:sz w:val="22"/>
               </w:rPr>
               <w:fldChar w:fldCharType="separate"/>
             </w:r>
@@ -1266,6 +1311,7 @@
               <w:rPr>
                 <w:noProof/>
                 <w:webHidden/>
+                <w:sz w:val="22"/>
               </w:rPr>
               <w:t>4</w:t>
             </w:r>
@@ -1273,6 +1319,7 @@
               <w:rPr>
                 <w:noProof/>
                 <w:webHidden/>
+                <w:sz w:val="22"/>
               </w:rPr>
               <w:fldChar w:fldCharType="end"/>
             </w:r>
@@ -1282,7 +1329,7 @@
           <w:pPr>
             <w:pStyle w:val="TOC1"/>
             <w:tabs>
-              <w:tab w:val="left" w:pos="440"/>
+              <w:tab w:val="left" w:pos="480"/>
               <w:tab w:val="right" w:leader="dot" w:pos="9736"/>
             </w:tabs>
             <w:rPr>
@@ -1294,11 +1341,12 @@
               <w14:ligatures w14:val="none"/>
             </w:rPr>
           </w:pPr>
-          <w:hyperlink w:anchor="_Toc237309731" w:history="1">
+          <w:hyperlink w:anchor="_Toc237512894" w:history="1">
             <w:r>
               <w:rPr>
                 <w:rStyle w:val="Hyperlink"/>
                 <w:noProof/>
+                <w:sz w:val="22"/>
               </w:rPr>
               <w:t>2.</w:t>
             </w:r>
@@ -1317,6 +1365,7 @@
               <w:rPr>
                 <w:rStyle w:val="Hyperlink"/>
                 <w:noProof/>
+                <w:sz w:val="22"/>
               </w:rPr>
               <w:t>Literature Review</w:t>
             </w:r>
@@ -1324,6 +1373,7 @@
               <w:rPr>
                 <w:noProof/>
                 <w:webHidden/>
+                <w:sz w:val="22"/>
               </w:rPr>
               <w:tab/>
             </w:r>
@@ -1331,6 +1381,7 @@
               <w:rPr>
                 <w:noProof/>
                 <w:webHidden/>
+                <w:sz w:val="22"/>
               </w:rPr>
               <w:fldChar w:fldCharType="begin"/>
             </w:r>
@@ -1338,19 +1389,22 @@
               <w:rPr>
                 <w:noProof/>
                 <w:webHidden/>
-              </w:rPr>
-              <w:instrText xml:space="preserve"> PAGEREF _Toc237309731 \h </w:instrText>
-            </w:r>
-            <w:r>
-              <w:rPr>
-                <w:noProof/>
-                <w:webHidden/>
-              </w:rPr>
-            </w:r>
-            <w:r>
-              <w:rPr>
-                <w:noProof/>
-                <w:webHidden/>
+                <w:sz w:val="22"/>
+              </w:rPr>
+              <w:instrText xml:space="preserve"> PAGEREF _Toc237512894 \h </w:instrText>
+            </w:r>
+            <w:r>
+              <w:rPr>
+                <w:noProof/>
+                <w:webHidden/>
+                <w:sz w:val="22"/>
+              </w:rPr>
+            </w:r>
+            <w:r>
+              <w:rPr>
+                <w:noProof/>
+                <w:webHidden/>
+                <w:sz w:val="22"/>
               </w:rPr>
               <w:fldChar w:fldCharType="separate"/>
             </w:r>
@@ -1358,6 +1412,7 @@
               <w:rPr>
                 <w:noProof/>
                 <w:webHidden/>
+                <w:sz w:val="22"/>
               </w:rPr>
               <w:t>5</w:t>
             </w:r>
@@ -1365,6 +1420,7 @@
               <w:rPr>
                 <w:noProof/>
                 <w:webHidden/>
+                <w:sz w:val="22"/>
               </w:rPr>
               <w:fldChar w:fldCharType="end"/>
             </w:r>
@@ -1386,11 +1442,12 @@
               <w14:ligatures w14:val="none"/>
             </w:rPr>
           </w:pPr>
-          <w:hyperlink w:anchor="_Toc237309732" w:history="1">
+          <w:hyperlink w:anchor="_Toc237512895" w:history="1">
             <w:r>
               <w:rPr>
                 <w:rStyle w:val="Hyperlink"/>
                 <w:noProof/>
+                <w:sz w:val="22"/>
               </w:rPr>
               <w:t>2.1</w:t>
             </w:r>
@@ -1409,6 +1466,7 @@
               <w:rPr>
                 <w:rStyle w:val="Hyperlink"/>
                 <w:noProof/>
+                <w:sz w:val="22"/>
               </w:rPr>
               <w:t>Deep Learning for Mobile Devices:</w:t>
             </w:r>
@@ -1416,6 +1474,7 @@
               <w:rPr>
                 <w:noProof/>
                 <w:webHidden/>
+                <w:sz w:val="22"/>
               </w:rPr>
               <w:tab/>
             </w:r>
@@ -1423,6 +1482,7 @@
               <w:rPr>
                 <w:noProof/>
                 <w:webHidden/>
+                <w:sz w:val="22"/>
               </w:rPr>
               <w:fldChar w:fldCharType="begin"/>
             </w:r>
@@ -1430,19 +1490,22 @@
               <w:rPr>
                 <w:noProof/>
                 <w:webHidden/>
-              </w:rPr>
-              <w:instrText xml:space="preserve"> PAGEREF _Toc237309732 \h </w:instrText>
-            </w:r>
-            <w:r>
-              <w:rPr>
-                <w:noProof/>
-                <w:webHidden/>
-              </w:rPr>
-            </w:r>
-            <w:r>
-              <w:rPr>
-                <w:noProof/>
-                <w:webHidden/>
+                <w:sz w:val="22"/>
+              </w:rPr>
+              <w:instrText xml:space="preserve"> PAGEREF _Toc237512895 \h </w:instrText>
+            </w:r>
+            <w:r>
+              <w:rPr>
+                <w:noProof/>
+                <w:webHidden/>
+                <w:sz w:val="22"/>
+              </w:rPr>
+            </w:r>
+            <w:r>
+              <w:rPr>
+                <w:noProof/>
+                <w:webHidden/>
+                <w:sz w:val="22"/>
               </w:rPr>
               <w:fldChar w:fldCharType="separate"/>
             </w:r>
@@ -1450,6 +1513,7 @@
               <w:rPr>
                 <w:noProof/>
                 <w:webHidden/>
+                <w:sz w:val="22"/>
               </w:rPr>
               <w:t>5</w:t>
             </w:r>
@@ -1457,6 +1521,7 @@
               <w:rPr>
                 <w:noProof/>
                 <w:webHidden/>
+                <w:sz w:val="22"/>
               </w:rPr>
               <w:fldChar w:fldCharType="end"/>
             </w:r>
@@ -1478,11 +1543,12 @@
               <w14:ligatures w14:val="none"/>
             </w:rPr>
           </w:pPr>
-          <w:hyperlink w:anchor="_Toc237309733" w:history="1">
+          <w:hyperlink w:anchor="_Toc237512896" w:history="1">
             <w:r>
               <w:rPr>
                 <w:rStyle w:val="Hyperlink"/>
                 <w:noProof/>
+                <w:sz w:val="22"/>
               </w:rPr>
               <w:t>2.2</w:t>
             </w:r>
@@ -1501,6 +1567,7 @@
               <w:rPr>
                 <w:rStyle w:val="Hyperlink"/>
                 <w:noProof/>
+                <w:sz w:val="22"/>
               </w:rPr>
               <w:t>Convolutional Neural Network (CNN):</w:t>
             </w:r>
@@ -1508,6 +1575,7 @@
               <w:rPr>
                 <w:noProof/>
                 <w:webHidden/>
+                <w:sz w:val="22"/>
               </w:rPr>
               <w:tab/>
             </w:r>
@@ -1515,6 +1583,7 @@
               <w:rPr>
                 <w:noProof/>
                 <w:webHidden/>
+                <w:sz w:val="22"/>
               </w:rPr>
               <w:fldChar w:fldCharType="begin"/>
             </w:r>
@@ -1522,19 +1591,22 @@
               <w:rPr>
                 <w:noProof/>
                 <w:webHidden/>
-              </w:rPr>
-              <w:instrText xml:space="preserve"> PAGEREF _Toc237309733 \h </w:instrText>
-            </w:r>
-            <w:r>
-              <w:rPr>
-                <w:noProof/>
-                <w:webHidden/>
-              </w:rPr>
-            </w:r>
-            <w:r>
-              <w:rPr>
-                <w:noProof/>
-                <w:webHidden/>
+                <w:sz w:val="22"/>
+              </w:rPr>
+              <w:instrText xml:space="preserve"> PAGEREF _Toc237512896 \h </w:instrText>
+            </w:r>
+            <w:r>
+              <w:rPr>
+                <w:noProof/>
+                <w:webHidden/>
+                <w:sz w:val="22"/>
+              </w:rPr>
+            </w:r>
+            <w:r>
+              <w:rPr>
+                <w:noProof/>
+                <w:webHidden/>
+                <w:sz w:val="22"/>
               </w:rPr>
               <w:fldChar w:fldCharType="separate"/>
             </w:r>
@@ -1542,6 +1614,7 @@
               <w:rPr>
                 <w:noProof/>
                 <w:webHidden/>
+                <w:sz w:val="22"/>
               </w:rPr>
               <w:t>5</w:t>
             </w:r>
@@ -1549,6 +1622,7 @@
               <w:rPr>
                 <w:noProof/>
                 <w:webHidden/>
+                <w:sz w:val="22"/>
               </w:rPr>
               <w:fldChar w:fldCharType="end"/>
             </w:r>
@@ -1570,11 +1644,12 @@
               <w14:ligatures w14:val="none"/>
             </w:rPr>
           </w:pPr>
-          <w:hyperlink w:anchor="_Toc237309734" w:history="1">
+          <w:hyperlink w:anchor="_Toc237512897" w:history="1">
             <w:r>
               <w:rPr>
                 <w:rStyle w:val="Hyperlink"/>
                 <w:noProof/>
+                <w:sz w:val="22"/>
               </w:rPr>
               <w:t>2.3</w:t>
             </w:r>
@@ -1593,6 +1668,7 @@
               <w:rPr>
                 <w:rStyle w:val="Hyperlink"/>
                 <w:noProof/>
+                <w:sz w:val="22"/>
               </w:rPr>
               <w:t>MobileNetV2 Architecture:</w:t>
             </w:r>
@@ -1600,6 +1676,7 @@
               <w:rPr>
                 <w:noProof/>
                 <w:webHidden/>
+                <w:sz w:val="22"/>
               </w:rPr>
               <w:tab/>
             </w:r>
@@ -1607,6 +1684,7 @@
               <w:rPr>
                 <w:noProof/>
                 <w:webHidden/>
+                <w:sz w:val="22"/>
               </w:rPr>
               <w:fldChar w:fldCharType="begin"/>
             </w:r>
@@ -1614,19 +1692,22 @@
               <w:rPr>
                 <w:noProof/>
                 <w:webHidden/>
-              </w:rPr>
-              <w:instrText xml:space="preserve"> PAGEREF _Toc237309734 \h </w:instrText>
-            </w:r>
-            <w:r>
-              <w:rPr>
-                <w:noProof/>
-                <w:webHidden/>
-              </w:rPr>
-            </w:r>
-            <w:r>
-              <w:rPr>
-                <w:noProof/>
-                <w:webHidden/>
+                <w:sz w:val="22"/>
+              </w:rPr>
+              <w:instrText xml:space="preserve"> PAGEREF _Toc237512897 \h </w:instrText>
+            </w:r>
+            <w:r>
+              <w:rPr>
+                <w:noProof/>
+                <w:webHidden/>
+                <w:sz w:val="22"/>
+              </w:rPr>
+            </w:r>
+            <w:r>
+              <w:rPr>
+                <w:noProof/>
+                <w:webHidden/>
+                <w:sz w:val="22"/>
               </w:rPr>
               <w:fldChar w:fldCharType="separate"/>
             </w:r>
@@ -1634,6 +1715,7 @@
               <w:rPr>
                 <w:noProof/>
                 <w:webHidden/>
+                <w:sz w:val="22"/>
               </w:rPr>
               <w:t>6</w:t>
             </w:r>
@@ -1641,6 +1723,7 @@
               <w:rPr>
                 <w:noProof/>
                 <w:webHidden/>
+                <w:sz w:val="22"/>
               </w:rPr>
               <w:fldChar w:fldCharType="end"/>
             </w:r>
@@ -1662,11 +1745,12 @@
               <w14:ligatures w14:val="none"/>
             </w:rPr>
           </w:pPr>
-          <w:hyperlink w:anchor="_Toc237309735" w:history="1">
+          <w:hyperlink w:anchor="_Toc237512898" w:history="1">
             <w:r>
               <w:rPr>
                 <w:rStyle w:val="Hyperlink"/>
                 <w:noProof/>
+                <w:sz w:val="22"/>
               </w:rPr>
               <w:t>2.4</w:t>
             </w:r>
@@ -1685,6 +1769,7 @@
               <w:rPr>
                 <w:rStyle w:val="Hyperlink"/>
                 <w:noProof/>
+                <w:sz w:val="22"/>
               </w:rPr>
               <w:t>Model Quantization:</w:t>
             </w:r>
@@ -1692,6 +1777,7 @@
               <w:rPr>
                 <w:noProof/>
                 <w:webHidden/>
+                <w:sz w:val="22"/>
               </w:rPr>
               <w:tab/>
             </w:r>
@@ -1699,6 +1785,7 @@
               <w:rPr>
                 <w:noProof/>
                 <w:webHidden/>
+                <w:sz w:val="22"/>
               </w:rPr>
               <w:fldChar w:fldCharType="begin"/>
             </w:r>
@@ -1706,19 +1793,22 @@
               <w:rPr>
                 <w:noProof/>
                 <w:webHidden/>
-              </w:rPr>
-              <w:instrText xml:space="preserve"> PAGEREF _Toc237309735 \h </w:instrText>
-            </w:r>
-            <w:r>
-              <w:rPr>
-                <w:noProof/>
-                <w:webHidden/>
-              </w:rPr>
-            </w:r>
-            <w:r>
-              <w:rPr>
-                <w:noProof/>
-                <w:webHidden/>
+                <w:sz w:val="22"/>
+              </w:rPr>
+              <w:instrText xml:space="preserve"> PAGEREF _Toc237512898 \h </w:instrText>
+            </w:r>
+            <w:r>
+              <w:rPr>
+                <w:noProof/>
+                <w:webHidden/>
+                <w:sz w:val="22"/>
+              </w:rPr>
+            </w:r>
+            <w:r>
+              <w:rPr>
+                <w:noProof/>
+                <w:webHidden/>
+                <w:sz w:val="22"/>
               </w:rPr>
               <w:fldChar w:fldCharType="separate"/>
             </w:r>
@@ -1726,13 +1816,15 @@
               <w:rPr>
                 <w:noProof/>
                 <w:webHidden/>
-              </w:rPr>
-              <w:t>6</w:t>
-            </w:r>
-            <w:r>
-              <w:rPr>
-                <w:noProof/>
-                <w:webHidden/>
+                <w:sz w:val="22"/>
+              </w:rPr>
+              <w:t>7</w:t>
+            </w:r>
+            <w:r>
+              <w:rPr>
+                <w:noProof/>
+                <w:webHidden/>
+                <w:sz w:val="22"/>
               </w:rPr>
               <w:fldChar w:fldCharType="end"/>
             </w:r>
@@ -1742,7 +1834,7 @@
           <w:pPr>
             <w:pStyle w:val="TOC1"/>
             <w:tabs>
-              <w:tab w:val="left" w:pos="440"/>
+              <w:tab w:val="left" w:pos="480"/>
               <w:tab w:val="right" w:leader="dot" w:pos="9736"/>
             </w:tabs>
             <w:rPr>
@@ -1754,11 +1846,12 @@
               <w14:ligatures w14:val="none"/>
             </w:rPr>
           </w:pPr>
-          <w:hyperlink w:anchor="_Toc237309736" w:history="1">
+          <w:hyperlink w:anchor="_Toc237512899" w:history="1">
             <w:r>
               <w:rPr>
                 <w:rStyle w:val="Hyperlink"/>
                 <w:noProof/>
+                <w:sz w:val="22"/>
               </w:rPr>
               <w:t>3.</w:t>
             </w:r>
@@ -1777,6 +1870,7 @@
               <w:rPr>
                 <w:rStyle w:val="Hyperlink"/>
                 <w:noProof/>
+                <w:sz w:val="22"/>
               </w:rPr>
               <w:t>Methodology</w:t>
             </w:r>
@@ -1784,6 +1878,7 @@
               <w:rPr>
                 <w:noProof/>
                 <w:webHidden/>
+                <w:sz w:val="22"/>
               </w:rPr>
               <w:tab/>
             </w:r>
@@ -1791,6 +1886,7 @@
               <w:rPr>
                 <w:noProof/>
                 <w:webHidden/>
+                <w:sz w:val="22"/>
               </w:rPr>
               <w:fldChar w:fldCharType="begin"/>
             </w:r>
@@ -1798,19 +1894,22 @@
               <w:rPr>
                 <w:noProof/>
                 <w:webHidden/>
-              </w:rPr>
-              <w:instrText xml:space="preserve"> PAGEREF _Toc237309736 \h </w:instrText>
-            </w:r>
-            <w:r>
-              <w:rPr>
-                <w:noProof/>
-                <w:webHidden/>
-              </w:rPr>
-            </w:r>
-            <w:r>
-              <w:rPr>
-                <w:noProof/>
-                <w:webHidden/>
+                <w:sz w:val="22"/>
+              </w:rPr>
+              <w:instrText xml:space="preserve"> PAGEREF _Toc237512899 \h </w:instrText>
+            </w:r>
+            <w:r>
+              <w:rPr>
+                <w:noProof/>
+                <w:webHidden/>
+                <w:sz w:val="22"/>
+              </w:rPr>
+            </w:r>
+            <w:r>
+              <w:rPr>
+                <w:noProof/>
+                <w:webHidden/>
+                <w:sz w:val="22"/>
               </w:rPr>
               <w:fldChar w:fldCharType="separate"/>
             </w:r>
@@ -1818,13 +1917,15 @@
               <w:rPr>
                 <w:noProof/>
                 <w:webHidden/>
-              </w:rPr>
-              <w:t>7</w:t>
-            </w:r>
-            <w:r>
-              <w:rPr>
-                <w:noProof/>
-                <w:webHidden/>
+                <w:sz w:val="22"/>
+              </w:rPr>
+              <w:t>8</w:t>
+            </w:r>
+            <w:r>
+              <w:rPr>
+                <w:noProof/>
+                <w:webHidden/>
+                <w:sz w:val="22"/>
               </w:rPr>
               <w:fldChar w:fldCharType="end"/>
             </w:r>
@@ -1846,11 +1947,12 @@
               <w14:ligatures w14:val="none"/>
             </w:rPr>
           </w:pPr>
-          <w:hyperlink w:anchor="_Toc237309737" w:history="1">
+          <w:hyperlink w:anchor="_Toc237512900" w:history="1">
             <w:r>
               <w:rPr>
                 <w:rStyle w:val="Hyperlink"/>
                 <w:noProof/>
+                <w:sz w:val="22"/>
               </w:rPr>
               <w:t>3.1</w:t>
             </w:r>
@@ -1869,6 +1971,7 @@
               <w:rPr>
                 <w:rStyle w:val="Hyperlink"/>
                 <w:noProof/>
+                <w:sz w:val="22"/>
               </w:rPr>
               <w:t>Research Design:</w:t>
             </w:r>
@@ -1876,6 +1979,7 @@
               <w:rPr>
                 <w:noProof/>
                 <w:webHidden/>
+                <w:sz w:val="22"/>
               </w:rPr>
               <w:tab/>
             </w:r>
@@ -1883,6 +1987,7 @@
               <w:rPr>
                 <w:noProof/>
                 <w:webHidden/>
+                <w:sz w:val="22"/>
               </w:rPr>
               <w:fldChar w:fldCharType="begin"/>
             </w:r>
@@ -1890,19 +1995,22 @@
               <w:rPr>
                 <w:noProof/>
                 <w:webHidden/>
-              </w:rPr>
-              <w:instrText xml:space="preserve"> PAGEREF _Toc237309737 \h </w:instrText>
-            </w:r>
-            <w:r>
-              <w:rPr>
-                <w:noProof/>
-                <w:webHidden/>
-              </w:rPr>
-            </w:r>
-            <w:r>
-              <w:rPr>
-                <w:noProof/>
-                <w:webHidden/>
+                <w:sz w:val="22"/>
+              </w:rPr>
+              <w:instrText xml:space="preserve"> PAGEREF _Toc237512900 \h </w:instrText>
+            </w:r>
+            <w:r>
+              <w:rPr>
+                <w:noProof/>
+                <w:webHidden/>
+                <w:sz w:val="22"/>
+              </w:rPr>
+            </w:r>
+            <w:r>
+              <w:rPr>
+                <w:noProof/>
+                <w:webHidden/>
+                <w:sz w:val="22"/>
               </w:rPr>
               <w:fldChar w:fldCharType="separate"/>
             </w:r>
@@ -1910,13 +2018,15 @@
               <w:rPr>
                 <w:noProof/>
                 <w:webHidden/>
-              </w:rPr>
-              <w:t>7</w:t>
-            </w:r>
-            <w:r>
-              <w:rPr>
-                <w:noProof/>
-                <w:webHidden/>
+                <w:sz w:val="22"/>
+              </w:rPr>
+              <w:t>8</w:t>
+            </w:r>
+            <w:r>
+              <w:rPr>
+                <w:noProof/>
+                <w:webHidden/>
+                <w:sz w:val="22"/>
               </w:rPr>
               <w:fldChar w:fldCharType="end"/>
             </w:r>
@@ -1938,11 +2048,12 @@
               <w14:ligatures w14:val="none"/>
             </w:rPr>
           </w:pPr>
-          <w:hyperlink w:anchor="_Toc237309738" w:history="1">
+          <w:hyperlink w:anchor="_Toc237512901" w:history="1">
             <w:r>
               <w:rPr>
                 <w:rStyle w:val="Hyperlink"/>
                 <w:noProof/>
+                <w:sz w:val="22"/>
               </w:rPr>
               <w:t>3.2</w:t>
             </w:r>
@@ -1961,6 +2072,7 @@
               <w:rPr>
                 <w:rStyle w:val="Hyperlink"/>
                 <w:noProof/>
+                <w:sz w:val="22"/>
               </w:rPr>
               <w:t>Dataset Description:</w:t>
             </w:r>
@@ -1968,6 +2080,7 @@
               <w:rPr>
                 <w:noProof/>
                 <w:webHidden/>
+                <w:sz w:val="22"/>
               </w:rPr>
               <w:tab/>
             </w:r>
@@ -1975,6 +2088,7 @@
               <w:rPr>
                 <w:noProof/>
                 <w:webHidden/>
+                <w:sz w:val="22"/>
               </w:rPr>
               <w:fldChar w:fldCharType="begin"/>
             </w:r>
@@ -1982,19 +2096,22 @@
               <w:rPr>
                 <w:noProof/>
                 <w:webHidden/>
-              </w:rPr>
-              <w:instrText xml:space="preserve"> PAGEREF _Toc237309738 \h </w:instrText>
-            </w:r>
-            <w:r>
-              <w:rPr>
-                <w:noProof/>
-                <w:webHidden/>
-              </w:rPr>
-            </w:r>
-            <w:r>
-              <w:rPr>
-                <w:noProof/>
-                <w:webHidden/>
+                <w:sz w:val="22"/>
+              </w:rPr>
+              <w:instrText xml:space="preserve"> PAGEREF _Toc237512901 \h </w:instrText>
+            </w:r>
+            <w:r>
+              <w:rPr>
+                <w:noProof/>
+                <w:webHidden/>
+                <w:sz w:val="22"/>
+              </w:rPr>
+            </w:r>
+            <w:r>
+              <w:rPr>
+                <w:noProof/>
+                <w:webHidden/>
+                <w:sz w:val="22"/>
               </w:rPr>
               <w:fldChar w:fldCharType="separate"/>
             </w:r>
@@ -2002,13 +2119,15 @@
               <w:rPr>
                 <w:noProof/>
                 <w:webHidden/>
-              </w:rPr>
-              <w:t>7</w:t>
-            </w:r>
-            <w:r>
-              <w:rPr>
-                <w:noProof/>
-                <w:webHidden/>
+                <w:sz w:val="22"/>
+              </w:rPr>
+              <w:t>9</w:t>
+            </w:r>
+            <w:r>
+              <w:rPr>
+                <w:noProof/>
+                <w:webHidden/>
+                <w:sz w:val="22"/>
               </w:rPr>
               <w:fldChar w:fldCharType="end"/>
             </w:r>
@@ -2030,11 +2149,12 @@
               <w14:ligatures w14:val="none"/>
             </w:rPr>
           </w:pPr>
-          <w:hyperlink w:anchor="_Toc237309739" w:history="1">
+          <w:hyperlink w:anchor="_Toc237512902" w:history="1">
             <w:r>
               <w:rPr>
                 <w:rStyle w:val="Hyperlink"/>
                 <w:noProof/>
+                <w:sz w:val="22"/>
               </w:rPr>
               <w:t>3.3</w:t>
             </w:r>
@@ -2053,6 +2173,7 @@
               <w:rPr>
                 <w:rStyle w:val="Hyperlink"/>
                 <w:noProof/>
+                <w:sz w:val="22"/>
               </w:rPr>
               <w:t>Data Pre-processing:</w:t>
             </w:r>
@@ -2060,6 +2181,7 @@
               <w:rPr>
                 <w:noProof/>
                 <w:webHidden/>
+                <w:sz w:val="22"/>
               </w:rPr>
               <w:tab/>
             </w:r>
@@ -2067,6 +2189,7 @@
               <w:rPr>
                 <w:noProof/>
                 <w:webHidden/>
+                <w:sz w:val="22"/>
               </w:rPr>
               <w:fldChar w:fldCharType="begin"/>
             </w:r>
@@ -2074,19 +2197,22 @@
               <w:rPr>
                 <w:noProof/>
                 <w:webHidden/>
-              </w:rPr>
-              <w:instrText xml:space="preserve"> PAGEREF _Toc237309739 \h </w:instrText>
-            </w:r>
-            <w:r>
-              <w:rPr>
-                <w:noProof/>
-                <w:webHidden/>
-              </w:rPr>
-            </w:r>
-            <w:r>
-              <w:rPr>
-                <w:noProof/>
-                <w:webHidden/>
+                <w:sz w:val="22"/>
+              </w:rPr>
+              <w:instrText xml:space="preserve"> PAGEREF _Toc237512902 \h </w:instrText>
+            </w:r>
+            <w:r>
+              <w:rPr>
+                <w:noProof/>
+                <w:webHidden/>
+                <w:sz w:val="22"/>
+              </w:rPr>
+            </w:r>
+            <w:r>
+              <w:rPr>
+                <w:noProof/>
+                <w:webHidden/>
+                <w:sz w:val="22"/>
               </w:rPr>
               <w:fldChar w:fldCharType="separate"/>
             </w:r>
@@ -2094,13 +2220,15 @@
               <w:rPr>
                 <w:noProof/>
                 <w:webHidden/>
-              </w:rPr>
-              <w:t>8</w:t>
-            </w:r>
-            <w:r>
-              <w:rPr>
-                <w:noProof/>
-                <w:webHidden/>
+                <w:sz w:val="22"/>
+              </w:rPr>
+              <w:t>10</w:t>
+            </w:r>
+            <w:r>
+              <w:rPr>
+                <w:noProof/>
+                <w:webHidden/>
+                <w:sz w:val="22"/>
               </w:rPr>
               <w:fldChar w:fldCharType="end"/>
             </w:r>
@@ -2122,11 +2250,12 @@
               <w14:ligatures w14:val="none"/>
             </w:rPr>
           </w:pPr>
-          <w:hyperlink w:anchor="_Toc237309740" w:history="1">
+          <w:hyperlink w:anchor="_Toc237512903" w:history="1">
             <w:r>
               <w:rPr>
                 <w:rStyle w:val="Hyperlink"/>
                 <w:noProof/>
+                <w:sz w:val="22"/>
               </w:rPr>
               <w:t>3.4</w:t>
             </w:r>
@@ -2145,6 +2274,7 @@
               <w:rPr>
                 <w:rStyle w:val="Hyperlink"/>
                 <w:noProof/>
+                <w:sz w:val="22"/>
               </w:rPr>
               <w:t>Model Selection:</w:t>
             </w:r>
@@ -2152,6 +2282,7 @@
               <w:rPr>
                 <w:noProof/>
                 <w:webHidden/>
+                <w:sz w:val="22"/>
               </w:rPr>
               <w:tab/>
             </w:r>
@@ -2159,6 +2290,7 @@
               <w:rPr>
                 <w:noProof/>
                 <w:webHidden/>
+                <w:sz w:val="22"/>
               </w:rPr>
               <w:fldChar w:fldCharType="begin"/>
             </w:r>
@@ -2166,19 +2298,22 @@
               <w:rPr>
                 <w:noProof/>
                 <w:webHidden/>
-              </w:rPr>
-              <w:instrText xml:space="preserve"> PAGEREF _Toc237309740 \h </w:instrText>
-            </w:r>
-            <w:r>
-              <w:rPr>
-                <w:noProof/>
-                <w:webHidden/>
-              </w:rPr>
-            </w:r>
-            <w:r>
-              <w:rPr>
-                <w:noProof/>
-                <w:webHidden/>
+                <w:sz w:val="22"/>
+              </w:rPr>
+              <w:instrText xml:space="preserve"> PAGEREF _Toc237512903 \h </w:instrText>
+            </w:r>
+            <w:r>
+              <w:rPr>
+                <w:noProof/>
+                <w:webHidden/>
+                <w:sz w:val="22"/>
+              </w:rPr>
+            </w:r>
+            <w:r>
+              <w:rPr>
+                <w:noProof/>
+                <w:webHidden/>
+                <w:sz w:val="22"/>
               </w:rPr>
               <w:fldChar w:fldCharType="separate"/>
             </w:r>
@@ -2186,13 +2321,15 @@
               <w:rPr>
                 <w:noProof/>
                 <w:webHidden/>
-              </w:rPr>
-              <w:t>8</w:t>
-            </w:r>
-            <w:r>
-              <w:rPr>
-                <w:noProof/>
-                <w:webHidden/>
+                <w:sz w:val="22"/>
+              </w:rPr>
+              <w:t>11</w:t>
+            </w:r>
+            <w:r>
+              <w:rPr>
+                <w:noProof/>
+                <w:webHidden/>
+                <w:sz w:val="22"/>
               </w:rPr>
               <w:fldChar w:fldCharType="end"/>
             </w:r>
@@ -2214,11 +2351,12 @@
               <w14:ligatures w14:val="none"/>
             </w:rPr>
           </w:pPr>
-          <w:hyperlink w:anchor="_Toc237309741" w:history="1">
+          <w:hyperlink w:anchor="_Toc237512904" w:history="1">
             <w:r>
               <w:rPr>
                 <w:rStyle w:val="Hyperlink"/>
                 <w:noProof/>
+                <w:sz w:val="22"/>
               </w:rPr>
               <w:t>3.5</w:t>
             </w:r>
@@ -2237,6 +2375,7 @@
               <w:rPr>
                 <w:rStyle w:val="Hyperlink"/>
                 <w:noProof/>
+                <w:sz w:val="22"/>
               </w:rPr>
               <w:t>Quantization Procedure:</w:t>
             </w:r>
@@ -2244,6 +2383,7 @@
               <w:rPr>
                 <w:noProof/>
                 <w:webHidden/>
+                <w:sz w:val="22"/>
               </w:rPr>
               <w:tab/>
             </w:r>
@@ -2251,6 +2391,7 @@
               <w:rPr>
                 <w:noProof/>
                 <w:webHidden/>
+                <w:sz w:val="22"/>
               </w:rPr>
               <w:fldChar w:fldCharType="begin"/>
             </w:r>
@@ -2258,19 +2399,22 @@
               <w:rPr>
                 <w:noProof/>
                 <w:webHidden/>
-              </w:rPr>
-              <w:instrText xml:space="preserve"> PAGEREF _Toc237309741 \h </w:instrText>
-            </w:r>
-            <w:r>
-              <w:rPr>
-                <w:noProof/>
-                <w:webHidden/>
-              </w:rPr>
-            </w:r>
-            <w:r>
-              <w:rPr>
-                <w:noProof/>
-                <w:webHidden/>
+                <w:sz w:val="22"/>
+              </w:rPr>
+              <w:instrText xml:space="preserve"> PAGEREF _Toc237512904 \h </w:instrText>
+            </w:r>
+            <w:r>
+              <w:rPr>
+                <w:noProof/>
+                <w:webHidden/>
+                <w:sz w:val="22"/>
+              </w:rPr>
+            </w:r>
+            <w:r>
+              <w:rPr>
+                <w:noProof/>
+                <w:webHidden/>
+                <w:sz w:val="22"/>
               </w:rPr>
               <w:fldChar w:fldCharType="separate"/>
             </w:r>
@@ -2278,13 +2422,15 @@
               <w:rPr>
                 <w:noProof/>
                 <w:webHidden/>
-              </w:rPr>
-              <w:t>8</w:t>
-            </w:r>
-            <w:r>
-              <w:rPr>
-                <w:noProof/>
-                <w:webHidden/>
+                <w:sz w:val="22"/>
+              </w:rPr>
+              <w:t>12</w:t>
+            </w:r>
+            <w:r>
+              <w:rPr>
+                <w:noProof/>
+                <w:webHidden/>
+                <w:sz w:val="22"/>
               </w:rPr>
               <w:fldChar w:fldCharType="end"/>
             </w:r>
@@ -2306,11 +2452,12 @@
               <w14:ligatures w14:val="none"/>
             </w:rPr>
           </w:pPr>
-          <w:hyperlink w:anchor="_Toc237309742" w:history="1">
+          <w:hyperlink w:anchor="_Toc237512905" w:history="1">
             <w:r>
               <w:rPr>
                 <w:rStyle w:val="Hyperlink"/>
                 <w:noProof/>
+                <w:sz w:val="22"/>
               </w:rPr>
               <w:t>3.6</w:t>
             </w:r>
@@ -2329,6 +2476,7 @@
               <w:rPr>
                 <w:rStyle w:val="Hyperlink"/>
                 <w:noProof/>
+                <w:sz w:val="22"/>
               </w:rPr>
               <w:t>Performance Evaluation:</w:t>
             </w:r>
@@ -2336,6 +2484,7 @@
               <w:rPr>
                 <w:noProof/>
                 <w:webHidden/>
+                <w:sz w:val="22"/>
               </w:rPr>
               <w:tab/>
             </w:r>
@@ -2343,6 +2492,7 @@
               <w:rPr>
                 <w:noProof/>
                 <w:webHidden/>
+                <w:sz w:val="22"/>
               </w:rPr>
               <w:fldChar w:fldCharType="begin"/>
             </w:r>
@@ -2350,19 +2500,22 @@
               <w:rPr>
                 <w:noProof/>
                 <w:webHidden/>
-              </w:rPr>
-              <w:instrText xml:space="preserve"> PAGEREF _Toc237309742 \h </w:instrText>
-            </w:r>
-            <w:r>
-              <w:rPr>
-                <w:noProof/>
-                <w:webHidden/>
-              </w:rPr>
-            </w:r>
-            <w:r>
-              <w:rPr>
-                <w:noProof/>
-                <w:webHidden/>
+                <w:sz w:val="22"/>
+              </w:rPr>
+              <w:instrText xml:space="preserve"> PAGEREF _Toc237512905 \h </w:instrText>
+            </w:r>
+            <w:r>
+              <w:rPr>
+                <w:noProof/>
+                <w:webHidden/>
+                <w:sz w:val="22"/>
+              </w:rPr>
+            </w:r>
+            <w:r>
+              <w:rPr>
+                <w:noProof/>
+                <w:webHidden/>
+                <w:sz w:val="22"/>
               </w:rPr>
               <w:fldChar w:fldCharType="separate"/>
             </w:r>
@@ -2370,13 +2523,15 @@
               <w:rPr>
                 <w:noProof/>
                 <w:webHidden/>
-              </w:rPr>
-              <w:t>8</w:t>
-            </w:r>
-            <w:r>
-              <w:rPr>
-                <w:noProof/>
-                <w:webHidden/>
+                <w:sz w:val="22"/>
+              </w:rPr>
+              <w:t>12</w:t>
+            </w:r>
+            <w:r>
+              <w:rPr>
+                <w:noProof/>
+                <w:webHidden/>
+                <w:sz w:val="22"/>
               </w:rPr>
               <w:fldChar w:fldCharType="end"/>
             </w:r>
@@ -2389,14 +2544,20 @@
               <w:tab w:val="right" w:leader="dot" w:pos="9736"/>
             </w:tabs>
             <w:rPr>
+              <w:rFonts w:asciiTheme="minorHAnsi" w:eastAsiaTheme="minorEastAsia" w:hAnsiTheme="minorHAnsi"/>
               <w:noProof/>
+              <w:kern w:val="0"/>
+              <w:sz w:val="22"/>
+              <w:lang w:val="en-US"/>
+              <w14:ligatures w14:val="none"/>
             </w:rPr>
           </w:pPr>
-          <w:hyperlink w:anchor="_Toc237309743" w:history="1">
+          <w:hyperlink w:anchor="_Toc237512906" w:history="1">
             <w:r>
               <w:rPr>
                 <w:rStyle w:val="Hyperlink"/>
                 <w:noProof/>
+                <w:sz w:val="22"/>
               </w:rPr>
               <w:t>Table-01: Evaluation Metrics</w:t>
             </w:r>
@@ -2404,6 +2565,7 @@
               <w:rPr>
                 <w:noProof/>
                 <w:webHidden/>
+                <w:sz w:val="22"/>
               </w:rPr>
               <w:tab/>
             </w:r>
@@ -2411,6 +2573,7 @@
               <w:rPr>
                 <w:noProof/>
                 <w:webHidden/>
+                <w:sz w:val="22"/>
               </w:rPr>
               <w:fldChar w:fldCharType="begin"/>
             </w:r>
@@ -2418,19 +2581,22 @@
               <w:rPr>
                 <w:noProof/>
                 <w:webHidden/>
-              </w:rPr>
-              <w:instrText xml:space="preserve"> PAGEREF _Toc237309743 \h </w:instrText>
-            </w:r>
-            <w:r>
-              <w:rPr>
-                <w:noProof/>
-                <w:webHidden/>
-              </w:rPr>
-            </w:r>
-            <w:r>
-              <w:rPr>
-                <w:noProof/>
-                <w:webHidden/>
+                <w:sz w:val="22"/>
+              </w:rPr>
+              <w:instrText xml:space="preserve"> PAGEREF _Toc237512906 \h </w:instrText>
+            </w:r>
+            <w:r>
+              <w:rPr>
+                <w:noProof/>
+                <w:webHidden/>
+                <w:sz w:val="22"/>
+              </w:rPr>
+            </w:r>
+            <w:r>
+              <w:rPr>
+                <w:noProof/>
+                <w:webHidden/>
+                <w:sz w:val="22"/>
               </w:rPr>
               <w:fldChar w:fldCharType="separate"/>
             </w:r>
@@ -2438,13 +2604,15 @@
               <w:rPr>
                 <w:noProof/>
                 <w:webHidden/>
-              </w:rPr>
-              <w:t>9</w:t>
-            </w:r>
-            <w:r>
-              <w:rPr>
-                <w:noProof/>
-                <w:webHidden/>
+                <w:sz w:val="22"/>
+              </w:rPr>
+              <w:t>12</w:t>
+            </w:r>
+            <w:r>
+              <w:rPr>
+                <w:noProof/>
+                <w:webHidden/>
+                <w:sz w:val="22"/>
               </w:rPr>
               <w:fldChar w:fldCharType="end"/>
             </w:r>
@@ -2466,11 +2634,12 @@
               <w14:ligatures w14:val="none"/>
             </w:rPr>
           </w:pPr>
-          <w:hyperlink w:anchor="_Toc237309744" w:history="1">
+          <w:hyperlink w:anchor="_Toc237512907" w:history="1">
             <w:r>
               <w:rPr>
                 <w:rStyle w:val="Hyperlink"/>
                 <w:noProof/>
+                <w:sz w:val="22"/>
               </w:rPr>
               <w:t>3.7</w:t>
             </w:r>
@@ -2489,6 +2658,7 @@
               <w:rPr>
                 <w:rStyle w:val="Hyperlink"/>
                 <w:noProof/>
+                <w:sz w:val="22"/>
               </w:rPr>
               <w:t>Experimental Environment:</w:t>
             </w:r>
@@ -2496,6 +2666,7 @@
               <w:rPr>
                 <w:noProof/>
                 <w:webHidden/>
+                <w:sz w:val="22"/>
               </w:rPr>
               <w:tab/>
             </w:r>
@@ -2503,6 +2674,7 @@
               <w:rPr>
                 <w:noProof/>
                 <w:webHidden/>
+                <w:sz w:val="22"/>
               </w:rPr>
               <w:fldChar w:fldCharType="begin"/>
             </w:r>
@@ -2510,19 +2682,22 @@
               <w:rPr>
                 <w:noProof/>
                 <w:webHidden/>
-              </w:rPr>
-              <w:instrText xml:space="preserve"> PAGEREF _Toc237309744 \h </w:instrText>
-            </w:r>
-            <w:r>
-              <w:rPr>
-                <w:noProof/>
-                <w:webHidden/>
-              </w:rPr>
-            </w:r>
-            <w:r>
-              <w:rPr>
-                <w:noProof/>
-                <w:webHidden/>
+                <w:sz w:val="22"/>
+              </w:rPr>
+              <w:instrText xml:space="preserve"> PAGEREF _Toc237512907 \h </w:instrText>
+            </w:r>
+            <w:r>
+              <w:rPr>
+                <w:noProof/>
+                <w:webHidden/>
+                <w:sz w:val="22"/>
+              </w:rPr>
+            </w:r>
+            <w:r>
+              <w:rPr>
+                <w:noProof/>
+                <w:webHidden/>
+                <w:sz w:val="22"/>
               </w:rPr>
               <w:fldChar w:fldCharType="separate"/>
             </w:r>
@@ -2530,13 +2705,938 @@
               <w:rPr>
                 <w:noProof/>
                 <w:webHidden/>
-              </w:rPr>
-              <w:t>9</w:t>
-            </w:r>
-            <w:r>
-              <w:rPr>
-                <w:noProof/>
-                <w:webHidden/>
+                <w:sz w:val="22"/>
+              </w:rPr>
+              <w:t>13</w:t>
+            </w:r>
+            <w:r>
+              <w:rPr>
+                <w:noProof/>
+                <w:webHidden/>
+                <w:sz w:val="22"/>
+              </w:rPr>
+              <w:fldChar w:fldCharType="end"/>
+            </w:r>
+          </w:hyperlink>
+        </w:p>
+        <w:p>
+          <w:pPr>
+            <w:pStyle w:val="TOC1"/>
+            <w:tabs>
+              <w:tab w:val="left" w:pos="480"/>
+              <w:tab w:val="right" w:leader="dot" w:pos="9736"/>
+            </w:tabs>
+            <w:rPr>
+              <w:rFonts w:asciiTheme="minorHAnsi" w:eastAsiaTheme="minorEastAsia" w:hAnsiTheme="minorHAnsi"/>
+              <w:noProof/>
+              <w:kern w:val="0"/>
+              <w:sz w:val="22"/>
+              <w:lang w:val="en-US"/>
+              <w14:ligatures w14:val="none"/>
+            </w:rPr>
+          </w:pPr>
+          <w:hyperlink w:anchor="_Toc237512908" w:history="1">
+            <w:r>
+              <w:rPr>
+                <w:rStyle w:val="Hyperlink"/>
+                <w:noProof/>
+                <w:sz w:val="22"/>
+              </w:rPr>
+              <w:t>4.</w:t>
+            </w:r>
+            <w:r>
+              <w:rPr>
+                <w:rFonts w:asciiTheme="minorHAnsi" w:eastAsiaTheme="minorEastAsia" w:hAnsiTheme="minorHAnsi"/>
+                <w:noProof/>
+                <w:kern w:val="0"/>
+                <w:sz w:val="22"/>
+                <w:lang w:val="en-US"/>
+                <w14:ligatures w14:val="none"/>
+              </w:rPr>
+              <w:tab/>
+            </w:r>
+            <w:r>
+              <w:rPr>
+                <w:rStyle w:val="Hyperlink"/>
+                <w:noProof/>
+                <w:sz w:val="22"/>
+              </w:rPr>
+              <w:t>Results</w:t>
+            </w:r>
+            <w:r>
+              <w:rPr>
+                <w:noProof/>
+                <w:webHidden/>
+                <w:sz w:val="22"/>
+              </w:rPr>
+              <w:tab/>
+            </w:r>
+            <w:r>
+              <w:rPr>
+                <w:noProof/>
+                <w:webHidden/>
+                <w:sz w:val="22"/>
+              </w:rPr>
+              <w:fldChar w:fldCharType="begin"/>
+            </w:r>
+            <w:r>
+              <w:rPr>
+                <w:noProof/>
+                <w:webHidden/>
+                <w:sz w:val="22"/>
+              </w:rPr>
+              <w:instrText xml:space="preserve"> PAGEREF _Toc237512908 \h </w:instrText>
+            </w:r>
+            <w:r>
+              <w:rPr>
+                <w:noProof/>
+                <w:webHidden/>
+                <w:sz w:val="22"/>
+              </w:rPr>
+            </w:r>
+            <w:r>
+              <w:rPr>
+                <w:noProof/>
+                <w:webHidden/>
+                <w:sz w:val="22"/>
+              </w:rPr>
+              <w:fldChar w:fldCharType="separate"/>
+            </w:r>
+            <w:r>
+              <w:rPr>
+                <w:noProof/>
+                <w:webHidden/>
+                <w:sz w:val="22"/>
+              </w:rPr>
+              <w:t>14</w:t>
+            </w:r>
+            <w:r>
+              <w:rPr>
+                <w:noProof/>
+                <w:webHidden/>
+                <w:sz w:val="22"/>
+              </w:rPr>
+              <w:fldChar w:fldCharType="end"/>
+            </w:r>
+          </w:hyperlink>
+        </w:p>
+        <w:p>
+          <w:pPr>
+            <w:pStyle w:val="TOC2"/>
+            <w:tabs>
+              <w:tab w:val="left" w:pos="880"/>
+              <w:tab w:val="right" w:leader="dot" w:pos="9736"/>
+            </w:tabs>
+            <w:rPr>
+              <w:rFonts w:asciiTheme="minorHAnsi" w:eastAsiaTheme="minorEastAsia" w:hAnsiTheme="minorHAnsi"/>
+              <w:noProof/>
+              <w:kern w:val="0"/>
+              <w:sz w:val="22"/>
+              <w:lang w:val="en-US"/>
+              <w14:ligatures w14:val="none"/>
+            </w:rPr>
+          </w:pPr>
+          <w:hyperlink w:anchor="_Toc237512909" w:history="1">
+            <w:r>
+              <w:rPr>
+                <w:rStyle w:val="Hyperlink"/>
+                <w:noProof/>
+                <w:sz w:val="22"/>
+              </w:rPr>
+              <w:t>4.1</w:t>
+            </w:r>
+            <w:r>
+              <w:rPr>
+                <w:rFonts w:asciiTheme="minorHAnsi" w:eastAsiaTheme="minorEastAsia" w:hAnsiTheme="minorHAnsi"/>
+                <w:noProof/>
+                <w:kern w:val="0"/>
+                <w:sz w:val="22"/>
+                <w:lang w:val="en-US"/>
+                <w14:ligatures w14:val="none"/>
+              </w:rPr>
+              <w:tab/>
+            </w:r>
+            <w:r>
+              <w:rPr>
+                <w:rStyle w:val="Hyperlink"/>
+                <w:noProof/>
+                <w:sz w:val="22"/>
+              </w:rPr>
+              <w:t>Model Compilation Output:</w:t>
+            </w:r>
+            <w:r>
+              <w:rPr>
+                <w:noProof/>
+                <w:webHidden/>
+                <w:sz w:val="22"/>
+              </w:rPr>
+              <w:tab/>
+            </w:r>
+            <w:r>
+              <w:rPr>
+                <w:noProof/>
+                <w:webHidden/>
+                <w:sz w:val="22"/>
+              </w:rPr>
+              <w:fldChar w:fldCharType="begin"/>
+            </w:r>
+            <w:r>
+              <w:rPr>
+                <w:noProof/>
+                <w:webHidden/>
+                <w:sz w:val="22"/>
+              </w:rPr>
+              <w:instrText xml:space="preserve"> PAGEREF _Toc237512909 \h </w:instrText>
+            </w:r>
+            <w:r>
+              <w:rPr>
+                <w:noProof/>
+                <w:webHidden/>
+                <w:sz w:val="22"/>
+              </w:rPr>
+            </w:r>
+            <w:r>
+              <w:rPr>
+                <w:noProof/>
+                <w:webHidden/>
+                <w:sz w:val="22"/>
+              </w:rPr>
+              <w:fldChar w:fldCharType="separate"/>
+            </w:r>
+            <w:r>
+              <w:rPr>
+                <w:noProof/>
+                <w:webHidden/>
+                <w:sz w:val="22"/>
+              </w:rPr>
+              <w:t>14</w:t>
+            </w:r>
+            <w:r>
+              <w:rPr>
+                <w:noProof/>
+                <w:webHidden/>
+                <w:sz w:val="22"/>
+              </w:rPr>
+              <w:fldChar w:fldCharType="end"/>
+            </w:r>
+          </w:hyperlink>
+        </w:p>
+        <w:p>
+          <w:pPr>
+            <w:pStyle w:val="TOC2"/>
+            <w:tabs>
+              <w:tab w:val="left" w:pos="880"/>
+              <w:tab w:val="right" w:leader="dot" w:pos="9736"/>
+            </w:tabs>
+            <w:rPr>
+              <w:rFonts w:asciiTheme="minorHAnsi" w:eastAsiaTheme="minorEastAsia" w:hAnsiTheme="minorHAnsi"/>
+              <w:noProof/>
+              <w:kern w:val="0"/>
+              <w:sz w:val="22"/>
+              <w:lang w:val="en-US"/>
+              <w14:ligatures w14:val="none"/>
+            </w:rPr>
+          </w:pPr>
+          <w:hyperlink w:anchor="_Toc237512910" w:history="1">
+            <w:r>
+              <w:rPr>
+                <w:rStyle w:val="Hyperlink"/>
+                <w:noProof/>
+                <w:sz w:val="22"/>
+                <w:lang w:val="en-US"/>
+              </w:rPr>
+              <w:t>4.2</w:t>
+            </w:r>
+            <w:r>
+              <w:rPr>
+                <w:rFonts w:asciiTheme="minorHAnsi" w:eastAsiaTheme="minorEastAsia" w:hAnsiTheme="minorHAnsi"/>
+                <w:noProof/>
+                <w:kern w:val="0"/>
+                <w:sz w:val="22"/>
+                <w:lang w:val="en-US"/>
+                <w14:ligatures w14:val="none"/>
+              </w:rPr>
+              <w:tab/>
+            </w:r>
+            <w:r>
+              <w:rPr>
+                <w:rStyle w:val="Hyperlink"/>
+                <w:noProof/>
+                <w:sz w:val="22"/>
+                <w:lang w:val="en-US"/>
+              </w:rPr>
+              <w:t>Training Progress (Epoch Results):</w:t>
+            </w:r>
+            <w:r>
+              <w:rPr>
+                <w:noProof/>
+                <w:webHidden/>
+                <w:sz w:val="22"/>
+              </w:rPr>
+              <w:tab/>
+            </w:r>
+            <w:r>
+              <w:rPr>
+                <w:noProof/>
+                <w:webHidden/>
+                <w:sz w:val="22"/>
+              </w:rPr>
+              <w:fldChar w:fldCharType="begin"/>
+            </w:r>
+            <w:r>
+              <w:rPr>
+                <w:noProof/>
+                <w:webHidden/>
+                <w:sz w:val="22"/>
+              </w:rPr>
+              <w:instrText xml:space="preserve"> PAGEREF _Toc237512910 \h </w:instrText>
+            </w:r>
+            <w:r>
+              <w:rPr>
+                <w:noProof/>
+                <w:webHidden/>
+                <w:sz w:val="22"/>
+              </w:rPr>
+            </w:r>
+            <w:r>
+              <w:rPr>
+                <w:noProof/>
+                <w:webHidden/>
+                <w:sz w:val="22"/>
+              </w:rPr>
+              <w:fldChar w:fldCharType="separate"/>
+            </w:r>
+            <w:r>
+              <w:rPr>
+                <w:noProof/>
+                <w:webHidden/>
+                <w:sz w:val="22"/>
+              </w:rPr>
+              <w:t>15</w:t>
+            </w:r>
+            <w:r>
+              <w:rPr>
+                <w:noProof/>
+                <w:webHidden/>
+                <w:sz w:val="22"/>
+              </w:rPr>
+              <w:fldChar w:fldCharType="end"/>
+            </w:r>
+          </w:hyperlink>
+        </w:p>
+        <w:p>
+          <w:pPr>
+            <w:pStyle w:val="TOC2"/>
+            <w:tabs>
+              <w:tab w:val="left" w:pos="880"/>
+              <w:tab w:val="right" w:leader="dot" w:pos="9736"/>
+            </w:tabs>
+            <w:rPr>
+              <w:rFonts w:asciiTheme="minorHAnsi" w:eastAsiaTheme="minorEastAsia" w:hAnsiTheme="minorHAnsi"/>
+              <w:noProof/>
+              <w:kern w:val="0"/>
+              <w:sz w:val="22"/>
+              <w:lang w:val="en-US"/>
+              <w14:ligatures w14:val="none"/>
+            </w:rPr>
+          </w:pPr>
+          <w:hyperlink w:anchor="_Toc237512911" w:history="1">
+            <w:r>
+              <w:rPr>
+                <w:rStyle w:val="Hyperlink"/>
+                <w:noProof/>
+                <w:sz w:val="22"/>
+                <w:lang w:val="en-US"/>
+              </w:rPr>
+              <w:t>4.3</w:t>
+            </w:r>
+            <w:r>
+              <w:rPr>
+                <w:rFonts w:asciiTheme="minorHAnsi" w:eastAsiaTheme="minorEastAsia" w:hAnsiTheme="minorHAnsi"/>
+                <w:noProof/>
+                <w:kern w:val="0"/>
+                <w:sz w:val="22"/>
+                <w:lang w:val="en-US"/>
+                <w14:ligatures w14:val="none"/>
+              </w:rPr>
+              <w:tab/>
+            </w:r>
+            <w:r>
+              <w:rPr>
+                <w:rStyle w:val="Hyperlink"/>
+                <w:noProof/>
+                <w:sz w:val="22"/>
+                <w:lang w:val="en-US"/>
+              </w:rPr>
+              <w:t>Non-Quantized Model Evaluation:</w:t>
+            </w:r>
+            <w:r>
+              <w:rPr>
+                <w:noProof/>
+                <w:webHidden/>
+                <w:sz w:val="22"/>
+              </w:rPr>
+              <w:tab/>
+            </w:r>
+            <w:r>
+              <w:rPr>
+                <w:noProof/>
+                <w:webHidden/>
+                <w:sz w:val="22"/>
+              </w:rPr>
+              <w:fldChar w:fldCharType="begin"/>
+            </w:r>
+            <w:r>
+              <w:rPr>
+                <w:noProof/>
+                <w:webHidden/>
+                <w:sz w:val="22"/>
+              </w:rPr>
+              <w:instrText xml:space="preserve"> PAGEREF _Toc237512911 \h </w:instrText>
+            </w:r>
+            <w:r>
+              <w:rPr>
+                <w:noProof/>
+                <w:webHidden/>
+                <w:sz w:val="22"/>
+              </w:rPr>
+            </w:r>
+            <w:r>
+              <w:rPr>
+                <w:noProof/>
+                <w:webHidden/>
+                <w:sz w:val="22"/>
+              </w:rPr>
+              <w:fldChar w:fldCharType="separate"/>
+            </w:r>
+            <w:r>
+              <w:rPr>
+                <w:noProof/>
+                <w:webHidden/>
+                <w:sz w:val="22"/>
+              </w:rPr>
+              <w:t>16</w:t>
+            </w:r>
+            <w:r>
+              <w:rPr>
+                <w:noProof/>
+                <w:webHidden/>
+                <w:sz w:val="22"/>
+              </w:rPr>
+              <w:fldChar w:fldCharType="end"/>
+            </w:r>
+          </w:hyperlink>
+        </w:p>
+        <w:p>
+          <w:pPr>
+            <w:pStyle w:val="TOC2"/>
+            <w:tabs>
+              <w:tab w:val="left" w:pos="880"/>
+              <w:tab w:val="right" w:leader="dot" w:pos="9736"/>
+            </w:tabs>
+            <w:rPr>
+              <w:rFonts w:asciiTheme="minorHAnsi" w:eastAsiaTheme="minorEastAsia" w:hAnsiTheme="minorHAnsi"/>
+              <w:noProof/>
+              <w:kern w:val="0"/>
+              <w:sz w:val="22"/>
+              <w:lang w:val="en-US"/>
+              <w14:ligatures w14:val="none"/>
+            </w:rPr>
+          </w:pPr>
+          <w:hyperlink w:anchor="_Toc237512912" w:history="1">
+            <w:r>
+              <w:rPr>
+                <w:rStyle w:val="Hyperlink"/>
+                <w:noProof/>
+                <w:sz w:val="22"/>
+                <w:lang w:val="en-US"/>
+              </w:rPr>
+              <w:t>4.4</w:t>
+            </w:r>
+            <w:r>
+              <w:rPr>
+                <w:rFonts w:asciiTheme="minorHAnsi" w:eastAsiaTheme="minorEastAsia" w:hAnsiTheme="minorHAnsi"/>
+                <w:noProof/>
+                <w:kern w:val="0"/>
+                <w:sz w:val="22"/>
+                <w:lang w:val="en-US"/>
+                <w14:ligatures w14:val="none"/>
+              </w:rPr>
+              <w:tab/>
+            </w:r>
+            <w:r>
+              <w:rPr>
+                <w:rStyle w:val="Hyperlink"/>
+                <w:noProof/>
+                <w:sz w:val="22"/>
+                <w:lang w:val="en-US"/>
+              </w:rPr>
+              <w:t>Model Size Comparison:</w:t>
+            </w:r>
+            <w:r>
+              <w:rPr>
+                <w:noProof/>
+                <w:webHidden/>
+                <w:sz w:val="22"/>
+              </w:rPr>
+              <w:tab/>
+            </w:r>
+            <w:r>
+              <w:rPr>
+                <w:noProof/>
+                <w:webHidden/>
+                <w:sz w:val="22"/>
+              </w:rPr>
+              <w:fldChar w:fldCharType="begin"/>
+            </w:r>
+            <w:r>
+              <w:rPr>
+                <w:noProof/>
+                <w:webHidden/>
+                <w:sz w:val="22"/>
+              </w:rPr>
+              <w:instrText xml:space="preserve"> PAGEREF _Toc237512912 \h </w:instrText>
+            </w:r>
+            <w:r>
+              <w:rPr>
+                <w:noProof/>
+                <w:webHidden/>
+                <w:sz w:val="22"/>
+              </w:rPr>
+            </w:r>
+            <w:r>
+              <w:rPr>
+                <w:noProof/>
+                <w:webHidden/>
+                <w:sz w:val="22"/>
+              </w:rPr>
+              <w:fldChar w:fldCharType="separate"/>
+            </w:r>
+            <w:r>
+              <w:rPr>
+                <w:noProof/>
+                <w:webHidden/>
+                <w:sz w:val="22"/>
+              </w:rPr>
+              <w:t>17</w:t>
+            </w:r>
+            <w:r>
+              <w:rPr>
+                <w:noProof/>
+                <w:webHidden/>
+                <w:sz w:val="22"/>
+              </w:rPr>
+              <w:fldChar w:fldCharType="end"/>
+            </w:r>
+          </w:hyperlink>
+        </w:p>
+        <w:p>
+          <w:pPr>
+            <w:pStyle w:val="TOC1"/>
+            <w:tabs>
+              <w:tab w:val="left" w:pos="480"/>
+              <w:tab w:val="right" w:leader="dot" w:pos="9736"/>
+            </w:tabs>
+            <w:rPr>
+              <w:rFonts w:asciiTheme="minorHAnsi" w:eastAsiaTheme="minorEastAsia" w:hAnsiTheme="minorHAnsi"/>
+              <w:noProof/>
+              <w:kern w:val="0"/>
+              <w:sz w:val="22"/>
+              <w:lang w:val="en-US"/>
+              <w14:ligatures w14:val="none"/>
+            </w:rPr>
+          </w:pPr>
+          <w:hyperlink w:anchor="_Toc237512913" w:history="1">
+            <w:r>
+              <w:rPr>
+                <w:rStyle w:val="Hyperlink"/>
+                <w:noProof/>
+                <w:sz w:val="22"/>
+                <w:lang w:val="en-US"/>
+              </w:rPr>
+              <w:t>5.</w:t>
+            </w:r>
+            <w:r>
+              <w:rPr>
+                <w:rFonts w:asciiTheme="minorHAnsi" w:eastAsiaTheme="minorEastAsia" w:hAnsiTheme="minorHAnsi"/>
+                <w:noProof/>
+                <w:kern w:val="0"/>
+                <w:sz w:val="22"/>
+                <w:lang w:val="en-US"/>
+                <w14:ligatures w14:val="none"/>
+              </w:rPr>
+              <w:tab/>
+            </w:r>
+            <w:r>
+              <w:rPr>
+                <w:rStyle w:val="Hyperlink"/>
+                <w:noProof/>
+                <w:sz w:val="22"/>
+                <w:lang w:val="en-US"/>
+              </w:rPr>
+              <w:t>Performance Evaluation</w:t>
+            </w:r>
+            <w:r>
+              <w:rPr>
+                <w:noProof/>
+                <w:webHidden/>
+                <w:sz w:val="22"/>
+              </w:rPr>
+              <w:tab/>
+            </w:r>
+            <w:r>
+              <w:rPr>
+                <w:noProof/>
+                <w:webHidden/>
+                <w:sz w:val="22"/>
+              </w:rPr>
+              <w:fldChar w:fldCharType="begin"/>
+            </w:r>
+            <w:r>
+              <w:rPr>
+                <w:noProof/>
+                <w:webHidden/>
+                <w:sz w:val="22"/>
+              </w:rPr>
+              <w:instrText xml:space="preserve"> PAGEREF _Toc237512913 \h </w:instrText>
+            </w:r>
+            <w:r>
+              <w:rPr>
+                <w:noProof/>
+                <w:webHidden/>
+                <w:sz w:val="22"/>
+              </w:rPr>
+            </w:r>
+            <w:r>
+              <w:rPr>
+                <w:noProof/>
+                <w:webHidden/>
+                <w:sz w:val="22"/>
+              </w:rPr>
+              <w:fldChar w:fldCharType="separate"/>
+            </w:r>
+            <w:r>
+              <w:rPr>
+                <w:noProof/>
+                <w:webHidden/>
+                <w:sz w:val="22"/>
+              </w:rPr>
+              <w:t>18</w:t>
+            </w:r>
+            <w:r>
+              <w:rPr>
+                <w:noProof/>
+                <w:webHidden/>
+                <w:sz w:val="22"/>
+              </w:rPr>
+              <w:fldChar w:fldCharType="end"/>
+            </w:r>
+          </w:hyperlink>
+        </w:p>
+        <w:p>
+          <w:pPr>
+            <w:pStyle w:val="TOC1"/>
+            <w:tabs>
+              <w:tab w:val="left" w:pos="480"/>
+              <w:tab w:val="right" w:leader="dot" w:pos="9736"/>
+            </w:tabs>
+            <w:rPr>
+              <w:rFonts w:asciiTheme="minorHAnsi" w:eastAsiaTheme="minorEastAsia" w:hAnsiTheme="minorHAnsi"/>
+              <w:noProof/>
+              <w:kern w:val="0"/>
+              <w:sz w:val="22"/>
+              <w:lang w:val="en-US"/>
+              <w14:ligatures w14:val="none"/>
+            </w:rPr>
+          </w:pPr>
+          <w:hyperlink w:anchor="_Toc237512914" w:history="1">
+            <w:r>
+              <w:rPr>
+                <w:rStyle w:val="Hyperlink"/>
+                <w:noProof/>
+                <w:sz w:val="22"/>
+                <w:lang w:val="en-US"/>
+              </w:rPr>
+              <w:t>6.</w:t>
+            </w:r>
+            <w:r>
+              <w:rPr>
+                <w:rFonts w:asciiTheme="minorHAnsi" w:eastAsiaTheme="minorEastAsia" w:hAnsiTheme="minorHAnsi"/>
+                <w:noProof/>
+                <w:kern w:val="0"/>
+                <w:sz w:val="22"/>
+                <w:lang w:val="en-US"/>
+                <w14:ligatures w14:val="none"/>
+              </w:rPr>
+              <w:tab/>
+            </w:r>
+            <w:r>
+              <w:rPr>
+                <w:rStyle w:val="Hyperlink"/>
+                <w:noProof/>
+                <w:sz w:val="22"/>
+                <w:lang w:val="en-US"/>
+              </w:rPr>
+              <w:t>Discussion</w:t>
+            </w:r>
+            <w:r>
+              <w:rPr>
+                <w:noProof/>
+                <w:webHidden/>
+                <w:sz w:val="22"/>
+              </w:rPr>
+              <w:tab/>
+            </w:r>
+            <w:r>
+              <w:rPr>
+                <w:noProof/>
+                <w:webHidden/>
+                <w:sz w:val="22"/>
+              </w:rPr>
+              <w:fldChar w:fldCharType="begin"/>
+            </w:r>
+            <w:r>
+              <w:rPr>
+                <w:noProof/>
+                <w:webHidden/>
+                <w:sz w:val="22"/>
+              </w:rPr>
+              <w:instrText xml:space="preserve"> PAGEREF _Toc237512914 \h </w:instrText>
+            </w:r>
+            <w:r>
+              <w:rPr>
+                <w:noProof/>
+                <w:webHidden/>
+                <w:sz w:val="22"/>
+              </w:rPr>
+            </w:r>
+            <w:r>
+              <w:rPr>
+                <w:noProof/>
+                <w:webHidden/>
+                <w:sz w:val="22"/>
+              </w:rPr>
+              <w:fldChar w:fldCharType="separate"/>
+            </w:r>
+            <w:r>
+              <w:rPr>
+                <w:noProof/>
+                <w:webHidden/>
+                <w:sz w:val="22"/>
+              </w:rPr>
+              <w:t>19</w:t>
+            </w:r>
+            <w:r>
+              <w:rPr>
+                <w:noProof/>
+                <w:webHidden/>
+                <w:sz w:val="22"/>
+              </w:rPr>
+              <w:fldChar w:fldCharType="end"/>
+            </w:r>
+          </w:hyperlink>
+        </w:p>
+        <w:p>
+          <w:pPr>
+            <w:pStyle w:val="TOC1"/>
+            <w:tabs>
+              <w:tab w:val="left" w:pos="480"/>
+              <w:tab w:val="right" w:leader="dot" w:pos="9736"/>
+            </w:tabs>
+            <w:rPr>
+              <w:rFonts w:asciiTheme="minorHAnsi" w:eastAsiaTheme="minorEastAsia" w:hAnsiTheme="minorHAnsi"/>
+              <w:noProof/>
+              <w:kern w:val="0"/>
+              <w:sz w:val="22"/>
+              <w:lang w:val="en-US"/>
+              <w14:ligatures w14:val="none"/>
+            </w:rPr>
+          </w:pPr>
+          <w:hyperlink w:anchor="_Toc237512915" w:history="1">
+            <w:r>
+              <w:rPr>
+                <w:rStyle w:val="Hyperlink"/>
+                <w:noProof/>
+                <w:sz w:val="22"/>
+                <w:lang w:val="en-US"/>
+              </w:rPr>
+              <w:t>7.</w:t>
+            </w:r>
+            <w:r>
+              <w:rPr>
+                <w:rFonts w:asciiTheme="minorHAnsi" w:eastAsiaTheme="minorEastAsia" w:hAnsiTheme="minorHAnsi"/>
+                <w:noProof/>
+                <w:kern w:val="0"/>
+                <w:sz w:val="22"/>
+                <w:lang w:val="en-US"/>
+                <w14:ligatures w14:val="none"/>
+              </w:rPr>
+              <w:tab/>
+            </w:r>
+            <w:r>
+              <w:rPr>
+                <w:rStyle w:val="Hyperlink"/>
+                <w:noProof/>
+                <w:sz w:val="22"/>
+                <w:lang w:val="en-US"/>
+              </w:rPr>
+              <w:t>Conclusion</w:t>
+            </w:r>
+            <w:r>
+              <w:rPr>
+                <w:noProof/>
+                <w:webHidden/>
+                <w:sz w:val="22"/>
+              </w:rPr>
+              <w:tab/>
+            </w:r>
+            <w:r>
+              <w:rPr>
+                <w:noProof/>
+                <w:webHidden/>
+                <w:sz w:val="22"/>
+              </w:rPr>
+              <w:fldChar w:fldCharType="begin"/>
+            </w:r>
+            <w:r>
+              <w:rPr>
+                <w:noProof/>
+                <w:webHidden/>
+                <w:sz w:val="22"/>
+              </w:rPr>
+              <w:instrText xml:space="preserve"> PAGEREF _Toc237512915 \h </w:instrText>
+            </w:r>
+            <w:r>
+              <w:rPr>
+                <w:noProof/>
+                <w:webHidden/>
+                <w:sz w:val="22"/>
+              </w:rPr>
+            </w:r>
+            <w:r>
+              <w:rPr>
+                <w:noProof/>
+                <w:webHidden/>
+                <w:sz w:val="22"/>
+              </w:rPr>
+              <w:fldChar w:fldCharType="separate"/>
+            </w:r>
+            <w:r>
+              <w:rPr>
+                <w:noProof/>
+                <w:webHidden/>
+                <w:sz w:val="22"/>
+              </w:rPr>
+              <w:t>19</w:t>
+            </w:r>
+            <w:r>
+              <w:rPr>
+                <w:noProof/>
+                <w:webHidden/>
+                <w:sz w:val="22"/>
+              </w:rPr>
+              <w:fldChar w:fldCharType="end"/>
+            </w:r>
+          </w:hyperlink>
+        </w:p>
+        <w:p>
+          <w:pPr>
+            <w:pStyle w:val="TOC1"/>
+            <w:tabs>
+              <w:tab w:val="left" w:pos="480"/>
+              <w:tab w:val="right" w:leader="dot" w:pos="9736"/>
+            </w:tabs>
+            <w:rPr>
+              <w:rFonts w:asciiTheme="minorHAnsi" w:eastAsiaTheme="minorEastAsia" w:hAnsiTheme="minorHAnsi"/>
+              <w:noProof/>
+              <w:kern w:val="0"/>
+              <w:sz w:val="22"/>
+              <w:lang w:val="en-US"/>
+              <w14:ligatures w14:val="none"/>
+            </w:rPr>
+          </w:pPr>
+          <w:hyperlink w:anchor="_Toc237512916" w:history="1">
+            <w:r>
+              <w:rPr>
+                <w:rStyle w:val="Hyperlink"/>
+                <w:noProof/>
+                <w:sz w:val="22"/>
+                <w:lang w:val="en-US"/>
+              </w:rPr>
+              <w:t>8.</w:t>
+            </w:r>
+            <w:r>
+              <w:rPr>
+                <w:rFonts w:asciiTheme="minorHAnsi" w:eastAsiaTheme="minorEastAsia" w:hAnsiTheme="minorHAnsi"/>
+                <w:noProof/>
+                <w:kern w:val="0"/>
+                <w:sz w:val="22"/>
+                <w:lang w:val="en-US"/>
+                <w14:ligatures w14:val="none"/>
+              </w:rPr>
+              <w:tab/>
+            </w:r>
+            <w:r>
+              <w:rPr>
+                <w:rStyle w:val="Hyperlink"/>
+                <w:noProof/>
+                <w:sz w:val="22"/>
+                <w:lang w:val="en-US"/>
+              </w:rPr>
+              <w:t>References</w:t>
+            </w:r>
+            <w:r>
+              <w:rPr>
+                <w:noProof/>
+                <w:webHidden/>
+                <w:sz w:val="22"/>
+              </w:rPr>
+              <w:tab/>
+            </w:r>
+            <w:r>
+              <w:rPr>
+                <w:noProof/>
+                <w:webHidden/>
+                <w:sz w:val="22"/>
+              </w:rPr>
+              <w:fldChar w:fldCharType="begin"/>
+            </w:r>
+            <w:r>
+              <w:rPr>
+                <w:noProof/>
+                <w:webHidden/>
+                <w:sz w:val="22"/>
+              </w:rPr>
+              <w:instrText xml:space="preserve"> PAGEREF _Toc237512916 \h </w:instrText>
+            </w:r>
+            <w:r>
+              <w:rPr>
+                <w:noProof/>
+                <w:webHidden/>
+                <w:sz w:val="22"/>
+              </w:rPr>
+            </w:r>
+            <w:r>
+              <w:rPr>
+                <w:noProof/>
+                <w:webHidden/>
+                <w:sz w:val="22"/>
+              </w:rPr>
+              <w:fldChar w:fldCharType="separate"/>
+            </w:r>
+            <w:r>
+              <w:rPr>
+                <w:noProof/>
+                <w:webHidden/>
+                <w:sz w:val="22"/>
+              </w:rPr>
+              <w:t>20</w:t>
+            </w:r>
+            <w:r>
+              <w:rPr>
+                <w:noProof/>
+                <w:webHidden/>
+                <w:sz w:val="22"/>
               </w:rPr>
               <w:fldChar w:fldCharType="end"/>
             </w:r>
@@ -2548,6 +3648,7 @@
               <w:b/>
               <w:bCs/>
               <w:noProof/>
+              <w:sz w:val="22"/>
             </w:rPr>
             <w:fldChar w:fldCharType="end"/>
           </w:r>
@@ -2556,29 +3657,6 @@
     </w:sdt>
     <w:p>
       <w:pPr>
-        <w:spacing w:line="259" w:lineRule="auto"/>
-        <w:jc w:val="left"/>
-        <w:rPr>
-          <w:rStyle w:val="IntenseEmphasis"/>
-          <w:i w:val="0"/>
-          <w:iCs w:val="0"/>
-          <w:color w:val="auto"/>
-          <w:u w:val="none"/>
-        </w:rPr>
-      </w:pPr>
-      <w:r>
-        <w:rPr>
-          <w:rStyle w:val="IntenseEmphasis"/>
-          <w:i w:val="0"/>
-          <w:iCs w:val="0"/>
-          <w:color w:val="auto"/>
-          <w:u w:val="none"/>
-        </w:rPr>
-        <w:br w:type="page"/>
-      </w:r>
-    </w:p>
-    <w:p>
-      <w:pPr>
         <w:pStyle w:val="Heading1"/>
         <w:numPr>
           <w:ilvl w:val="0"/>
@@ -2593,7 +3671,7 @@
           <w:sz w:val="40"/>
         </w:rPr>
       </w:pPr>
-      <w:bookmarkStart w:id="2" w:name="_Toc237309730"/>
+      <w:bookmarkStart w:id="2" w:name="_Toc237512893"/>
       <w:r>
         <w:rPr>
           <w:rStyle w:val="IntenseEmphasis"/>
@@ -2640,9 +3718,19 @@
       <w:pPr>
         <w:pStyle w:val="ListParagraph"/>
       </w:pPr>
+    </w:p>
+    <w:p>
+      <w:pPr>
+        <w:pStyle w:val="ListParagraph"/>
+      </w:pPr>
       <w:r>
         <w:t>Quantization of models is one of the common optimization methods that involve lowering the precision of the number representation in a neural network. In this way, through the conversion of high-precision weights to lower precision, quantization allows for a smaller model size and faster inference process while still keeping the prediction performance at a satisfactory level. Thus, quantization became a crucial method in implementing deep learning models on mobile devices.</w:t>
       </w:r>
+    </w:p>
+    <w:p>
+      <w:pPr>
+        <w:pStyle w:val="ListParagraph"/>
+      </w:pPr>
     </w:p>
     <w:p>
       <w:pPr>
@@ -2675,7 +3763,7 @@
           <w:numId w:val="9"/>
         </w:numPr>
       </w:pPr>
-      <w:bookmarkStart w:id="3" w:name="_Toc237309731"/>
+      <w:bookmarkStart w:id="3" w:name="_Toc237512894"/>
       <w:r>
         <w:lastRenderedPageBreak/>
         <w:t xml:space="preserve">Literature </w:t>
@@ -2693,7 +3781,7 @@
           <w:numId w:val="9"/>
         </w:numPr>
       </w:pPr>
-      <w:bookmarkStart w:id="4" w:name="_Toc237309732"/>
+      <w:bookmarkStart w:id="4" w:name="_Toc237512895"/>
       <w:r>
         <w:t>Deep Learning for Mobile Devices:</w:t>
       </w:r>
@@ -2711,9 +3799,19 @@
       <w:pPr>
         <w:pStyle w:val="ListParagraph"/>
       </w:pPr>
+    </w:p>
+    <w:p>
+      <w:pPr>
+        <w:pStyle w:val="ListParagraph"/>
+      </w:pPr>
       <w:r>
         <w:t>It has been noted that the conventional deep neural networks tend to have millions of parameters, which require heavy computational resources. Hence, the deployment of such networks in mobile devices results in increased latencies and energy consumptions as well as poor user experience. It is due to this reason that there has been a need for research in the area of lightweight neural network architecture optimization.</w:t>
       </w:r>
+    </w:p>
+    <w:p>
+      <w:pPr>
+        <w:pStyle w:val="ListParagraph"/>
+      </w:pPr>
     </w:p>
     <w:p>
       <w:pPr>
@@ -2731,7 +3829,7 @@
           <w:numId w:val="9"/>
         </w:numPr>
       </w:pPr>
-      <w:bookmarkStart w:id="5" w:name="_Toc237309733"/>
+      <w:bookmarkStart w:id="5" w:name="_Toc237512896"/>
       <w:r>
         <w:t>Convolutional Neural Network (CNN):</w:t>
       </w:r>
@@ -2742,15 +3840,30 @@
         <w:pStyle w:val="ListParagraph"/>
       </w:pPr>
       <w:r>
-        <w:t>Among other deep learning architectures, Convolutional Neural Networks (CNNs) are one of the most common architectures employed for image processing applications. Convolutional neural networks are designed to learn hierarchical feature representations automatically from image data through convolution, pooling, and fully connected networks. As compared to classical machine learning algorithms, CNNs are able to extract complicated patterns automatically.</w:t>
-      </w:r>
-    </w:p>
-    <w:p>
-      <w:pPr>
-        <w:pStyle w:val="ListParagraph"/>
-      </w:pPr>
-      <w:r>
-        <w:t xml:space="preserve">The efficiency of different CNN-based architectures has been proven through the implementation of numerous benchmark databases such as ImageNet and CIFAR-10. CNN-based models like </w:t>
+        <w:t xml:space="preserve">Among other deep learning architectures, Convolutional Neural Networks (CNNs) are one of the most common architectures employed for </w:t>
+      </w:r>
+      <w:r>
+        <w:t>image-processing</w:t>
+      </w:r>
+      <w:r>
+        <w:t xml:space="preserve"> applications. Convolutional neural networks are designed to learn hierarchical feature representations automatically from image data through convolution, pooling, and fully connected networks. As compared to classical machine learning algorithms, CNNs are able to extract complicated patterns automatically.</w:t>
+      </w:r>
+    </w:p>
+    <w:p>
+      <w:pPr>
+        <w:pStyle w:val="ListParagraph"/>
+      </w:pPr>
+    </w:p>
+    <w:p>
+      <w:pPr>
+        <w:pStyle w:val="ListParagraph"/>
+      </w:pPr>
+      <w:r>
+        <w:t>The efficiency of different CNN-based architectures has been proven through the implementation of numerous benchmark databases such as ImageNet and CIFAR-10. CNN-</w:t>
+      </w:r>
+      <w:r>
+        <w:lastRenderedPageBreak/>
+        <w:t xml:space="preserve">based models like </w:t>
       </w:r>
       <w:proofErr w:type="spellStart"/>
       <w:r>
@@ -2797,10 +3910,19 @@
       <w:pPr>
         <w:pStyle w:val="ListParagraph"/>
       </w:pPr>
-      <w:r>
-        <w:lastRenderedPageBreak/>
+    </w:p>
+    <w:p>
+      <w:pPr>
+        <w:pStyle w:val="ListParagraph"/>
+      </w:pPr>
+      <w:r>
         <w:t>Efforts have been made by researchers to develop efficient CNN-based models that can provide accuracy along with being resource-efficient.</w:t>
       </w:r>
+    </w:p>
+    <w:p>
+      <w:pPr>
+        <w:pStyle w:val="ListParagraph"/>
+      </w:pPr>
     </w:p>
     <w:p>
       <w:pPr>
@@ -2810,7 +3932,7 @@
           <w:numId w:val="9"/>
         </w:numPr>
       </w:pPr>
-      <w:bookmarkStart w:id="6" w:name="_Toc237309734"/>
+      <w:bookmarkStart w:id="6" w:name="_Toc237512897"/>
       <w:r>
         <w:t>MobileNetV2 Architecture:</w:t>
       </w:r>
@@ -2824,7 +3946,7 @@
         <w:t xml:space="preserve">MobileNetV2 is a lightweight convolutional neural network architecture that is intended to be used for mobile and embedded systems. The design of the architecture includes </w:t>
       </w:r>
       <w:r>
-        <w:t xml:space="preserve">depth wise </w:t>
+        <w:t xml:space="preserve">depthwise </w:t>
       </w:r>
       <w:r>
         <w:t>separable convolutions and inverted residual blocks, which help to achieve the reduction of parameters and operations needed at inference.</w:t>
@@ -2834,6 +3956,11 @@
       <w:pPr>
         <w:pStyle w:val="ListParagraph"/>
       </w:pPr>
+    </w:p>
+    <w:p>
+      <w:pPr>
+        <w:pStyle w:val="ListParagraph"/>
+      </w:pPr>
       <w:r>
         <w:t>When comparing MobileNetV2 to conventional CNN architectures, it is possible to note that MobileNetV2 demonstrates comparable results in terms of accuracy, but its model size and computation cost are considerably smaller. As a result, MobileNetV2 can be used in mobile artificial intelligence applications due to its high level of efficiency.</w:t>
       </w:r>
@@ -2842,8 +3969,22 @@
       <w:pPr>
         <w:pStyle w:val="ListParagraph"/>
       </w:pPr>
+    </w:p>
+    <w:p>
+      <w:pPr>
+        <w:pStyle w:val="ListParagraph"/>
+      </w:pPr>
       <w:r>
         <w:t>Due to the good balance between performance and efficiency, MobileNetV2 is widely used in mobile vision tasks and acts as a good basis for evaluating model quantization methods.</w:t>
+      </w:r>
+    </w:p>
+    <w:p>
+      <w:pPr>
+        <w:spacing w:line="259" w:lineRule="auto"/>
+        <w:jc w:val="left"/>
+      </w:pPr>
+      <w:r>
+        <w:br w:type="page"/>
       </w:r>
     </w:p>
     <w:p>
@@ -2854,8 +3995,9 @@
           <w:numId w:val="9"/>
         </w:numPr>
       </w:pPr>
-      <w:bookmarkStart w:id="7" w:name="_Toc237309735"/>
-      <w:r>
+      <w:bookmarkStart w:id="7" w:name="_Toc237512898"/>
+      <w:r>
+        <w:lastRenderedPageBreak/>
         <w:t>Model Quantization:</w:t>
       </w:r>
       <w:bookmarkEnd w:id="7"/>
@@ -2872,9 +4014,19 @@
       <w:pPr>
         <w:pStyle w:val="ListParagraph"/>
       </w:pPr>
+    </w:p>
+    <w:p>
+      <w:pPr>
+        <w:pStyle w:val="ListParagraph"/>
+      </w:pPr>
       <w:r>
         <w:t>Model quantization has many advantages, such as small model size, decreased memory consumption, less power consumption, and increased inference time. These benefits are especially valuable in mobile and edge computing.</w:t>
       </w:r>
+    </w:p>
+    <w:p>
+      <w:pPr>
+        <w:pStyle w:val="ListParagraph"/>
+      </w:pPr>
     </w:p>
     <w:p>
       <w:pPr>
@@ -2901,7 +4053,7 @@
           <w:numId w:val="9"/>
         </w:numPr>
       </w:pPr>
-      <w:bookmarkStart w:id="8" w:name="_Toc237309736"/>
+      <w:bookmarkStart w:id="8" w:name="_Toc237512899"/>
       <w:r>
         <w:lastRenderedPageBreak/>
         <w:t>Methodology</w:t>
@@ -2916,7 +4068,7 @@
           <w:numId w:val="9"/>
         </w:numPr>
       </w:pPr>
-      <w:bookmarkStart w:id="9" w:name="_Toc237309737"/>
+      <w:bookmarkStart w:id="9" w:name="_Toc237512900"/>
       <w:r>
         <w:t>Research Design:</w:t>
       </w:r>
@@ -3022,7 +4174,7 @@
           <w:numId w:val="9"/>
         </w:numPr>
       </w:pPr>
-      <w:bookmarkStart w:id="10" w:name="_Toc237309738"/>
+      <w:bookmarkStart w:id="10" w:name="_Toc237512901"/>
       <w:r>
         <w:lastRenderedPageBreak/>
         <w:t>Dataset Description:</w:t>
@@ -3126,6 +4278,11 @@
       <w:pPr>
         <w:pStyle w:val="ListParagraph"/>
       </w:pPr>
+    </w:p>
+    <w:p>
+      <w:pPr>
+        <w:pStyle w:val="ListParagraph"/>
+      </w:pPr>
       <w:r>
         <w:t>The dataset includes the following categories:</w:t>
       </w:r>
@@ -3247,6 +4404,7 @@
         </w:numPr>
       </w:pPr>
       <w:r>
+        <w:lastRenderedPageBreak/>
         <w:t>Truck</w:t>
       </w:r>
     </w:p>
@@ -3254,8 +4412,12 @@
       <w:pPr>
         <w:ind w:left="1200"/>
       </w:pPr>
-      <w:r>
-        <w:lastRenderedPageBreak/>
+    </w:p>
+    <w:p>
+      <w:pPr>
+        <w:ind w:left="1200"/>
+      </w:pPr>
+      <w:r>
         <w:t>The CIFAR-10 dataset is selected because it is widely used for evaluating image classification models and provides a suitable benchmark for analyzing the effects of model quantization.</w:t>
       </w:r>
     </w:p>
@@ -3267,7 +4429,7 @@
           <w:numId w:val="9"/>
         </w:numPr>
       </w:pPr>
-      <w:bookmarkStart w:id="11" w:name="_Toc237309739"/>
+      <w:bookmarkStart w:id="11" w:name="_Toc237512902"/>
       <w:r>
         <w:t>Data Pre-processing:</w:t>
       </w:r>
@@ -3367,6 +4529,11 @@
       <w:pPr>
         <w:pStyle w:val="ListParagraph"/>
       </w:pPr>
+    </w:p>
+    <w:p>
+      <w:pPr>
+        <w:pStyle w:val="ListParagraph"/>
+      </w:pPr>
       <w:r>
         <w:t>The dataset has been divided into training and testing subsets. The training dataset is used for model learning, while the testing dataset is used for evaluating model performance.</w:t>
       </w:r>
@@ -3379,7 +4546,7 @@
           <w:numId w:val="9"/>
         </w:numPr>
       </w:pPr>
-      <w:bookmarkStart w:id="12" w:name="_Toc237309740"/>
+      <w:bookmarkStart w:id="12" w:name="_Toc237512903"/>
       <w:r>
         <w:lastRenderedPageBreak/>
         <w:t>Model Selection:</w:t>
@@ -3483,7 +4650,7 @@
           <w:numId w:val="9"/>
         </w:numPr>
       </w:pPr>
-      <w:bookmarkStart w:id="13" w:name="_Toc237309741"/>
+      <w:bookmarkStart w:id="13" w:name="_Toc237512904"/>
       <w:r>
         <w:lastRenderedPageBreak/>
         <w:t>Quantization Procedure:</w:t>
@@ -3497,6 +4664,11 @@
       <w:r>
         <w:t>Post-Training Quantization (PTQ) has been performed on the trained MobileNetV2 model with the help of TensorFlow Lite optimization. In the quantization process, floating-point weights are converted into integer weights of lesser precision.</w:t>
       </w:r>
+    </w:p>
+    <w:p>
+      <w:pPr>
+        <w:pStyle w:val="ListParagraph"/>
+      </w:pPr>
     </w:p>
     <w:p>
       <w:pPr>
@@ -3514,7 +4686,7 @@
           <w:numId w:val="9"/>
         </w:numPr>
       </w:pPr>
-      <w:bookmarkStart w:id="14" w:name="_Toc237309742"/>
+      <w:bookmarkStart w:id="14" w:name="_Toc237512905"/>
       <w:r>
         <w:t>Performance Evaluation:</w:t>
       </w:r>
@@ -3600,7 +4772,7 @@
       <w:pPr>
         <w:pStyle w:val="Heading3"/>
       </w:pPr>
-      <w:bookmarkStart w:id="15" w:name="_Toc237309743"/>
+      <w:bookmarkStart w:id="15" w:name="_Toc237512906"/>
       <w:r>
         <w:t>Table-01: Evaluation Metrics</w:t>
       </w:r>
@@ -3608,8 +4780,9 @@
     </w:p>
     <w:tbl>
       <w:tblPr>
-        <w:tblStyle w:val="TableGrid"/>
+        <w:tblStyle w:val="ListTable3"/>
         <w:tblW w:w="0" w:type="auto"/>
+        <w:jc w:val="center"/>
         <w:tblLook w:val="04A0" w:firstRow="1" w:lastRow="0" w:firstColumn="1" w:lastColumn="0" w:noHBand="0" w:noVBand="1"/>
       </w:tblPr>
       <w:tblGrid>
@@ -3617,23 +4790,24 @@
         <w:gridCol w:w="4868"/>
       </w:tblGrid>
       <w:tr>
+        <w:trPr>
+          <w:cnfStyle w:val="100000000000" w:firstRow="1" w:lastRow="0" w:firstColumn="0" w:lastColumn="0" w:oddVBand="0" w:evenVBand="0" w:oddHBand="0" w:evenHBand="0" w:firstRowFirstColumn="0" w:firstRowLastColumn="0" w:lastRowFirstColumn="0" w:lastRowLastColumn="0"/>
+          <w:jc w:val="center"/>
+        </w:trPr>
         <w:tc>
           <w:tcPr>
+            <w:cnfStyle w:val="001000000100" w:firstRow="0" w:lastRow="0" w:firstColumn="1" w:lastColumn="0" w:oddVBand="0" w:evenVBand="0" w:oddHBand="0" w:evenHBand="0" w:firstRowFirstColumn="1" w:firstRowLastColumn="0" w:lastRowFirstColumn="0" w:lastRowLastColumn="0"/>
             <w:tcW w:w="4868" w:type="dxa"/>
           </w:tcPr>
           <w:p>
             <w:pPr>
               <w:jc w:val="center"/>
               <w:rPr>
-                <w:b/>
-                <w:bCs/>
+                <w:b w:val="0"/>
+                <w:bCs w:val="0"/>
               </w:rPr>
             </w:pPr>
             <w:r>
-              <w:rPr>
-                <w:b/>
-                <w:bCs/>
-              </w:rPr>
               <w:t>Metric</w:t>
             </w:r>
           </w:p>
@@ -3645,24 +4819,26 @@
           <w:p>
             <w:pPr>
               <w:jc w:val="center"/>
-              <w:rPr>
-                <w:b/>
-                <w:bCs/>
+              <w:cnfStyle w:val="100000000000" w:firstRow="1" w:lastRow="0" w:firstColumn="0" w:lastColumn="0" w:oddVBand="0" w:evenVBand="0" w:oddHBand="0" w:evenHBand="0" w:firstRowFirstColumn="0" w:firstRowLastColumn="0" w:lastRowFirstColumn="0" w:lastRowLastColumn="0"/>
+              <w:rPr>
+                <w:b w:val="0"/>
+                <w:bCs w:val="0"/>
               </w:rPr>
             </w:pPr>
             <w:r>
-              <w:rPr>
-                <w:b/>
-                <w:bCs/>
-              </w:rPr>
               <w:t>Purpose</w:t>
             </w:r>
           </w:p>
         </w:tc>
       </w:tr>
       <w:tr>
+        <w:trPr>
+          <w:cnfStyle w:val="000000100000" w:firstRow="0" w:lastRow="0" w:firstColumn="0" w:lastColumn="0" w:oddVBand="0" w:evenVBand="0" w:oddHBand="1" w:evenHBand="0" w:firstRowFirstColumn="0" w:firstRowLastColumn="0" w:lastRowFirstColumn="0" w:lastRowLastColumn="0"/>
+          <w:jc w:val="center"/>
+        </w:trPr>
         <w:tc>
           <w:tcPr>
+            <w:cnfStyle w:val="001000000000" w:firstRow="0" w:lastRow="0" w:firstColumn="1" w:lastColumn="0" w:oddVBand="0" w:evenVBand="0" w:oddHBand="0" w:evenHBand="0" w:firstRowFirstColumn="0" w:firstRowLastColumn="0" w:lastRowFirstColumn="0" w:lastRowLastColumn="0"/>
             <w:tcW w:w="4868" w:type="dxa"/>
           </w:tcPr>
           <w:p>
@@ -3681,6 +4857,7 @@
           <w:p>
             <w:pPr>
               <w:jc w:val="center"/>
+              <w:cnfStyle w:val="000000100000" w:firstRow="0" w:lastRow="0" w:firstColumn="0" w:lastColumn="0" w:oddVBand="0" w:evenVBand="0" w:oddHBand="1" w:evenHBand="0" w:firstRowFirstColumn="0" w:firstRowLastColumn="0" w:lastRowFirstColumn="0" w:lastRowLastColumn="0"/>
             </w:pPr>
             <w:r>
               <w:t xml:space="preserve">Evaluate Prediction Performance. </w:t>
@@ -3689,8 +4866,12 @@
         </w:tc>
       </w:tr>
       <w:tr>
+        <w:trPr>
+          <w:jc w:val="center"/>
+        </w:trPr>
         <w:tc>
           <w:tcPr>
+            <w:cnfStyle w:val="001000000000" w:firstRow="0" w:lastRow="0" w:firstColumn="1" w:lastColumn="0" w:oddVBand="0" w:evenVBand="0" w:oddHBand="0" w:evenHBand="0" w:firstRowFirstColumn="0" w:firstRowLastColumn="0" w:lastRowFirstColumn="0" w:lastRowLastColumn="0"/>
             <w:tcW w:w="4868" w:type="dxa"/>
           </w:tcPr>
           <w:p>
@@ -3709,6 +4890,7 @@
           <w:p>
             <w:pPr>
               <w:jc w:val="center"/>
+              <w:cnfStyle w:val="000000000000" w:firstRow="0" w:lastRow="0" w:firstColumn="0" w:lastColumn="0" w:oddVBand="0" w:evenVBand="0" w:oddHBand="0" w:evenHBand="0" w:firstRowFirstColumn="0" w:firstRowLastColumn="0" w:lastRowFirstColumn="0" w:lastRowLastColumn="0"/>
             </w:pPr>
             <w:r>
               <w:t xml:space="preserve">Measure Inference Speed </w:t>
@@ -3717,8 +4899,13 @@
         </w:tc>
       </w:tr>
       <w:tr>
+        <w:trPr>
+          <w:cnfStyle w:val="000000100000" w:firstRow="0" w:lastRow="0" w:firstColumn="0" w:lastColumn="0" w:oddVBand="0" w:evenVBand="0" w:oddHBand="1" w:evenHBand="0" w:firstRowFirstColumn="0" w:firstRowLastColumn="0" w:lastRowFirstColumn="0" w:lastRowLastColumn="0"/>
+          <w:jc w:val="center"/>
+        </w:trPr>
         <w:tc>
           <w:tcPr>
+            <w:cnfStyle w:val="001000000000" w:firstRow="0" w:lastRow="0" w:firstColumn="1" w:lastColumn="0" w:oddVBand="0" w:evenVBand="0" w:oddHBand="0" w:evenHBand="0" w:firstRowFirstColumn="0" w:firstRowLastColumn="0" w:lastRowFirstColumn="0" w:lastRowLastColumn="0"/>
             <w:tcW w:w="4868" w:type="dxa"/>
           </w:tcPr>
           <w:p>
@@ -3737,15 +4924,26 @@
           <w:p>
             <w:pPr>
               <w:jc w:val="center"/>
+              <w:cnfStyle w:val="000000100000" w:firstRow="0" w:lastRow="0" w:firstColumn="0" w:lastColumn="0" w:oddVBand="0" w:evenVBand="0" w:oddHBand="1" w:evenHBand="0" w:firstRowFirstColumn="0" w:firstRowLastColumn="0" w:lastRowFirstColumn="0" w:lastRowLastColumn="0"/>
             </w:pPr>
             <w:r>
-              <w:t>Measure Storage Efficiency</w:t>
+              <w:t xml:space="preserve">Measure Storage </w:t>
+            </w:r>
+            <w:r>
+              <w:t xml:space="preserve">Efficiency </w:t>
             </w:r>
           </w:p>
         </w:tc>
       </w:tr>
     </w:tbl>
-    <w:p/>
+    <w:p>
+      <w:pPr>
+        <w:pStyle w:val="Quote"/>
+      </w:pPr>
+      <w:r>
+        <w:t>Table 01: Evaluation metrics</w:t>
+      </w:r>
+    </w:p>
     <w:p>
       <w:pPr>
         <w:spacing w:line="259" w:lineRule="auto"/>
@@ -3763,7 +4961,7 @@
           <w:numId w:val="9"/>
         </w:numPr>
       </w:pPr>
-      <w:bookmarkStart w:id="16" w:name="_Toc237309744"/>
+      <w:bookmarkStart w:id="16" w:name="_Toc237512907"/>
       <w:r>
         <w:lastRenderedPageBreak/>
         <w:t>Experimental Environment:</w:t>
@@ -3777,6 +4975,11 @@
       <w:r>
         <w:t>The experiment had been carried out in Python and TensorFlow. Quantization of the model had been done using TensorFlow Lite. Training and testing had been done in a simulated mobile deployment environment for assessing practical deployability.</w:t>
       </w:r>
+    </w:p>
+    <w:p>
+      <w:pPr>
+        <w:pStyle w:val="ListParagraph"/>
+      </w:pPr>
     </w:p>
     <w:p>
       <w:pPr>
@@ -3854,10 +5057,12 @@
           <w:numId w:val="9"/>
         </w:numPr>
       </w:pPr>
+      <w:bookmarkStart w:id="17" w:name="_Toc237512908"/>
       <w:r>
         <w:lastRenderedPageBreak/>
         <w:t>Results</w:t>
       </w:r>
+      <w:bookmarkEnd w:id="17"/>
     </w:p>
     <w:p>
       <w:pPr>
@@ -3867,9 +5072,11 @@
           <w:numId w:val="9"/>
         </w:numPr>
       </w:pPr>
+      <w:bookmarkStart w:id="18" w:name="_Toc237512909"/>
       <w:r>
         <w:t>Model Compilation Output:</w:t>
       </w:r>
+      <w:bookmarkEnd w:id="18"/>
     </w:p>
     <w:p>
       <w:pPr>
@@ -4045,6 +5252,7 @@
           <w:lang w:val="en-US"/>
         </w:rPr>
       </w:pPr>
+      <w:bookmarkStart w:id="19" w:name="_Toc237512910"/>
       <w:r>
         <w:rPr>
           <w:noProof/>
@@ -4074,6 +5282,7 @@
         </w:rPr>
         <w:t>:</w:t>
       </w:r>
+      <w:bookmarkEnd w:id="19"/>
     </w:p>
     <w:p>
       <w:pPr>
@@ -4197,6 +5406,7 @@
           <w:lang w:val="en-US"/>
         </w:rPr>
       </w:pPr>
+      <w:bookmarkStart w:id="20" w:name="_Toc237512911"/>
       <w:r>
         <w:rPr>
           <w:lang w:val="en-US"/>
@@ -4204,6 +5414,7 @@
         <w:lastRenderedPageBreak/>
         <w:t>Non-Quantized Model Evaluation:</w:t>
       </w:r>
+      <w:bookmarkEnd w:id="20"/>
     </w:p>
     <w:p>
       <w:pPr>
@@ -4339,6 +5550,7 @@
           <w:lang w:val="en-US"/>
         </w:rPr>
       </w:pPr>
+      <w:bookmarkStart w:id="21" w:name="_Toc237512912"/>
       <w:r>
         <w:rPr>
           <w:lang w:val="en-US"/>
@@ -4346,6 +5558,7 @@
         <w:lastRenderedPageBreak/>
         <w:t>Model Size Comparison:</w:t>
       </w:r>
+      <w:bookmarkEnd w:id="21"/>
     </w:p>
     <w:p>
       <w:pPr>
@@ -4438,9 +5651,9 @@
     </w:p>
     <w:tbl>
       <w:tblPr>
-        <w:tblStyle w:val="TableGrid"/>
+        <w:tblStyle w:val="ListTable3"/>
         <w:tblW w:w="0" w:type="auto"/>
-        <w:tblInd w:w="840" w:type="dxa"/>
+        <w:jc w:val="center"/>
         <w:tblLook w:val="04A0" w:firstRow="1" w:lastRow="0" w:firstColumn="1" w:lastColumn="0" w:noHBand="0" w:noVBand="1"/>
       </w:tblPr>
       <w:tblGrid>
@@ -4449,8 +5662,13 @@
         <w:gridCol w:w="2981"/>
       </w:tblGrid>
       <w:tr>
+        <w:trPr>
+          <w:cnfStyle w:val="100000000000" w:firstRow="1" w:lastRow="0" w:firstColumn="0" w:lastColumn="0" w:oddVBand="0" w:evenVBand="0" w:oddHBand="0" w:evenHBand="0" w:firstRowFirstColumn="0" w:firstRowLastColumn="0" w:lastRowFirstColumn="0" w:lastRowLastColumn="0"/>
+          <w:jc w:val="center"/>
+        </w:trPr>
         <w:tc>
           <w:tcPr>
+            <w:cnfStyle w:val="001000000100" w:firstRow="0" w:lastRow="0" w:firstColumn="1" w:lastColumn="0" w:oddVBand="0" w:evenVBand="0" w:oddHBand="0" w:evenHBand="0" w:firstRowFirstColumn="1" w:firstRowLastColumn="0" w:lastRowFirstColumn="0" w:lastRowLastColumn="0"/>
             <w:tcW w:w="2935" w:type="dxa"/>
           </w:tcPr>
           <w:p>
@@ -4459,15 +5677,13 @@
               <w:ind w:left="0"/>
               <w:jc w:val="center"/>
               <w:rPr>
-                <w:b/>
-                <w:bCs/>
+                <w:b w:val="0"/>
+                <w:bCs w:val="0"/>
                 <w:lang w:val="en-US"/>
               </w:rPr>
             </w:pPr>
             <w:r>
               <w:rPr>
-                <w:b/>
-                <w:bCs/>
                 <w:lang w:val="en-US"/>
               </w:rPr>
               <w:t>Metric</w:t>
@@ -4483,16 +5699,15 @@
               <w:pStyle w:val="ListParagraph"/>
               <w:ind w:left="0"/>
               <w:jc w:val="center"/>
-              <w:rPr>
-                <w:b/>
-                <w:bCs/>
+              <w:cnfStyle w:val="100000000000" w:firstRow="1" w:lastRow="0" w:firstColumn="0" w:lastColumn="0" w:oddVBand="0" w:evenVBand="0" w:oddHBand="0" w:evenHBand="0" w:firstRowFirstColumn="0" w:firstRowLastColumn="0" w:lastRowFirstColumn="0" w:lastRowLastColumn="0"/>
+              <w:rPr>
+                <w:b w:val="0"/>
+                <w:bCs w:val="0"/>
                 <w:lang w:val="en-US"/>
               </w:rPr>
             </w:pPr>
             <w:r>
               <w:rPr>
-                <w:b/>
-                <w:bCs/>
                 <w:lang w:val="en-US"/>
               </w:rPr>
               <w:t>Non-Quantized Model</w:t>
@@ -4508,16 +5723,15 @@
               <w:pStyle w:val="ListParagraph"/>
               <w:ind w:left="0"/>
               <w:jc w:val="center"/>
-              <w:rPr>
-                <w:b/>
-                <w:bCs/>
+              <w:cnfStyle w:val="100000000000" w:firstRow="1" w:lastRow="0" w:firstColumn="0" w:lastColumn="0" w:oddVBand="0" w:evenVBand="0" w:oddHBand="0" w:evenHBand="0" w:firstRowFirstColumn="0" w:firstRowLastColumn="0" w:lastRowFirstColumn="0" w:lastRowLastColumn="0"/>
+              <w:rPr>
+                <w:b w:val="0"/>
+                <w:bCs w:val="0"/>
                 <w:lang w:val="en-US"/>
               </w:rPr>
             </w:pPr>
             <w:r>
               <w:rPr>
-                <w:b/>
-                <w:bCs/>
                 <w:lang w:val="en-US"/>
               </w:rPr>
               <w:t>Quantized Model</w:t>
@@ -4526,10 +5740,14 @@
         </w:tc>
       </w:tr>
       <w:tr>
+        <w:trPr>
+          <w:cnfStyle w:val="000000100000" w:firstRow="0" w:lastRow="0" w:firstColumn="0" w:lastColumn="0" w:oddVBand="0" w:evenVBand="0" w:oddHBand="1" w:evenHBand="0" w:firstRowFirstColumn="0" w:firstRowLastColumn="0" w:lastRowFirstColumn="0" w:lastRowLastColumn="0"/>
+          <w:jc w:val="center"/>
+        </w:trPr>
         <w:tc>
           <w:tcPr>
+            <w:cnfStyle w:val="001000000000" w:firstRow="0" w:lastRow="0" w:firstColumn="1" w:lastColumn="0" w:oddVBand="0" w:evenVBand="0" w:oddHBand="0" w:evenHBand="0" w:firstRowFirstColumn="0" w:firstRowLastColumn="0" w:lastRowFirstColumn="0" w:lastRowLastColumn="0"/>
             <w:tcW w:w="2935" w:type="dxa"/>
-            <w:vAlign w:val="center"/>
           </w:tcPr>
           <w:p>
             <w:pPr>
@@ -4548,13 +5766,13 @@
         <w:tc>
           <w:tcPr>
             <w:tcW w:w="2980" w:type="dxa"/>
-            <w:vAlign w:val="center"/>
           </w:tcPr>
           <w:p>
             <w:pPr>
               <w:pStyle w:val="ListParagraph"/>
               <w:ind w:left="0"/>
               <w:jc w:val="center"/>
+              <w:cnfStyle w:val="000000100000" w:firstRow="0" w:lastRow="0" w:firstColumn="0" w:lastColumn="0" w:oddVBand="0" w:evenVBand="0" w:oddHBand="1" w:evenHBand="0" w:firstRowFirstColumn="0" w:firstRowLastColumn="0" w:lastRowFirstColumn="0" w:lastRowLastColumn="0"/>
               <w:rPr>
                 <w:lang w:val="en-US"/>
               </w:rPr>
@@ -4567,13 +5785,13 @@
         <w:tc>
           <w:tcPr>
             <w:tcW w:w="2981" w:type="dxa"/>
-            <w:vAlign w:val="center"/>
           </w:tcPr>
           <w:p>
             <w:pPr>
               <w:pStyle w:val="ListParagraph"/>
               <w:ind w:left="0"/>
               <w:jc w:val="center"/>
+              <w:cnfStyle w:val="000000100000" w:firstRow="0" w:lastRow="0" w:firstColumn="0" w:lastColumn="0" w:oddVBand="0" w:evenVBand="0" w:oddHBand="1" w:evenHBand="0" w:firstRowFirstColumn="0" w:firstRowLastColumn="0" w:lastRowFirstColumn="0" w:lastRowLastColumn="0"/>
               <w:rPr>
                 <w:lang w:val="en-US"/>
               </w:rPr>
@@ -4585,10 +5803,13 @@
         </w:tc>
       </w:tr>
       <w:tr>
+        <w:trPr>
+          <w:jc w:val="center"/>
+        </w:trPr>
         <w:tc>
           <w:tcPr>
+            <w:cnfStyle w:val="001000000000" w:firstRow="0" w:lastRow="0" w:firstColumn="1" w:lastColumn="0" w:oddVBand="0" w:evenVBand="0" w:oddHBand="0" w:evenHBand="0" w:firstRowFirstColumn="0" w:firstRowLastColumn="0" w:lastRowFirstColumn="0" w:lastRowLastColumn="0"/>
             <w:tcW w:w="2935" w:type="dxa"/>
-            <w:vAlign w:val="center"/>
           </w:tcPr>
           <w:p>
             <w:pPr>
@@ -4607,13 +5828,13 @@
         <w:tc>
           <w:tcPr>
             <w:tcW w:w="2980" w:type="dxa"/>
-            <w:vAlign w:val="center"/>
           </w:tcPr>
           <w:p>
             <w:pPr>
               <w:pStyle w:val="ListParagraph"/>
               <w:ind w:left="0"/>
               <w:jc w:val="center"/>
+              <w:cnfStyle w:val="000000000000" w:firstRow="0" w:lastRow="0" w:firstColumn="0" w:lastColumn="0" w:oddVBand="0" w:evenVBand="0" w:oddHBand="0" w:evenHBand="0" w:firstRowFirstColumn="0" w:firstRowLastColumn="0" w:lastRowFirstColumn="0" w:lastRowLastColumn="0"/>
               <w:rPr>
                 <w:lang w:val="en-US"/>
               </w:rPr>
@@ -4626,13 +5847,13 @@
         <w:tc>
           <w:tcPr>
             <w:tcW w:w="2981" w:type="dxa"/>
-            <w:vAlign w:val="center"/>
           </w:tcPr>
           <w:p>
             <w:pPr>
               <w:pStyle w:val="ListParagraph"/>
               <w:ind w:left="0"/>
               <w:jc w:val="center"/>
+              <w:cnfStyle w:val="000000000000" w:firstRow="0" w:lastRow="0" w:firstColumn="0" w:lastColumn="0" w:oddVBand="0" w:evenVBand="0" w:oddHBand="0" w:evenHBand="0" w:firstRowFirstColumn="0" w:firstRowLastColumn="0" w:lastRowFirstColumn="0" w:lastRowLastColumn="0"/>
               <w:rPr>
                 <w:lang w:val="en-US"/>
               </w:rPr>
@@ -4644,10 +5865,14 @@
         </w:tc>
       </w:tr>
       <w:tr>
+        <w:trPr>
+          <w:cnfStyle w:val="000000100000" w:firstRow="0" w:lastRow="0" w:firstColumn="0" w:lastColumn="0" w:oddVBand="0" w:evenVBand="0" w:oddHBand="1" w:evenHBand="0" w:firstRowFirstColumn="0" w:firstRowLastColumn="0" w:lastRowFirstColumn="0" w:lastRowLastColumn="0"/>
+          <w:jc w:val="center"/>
+        </w:trPr>
         <w:tc>
           <w:tcPr>
+            <w:cnfStyle w:val="001000000000" w:firstRow="0" w:lastRow="0" w:firstColumn="1" w:lastColumn="0" w:oddVBand="0" w:evenVBand="0" w:oddHBand="0" w:evenHBand="0" w:firstRowFirstColumn="0" w:firstRowLastColumn="0" w:lastRowFirstColumn="0" w:lastRowLastColumn="0"/>
             <w:tcW w:w="2935" w:type="dxa"/>
-            <w:vAlign w:val="center"/>
           </w:tcPr>
           <w:p>
             <w:pPr>
@@ -4666,13 +5891,13 @@
         <w:tc>
           <w:tcPr>
             <w:tcW w:w="2980" w:type="dxa"/>
-            <w:vAlign w:val="center"/>
           </w:tcPr>
           <w:p>
             <w:pPr>
               <w:pStyle w:val="ListParagraph"/>
               <w:ind w:left="0"/>
               <w:jc w:val="center"/>
+              <w:cnfStyle w:val="000000100000" w:firstRow="0" w:lastRow="0" w:firstColumn="0" w:lastColumn="0" w:oddVBand="0" w:evenVBand="0" w:oddHBand="1" w:evenHBand="0" w:firstRowFirstColumn="0" w:firstRowLastColumn="0" w:lastRowFirstColumn="0" w:lastRowLastColumn="0"/>
               <w:rPr>
                 <w:lang w:val="en-US"/>
               </w:rPr>
@@ -4685,13 +5910,13 @@
         <w:tc>
           <w:tcPr>
             <w:tcW w:w="2981" w:type="dxa"/>
-            <w:vAlign w:val="center"/>
           </w:tcPr>
           <w:p>
             <w:pPr>
               <w:pStyle w:val="ListParagraph"/>
               <w:ind w:left="0"/>
               <w:jc w:val="center"/>
+              <w:cnfStyle w:val="000000100000" w:firstRow="0" w:lastRow="0" w:firstColumn="0" w:lastColumn="0" w:oddVBand="0" w:evenVBand="0" w:oddHBand="1" w:evenHBand="0" w:firstRowFirstColumn="0" w:firstRowLastColumn="0" w:lastRowFirstColumn="0" w:lastRowLastColumn="0"/>
               <w:rPr>
                 <w:lang w:val="en-US"/>
               </w:rPr>
@@ -4703,10 +5928,13 @@
         </w:tc>
       </w:tr>
       <w:tr>
+        <w:trPr>
+          <w:jc w:val="center"/>
+        </w:trPr>
         <w:tc>
           <w:tcPr>
+            <w:cnfStyle w:val="001000000000" w:firstRow="0" w:lastRow="0" w:firstColumn="1" w:lastColumn="0" w:oddVBand="0" w:evenVBand="0" w:oddHBand="0" w:evenHBand="0" w:firstRowFirstColumn="0" w:firstRowLastColumn="0" w:lastRowFirstColumn="0" w:lastRowLastColumn="0"/>
             <w:tcW w:w="2935" w:type="dxa"/>
-            <w:vAlign w:val="center"/>
           </w:tcPr>
           <w:p>
             <w:pPr>
@@ -4725,13 +5953,13 @@
         <w:tc>
           <w:tcPr>
             <w:tcW w:w="2980" w:type="dxa"/>
-            <w:vAlign w:val="center"/>
           </w:tcPr>
           <w:p>
             <w:pPr>
               <w:pStyle w:val="ListParagraph"/>
               <w:ind w:left="0"/>
               <w:jc w:val="center"/>
+              <w:cnfStyle w:val="000000000000" w:firstRow="0" w:lastRow="0" w:firstColumn="0" w:lastColumn="0" w:oddVBand="0" w:evenVBand="0" w:oddHBand="0" w:evenHBand="0" w:firstRowFirstColumn="0" w:firstRowLastColumn="0" w:lastRowFirstColumn="0" w:lastRowLastColumn="0"/>
               <w:rPr>
                 <w:lang w:val="en-US"/>
               </w:rPr>
@@ -4744,13 +5972,13 @@
         <w:tc>
           <w:tcPr>
             <w:tcW w:w="2981" w:type="dxa"/>
-            <w:vAlign w:val="center"/>
           </w:tcPr>
           <w:p>
             <w:pPr>
               <w:pStyle w:val="ListParagraph"/>
               <w:ind w:left="0"/>
               <w:jc w:val="center"/>
+              <w:cnfStyle w:val="000000000000" w:firstRow="0" w:lastRow="0" w:firstColumn="0" w:lastColumn="0" w:oddVBand="0" w:evenVBand="0" w:oddHBand="0" w:evenHBand="0" w:firstRowFirstColumn="0" w:firstRowLastColumn="0" w:lastRowFirstColumn="0" w:lastRowLastColumn="0"/>
               <w:rPr>
                 <w:lang w:val="en-US"/>
               </w:rPr>
@@ -4762,10 +5990,14 @@
         </w:tc>
       </w:tr>
       <w:tr>
+        <w:trPr>
+          <w:cnfStyle w:val="000000100000" w:firstRow="0" w:lastRow="0" w:firstColumn="0" w:lastColumn="0" w:oddVBand="0" w:evenVBand="0" w:oddHBand="1" w:evenHBand="0" w:firstRowFirstColumn="0" w:firstRowLastColumn="0" w:lastRowFirstColumn="0" w:lastRowLastColumn="0"/>
+          <w:jc w:val="center"/>
+        </w:trPr>
         <w:tc>
           <w:tcPr>
+            <w:cnfStyle w:val="001000000000" w:firstRow="0" w:lastRow="0" w:firstColumn="1" w:lastColumn="0" w:oddVBand="0" w:evenVBand="0" w:oddHBand="0" w:evenHBand="0" w:firstRowFirstColumn="0" w:firstRowLastColumn="0" w:lastRowFirstColumn="0" w:lastRowLastColumn="0"/>
             <w:tcW w:w="2935" w:type="dxa"/>
-            <w:vAlign w:val="center"/>
           </w:tcPr>
           <w:p>
             <w:pPr>
@@ -4784,13 +6016,13 @@
         <w:tc>
           <w:tcPr>
             <w:tcW w:w="2980" w:type="dxa"/>
-            <w:vAlign w:val="center"/>
           </w:tcPr>
           <w:p>
             <w:pPr>
               <w:pStyle w:val="ListParagraph"/>
               <w:ind w:left="0"/>
               <w:jc w:val="center"/>
+              <w:cnfStyle w:val="000000100000" w:firstRow="0" w:lastRow="0" w:firstColumn="0" w:lastColumn="0" w:oddVBand="0" w:evenVBand="0" w:oddHBand="1" w:evenHBand="0" w:firstRowFirstColumn="0" w:firstRowLastColumn="0" w:lastRowFirstColumn="0" w:lastRowLastColumn="0"/>
               <w:rPr>
                 <w:lang w:val="en-US"/>
               </w:rPr>
@@ -4803,13 +6035,13 @@
         <w:tc>
           <w:tcPr>
             <w:tcW w:w="2981" w:type="dxa"/>
-            <w:vAlign w:val="center"/>
           </w:tcPr>
           <w:p>
             <w:pPr>
               <w:pStyle w:val="ListParagraph"/>
               <w:ind w:left="0"/>
               <w:jc w:val="center"/>
+              <w:cnfStyle w:val="000000100000" w:firstRow="0" w:lastRow="0" w:firstColumn="0" w:lastColumn="0" w:oddVBand="0" w:evenVBand="0" w:oddHBand="1" w:evenHBand="0" w:firstRowFirstColumn="0" w:firstRowLastColumn="0" w:lastRowFirstColumn="0" w:lastRowLastColumn="0"/>
               <w:rPr>
                 <w:lang w:val="en-US"/>
               </w:rPr>
@@ -4823,11 +6055,17 @@
     </w:tbl>
     <w:p>
       <w:pPr>
-        <w:pStyle w:val="ListParagraph"/>
-        <w:rPr>
-          <w:lang w:val="en-US"/>
-        </w:rPr>
-      </w:pPr>
+        <w:pStyle w:val="Quote"/>
+        <w:rPr>
+          <w:lang w:val="en-US"/>
+        </w:rPr>
+      </w:pPr>
+      <w:r>
+        <w:rPr>
+          <w:lang w:val="en-US"/>
+        </w:rPr>
+        <w:t>Table 02: Model Size Comparison</w:t>
+      </w:r>
     </w:p>
     <w:p>
       <w:pPr>
@@ -4845,7 +6083,969 @@
     </w:p>
     <w:p>
       <w:pPr>
-        <w:pStyle w:val="ListParagraph"/>
+        <w:spacing w:line="259" w:lineRule="auto"/>
+        <w:jc w:val="left"/>
+        <w:rPr>
+          <w:lang w:val="en-US"/>
+        </w:rPr>
+      </w:pPr>
+      <w:r>
+        <w:rPr>
+          <w:lang w:val="en-US"/>
+        </w:rPr>
+        <w:br w:type="page"/>
+      </w:r>
+    </w:p>
+    <w:p>
+      <w:pPr>
+        <w:pStyle w:val="Heading1"/>
+        <w:numPr>
+          <w:ilvl w:val="0"/>
+          <w:numId w:val="9"/>
+        </w:numPr>
+        <w:rPr>
+          <w:lang w:val="en-US"/>
+        </w:rPr>
+      </w:pPr>
+      <w:bookmarkStart w:id="22" w:name="_Toc237512913"/>
+      <w:r>
+        <w:rPr>
+          <w:lang w:val="en-US"/>
+        </w:rPr>
+        <w:lastRenderedPageBreak/>
+        <w:t>Performance Evaluation</w:t>
+      </w:r>
+      <w:bookmarkEnd w:id="22"/>
+    </w:p>
+    <w:p>
+      <w:pPr>
+        <w:pStyle w:val="ListParagraph"/>
+        <w:rPr>
+          <w:lang w:val="en-US"/>
+        </w:rPr>
+      </w:pPr>
+      <w:r>
+        <w:rPr>
+          <w:lang w:val="en-US"/>
+        </w:rPr>
+        <w:t>We have done a performance evaluation of the quantized and non-quantized MobileNetV2 models. For this we had to use several evaluation metrics, including classification accuracy, model size, and deployment efficiency techniques. In this comparison it’s provided insight into the trade-offs between predictive performance and computational efficiency in the time of applying post-training quantization techniques.</w:t>
+      </w:r>
+    </w:p>
+    <w:p>
+      <w:pPr>
+        <w:pStyle w:val="ListParagraph"/>
+        <w:rPr>
+          <w:lang w:val="en-US"/>
+        </w:rPr>
+      </w:pPr>
+      <w:r>
+        <w:rPr>
+          <w:lang w:val="en-US"/>
+        </w:rPr>
+        <w:t xml:space="preserve"> </w:t>
+      </w:r>
+    </w:p>
+    <w:tbl>
+      <w:tblPr>
+        <w:tblStyle w:val="ListTable3"/>
+        <w:tblW w:w="0" w:type="auto"/>
+        <w:jc w:val="center"/>
+        <w:tblLook w:val="04A0" w:firstRow="1" w:lastRow="0" w:firstColumn="1" w:lastColumn="0" w:noHBand="0" w:noVBand="1"/>
+      </w:tblPr>
+      <w:tblGrid>
+        <w:gridCol w:w="2935"/>
+        <w:gridCol w:w="2980"/>
+        <w:gridCol w:w="2981"/>
+      </w:tblGrid>
+      <w:tr>
+        <w:trPr>
+          <w:cnfStyle w:val="100000000000" w:firstRow="1" w:lastRow="0" w:firstColumn="0" w:lastColumn="0" w:oddVBand="0" w:evenVBand="0" w:oddHBand="0" w:evenHBand="0" w:firstRowFirstColumn="0" w:firstRowLastColumn="0" w:lastRowFirstColumn="0" w:lastRowLastColumn="0"/>
+          <w:jc w:val="center"/>
+        </w:trPr>
+        <w:tc>
+          <w:tcPr>
+            <w:cnfStyle w:val="001000000100" w:firstRow="0" w:lastRow="0" w:firstColumn="1" w:lastColumn="0" w:oddVBand="0" w:evenVBand="0" w:oddHBand="0" w:evenHBand="0" w:firstRowFirstColumn="1" w:firstRowLastColumn="0" w:lastRowFirstColumn="0" w:lastRowLastColumn="0"/>
+            <w:tcW w:w="2935" w:type="dxa"/>
+          </w:tcPr>
+          <w:p>
+            <w:pPr>
+              <w:pStyle w:val="ListParagraph"/>
+              <w:ind w:left="0"/>
+              <w:jc w:val="center"/>
+              <w:rPr>
+                <w:b w:val="0"/>
+                <w:bCs w:val="0"/>
+                <w:lang w:val="en-US"/>
+              </w:rPr>
+            </w:pPr>
+            <w:r>
+              <w:rPr>
+                <w:lang w:val="en-US"/>
+              </w:rPr>
+              <w:t>Metric</w:t>
+            </w:r>
+          </w:p>
+        </w:tc>
+        <w:tc>
+          <w:tcPr>
+            <w:tcW w:w="2980" w:type="dxa"/>
+          </w:tcPr>
+          <w:p>
+            <w:pPr>
+              <w:pStyle w:val="ListParagraph"/>
+              <w:ind w:left="0"/>
+              <w:jc w:val="center"/>
+              <w:cnfStyle w:val="100000000000" w:firstRow="1" w:lastRow="0" w:firstColumn="0" w:lastColumn="0" w:oddVBand="0" w:evenVBand="0" w:oddHBand="0" w:evenHBand="0" w:firstRowFirstColumn="0" w:firstRowLastColumn="0" w:lastRowFirstColumn="0" w:lastRowLastColumn="0"/>
+              <w:rPr>
+                <w:b w:val="0"/>
+                <w:bCs w:val="0"/>
+                <w:lang w:val="en-US"/>
+              </w:rPr>
+            </w:pPr>
+            <w:r>
+              <w:rPr>
+                <w:lang w:val="en-US"/>
+              </w:rPr>
+              <w:t>Non-Quantized Model</w:t>
+            </w:r>
+          </w:p>
+        </w:tc>
+        <w:tc>
+          <w:tcPr>
+            <w:tcW w:w="2981" w:type="dxa"/>
+          </w:tcPr>
+          <w:p>
+            <w:pPr>
+              <w:pStyle w:val="ListParagraph"/>
+              <w:ind w:left="0"/>
+              <w:jc w:val="center"/>
+              <w:cnfStyle w:val="100000000000" w:firstRow="1" w:lastRow="0" w:firstColumn="0" w:lastColumn="0" w:oddVBand="0" w:evenVBand="0" w:oddHBand="0" w:evenHBand="0" w:firstRowFirstColumn="0" w:firstRowLastColumn="0" w:lastRowFirstColumn="0" w:lastRowLastColumn="0"/>
+              <w:rPr>
+                <w:b w:val="0"/>
+                <w:bCs w:val="0"/>
+                <w:lang w:val="en-US"/>
+              </w:rPr>
+            </w:pPr>
+            <w:r>
+              <w:rPr>
+                <w:lang w:val="en-US"/>
+              </w:rPr>
+              <w:t>Quantized Model</w:t>
+            </w:r>
+          </w:p>
+        </w:tc>
+      </w:tr>
+      <w:tr>
+        <w:trPr>
+          <w:cnfStyle w:val="000000100000" w:firstRow="0" w:lastRow="0" w:firstColumn="0" w:lastColumn="0" w:oddVBand="0" w:evenVBand="0" w:oddHBand="1" w:evenHBand="0" w:firstRowFirstColumn="0" w:firstRowLastColumn="0" w:lastRowFirstColumn="0" w:lastRowLastColumn="0"/>
+          <w:jc w:val="center"/>
+        </w:trPr>
+        <w:tc>
+          <w:tcPr>
+            <w:cnfStyle w:val="001000000000" w:firstRow="0" w:lastRow="0" w:firstColumn="1" w:lastColumn="0" w:oddVBand="0" w:evenVBand="0" w:oddHBand="0" w:evenHBand="0" w:firstRowFirstColumn="0" w:firstRowLastColumn="0" w:lastRowFirstColumn="0" w:lastRowLastColumn="0"/>
+            <w:tcW w:w="2935" w:type="dxa"/>
+          </w:tcPr>
+          <w:p>
+            <w:pPr>
+              <w:pStyle w:val="ListParagraph"/>
+              <w:ind w:left="0"/>
+              <w:jc w:val="center"/>
+              <w:rPr>
+                <w:lang w:val="en-US"/>
+              </w:rPr>
+            </w:pPr>
+            <w:r>
+              <w:t>Test Accuracy</w:t>
+            </w:r>
+          </w:p>
+        </w:tc>
+        <w:tc>
+          <w:tcPr>
+            <w:tcW w:w="2980" w:type="dxa"/>
+          </w:tcPr>
+          <w:p>
+            <w:pPr>
+              <w:pStyle w:val="ListParagraph"/>
+              <w:ind w:left="0"/>
+              <w:jc w:val="center"/>
+              <w:cnfStyle w:val="000000100000" w:firstRow="0" w:lastRow="0" w:firstColumn="0" w:lastColumn="0" w:oddVBand="0" w:evenVBand="0" w:oddHBand="1" w:evenHBand="0" w:firstRowFirstColumn="0" w:firstRowLastColumn="0" w:lastRowFirstColumn="0" w:lastRowLastColumn="0"/>
+              <w:rPr>
+                <w:lang w:val="en-US"/>
+              </w:rPr>
+            </w:pPr>
+            <w:r>
+              <w:t>23.41%</w:t>
+            </w:r>
+          </w:p>
+        </w:tc>
+        <w:tc>
+          <w:tcPr>
+            <w:tcW w:w="2981" w:type="dxa"/>
+          </w:tcPr>
+          <w:p>
+            <w:pPr>
+              <w:pStyle w:val="ListParagraph"/>
+              <w:ind w:left="0"/>
+              <w:jc w:val="center"/>
+              <w:cnfStyle w:val="000000100000" w:firstRow="0" w:lastRow="0" w:firstColumn="0" w:lastColumn="0" w:oddVBand="0" w:evenVBand="0" w:oddHBand="1" w:evenHBand="0" w:firstRowFirstColumn="0" w:firstRowLastColumn="0" w:lastRowFirstColumn="0" w:lastRowLastColumn="0"/>
+              <w:rPr>
+                <w:lang w:val="en-US"/>
+              </w:rPr>
+            </w:pPr>
+            <w:r>
+              <w:t>To be Evaluated</w:t>
+            </w:r>
+          </w:p>
+        </w:tc>
+      </w:tr>
+      <w:tr>
+        <w:trPr>
+          <w:jc w:val="center"/>
+        </w:trPr>
+        <w:tc>
+          <w:tcPr>
+            <w:cnfStyle w:val="001000000000" w:firstRow="0" w:lastRow="0" w:firstColumn="1" w:lastColumn="0" w:oddVBand="0" w:evenVBand="0" w:oddHBand="0" w:evenHBand="0" w:firstRowFirstColumn="0" w:firstRowLastColumn="0" w:lastRowFirstColumn="0" w:lastRowLastColumn="0"/>
+            <w:tcW w:w="2935" w:type="dxa"/>
+          </w:tcPr>
+          <w:p>
+            <w:pPr>
+              <w:pStyle w:val="ListParagraph"/>
+              <w:ind w:left="0"/>
+              <w:jc w:val="center"/>
+              <w:rPr>
+                <w:lang w:val="en-US"/>
+              </w:rPr>
+            </w:pPr>
+            <w:r>
+              <w:t>Model Size</w:t>
+            </w:r>
+          </w:p>
+        </w:tc>
+        <w:tc>
+          <w:tcPr>
+            <w:tcW w:w="2980" w:type="dxa"/>
+          </w:tcPr>
+          <w:p>
+            <w:pPr>
+              <w:pStyle w:val="ListParagraph"/>
+              <w:ind w:left="0"/>
+              <w:jc w:val="center"/>
+              <w:cnfStyle w:val="000000000000" w:firstRow="0" w:lastRow="0" w:firstColumn="0" w:lastColumn="0" w:oddVBand="0" w:evenVBand="0" w:oddHBand="0" w:evenHBand="0" w:firstRowFirstColumn="0" w:firstRowLastColumn="0" w:lastRowFirstColumn="0" w:lastRowLastColumn="0"/>
+              <w:rPr>
+                <w:lang w:val="en-US"/>
+              </w:rPr>
+            </w:pPr>
+            <w:r>
+              <w:t>26.39 MB</w:t>
+            </w:r>
+          </w:p>
+        </w:tc>
+        <w:tc>
+          <w:tcPr>
+            <w:tcW w:w="2981" w:type="dxa"/>
+          </w:tcPr>
+          <w:p>
+            <w:pPr>
+              <w:pStyle w:val="ListParagraph"/>
+              <w:ind w:left="0"/>
+              <w:jc w:val="center"/>
+              <w:cnfStyle w:val="000000000000" w:firstRow="0" w:lastRow="0" w:firstColumn="0" w:lastColumn="0" w:oddVBand="0" w:evenVBand="0" w:oddHBand="0" w:evenHBand="0" w:firstRowFirstColumn="0" w:firstRowLastColumn="0" w:lastRowFirstColumn="0" w:lastRowLastColumn="0"/>
+              <w:rPr>
+                <w:lang w:val="en-US"/>
+              </w:rPr>
+            </w:pPr>
+            <w:r>
+              <w:t>2.41 MB</w:t>
+            </w:r>
+          </w:p>
+        </w:tc>
+      </w:tr>
+      <w:tr>
+        <w:trPr>
+          <w:cnfStyle w:val="000000100000" w:firstRow="0" w:lastRow="0" w:firstColumn="0" w:lastColumn="0" w:oddVBand="0" w:evenVBand="0" w:oddHBand="1" w:evenHBand="0" w:firstRowFirstColumn="0" w:firstRowLastColumn="0" w:lastRowFirstColumn="0" w:lastRowLastColumn="0"/>
+          <w:jc w:val="center"/>
+        </w:trPr>
+        <w:tc>
+          <w:tcPr>
+            <w:cnfStyle w:val="001000000000" w:firstRow="0" w:lastRow="0" w:firstColumn="1" w:lastColumn="0" w:oddVBand="0" w:evenVBand="0" w:oddHBand="0" w:evenHBand="0" w:firstRowFirstColumn="0" w:firstRowLastColumn="0" w:lastRowFirstColumn="0" w:lastRowLastColumn="0"/>
+            <w:tcW w:w="2935" w:type="dxa"/>
+          </w:tcPr>
+          <w:p>
+            <w:pPr>
+              <w:pStyle w:val="ListParagraph"/>
+              <w:ind w:left="0"/>
+              <w:jc w:val="center"/>
+              <w:rPr>
+                <w:lang w:val="en-US"/>
+              </w:rPr>
+            </w:pPr>
+            <w:r>
+              <w:t>Size Reduction</w:t>
+            </w:r>
+          </w:p>
+        </w:tc>
+        <w:tc>
+          <w:tcPr>
+            <w:tcW w:w="2980" w:type="dxa"/>
+          </w:tcPr>
+          <w:p>
+            <w:pPr>
+              <w:pStyle w:val="ListParagraph"/>
+              <w:ind w:left="0"/>
+              <w:jc w:val="center"/>
+              <w:cnfStyle w:val="000000100000" w:firstRow="0" w:lastRow="0" w:firstColumn="0" w:lastColumn="0" w:oddVBand="0" w:evenVBand="0" w:oddHBand="1" w:evenHBand="0" w:firstRowFirstColumn="0" w:firstRowLastColumn="0" w:lastRowFirstColumn="0" w:lastRowLastColumn="0"/>
+              <w:rPr>
+                <w:lang w:val="en-US"/>
+              </w:rPr>
+            </w:pPr>
+            <w:r>
+              <w:t>-</w:t>
+            </w:r>
+          </w:p>
+        </w:tc>
+        <w:tc>
+          <w:tcPr>
+            <w:tcW w:w="2981" w:type="dxa"/>
+          </w:tcPr>
+          <w:p>
+            <w:pPr>
+              <w:pStyle w:val="ListParagraph"/>
+              <w:ind w:left="0"/>
+              <w:jc w:val="center"/>
+              <w:cnfStyle w:val="000000100000" w:firstRow="0" w:lastRow="0" w:firstColumn="0" w:lastColumn="0" w:oddVBand="0" w:evenVBand="0" w:oddHBand="1" w:evenHBand="0" w:firstRowFirstColumn="0" w:firstRowLastColumn="0" w:lastRowFirstColumn="0" w:lastRowLastColumn="0"/>
+              <w:rPr>
+                <w:lang w:val="en-US"/>
+              </w:rPr>
+            </w:pPr>
+            <w:r>
+              <w:t>90.9%</w:t>
+            </w:r>
+          </w:p>
+        </w:tc>
+      </w:tr>
+      <w:tr>
+        <w:trPr>
+          <w:jc w:val="center"/>
+        </w:trPr>
+        <w:tc>
+          <w:tcPr>
+            <w:cnfStyle w:val="001000000000" w:firstRow="0" w:lastRow="0" w:firstColumn="1" w:lastColumn="0" w:oddVBand="0" w:evenVBand="0" w:oddHBand="0" w:evenHBand="0" w:firstRowFirstColumn="0" w:firstRowLastColumn="0" w:lastRowFirstColumn="0" w:lastRowLastColumn="0"/>
+            <w:tcW w:w="2935" w:type="dxa"/>
+          </w:tcPr>
+          <w:p>
+            <w:pPr>
+              <w:pStyle w:val="ListParagraph"/>
+              <w:ind w:left="0"/>
+              <w:jc w:val="center"/>
+              <w:rPr>
+                <w:lang w:val="en-US"/>
+              </w:rPr>
+            </w:pPr>
+            <w:r>
+              <w:t>Inference Latency</w:t>
+            </w:r>
+          </w:p>
+        </w:tc>
+        <w:tc>
+          <w:tcPr>
+            <w:tcW w:w="2980" w:type="dxa"/>
+          </w:tcPr>
+          <w:p>
+            <w:pPr>
+              <w:pStyle w:val="ListParagraph"/>
+              <w:ind w:left="0"/>
+              <w:jc w:val="center"/>
+              <w:cnfStyle w:val="000000000000" w:firstRow="0" w:lastRow="0" w:firstColumn="0" w:lastColumn="0" w:oddVBand="0" w:evenVBand="0" w:oddHBand="0" w:evenHBand="0" w:firstRowFirstColumn="0" w:firstRowLastColumn="0" w:lastRowFirstColumn="0" w:lastRowLastColumn="0"/>
+              <w:rPr>
+                <w:lang w:val="en-US"/>
+              </w:rPr>
+            </w:pPr>
+            <w:r>
+              <w:t>To be Evaluated</w:t>
+            </w:r>
+          </w:p>
+        </w:tc>
+        <w:tc>
+          <w:tcPr>
+            <w:tcW w:w="2981" w:type="dxa"/>
+          </w:tcPr>
+          <w:p>
+            <w:pPr>
+              <w:pStyle w:val="ListParagraph"/>
+              <w:ind w:left="0"/>
+              <w:jc w:val="center"/>
+              <w:cnfStyle w:val="000000000000" w:firstRow="0" w:lastRow="0" w:firstColumn="0" w:lastColumn="0" w:oddVBand="0" w:evenVBand="0" w:oddHBand="0" w:evenHBand="0" w:firstRowFirstColumn="0" w:firstRowLastColumn="0" w:lastRowFirstColumn="0" w:lastRowLastColumn="0"/>
+              <w:rPr>
+                <w:lang w:val="en-US"/>
+              </w:rPr>
+            </w:pPr>
+            <w:r>
+              <w:t>To be Evaluated</w:t>
+            </w:r>
+          </w:p>
+        </w:tc>
+      </w:tr>
+      <w:tr>
+        <w:trPr>
+          <w:cnfStyle w:val="000000100000" w:firstRow="0" w:lastRow="0" w:firstColumn="0" w:lastColumn="0" w:oddVBand="0" w:evenVBand="0" w:oddHBand="1" w:evenHBand="0" w:firstRowFirstColumn="0" w:firstRowLastColumn="0" w:lastRowFirstColumn="0" w:lastRowLastColumn="0"/>
+          <w:jc w:val="center"/>
+        </w:trPr>
+        <w:tc>
+          <w:tcPr>
+            <w:cnfStyle w:val="001000000000" w:firstRow="0" w:lastRow="0" w:firstColumn="1" w:lastColumn="0" w:oddVBand="0" w:evenVBand="0" w:oddHBand="0" w:evenHBand="0" w:firstRowFirstColumn="0" w:firstRowLastColumn="0" w:lastRowFirstColumn="0" w:lastRowLastColumn="0"/>
+            <w:tcW w:w="2935" w:type="dxa"/>
+          </w:tcPr>
+          <w:p>
+            <w:pPr>
+              <w:pStyle w:val="ListParagraph"/>
+              <w:ind w:left="0"/>
+              <w:jc w:val="center"/>
+              <w:rPr>
+                <w:lang w:val="en-US"/>
+              </w:rPr>
+            </w:pPr>
+            <w:r>
+              <w:t>Test Accuracy</w:t>
+            </w:r>
+          </w:p>
+        </w:tc>
+        <w:tc>
+          <w:tcPr>
+            <w:tcW w:w="2980" w:type="dxa"/>
+          </w:tcPr>
+          <w:p>
+            <w:pPr>
+              <w:pStyle w:val="ListParagraph"/>
+              <w:ind w:left="0"/>
+              <w:jc w:val="center"/>
+              <w:cnfStyle w:val="000000100000" w:firstRow="0" w:lastRow="0" w:firstColumn="0" w:lastColumn="0" w:oddVBand="0" w:evenVBand="0" w:oddHBand="1" w:evenHBand="0" w:firstRowFirstColumn="0" w:firstRowLastColumn="0" w:lastRowFirstColumn="0" w:lastRowLastColumn="0"/>
+              <w:rPr>
+                <w:lang w:val="en-US"/>
+              </w:rPr>
+            </w:pPr>
+            <w:r>
+              <w:t>23.41%</w:t>
+            </w:r>
+          </w:p>
+        </w:tc>
+        <w:tc>
+          <w:tcPr>
+            <w:tcW w:w="2981" w:type="dxa"/>
+          </w:tcPr>
+          <w:p>
+            <w:pPr>
+              <w:pStyle w:val="ListParagraph"/>
+              <w:ind w:left="0"/>
+              <w:jc w:val="center"/>
+              <w:cnfStyle w:val="000000100000" w:firstRow="0" w:lastRow="0" w:firstColumn="0" w:lastColumn="0" w:oddVBand="0" w:evenVBand="0" w:oddHBand="1" w:evenHBand="0" w:firstRowFirstColumn="0" w:firstRowLastColumn="0" w:lastRowFirstColumn="0" w:lastRowLastColumn="0"/>
+              <w:rPr>
+                <w:lang w:val="en-US"/>
+              </w:rPr>
+            </w:pPr>
+            <w:r>
+              <w:t>To be Evaluated</w:t>
+            </w:r>
+          </w:p>
+        </w:tc>
+      </w:tr>
+    </w:tbl>
+    <w:p>
+      <w:pPr>
+        <w:pStyle w:val="Quote"/>
+        <w:rPr>
+          <w:lang w:val="en-US"/>
+        </w:rPr>
+      </w:pPr>
+      <w:r>
+        <w:rPr>
+          <w:lang w:val="en-US"/>
+        </w:rPr>
+        <w:t>Table 03: Model Size Comparison</w:t>
+      </w:r>
+    </w:p>
+    <w:p>
+      <w:pPr>
+        <w:pStyle w:val="ListParagraph"/>
+        <w:rPr>
+          <w:lang w:val="en-US"/>
+        </w:rPr>
+      </w:pPr>
+      <w:r>
+        <w:rPr>
+          <w:lang w:val="en-US"/>
+        </w:rPr>
+        <w:t>The comparative evaluations showed that the post-training quantization considerably decreased the model size while remaining deployable. In particular, the original MobileNetV2 model occupied 26.39 MB of space on disk, while the quantized one occupied 2.41 MB only. That corresponds to a decrease in the size of the model by about 90.9%.</w:t>
+      </w:r>
+    </w:p>
+    <w:p>
+      <w:pPr>
+        <w:pStyle w:val="ListParagraph"/>
+        <w:rPr>
+          <w:lang w:val="en-US"/>
+        </w:rPr>
+      </w:pPr>
+    </w:p>
+    <w:p>
+      <w:pPr>
+        <w:pStyle w:val="ListParagraph"/>
+        <w:rPr>
+          <w:lang w:val="en-US"/>
+        </w:rPr>
+      </w:pPr>
+      <w:r>
+        <w:rPr>
+          <w:lang w:val="en-US"/>
+        </w:rPr>
+        <w:t xml:space="preserve">The non-quantized MobileNetV2 model demonstrated an accuracy of 23.41% after 5 training epochs and was the baseline model for the study. Despite the ability of the quantized model to decrease the size of the model, it is necessary to evaluate quantized models' accuracy and inference time to make </w:t>
+      </w:r>
+      <w:r>
+        <w:rPr>
+          <w:lang w:val="en-US"/>
+        </w:rPr>
+        <w:t>a</w:t>
+      </w:r>
+      <w:r>
+        <w:rPr>
+          <w:lang w:val="en-US"/>
+        </w:rPr>
+        <w:t xml:space="preserve"> complete assessment of the problem.</w:t>
+      </w:r>
+    </w:p>
+    <w:p>
+      <w:pPr>
+        <w:spacing w:line="259" w:lineRule="auto"/>
+        <w:jc w:val="left"/>
+        <w:rPr>
+          <w:lang w:val="en-US"/>
+        </w:rPr>
+      </w:pPr>
+      <w:r>
+        <w:rPr>
+          <w:lang w:val="en-US"/>
+        </w:rPr>
+        <w:br w:type="page"/>
+      </w:r>
+    </w:p>
+    <w:p>
+      <w:pPr>
+        <w:pStyle w:val="Heading1"/>
+        <w:numPr>
+          <w:ilvl w:val="0"/>
+          <w:numId w:val="9"/>
+        </w:numPr>
+        <w:rPr>
+          <w:lang w:val="en-US"/>
+        </w:rPr>
+      </w:pPr>
+      <w:bookmarkStart w:id="23" w:name="_Toc237512914"/>
+      <w:r>
+        <w:rPr>
+          <w:lang w:val="en-US"/>
+        </w:rPr>
+        <w:lastRenderedPageBreak/>
+        <w:t>Discussion</w:t>
+      </w:r>
+      <w:bookmarkEnd w:id="23"/>
+    </w:p>
+    <w:p>
+      <w:pPr>
+        <w:pStyle w:val="ListParagraph"/>
+        <w:rPr>
+          <w:lang w:val="en-US"/>
+        </w:rPr>
+      </w:pPr>
+      <w:r>
+        <w:rPr>
+          <w:lang w:val="en-US"/>
+        </w:rPr>
+        <w:t>It is evident from the results that quantization is highly efficient for saving space when deploying on mobile devices. The reduction in the size of the model is clearly showing the efficiency of using quantization on smartphones and other embedded devices.</w:t>
+      </w:r>
+    </w:p>
+    <w:p>
+      <w:pPr>
+        <w:pStyle w:val="ListParagraph"/>
+        <w:rPr>
+          <w:lang w:val="en-US"/>
+        </w:rPr>
+      </w:pPr>
+    </w:p>
+    <w:p>
+      <w:pPr>
+        <w:pStyle w:val="ListParagraph"/>
+        <w:rPr>
+          <w:lang w:val="en-US"/>
+        </w:rPr>
+      </w:pPr>
+      <w:r>
+        <w:rPr>
+          <w:lang w:val="en-US"/>
+        </w:rPr>
+        <w:t>While the experiment has clearly shown how quantization can help save space, more testing could be performed to assess the efficiency of predictions made by the model. Despite this, the results of the experiment have proved that quantization is a good model optimization technique.</w:t>
+      </w:r>
+    </w:p>
+    <w:p>
+      <w:pPr>
+        <w:pStyle w:val="ListParagraph"/>
+        <w:rPr>
+          <w:lang w:val="en-US"/>
+        </w:rPr>
+      </w:pPr>
+    </w:p>
+    <w:p>
+      <w:pPr>
+        <w:pStyle w:val="Heading1"/>
+        <w:numPr>
+          <w:ilvl w:val="0"/>
+          <w:numId w:val="9"/>
+        </w:numPr>
+        <w:rPr>
+          <w:lang w:val="en-US"/>
+        </w:rPr>
+      </w:pPr>
+      <w:bookmarkStart w:id="24" w:name="_Toc237512915"/>
+      <w:r>
+        <w:rPr>
+          <w:lang w:val="en-US"/>
+        </w:rPr>
+        <w:t>Conclusion</w:t>
+      </w:r>
+      <w:bookmarkEnd w:id="24"/>
+    </w:p>
+    <w:p>
+      <w:pPr>
+        <w:pStyle w:val="ListParagraph"/>
+        <w:rPr>
+          <w:lang w:val="en-US"/>
+        </w:rPr>
+      </w:pPr>
+      <w:r>
+        <w:rPr>
+          <w:lang w:val="en-US"/>
+        </w:rPr>
+        <w:t xml:space="preserve">The effectiveness of quantized and non-quantized MobileNetV2 was assessed through the implementation of the CIFAR-10 image classification dataset. The successful training, </w:t>
+      </w:r>
+      <w:r>
+        <w:rPr>
+          <w:lang w:val="en-US"/>
+        </w:rPr>
+        <w:t>assessment,</w:t>
+      </w:r>
+      <w:r>
+        <w:rPr>
+          <w:lang w:val="en-US"/>
+        </w:rPr>
+        <w:t xml:space="preserve"> and conversion of the model into the quantized TensorFlow Lite </w:t>
+      </w:r>
+      <w:r>
+        <w:rPr>
+          <w:lang w:val="en-US"/>
+        </w:rPr>
+        <w:t>were</w:t>
+      </w:r>
+      <w:r>
+        <w:rPr>
+          <w:lang w:val="en-US"/>
+        </w:rPr>
+        <w:t xml:space="preserve"> carried out.</w:t>
+      </w:r>
+    </w:p>
+    <w:p>
+      <w:pPr>
+        <w:pStyle w:val="ListParagraph"/>
+        <w:rPr>
+          <w:lang w:val="en-US"/>
+        </w:rPr>
+      </w:pPr>
+    </w:p>
+    <w:p>
+      <w:pPr>
+        <w:pStyle w:val="ListParagraph"/>
+        <w:rPr>
+          <w:lang w:val="en-US"/>
+        </w:rPr>
+      </w:pPr>
+      <w:r>
+        <w:rPr>
+          <w:lang w:val="en-US"/>
+        </w:rPr>
+        <w:t xml:space="preserve">The experiments yielded that the post-training quantization helped reduce the model's size from 26.39 MB to 2.41 MB, thus resulting in </w:t>
+      </w:r>
+      <w:r>
+        <w:rPr>
+          <w:lang w:val="en-US"/>
+        </w:rPr>
+        <w:t>about a</w:t>
+      </w:r>
+      <w:r>
+        <w:rPr>
+          <w:lang w:val="en-US"/>
+        </w:rPr>
+        <w:t xml:space="preserve"> 90.9% reduction. It shows that quantization is effective in deployment cases when there is a lack of storage and memory capacity.</w:t>
+      </w:r>
+    </w:p>
+    <w:p>
+      <w:pPr>
+        <w:pStyle w:val="ListParagraph"/>
+        <w:rPr>
+          <w:lang w:val="en-US"/>
+        </w:rPr>
+      </w:pPr>
+    </w:p>
+    <w:p>
+      <w:pPr>
+        <w:pStyle w:val="ListParagraph"/>
+        <w:rPr>
+          <w:lang w:val="en-US"/>
+        </w:rPr>
+      </w:pPr>
+      <w:r>
+        <w:rPr>
+          <w:lang w:val="en-US"/>
+        </w:rPr>
+        <w:t>Consequently, the research proves that the use of quantization in model optimization for mobile artificial intelligence applications is justified. For future studies, there might be considered other evaluation metrics, such as latency and quantized model accuracy.</w:t>
+      </w:r>
+    </w:p>
+    <w:p>
+      <w:pPr>
+        <w:spacing w:line="259" w:lineRule="auto"/>
+        <w:jc w:val="left"/>
+        <w:rPr>
+          <w:lang w:val="en-US"/>
+        </w:rPr>
+      </w:pPr>
+      <w:r>
+        <w:rPr>
+          <w:lang w:val="en-US"/>
+        </w:rPr>
+        <w:br w:type="page"/>
+      </w:r>
+    </w:p>
+    <w:p>
+      <w:pPr>
+        <w:pStyle w:val="Heading1"/>
+        <w:numPr>
+          <w:ilvl w:val="0"/>
+          <w:numId w:val="9"/>
+        </w:numPr>
+        <w:rPr>
+          <w:lang w:val="en-US"/>
+        </w:rPr>
+      </w:pPr>
+      <w:bookmarkStart w:id="25" w:name="_Toc237512916"/>
+      <w:r>
+        <w:rPr>
+          <w:lang w:val="en-US"/>
+        </w:rPr>
+        <w:lastRenderedPageBreak/>
+        <w:t>References</w:t>
+      </w:r>
+      <w:bookmarkEnd w:id="25"/>
+    </w:p>
+    <w:p>
+      <w:pPr>
+        <w:pStyle w:val="ListParagraph"/>
+        <w:numPr>
+          <w:ilvl w:val="0"/>
+          <w:numId w:val="13"/>
+        </w:numPr>
+        <w:rPr>
+          <w:lang w:val="en-US"/>
+        </w:rPr>
+      </w:pPr>
+      <w:hyperlink r:id="rId15" w:history="1">
+        <w:r>
+          <w:rPr>
+            <w:rStyle w:val="Hyperlink"/>
+          </w:rPr>
+          <w:t>The Research on Image Classification Based on Convolutional Neural Network</w:t>
+        </w:r>
+      </w:hyperlink>
+    </w:p>
+    <w:p>
+      <w:pPr>
+        <w:pStyle w:val="ListParagraph"/>
+        <w:numPr>
+          <w:ilvl w:val="0"/>
+          <w:numId w:val="13"/>
+        </w:numPr>
+        <w:rPr>
+          <w:lang w:val="en-US"/>
+        </w:rPr>
+      </w:pPr>
+      <w:hyperlink r:id="rId16" w:history="1">
+        <w:r>
+          <w:rPr>
+            <w:rStyle w:val="Hyperlink"/>
+          </w:rPr>
+          <w:t>Machine learning and deep learning | Electronic Markets | Springer Nature Link</w:t>
+        </w:r>
+      </w:hyperlink>
+    </w:p>
+    <w:p>
+      <w:pPr>
+        <w:pStyle w:val="ListParagraph"/>
+        <w:numPr>
+          <w:ilvl w:val="0"/>
+          <w:numId w:val="13"/>
+        </w:numPr>
+        <w:rPr>
+          <w:lang w:val="en-US"/>
+        </w:rPr>
+      </w:pPr>
+      <w:hyperlink r:id="rId17" w:history="1">
+        <w:r>
+          <w:rPr>
+            <w:rStyle w:val="Hyperlink"/>
+          </w:rPr>
+          <w:t>1801.04381</w:t>
+        </w:r>
+      </w:hyperlink>
+      <w:r>
+        <w:t xml:space="preserve"> - </w:t>
+      </w:r>
+      <w:r>
+        <w:t>MobileNetV2: Inverted Residuals and Linear Bottlenecks</w:t>
+      </w:r>
+      <w:r>
+        <w:t xml:space="preserve"> | </w:t>
+      </w:r>
+      <w:r>
+        <w:t>Mark Sandler</w:t>
+      </w:r>
+    </w:p>
+    <w:p>
+      <w:pPr>
+        <w:pStyle w:val="ListParagraph"/>
+        <w:numPr>
+          <w:ilvl w:val="0"/>
+          <w:numId w:val="13"/>
+        </w:numPr>
+        <w:rPr>
+          <w:lang w:val="en-US"/>
+        </w:rPr>
+      </w:pPr>
+      <w:hyperlink r:id="rId18" w:history="1">
+        <w:r>
+          <w:rPr>
+            <w:rStyle w:val="Hyperlink"/>
+          </w:rPr>
+          <w:t>Journal of Production Management</w:t>
+        </w:r>
+      </w:hyperlink>
+      <w:r>
+        <w:t xml:space="preserve"> - </w:t>
+      </w:r>
+      <w:r>
+        <w:t>Employing CNN mobileNetV2 and ensemble models in classifying drones forest fire detection images</w:t>
+      </w:r>
+      <w:r>
+        <w:t xml:space="preserve"> | </w:t>
+      </w:r>
+      <w:r>
+        <w:t xml:space="preserve">Dima </w:t>
+      </w:r>
+      <w:proofErr w:type="spellStart"/>
+      <w:r>
+        <w:t>Suleimana</w:t>
+      </w:r>
+      <w:proofErr w:type="spellEnd"/>
+    </w:p>
+    <w:p>
+      <w:pPr>
+        <w:pStyle w:val="ListParagraph"/>
+        <w:numPr>
+          <w:ilvl w:val="0"/>
+          <w:numId w:val="13"/>
+        </w:numPr>
+        <w:rPr>
+          <w:lang w:val="en-US"/>
+        </w:rPr>
+      </w:pPr>
+      <w:hyperlink r:id="rId19" w:history="1">
+        <w:r>
+          <w:rPr>
+            <w:rStyle w:val="Hyperlink"/>
+          </w:rPr>
+          <w:t xml:space="preserve">A Comparative Study of MobileNetV2 and ResNet50 for Multi-Class AI- Generated and Real Image Classification | </w:t>
+        </w:r>
+        <w:proofErr w:type="spellStart"/>
+        <w:proofErr w:type="gramStart"/>
+        <w:r>
+          <w:rPr>
+            <w:rStyle w:val="Hyperlink"/>
+          </w:rPr>
+          <w:t>Sinkron</w:t>
+        </w:r>
+        <w:proofErr w:type="spellEnd"/>
+        <w:r>
+          <w:rPr>
+            <w:rStyle w:val="Hyperlink"/>
+          </w:rPr>
+          <w:t xml:space="preserve"> :</w:t>
+        </w:r>
+        <w:proofErr w:type="gramEnd"/>
+        <w:r>
+          <w:rPr>
+            <w:rStyle w:val="Hyperlink"/>
+          </w:rPr>
+          <w:t xml:space="preserve"> </w:t>
+        </w:r>
+        <w:proofErr w:type="spellStart"/>
+        <w:r>
+          <w:rPr>
+            <w:rStyle w:val="Hyperlink"/>
+          </w:rPr>
+          <w:t>jurnal</w:t>
+        </w:r>
+        <w:proofErr w:type="spellEnd"/>
+        <w:r>
+          <w:rPr>
+            <w:rStyle w:val="Hyperlink"/>
+          </w:rPr>
+          <w:t xml:space="preserve"> dan </w:t>
+        </w:r>
+        <w:proofErr w:type="spellStart"/>
+        <w:r>
+          <w:rPr>
+            <w:rStyle w:val="Hyperlink"/>
+          </w:rPr>
+          <w:t>penelitian</w:t>
+        </w:r>
+        <w:proofErr w:type="spellEnd"/>
+        <w:r>
+          <w:rPr>
+            <w:rStyle w:val="Hyperlink"/>
+          </w:rPr>
+          <w:t xml:space="preserve"> </w:t>
+        </w:r>
+        <w:proofErr w:type="spellStart"/>
+        <w:r>
+          <w:rPr>
+            <w:rStyle w:val="Hyperlink"/>
+          </w:rPr>
+          <w:t>teknik</w:t>
+        </w:r>
+        <w:proofErr w:type="spellEnd"/>
+        <w:r>
+          <w:rPr>
+            <w:rStyle w:val="Hyperlink"/>
+          </w:rPr>
+          <w:t xml:space="preserve"> </w:t>
+        </w:r>
+        <w:proofErr w:type="spellStart"/>
+        <w:r>
+          <w:rPr>
+            <w:rStyle w:val="Hyperlink"/>
+          </w:rPr>
+          <w:t>informatika</w:t>
+        </w:r>
+        <w:proofErr w:type="spellEnd"/>
+      </w:hyperlink>
+    </w:p>
+    <w:p>
+      <w:pPr>
+        <w:pStyle w:val="ListParagraph"/>
+        <w:ind w:left="720"/>
         <w:rPr>
           <w:lang w:val="en-US"/>
         </w:rPr>
@@ -6179,6 +8379,95 @@
     </w:lvl>
   </w:abstractNum>
   <w:abstractNum w:abstractNumId="11" w15:restartNumberingAfterBreak="0">
+    <w:nsid w:val="7755467A"/>
+    <w:multiLevelType w:val="hybridMultilevel"/>
+    <w:tmpl w:val="10E0A682"/>
+    <w:lvl w:ilvl="0" w:tplc="0409000F">
+      <w:start w:val="1"/>
+      <w:numFmt w:val="decimal"/>
+      <w:lvlText w:val="%1."/>
+      <w:lvlJc w:val="left"/>
+      <w:pPr>
+        <w:ind w:left="720" w:hanging="360"/>
+      </w:pPr>
+      <w:rPr>
+        <w:rFonts w:hint="default"/>
+      </w:rPr>
+    </w:lvl>
+    <w:lvl w:ilvl="1" w:tplc="04090019" w:tentative="1">
+      <w:start w:val="1"/>
+      <w:numFmt w:val="lowerLetter"/>
+      <w:lvlText w:val="%2."/>
+      <w:lvlJc w:val="left"/>
+      <w:pPr>
+        <w:ind w:left="1440" w:hanging="360"/>
+      </w:pPr>
+    </w:lvl>
+    <w:lvl w:ilvl="2" w:tplc="0409001B" w:tentative="1">
+      <w:start w:val="1"/>
+      <w:numFmt w:val="lowerRoman"/>
+      <w:lvlText w:val="%3."/>
+      <w:lvlJc w:val="right"/>
+      <w:pPr>
+        <w:ind w:left="2160" w:hanging="180"/>
+      </w:pPr>
+    </w:lvl>
+    <w:lvl w:ilvl="3" w:tplc="0409000F" w:tentative="1">
+      <w:start w:val="1"/>
+      <w:numFmt w:val="decimal"/>
+      <w:lvlText w:val="%4."/>
+      <w:lvlJc w:val="left"/>
+      <w:pPr>
+        <w:ind w:left="2880" w:hanging="360"/>
+      </w:pPr>
+    </w:lvl>
+    <w:lvl w:ilvl="4" w:tplc="04090019" w:tentative="1">
+      <w:start w:val="1"/>
+      <w:numFmt w:val="lowerLetter"/>
+      <w:lvlText w:val="%5."/>
+      <w:lvlJc w:val="left"/>
+      <w:pPr>
+        <w:ind w:left="3600" w:hanging="360"/>
+      </w:pPr>
+    </w:lvl>
+    <w:lvl w:ilvl="5" w:tplc="0409001B" w:tentative="1">
+      <w:start w:val="1"/>
+      <w:numFmt w:val="lowerRoman"/>
+      <w:lvlText w:val="%6."/>
+      <w:lvlJc w:val="right"/>
+      <w:pPr>
+        <w:ind w:left="4320" w:hanging="180"/>
+      </w:pPr>
+    </w:lvl>
+    <w:lvl w:ilvl="6" w:tplc="0409000F" w:tentative="1">
+      <w:start w:val="1"/>
+      <w:numFmt w:val="decimal"/>
+      <w:lvlText w:val="%7."/>
+      <w:lvlJc w:val="left"/>
+      <w:pPr>
+        <w:ind w:left="5040" w:hanging="360"/>
+      </w:pPr>
+    </w:lvl>
+    <w:lvl w:ilvl="7" w:tplc="04090019" w:tentative="1">
+      <w:start w:val="1"/>
+      <w:numFmt w:val="lowerLetter"/>
+      <w:lvlText w:val="%8."/>
+      <w:lvlJc w:val="left"/>
+      <w:pPr>
+        <w:ind w:left="5760" w:hanging="360"/>
+      </w:pPr>
+    </w:lvl>
+    <w:lvl w:ilvl="8" w:tplc="0409001B" w:tentative="1">
+      <w:start w:val="1"/>
+      <w:numFmt w:val="lowerRoman"/>
+      <w:lvlText w:val="%9."/>
+      <w:lvlJc w:val="right"/>
+      <w:pPr>
+        <w:ind w:left="6480" w:hanging="180"/>
+      </w:pPr>
+    </w:lvl>
+  </w:abstractNum>
+  <w:abstractNum w:abstractNumId="12" w15:restartNumberingAfterBreak="0">
     <w:nsid w:val="7CD41662"/>
     <w:multiLevelType w:val="multilevel"/>
     <w:tmpl w:val="CFDCDD98"/>
@@ -6328,7 +8617,7 @@
     </w:lvl>
   </w:abstractNum>
   <w:num w:numId="1">
-    <w:abstractNumId w:val="11"/>
+    <w:abstractNumId w:val="12"/>
   </w:num>
   <w:num w:numId="2">
     <w:abstractNumId w:val="9"/>
@@ -6362,6 +8651,9 @@
   </w:num>
   <w:num w:numId="12">
     <w:abstractNumId w:val="0"/>
+  </w:num>
+  <w:num w:numId="13">
+    <w:abstractNumId w:val="11"/>
   </w:num>
 </w:numbering>
 </file>
@@ -6766,7 +9058,7 @@
   <w:style w:type="paragraph" w:default="1" w:styleId="Normal">
     <w:name w:val="Normal"/>
     <w:qFormat/>
-    <w:rsid w:val="00DF1943"/>
+    <w:rsid w:val="001860F8"/>
     <w:pPr>
       <w:spacing w:line="360" w:lineRule="auto"/>
       <w:jc w:val="both"/>
@@ -7455,6 +9747,269 @@
       <w:ind w:left="480"/>
     </w:pPr>
   </w:style>
+  <w:style w:type="table" w:styleId="GridTable7Colorful-Accent1">
+    <w:name w:val="Grid Table 7 Colorful Accent 1"/>
+    <w:basedOn w:val="TableNormal"/>
+    <w:uiPriority w:val="52"/>
+    <w:rsid w:val="001860F8"/>
+    <w:pPr>
+      <w:spacing w:after="0" w:line="240" w:lineRule="auto"/>
+    </w:pPr>
+    <w:rPr>
+      <w:color w:val="0F4761" w:themeColor="accent1" w:themeShade="BF"/>
+    </w:rPr>
+    <w:tblPr>
+      <w:tblStyleRowBandSize w:val="1"/>
+      <w:tblStyleColBandSize w:val="1"/>
+      <w:tblBorders>
+        <w:top w:val="single" w:sz="4" w:space="0" w:color="45B0E1" w:themeColor="accent1" w:themeTint="99"/>
+        <w:left w:val="single" w:sz="4" w:space="0" w:color="45B0E1" w:themeColor="accent1" w:themeTint="99"/>
+        <w:bottom w:val="single" w:sz="4" w:space="0" w:color="45B0E1" w:themeColor="accent1" w:themeTint="99"/>
+        <w:right w:val="single" w:sz="4" w:space="0" w:color="45B0E1" w:themeColor="accent1" w:themeTint="99"/>
+        <w:insideH w:val="single" w:sz="4" w:space="0" w:color="45B0E1" w:themeColor="accent1" w:themeTint="99"/>
+        <w:insideV w:val="single" w:sz="4" w:space="0" w:color="45B0E1" w:themeColor="accent1" w:themeTint="99"/>
+      </w:tblBorders>
+    </w:tblPr>
+    <w:tblStylePr w:type="firstRow">
+      <w:rPr>
+        <w:b/>
+        <w:bCs/>
+      </w:rPr>
+      <w:tblPr/>
+      <w:tcPr>
+        <w:tcBorders>
+          <w:top w:val="nil"/>
+          <w:left w:val="nil"/>
+          <w:right w:val="nil"/>
+          <w:insideH w:val="nil"/>
+          <w:insideV w:val="nil"/>
+        </w:tcBorders>
+        <w:shd w:val="clear" w:color="auto" w:fill="FFFFFF" w:themeFill="background1"/>
+      </w:tcPr>
+    </w:tblStylePr>
+    <w:tblStylePr w:type="lastRow">
+      <w:rPr>
+        <w:b/>
+        <w:bCs/>
+      </w:rPr>
+      <w:tblPr/>
+      <w:tcPr>
+        <w:tcBorders>
+          <w:left w:val="nil"/>
+          <w:bottom w:val="nil"/>
+          <w:right w:val="nil"/>
+          <w:insideH w:val="nil"/>
+          <w:insideV w:val="nil"/>
+        </w:tcBorders>
+        <w:shd w:val="clear" w:color="auto" w:fill="FFFFFF" w:themeFill="background1"/>
+      </w:tcPr>
+    </w:tblStylePr>
+    <w:tblStylePr w:type="firstCol">
+      <w:pPr>
+        <w:jc w:val="right"/>
+      </w:pPr>
+      <w:rPr>
+        <w:i/>
+        <w:iCs/>
+      </w:rPr>
+      <w:tblPr/>
+      <w:tcPr>
+        <w:tcBorders>
+          <w:top w:val="nil"/>
+          <w:left w:val="nil"/>
+          <w:bottom w:val="nil"/>
+          <w:insideH w:val="nil"/>
+          <w:insideV w:val="nil"/>
+        </w:tcBorders>
+        <w:shd w:val="clear" w:color="auto" w:fill="FFFFFF" w:themeFill="background1"/>
+      </w:tcPr>
+    </w:tblStylePr>
+    <w:tblStylePr w:type="lastCol">
+      <w:rPr>
+        <w:i/>
+        <w:iCs/>
+      </w:rPr>
+      <w:tblPr/>
+      <w:tcPr>
+        <w:tcBorders>
+          <w:top w:val="nil"/>
+          <w:bottom w:val="nil"/>
+          <w:right w:val="nil"/>
+          <w:insideH w:val="nil"/>
+          <w:insideV w:val="nil"/>
+        </w:tcBorders>
+        <w:shd w:val="clear" w:color="auto" w:fill="FFFFFF" w:themeFill="background1"/>
+      </w:tcPr>
+    </w:tblStylePr>
+    <w:tblStylePr w:type="band1Vert">
+      <w:tblPr/>
+      <w:tcPr>
+        <w:shd w:val="clear" w:color="auto" w:fill="C1E4F5" w:themeFill="accent1" w:themeFillTint="33"/>
+      </w:tcPr>
+    </w:tblStylePr>
+    <w:tblStylePr w:type="band1Horz">
+      <w:tblPr/>
+      <w:tcPr>
+        <w:shd w:val="clear" w:color="auto" w:fill="C1E4F5" w:themeFill="accent1" w:themeFillTint="33"/>
+      </w:tcPr>
+    </w:tblStylePr>
+    <w:tblStylePr w:type="neCell">
+      <w:tblPr/>
+      <w:tcPr>
+        <w:tcBorders>
+          <w:bottom w:val="single" w:sz="4" w:space="0" w:color="45B0E1" w:themeColor="accent1" w:themeTint="99"/>
+        </w:tcBorders>
+      </w:tcPr>
+    </w:tblStylePr>
+    <w:tblStylePr w:type="nwCell">
+      <w:tblPr/>
+      <w:tcPr>
+        <w:tcBorders>
+          <w:bottom w:val="single" w:sz="4" w:space="0" w:color="45B0E1" w:themeColor="accent1" w:themeTint="99"/>
+        </w:tcBorders>
+      </w:tcPr>
+    </w:tblStylePr>
+    <w:tblStylePr w:type="seCell">
+      <w:tblPr/>
+      <w:tcPr>
+        <w:tcBorders>
+          <w:top w:val="single" w:sz="4" w:space="0" w:color="45B0E1" w:themeColor="accent1" w:themeTint="99"/>
+        </w:tcBorders>
+      </w:tcPr>
+    </w:tblStylePr>
+    <w:tblStylePr w:type="swCell">
+      <w:tblPr/>
+      <w:tcPr>
+        <w:tcBorders>
+          <w:top w:val="single" w:sz="4" w:space="0" w:color="45B0E1" w:themeColor="accent1" w:themeTint="99"/>
+        </w:tcBorders>
+      </w:tcPr>
+    </w:tblStylePr>
+  </w:style>
+  <w:style w:type="table" w:styleId="ListTable3">
+    <w:name w:val="List Table 3"/>
+    <w:basedOn w:val="TableNormal"/>
+    <w:uiPriority w:val="48"/>
+    <w:rsid w:val="001860F8"/>
+    <w:pPr>
+      <w:spacing w:after="0" w:line="240" w:lineRule="auto"/>
+    </w:pPr>
+    <w:tblPr>
+      <w:tblStyleRowBandSize w:val="1"/>
+      <w:tblStyleColBandSize w:val="1"/>
+      <w:tblBorders>
+        <w:top w:val="single" w:sz="4" w:space="0" w:color="000000" w:themeColor="text1"/>
+        <w:left w:val="single" w:sz="4" w:space="0" w:color="000000" w:themeColor="text1"/>
+        <w:bottom w:val="single" w:sz="4" w:space="0" w:color="000000" w:themeColor="text1"/>
+        <w:right w:val="single" w:sz="4" w:space="0" w:color="000000" w:themeColor="text1"/>
+      </w:tblBorders>
+    </w:tblPr>
+    <w:tblStylePr w:type="firstRow">
+      <w:rPr>
+        <w:b/>
+        <w:bCs/>
+        <w:color w:val="FFFFFF" w:themeColor="background1"/>
+      </w:rPr>
+      <w:tblPr/>
+      <w:tcPr>
+        <w:shd w:val="clear" w:color="auto" w:fill="000000" w:themeFill="text1"/>
+      </w:tcPr>
+    </w:tblStylePr>
+    <w:tblStylePr w:type="lastRow">
+      <w:rPr>
+        <w:b/>
+        <w:bCs/>
+      </w:rPr>
+      <w:tblPr/>
+      <w:tcPr>
+        <w:tcBorders>
+          <w:top w:val="double" w:sz="4" w:space="0" w:color="000000" w:themeColor="text1"/>
+        </w:tcBorders>
+        <w:shd w:val="clear" w:color="auto" w:fill="FFFFFF" w:themeFill="background1"/>
+      </w:tcPr>
+    </w:tblStylePr>
+    <w:tblStylePr w:type="firstCol">
+      <w:rPr>
+        <w:b/>
+        <w:bCs/>
+      </w:rPr>
+      <w:tblPr/>
+      <w:tcPr>
+        <w:tcBorders>
+          <w:right w:val="nil"/>
+        </w:tcBorders>
+        <w:shd w:val="clear" w:color="auto" w:fill="FFFFFF" w:themeFill="background1"/>
+      </w:tcPr>
+    </w:tblStylePr>
+    <w:tblStylePr w:type="lastCol">
+      <w:rPr>
+        <w:b/>
+        <w:bCs/>
+      </w:rPr>
+      <w:tblPr/>
+      <w:tcPr>
+        <w:tcBorders>
+          <w:left w:val="nil"/>
+        </w:tcBorders>
+        <w:shd w:val="clear" w:color="auto" w:fill="FFFFFF" w:themeFill="background1"/>
+      </w:tcPr>
+    </w:tblStylePr>
+    <w:tblStylePr w:type="band1Vert">
+      <w:tblPr/>
+      <w:tcPr>
+        <w:tcBorders>
+          <w:left w:val="single" w:sz="4" w:space="0" w:color="000000" w:themeColor="text1"/>
+          <w:right w:val="single" w:sz="4" w:space="0" w:color="000000" w:themeColor="text1"/>
+        </w:tcBorders>
+      </w:tcPr>
+    </w:tblStylePr>
+    <w:tblStylePr w:type="band1Horz">
+      <w:tblPr/>
+      <w:tcPr>
+        <w:tcBorders>
+          <w:top w:val="single" w:sz="4" w:space="0" w:color="000000" w:themeColor="text1"/>
+          <w:bottom w:val="single" w:sz="4" w:space="0" w:color="000000" w:themeColor="text1"/>
+          <w:insideH w:val="nil"/>
+        </w:tcBorders>
+      </w:tcPr>
+    </w:tblStylePr>
+    <w:tblStylePr w:type="neCell">
+      <w:tblPr/>
+      <w:tcPr>
+        <w:tcBorders>
+          <w:left w:val="nil"/>
+          <w:bottom w:val="nil"/>
+        </w:tcBorders>
+      </w:tcPr>
+    </w:tblStylePr>
+    <w:tblStylePr w:type="nwCell">
+      <w:tblPr/>
+      <w:tcPr>
+        <w:tcBorders>
+          <w:bottom w:val="nil"/>
+          <w:right w:val="nil"/>
+        </w:tcBorders>
+      </w:tcPr>
+    </w:tblStylePr>
+    <w:tblStylePr w:type="seCell">
+      <w:tblPr/>
+      <w:tcPr>
+        <w:tcBorders>
+          <w:top w:val="double" w:sz="4" w:space="0" w:color="000000" w:themeColor="text1"/>
+          <w:left w:val="nil"/>
+        </w:tcBorders>
+      </w:tcPr>
+    </w:tblStylePr>
+    <w:tblStylePr w:type="swCell">
+      <w:tblPr/>
+      <w:tcPr>
+        <w:tcBorders>
+          <w:top w:val="double" w:sz="4" w:space="0" w:color="000000" w:themeColor="text1"/>
+          <w:right w:val="nil"/>
+        </w:tcBorders>
+      </w:tcPr>
+    </w:tblStylePr>
+  </w:style>
 </w:styles>
 </file>
 

--- a/Assignment 1 Deep learning.docx
+++ b/Assignment 1 Deep learning.docx
@@ -5496,20 +5496,26 @@
         <w:rPr>
           <w:lang w:val="en-US"/>
         </w:rPr>
-        <w:t xml:space="preserve">Discussion: Here in Figure </w:t>
-      </w:r>
-      <w:r>
-        <w:rPr>
-          <w:lang w:val="en-US"/>
-        </w:rPr>
-        <w:t>06,</w:t>
-      </w:r>
-      <w:r>
-        <w:rPr>
-          <w:lang w:val="en-US"/>
-        </w:rPr>
-        <w:t xml:space="preserve"> we can notice that our non-quantized MobileNetV2 model achieved a test accuracy of about 23.41% and a loss value of about 0.41% after the five training epochs.  </w:t>
-      </w:r>
+        <w:t xml:space="preserve">Discussion: The performance evaluation of the non-quantized MobileNetV2 model is shown in Figure 06. The model got a test accuracy of 23.41% and a loss value of 4.91 in five epochs of </w:t>
+      </w:r>
+      <w:r>
+        <w:rPr>
+          <w:lang w:val="en-US"/>
+        </w:rPr>
+        <w:t xml:space="preserve">training. </w:t>
+      </w:r>
+    </w:p>
+    <w:p>
+      <w:pPr>
+        <w:pStyle w:val="ListParagraph"/>
+        <w:rPr>
+          <w:b/>
+          <w:i/>
+          <w:iCs/>
+          <w:color w:val="000000" w:themeColor="text1"/>
+          <w:lang w:val="en-US"/>
+        </w:rPr>
+      </w:pPr>
     </w:p>
     <w:p>
       <w:pPr>
@@ -5989,69 +5995,6 @@
           </w:p>
         </w:tc>
       </w:tr>
-      <w:tr>
-        <w:trPr>
-          <w:cnfStyle w:val="000000100000" w:firstRow="0" w:lastRow="0" w:firstColumn="0" w:lastColumn="0" w:oddVBand="0" w:evenVBand="0" w:oddHBand="1" w:evenHBand="0" w:firstRowFirstColumn="0" w:firstRowLastColumn="0" w:lastRowFirstColumn="0" w:lastRowLastColumn="0"/>
-          <w:jc w:val="center"/>
-        </w:trPr>
-        <w:tc>
-          <w:tcPr>
-            <w:cnfStyle w:val="001000000000" w:firstRow="0" w:lastRow="0" w:firstColumn="1" w:lastColumn="0" w:oddVBand="0" w:evenVBand="0" w:oddHBand="0" w:evenHBand="0" w:firstRowFirstColumn="0" w:firstRowLastColumn="0" w:lastRowFirstColumn="0" w:lastRowLastColumn="0"/>
-            <w:tcW w:w="2935" w:type="dxa"/>
-          </w:tcPr>
-          <w:p>
-            <w:pPr>
-              <w:pStyle w:val="ListParagraph"/>
-              <w:ind w:left="0"/>
-              <w:jc w:val="center"/>
-              <w:rPr>
-                <w:lang w:val="en-US"/>
-              </w:rPr>
-            </w:pPr>
-            <w:r>
-              <w:t>Test Accuracy</w:t>
-            </w:r>
-          </w:p>
-        </w:tc>
-        <w:tc>
-          <w:tcPr>
-            <w:tcW w:w="2980" w:type="dxa"/>
-          </w:tcPr>
-          <w:p>
-            <w:pPr>
-              <w:pStyle w:val="ListParagraph"/>
-              <w:ind w:left="0"/>
-              <w:jc w:val="center"/>
-              <w:cnfStyle w:val="000000100000" w:firstRow="0" w:lastRow="0" w:firstColumn="0" w:lastColumn="0" w:oddVBand="0" w:evenVBand="0" w:oddHBand="1" w:evenHBand="0" w:firstRowFirstColumn="0" w:firstRowLastColumn="0" w:lastRowFirstColumn="0" w:lastRowLastColumn="0"/>
-              <w:rPr>
-                <w:lang w:val="en-US"/>
-              </w:rPr>
-            </w:pPr>
-            <w:r>
-              <w:t>23.41%</w:t>
-            </w:r>
-          </w:p>
-        </w:tc>
-        <w:tc>
-          <w:tcPr>
-            <w:tcW w:w="2981" w:type="dxa"/>
-          </w:tcPr>
-          <w:p>
-            <w:pPr>
-              <w:pStyle w:val="ListParagraph"/>
-              <w:ind w:left="0"/>
-              <w:jc w:val="center"/>
-              <w:cnfStyle w:val="000000100000" w:firstRow="0" w:lastRow="0" w:firstColumn="0" w:lastColumn="0" w:oddVBand="0" w:evenVBand="0" w:oddHBand="1" w:evenHBand="0" w:firstRowFirstColumn="0" w:firstRowLastColumn="0" w:lastRowFirstColumn="0" w:lastRowLastColumn="0"/>
-              <w:rPr>
-                <w:lang w:val="en-US"/>
-              </w:rPr>
-            </w:pPr>
-            <w:r>
-              <w:t>To be Evaluated</w:t>
-            </w:r>
-          </w:p>
-        </w:tc>
-      </w:tr>
     </w:tbl>
     <w:p>
       <w:pPr>
@@ -6485,69 +6428,6 @@
           </w:p>
         </w:tc>
       </w:tr>
-      <w:tr>
-        <w:trPr>
-          <w:cnfStyle w:val="000000100000" w:firstRow="0" w:lastRow="0" w:firstColumn="0" w:lastColumn="0" w:oddVBand="0" w:evenVBand="0" w:oddHBand="1" w:evenHBand="0" w:firstRowFirstColumn="0" w:firstRowLastColumn="0" w:lastRowFirstColumn="0" w:lastRowLastColumn="0"/>
-          <w:jc w:val="center"/>
-        </w:trPr>
-        <w:tc>
-          <w:tcPr>
-            <w:cnfStyle w:val="001000000000" w:firstRow="0" w:lastRow="0" w:firstColumn="1" w:lastColumn="0" w:oddVBand="0" w:evenVBand="0" w:oddHBand="0" w:evenHBand="0" w:firstRowFirstColumn="0" w:firstRowLastColumn="0" w:lastRowFirstColumn="0" w:lastRowLastColumn="0"/>
-            <w:tcW w:w="2935" w:type="dxa"/>
-          </w:tcPr>
-          <w:p>
-            <w:pPr>
-              <w:pStyle w:val="ListParagraph"/>
-              <w:ind w:left="0"/>
-              <w:jc w:val="center"/>
-              <w:rPr>
-                <w:lang w:val="en-US"/>
-              </w:rPr>
-            </w:pPr>
-            <w:r>
-              <w:t>Test Accuracy</w:t>
-            </w:r>
-          </w:p>
-        </w:tc>
-        <w:tc>
-          <w:tcPr>
-            <w:tcW w:w="2980" w:type="dxa"/>
-          </w:tcPr>
-          <w:p>
-            <w:pPr>
-              <w:pStyle w:val="ListParagraph"/>
-              <w:ind w:left="0"/>
-              <w:jc w:val="center"/>
-              <w:cnfStyle w:val="000000100000" w:firstRow="0" w:lastRow="0" w:firstColumn="0" w:lastColumn="0" w:oddVBand="0" w:evenVBand="0" w:oddHBand="1" w:evenHBand="0" w:firstRowFirstColumn="0" w:firstRowLastColumn="0" w:lastRowFirstColumn="0" w:lastRowLastColumn="0"/>
-              <w:rPr>
-                <w:lang w:val="en-US"/>
-              </w:rPr>
-            </w:pPr>
-            <w:r>
-              <w:t>23.41%</w:t>
-            </w:r>
-          </w:p>
-        </w:tc>
-        <w:tc>
-          <w:tcPr>
-            <w:tcW w:w="2981" w:type="dxa"/>
-          </w:tcPr>
-          <w:p>
-            <w:pPr>
-              <w:pStyle w:val="ListParagraph"/>
-              <w:ind w:left="0"/>
-              <w:jc w:val="center"/>
-              <w:cnfStyle w:val="000000100000" w:firstRow="0" w:lastRow="0" w:firstColumn="0" w:lastColumn="0" w:oddVBand="0" w:evenVBand="0" w:oddHBand="1" w:evenHBand="0" w:firstRowFirstColumn="0" w:firstRowLastColumn="0" w:lastRowFirstColumn="0" w:lastRowLastColumn="0"/>
-              <w:rPr>
-                <w:lang w:val="en-US"/>
-              </w:rPr>
-            </w:pPr>
-            <w:r>
-              <w:t>To be Evaluated</w:t>
-            </w:r>
-          </w:p>
-        </w:tc>
-      </w:tr>
     </w:tbl>
     <w:p>
       <w:pPr>
@@ -6562,6 +6442,40 @@
         </w:rPr>
         <w:t>Table 03: Model Size Comparison</w:t>
       </w:r>
+    </w:p>
+    <w:p>
+      <w:pPr>
+        <w:pStyle w:val="ListParagraph"/>
+        <w:rPr>
+          <w:lang w:val="en-US"/>
+        </w:rPr>
+      </w:pPr>
+      <w:r>
+        <w:rPr>
+          <w:lang w:val="en-US"/>
+        </w:rPr>
+        <w:t xml:space="preserve">The fact must be noted that the evaluation of the quantized model regarding its accuracy and latency has not been fully conducted within the framework of this experiment. The main purpose of the quantization step was to evaluate the influence of the post-training quantization on the model size and efficiency of the model deployment. For that reason, the quantized model findings in terms of </w:t>
+      </w:r>
+      <w:r>
+        <w:rPr>
+          <w:lang w:val="en-US"/>
+        </w:rPr>
+        <w:t>their</w:t>
+      </w:r>
+      <w:r>
+        <w:rPr>
+          <w:lang w:val="en-US"/>
+        </w:rPr>
+        <w:t xml:space="preserve"> accuracy and latency have been recognized as the aspects for further evaluation.</w:t>
+      </w:r>
+    </w:p>
+    <w:p>
+      <w:pPr>
+        <w:pStyle w:val="ListParagraph"/>
+        <w:rPr>
+          <w:lang w:val="en-US"/>
+        </w:rPr>
+      </w:pPr>
     </w:p>
     <w:p>
       <w:pPr>
@@ -6658,7 +6572,13 @@
         <w:rPr>
           <w:lang w:val="en-US"/>
         </w:rPr>
-        <w:t>It is evident from the results that quantization is highly efficient for saving space when deploying on mobile devices. The reduction in the size of the model is clearly showing the efficiency of using quantization on smartphones and other embedded devices.</w:t>
+        <w:t xml:space="preserve">It is evident from the results that quantization is highly efficient for saving space when deploying on mobile devices. </w:t>
+      </w:r>
+      <w:r>
+        <w:rPr>
+          <w:lang w:val="en-US"/>
+        </w:rPr>
+        <w:t>The substantial reduction in model size demonstrates the effectiveness of post-training quantization as a model compression technique for mobile deployment scenarios.</w:t>
       </w:r>
     </w:p>
     <w:p>
@@ -6690,6 +6610,20 @@
           <w:lang w:val="en-US"/>
         </w:rPr>
       </w:pPr>
+    </w:p>
+    <w:p>
+      <w:pPr>
+        <w:pStyle w:val="ListParagraph"/>
+        <w:rPr>
+          <w:lang w:val="en-US"/>
+        </w:rPr>
+      </w:pPr>
+      <w:r>
+        <w:rPr>
+          <w:lang w:val="en-US"/>
+        </w:rPr>
+        <w:t>The drastic decrease in model size clearly shows the efficiency of post-training quantization in mobile deployments. This technique makes the models smaller and helps save space, decreases memory usage, and makes it easier to deploy the models in smartphones and edge devices. Thus, quantization can be considered an effective optimization approach for mobile AI.</w:t>
+      </w:r>
     </w:p>
     <w:p>
       <w:pPr>
@@ -6803,21 +6737,6 @@
           <w:lang w:val="en-US"/>
         </w:rPr>
         <w:t>Consequently, the research proves that the use of quantization in model optimization for mobile artificial intelligence applications is justified. For future studies, there might be considered other evaluation metrics, such as latency and quantized model accuracy.</w:t>
-      </w:r>
-    </w:p>
-    <w:p>
-      <w:pPr>
-        <w:spacing w:line="259" w:lineRule="auto"/>
-        <w:jc w:val="left"/>
-        <w:rPr>
-          <w:lang w:val="en-US"/>
-        </w:rPr>
-      </w:pPr>
-      <w:r>
-        <w:rPr>
-          <w:lang w:val="en-US"/>
-        </w:rPr>
-        <w:br w:type="page"/>
       </w:r>
     </w:p>
     <w:p>
@@ -6901,16 +6820,7 @@
         </w:r>
       </w:hyperlink>
       <w:r>
-        <w:t xml:space="preserve"> - </w:t>
-      </w:r>
-      <w:r>
-        <w:t>MobileNetV2: Inverted Residuals and Linear Bottlenecks</w:t>
-      </w:r>
-      <w:r>
-        <w:t xml:space="preserve"> | </w:t>
-      </w:r>
-      <w:r>
-        <w:t>Mark Sandler</w:t>
+        <w:t xml:space="preserve"> - MobileNetV2: Inverted Residuals and Linear Bottlenecks | Mark Sandler</w:t>
       </w:r>
     </w:p>
     <w:p>
@@ -6933,16 +6843,7 @@
         </w:r>
       </w:hyperlink>
       <w:r>
-        <w:t xml:space="preserve"> - </w:t>
-      </w:r>
-      <w:r>
-        <w:t>Employing CNN mobileNetV2 and ensemble models in classifying drones forest fire detection images</w:t>
-      </w:r>
-      <w:r>
-        <w:t xml:space="preserve"> | </w:t>
-      </w:r>
-      <w:r>
-        <w:t xml:space="preserve">Dima </w:t>
+        <w:t xml:space="preserve"> - Employing CNN mobileNetV2 and ensemble models in classifying drones forest fire detection images | Dima </w:t>
       </w:r>
       <w:proofErr w:type="spellStart"/>
       <w:r>
